--- a/docs/EP1m-user_manual.docx
+++ b/docs/EP1m-user_manual.docx
@@ -193,6 +193,7 @@
               </w:rPr>
               <w:t xml:space="preserve">Shift + </w:t>
             </w:r>
+            <w:proofErr w:type="gramStart"/>
             <w:r>
               <w:rPr>
                 <w:rFonts w:ascii="Times New Roman" w:hAnsi="Times New Roman"/>
@@ -209,7 +210,17 @@
                 <w:szCs w:val="28"/>
                 <w:lang w:val="en-US"/>
               </w:rPr>
-              <w:t xml:space="preserve">  |  </w:t>
+              <w:t xml:space="preserve">  |</w:t>
+            </w:r>
+            <w:proofErr w:type="gramEnd"/>
+            <w:r>
+              <w:rPr>
+                <w:rFonts w:ascii="Times New Roman" w:hAnsi="Times New Roman"/>
+                <w:sz w:val="28"/>
+                <w:szCs w:val="28"/>
+                <w:lang w:val="en-US"/>
+              </w:rPr>
+              <w:t xml:space="preserve">  </w:t>
             </w:r>
             <w:r>
               <w:rPr>
@@ -286,6 +297,7 @@
               </w:rPr>
               <w:t xml:space="preserve">Shift + </w:t>
             </w:r>
+            <w:proofErr w:type="gramStart"/>
             <w:r>
               <w:rPr>
                 <w:rFonts w:ascii="Times New Roman" w:hAnsi="Times New Roman"/>
@@ -301,7 +313,17 @@
                 <w:szCs w:val="28"/>
                 <w:lang w:val="en-US"/>
               </w:rPr>
-              <w:t xml:space="preserve">  |  </w:t>
+              <w:t xml:space="preserve">  |</w:t>
+            </w:r>
+            <w:proofErr w:type="gramEnd"/>
+            <w:r>
+              <w:rPr>
+                <w:rFonts w:ascii="Times New Roman" w:hAnsi="Times New Roman"/>
+                <w:sz w:val="28"/>
+                <w:szCs w:val="28"/>
+                <w:lang w:val="en-US"/>
+              </w:rPr>
+              <w:t xml:space="preserve">  </w:t>
             </w:r>
             <w:r>
               <w:rPr>
@@ -401,6 +423,7 @@
               </w:rPr>
               <w:t xml:space="preserve">Shift + </w:t>
             </w:r>
+            <w:proofErr w:type="gramStart"/>
             <w:r>
               <w:rPr>
                 <w:rFonts w:ascii="Times New Roman" w:hAnsi="Times New Roman"/>
@@ -417,7 +440,17 @@
                 <w:szCs w:val="28"/>
                 <w:lang w:val="en-US"/>
               </w:rPr>
-              <w:t xml:space="preserve">  |  </w:t>
+              <w:t xml:space="preserve">  |</w:t>
+            </w:r>
+            <w:proofErr w:type="gramEnd"/>
+            <w:r>
+              <w:rPr>
+                <w:rFonts w:ascii="Times New Roman" w:hAnsi="Times New Roman"/>
+                <w:sz w:val="28"/>
+                <w:szCs w:val="28"/>
+                <w:lang w:val="en-US"/>
+              </w:rPr>
+              <w:t xml:space="preserve">  </w:t>
             </w:r>
             <w:r>
               <w:rPr>
@@ -493,6 +526,7 @@
               </w:rPr>
               <w:t xml:space="preserve">Shift + </w:t>
             </w:r>
+            <w:proofErr w:type="gramStart"/>
             <w:r>
               <w:rPr>
                 <w:rFonts w:ascii="Times New Roman" w:hAnsi="Times New Roman"/>
@@ -509,7 +543,17 @@
                 <w:szCs w:val="28"/>
                 <w:lang w:val="en-US"/>
               </w:rPr>
-              <w:t xml:space="preserve">  |  </w:t>
+              <w:t xml:space="preserve">  |</w:t>
+            </w:r>
+            <w:proofErr w:type="gramEnd"/>
+            <w:r>
+              <w:rPr>
+                <w:rFonts w:ascii="Times New Roman" w:hAnsi="Times New Roman"/>
+                <w:sz w:val="28"/>
+                <w:szCs w:val="28"/>
+                <w:lang w:val="en-US"/>
+              </w:rPr>
+              <w:t xml:space="preserve">  </w:t>
             </w:r>
             <w:r>
               <w:rPr>
@@ -610,6 +654,7 @@
               </w:rPr>
               <w:t xml:space="preserve">Shift + </w:t>
             </w:r>
+            <w:proofErr w:type="gramStart"/>
             <w:r>
               <w:rPr>
                 <w:rFonts w:ascii="Times New Roman" w:hAnsi="Times New Roman"/>
@@ -626,7 +671,17 @@
                 <w:szCs w:val="28"/>
                 <w:lang w:val="en-US"/>
               </w:rPr>
-              <w:t xml:space="preserve">  |  </w:t>
+              <w:t xml:space="preserve">  |</w:t>
+            </w:r>
+            <w:proofErr w:type="gramEnd"/>
+            <w:r>
+              <w:rPr>
+                <w:rFonts w:ascii="Times New Roman" w:hAnsi="Times New Roman"/>
+                <w:sz w:val="28"/>
+                <w:szCs w:val="28"/>
+                <w:lang w:val="en-US"/>
+              </w:rPr>
+              <w:t xml:space="preserve">  </w:t>
             </w:r>
             <w:r>
               <w:rPr>
@@ -653,14 +708,25 @@
                 <w:lang w:val="en-US"/>
               </w:rPr>
             </w:pPr>
-            <w:r>
-              <w:rPr>
-                <w:rFonts w:ascii="Times New Roman" w:hAnsi="Times New Roman"/>
-                <w:sz w:val="24"/>
-                <w:szCs w:val="24"/>
-                <w:lang w:val="en-US"/>
-              </w:rPr>
-              <w:t>Тумблер “</w:t>
+            <w:proofErr w:type="spellStart"/>
+            <w:r>
+              <w:rPr>
+                <w:rFonts w:ascii="Times New Roman" w:hAnsi="Times New Roman"/>
+                <w:sz w:val="24"/>
+                <w:szCs w:val="24"/>
+                <w:lang w:val="en-US"/>
+              </w:rPr>
+              <w:t>Тумблер</w:t>
+            </w:r>
+            <w:proofErr w:type="spellEnd"/>
+            <w:r>
+              <w:rPr>
+                <w:rFonts w:ascii="Times New Roman" w:hAnsi="Times New Roman"/>
+                <w:sz w:val="24"/>
+                <w:szCs w:val="24"/>
+                <w:lang w:val="en-US"/>
+              </w:rPr>
+              <w:t xml:space="preserve"> “</w:t>
             </w:r>
             <w:r>
               <w:rPr>
@@ -722,6 +788,7 @@
               </w:rPr>
               <w:t xml:space="preserve">Shift + </w:t>
             </w:r>
+            <w:proofErr w:type="gramStart"/>
             <w:r>
               <w:rPr>
                 <w:rFonts w:ascii="Times New Roman" w:hAnsi="Times New Roman"/>
@@ -738,7 +805,17 @@
                 <w:szCs w:val="28"/>
                 <w:lang w:val="en-US"/>
               </w:rPr>
-              <w:t xml:space="preserve">  |  </w:t>
+              <w:t xml:space="preserve">  |</w:t>
+            </w:r>
+            <w:proofErr w:type="gramEnd"/>
+            <w:r>
+              <w:rPr>
+                <w:rFonts w:ascii="Times New Roman" w:hAnsi="Times New Roman"/>
+                <w:sz w:val="28"/>
+                <w:szCs w:val="28"/>
+                <w:lang w:val="en-US"/>
+              </w:rPr>
+              <w:t xml:space="preserve">  </w:t>
             </w:r>
             <w:r>
               <w:rPr>
@@ -872,6 +949,7 @@
               </w:rPr>
               <w:t xml:space="preserve">Shift + </w:t>
             </w:r>
+            <w:proofErr w:type="gramStart"/>
             <w:r>
               <w:rPr>
                 <w:rFonts w:ascii="Times New Roman" w:hAnsi="Times New Roman"/>
@@ -888,7 +966,17 @@
                 <w:szCs w:val="28"/>
                 <w:lang w:val="en-US"/>
               </w:rPr>
-              <w:t xml:space="preserve">  |  </w:t>
+              <w:t xml:space="preserve">  |</w:t>
+            </w:r>
+            <w:proofErr w:type="gramEnd"/>
+            <w:r>
+              <w:rPr>
+                <w:rFonts w:ascii="Times New Roman" w:hAnsi="Times New Roman"/>
+                <w:sz w:val="28"/>
+                <w:szCs w:val="28"/>
+                <w:lang w:val="en-US"/>
+              </w:rPr>
+              <w:t xml:space="preserve">  </w:t>
             </w:r>
             <w:r>
               <w:rPr>
@@ -1021,6 +1109,7 @@
               </w:rPr>
               <w:t xml:space="preserve">Shift + </w:t>
             </w:r>
+            <w:proofErr w:type="gramStart"/>
             <w:r>
               <w:rPr>
                 <w:rFonts w:ascii="Times New Roman" w:hAnsi="Times New Roman"/>
@@ -1037,7 +1126,17 @@
                 <w:szCs w:val="28"/>
                 <w:lang w:val="en-US"/>
               </w:rPr>
-              <w:t xml:space="preserve">  |  </w:t>
+              <w:t xml:space="preserve">  |</w:t>
+            </w:r>
+            <w:proofErr w:type="gramEnd"/>
+            <w:r>
+              <w:rPr>
+                <w:rFonts w:ascii="Times New Roman" w:hAnsi="Times New Roman"/>
+                <w:sz w:val="28"/>
+                <w:szCs w:val="28"/>
+                <w:lang w:val="en-US"/>
+              </w:rPr>
+              <w:t xml:space="preserve">  </w:t>
             </w:r>
             <w:r>
               <w:rPr>
@@ -1203,6 +1302,7 @@
               </w:rPr>
               <w:t xml:space="preserve">Shift + </w:t>
             </w:r>
+            <w:proofErr w:type="gramStart"/>
             <w:r>
               <w:rPr>
                 <w:rFonts w:ascii="Times New Roman" w:hAnsi="Times New Roman"/>
@@ -1218,7 +1318,16 @@
                 <w:sz w:val="28"/>
                 <w:szCs w:val="28"/>
               </w:rPr>
-              <w:t xml:space="preserve">  |  </w:t>
+              <w:t xml:space="preserve">  |</w:t>
+            </w:r>
+            <w:proofErr w:type="gramEnd"/>
+            <w:r>
+              <w:rPr>
+                <w:rFonts w:ascii="Times New Roman" w:hAnsi="Times New Roman"/>
+                <w:sz w:val="28"/>
+                <w:szCs w:val="28"/>
+              </w:rPr>
+              <w:t xml:space="preserve">  </w:t>
             </w:r>
             <w:r>
               <w:rPr>
@@ -1317,6 +1426,7 @@
               </w:rPr>
               <w:t xml:space="preserve">Shift + </w:t>
             </w:r>
+            <w:proofErr w:type="gramStart"/>
             <w:r>
               <w:rPr>
                 <w:rFonts w:ascii="Times New Roman" w:hAnsi="Times New Roman"/>
@@ -1331,7 +1441,16 @@
                 <w:sz w:val="28"/>
                 <w:szCs w:val="28"/>
               </w:rPr>
-              <w:t xml:space="preserve">  |  </w:t>
+              <w:t xml:space="preserve">  |</w:t>
+            </w:r>
+            <w:proofErr w:type="gramEnd"/>
+            <w:r>
+              <w:rPr>
+                <w:rFonts w:ascii="Times New Roman" w:hAnsi="Times New Roman"/>
+                <w:sz w:val="28"/>
+                <w:szCs w:val="28"/>
+              </w:rPr>
+              <w:t xml:space="preserve">  </w:t>
             </w:r>
             <w:r>
               <w:rPr>
@@ -1429,6 +1548,7 @@
               </w:rPr>
               <w:t xml:space="preserve">Shift + </w:t>
             </w:r>
+            <w:proofErr w:type="gramStart"/>
             <w:r>
               <w:rPr>
                 <w:rFonts w:ascii="Times New Roman" w:hAnsi="Times New Roman"/>
@@ -1443,7 +1563,16 @@
                 <w:sz w:val="28"/>
                 <w:szCs w:val="28"/>
               </w:rPr>
-              <w:t xml:space="preserve">  |  </w:t>
+              <w:t xml:space="preserve">  |</w:t>
+            </w:r>
+            <w:proofErr w:type="gramEnd"/>
+            <w:r>
+              <w:rPr>
+                <w:rFonts w:ascii="Times New Roman" w:hAnsi="Times New Roman"/>
+                <w:sz w:val="28"/>
+                <w:szCs w:val="28"/>
+              </w:rPr>
+              <w:t xml:space="preserve">  </w:t>
             </w:r>
             <w:r>
               <w:rPr>
@@ -1541,6 +1670,7 @@
               </w:rPr>
               <w:t xml:space="preserve">Shift + </w:t>
             </w:r>
+            <w:proofErr w:type="gramStart"/>
             <w:r>
               <w:rPr>
                 <w:rFonts w:ascii="Times New Roman" w:hAnsi="Times New Roman"/>
@@ -1555,7 +1685,16 @@
                 <w:sz w:val="28"/>
                 <w:szCs w:val="28"/>
               </w:rPr>
-              <w:t xml:space="preserve">  |  </w:t>
+              <w:t xml:space="preserve">  |</w:t>
+            </w:r>
+            <w:proofErr w:type="gramEnd"/>
+            <w:r>
+              <w:rPr>
+                <w:rFonts w:ascii="Times New Roman" w:hAnsi="Times New Roman"/>
+                <w:sz w:val="28"/>
+                <w:szCs w:val="28"/>
+              </w:rPr>
+              <w:t xml:space="preserve">  </w:t>
             </w:r>
             <w:r>
               <w:rPr>
@@ -1653,6 +1792,7 @@
               </w:rPr>
               <w:t xml:space="preserve">Shift + </w:t>
             </w:r>
+            <w:proofErr w:type="gramStart"/>
             <w:r>
               <w:rPr>
                 <w:rFonts w:ascii="Times New Roman" w:hAnsi="Times New Roman"/>
@@ -1667,7 +1807,16 @@
                 <w:sz w:val="28"/>
                 <w:szCs w:val="28"/>
               </w:rPr>
-              <w:t xml:space="preserve">  |  </w:t>
+              <w:t xml:space="preserve">  |</w:t>
+            </w:r>
+            <w:proofErr w:type="gramEnd"/>
+            <w:r>
+              <w:rPr>
+                <w:rFonts w:ascii="Times New Roman" w:hAnsi="Times New Roman"/>
+                <w:sz w:val="28"/>
+                <w:szCs w:val="28"/>
+              </w:rPr>
+              <w:t xml:space="preserve">  </w:t>
             </w:r>
             <w:r>
               <w:rPr>
@@ -1767,6 +1916,7 @@
               </w:rPr>
               <w:t xml:space="preserve">Shift + </w:t>
             </w:r>
+            <w:proofErr w:type="gramStart"/>
             <w:r>
               <w:rPr>
                 <w:rFonts w:ascii="Times New Roman" w:hAnsi="Times New Roman"/>
@@ -1783,7 +1933,17 @@
                 <w:szCs w:val="28"/>
                 <w:lang w:val="en-US"/>
               </w:rPr>
-              <w:t xml:space="preserve">  |  </w:t>
+              <w:t xml:space="preserve">  |</w:t>
+            </w:r>
+            <w:proofErr w:type="gramEnd"/>
+            <w:r>
+              <w:rPr>
+                <w:rFonts w:ascii="Times New Roman" w:hAnsi="Times New Roman"/>
+                <w:sz w:val="28"/>
+                <w:szCs w:val="28"/>
+                <w:lang w:val="en-US"/>
+              </w:rPr>
+              <w:t xml:space="preserve">  </w:t>
             </w:r>
             <w:r>
               <w:rPr>
@@ -1891,6 +2051,7 @@
               </w:rPr>
               <w:t xml:space="preserve">Shift + </w:t>
             </w:r>
+            <w:proofErr w:type="gramStart"/>
             <w:r>
               <w:rPr>
                 <w:rFonts w:ascii="Times New Roman" w:hAnsi="Times New Roman"/>
@@ -1906,7 +2067,17 @@
                 <w:szCs w:val="28"/>
                 <w:lang w:val="en-US"/>
               </w:rPr>
-              <w:t xml:space="preserve">  |  </w:t>
+              <w:t xml:space="preserve">  |</w:t>
+            </w:r>
+            <w:proofErr w:type="gramEnd"/>
+            <w:r>
+              <w:rPr>
+                <w:rFonts w:ascii="Times New Roman" w:hAnsi="Times New Roman"/>
+                <w:sz w:val="28"/>
+                <w:szCs w:val="28"/>
+                <w:lang w:val="en-US"/>
+              </w:rPr>
+              <w:t xml:space="preserve">  </w:t>
             </w:r>
             <w:r>
               <w:rPr>
@@ -1961,7 +2132,16 @@
                 <w:sz w:val="24"/>
                 <w:szCs w:val="24"/>
               </w:rPr>
-              <w:t>МПК 1 / МПК 2</w:t>
+              <w:t xml:space="preserve">МПК 1 / МПК </w:t>
+            </w:r>
+            <w:proofErr w:type="gramStart"/>
+            <w:r>
+              <w:rPr>
+                <w:rFonts w:ascii="Times New Roman" w:hAnsi="Times New Roman"/>
+                <w:sz w:val="24"/>
+                <w:szCs w:val="24"/>
+              </w:rPr>
+              <w:t>2</w:t>
             </w:r>
             <w:r>
               <w:rPr>
@@ -1979,6 +2159,7 @@
               </w:rPr>
               <w:t>”</w:t>
             </w:r>
+            <w:proofErr w:type="gramEnd"/>
           </w:p>
         </w:tc>
         <w:tc>
@@ -2021,6 +2202,7 @@
               </w:rPr>
               <w:t xml:space="preserve">Shift + </w:t>
             </w:r>
+            <w:proofErr w:type="gramStart"/>
             <w:r>
               <w:rPr>
                 <w:rFonts w:ascii="Times New Roman" w:hAnsi="Times New Roman"/>
@@ -2036,7 +2218,17 @@
                 <w:szCs w:val="28"/>
                 <w:lang w:val="en-US"/>
               </w:rPr>
-              <w:t xml:space="preserve">  |  </w:t>
+              <w:t xml:space="preserve">  |</w:t>
+            </w:r>
+            <w:proofErr w:type="gramEnd"/>
+            <w:r>
+              <w:rPr>
+                <w:rFonts w:ascii="Times New Roman" w:hAnsi="Times New Roman"/>
+                <w:sz w:val="28"/>
+                <w:szCs w:val="28"/>
+                <w:lang w:val="en-US"/>
+              </w:rPr>
+              <w:t xml:space="preserve">  </w:t>
             </w:r>
             <w:r>
               <w:rPr>
@@ -2085,6 +2277,7 @@
               </w:rPr>
               <w:t xml:space="preserve"> </w:t>
             </w:r>
+            <w:proofErr w:type="gramStart"/>
             <w:r>
               <w:rPr>
                 <w:rFonts w:ascii="Times New Roman" w:hAnsi="Times New Roman"/>
@@ -2109,6 +2302,7 @@
               </w:rPr>
               <w:t>”</w:t>
             </w:r>
+            <w:proofErr w:type="gramEnd"/>
           </w:p>
         </w:tc>
         <w:tc>
@@ -2151,6 +2345,7 @@
               </w:rPr>
               <w:t xml:space="preserve">Shift + </w:t>
             </w:r>
+            <w:proofErr w:type="gramStart"/>
             <w:r>
               <w:rPr>
                 <w:rFonts w:ascii="Times New Roman" w:hAnsi="Times New Roman"/>
@@ -2167,7 +2362,17 @@
                 <w:szCs w:val="28"/>
                 <w:lang w:val="en-US"/>
               </w:rPr>
-              <w:t xml:space="preserve">  |  </w:t>
+              <w:t xml:space="preserve">  |</w:t>
+            </w:r>
+            <w:proofErr w:type="gramEnd"/>
+            <w:r>
+              <w:rPr>
+                <w:rFonts w:ascii="Times New Roman" w:hAnsi="Times New Roman"/>
+                <w:sz w:val="28"/>
+                <w:szCs w:val="28"/>
+                <w:lang w:val="en-US"/>
+              </w:rPr>
+              <w:t xml:space="preserve">  </w:t>
             </w:r>
             <w:r>
               <w:rPr>
@@ -2217,6 +2422,7 @@
               </w:rPr>
               <w:t xml:space="preserve"> </w:t>
             </w:r>
+            <w:proofErr w:type="gramStart"/>
             <w:r>
               <w:rPr>
                 <w:rFonts w:ascii="Times New Roman" w:hAnsi="Times New Roman"/>
@@ -2241,6 +2447,7 @@
               </w:rPr>
               <w:t>”</w:t>
             </w:r>
+            <w:proofErr w:type="gramEnd"/>
           </w:p>
         </w:tc>
         <w:tc>
@@ -2509,6 +2716,7 @@
               </w:rPr>
               <w:t xml:space="preserve">“ </w:t>
             </w:r>
+            <w:proofErr w:type="gramStart"/>
             <w:r>
               <w:rPr>
                 <w:rFonts w:ascii="Times New Roman" w:hAnsi="Times New Roman"/>
@@ -2527,6 +2735,7 @@
               </w:rPr>
               <w:t xml:space="preserve"> ”</w:t>
             </w:r>
+            <w:proofErr w:type="gramEnd"/>
             <w:r>
               <w:rPr>
                 <w:rFonts w:ascii="Times New Roman" w:hAnsi="Times New Roman"/>
@@ -2610,14 +2819,25 @@
                 <w:szCs w:val="28"/>
               </w:rPr>
             </w:pPr>
-            <w:r>
-              <w:rPr>
-                <w:rFonts w:ascii="Times New Roman" w:hAnsi="Times New Roman"/>
-                <w:sz w:val="28"/>
-                <w:szCs w:val="28"/>
-                <w:lang w:val="en-US"/>
-              </w:rPr>
-              <w:t>W  |  S</w:t>
+            <w:proofErr w:type="gramStart"/>
+            <w:r>
+              <w:rPr>
+                <w:rFonts w:ascii="Times New Roman" w:hAnsi="Times New Roman"/>
+                <w:sz w:val="28"/>
+                <w:szCs w:val="28"/>
+                <w:lang w:val="en-US"/>
+              </w:rPr>
+              <w:t>W  |</w:t>
+            </w:r>
+            <w:proofErr w:type="gramEnd"/>
+            <w:r>
+              <w:rPr>
+                <w:rFonts w:ascii="Times New Roman" w:hAnsi="Times New Roman"/>
+                <w:sz w:val="28"/>
+                <w:szCs w:val="28"/>
+                <w:lang w:val="en-US"/>
+              </w:rPr>
+              <w:t xml:space="preserve">  S</w:t>
             </w:r>
           </w:p>
         </w:tc>
@@ -2756,6 +2976,7 @@
                 <w:lang w:val="en-US"/>
               </w:rPr>
             </w:pPr>
+            <w:proofErr w:type="gramStart"/>
             <w:r>
               <w:rPr>
                 <w:rFonts w:ascii="Times New Roman" w:hAnsi="Times New Roman"/>
@@ -2780,7 +3001,17 @@
                 <w:szCs w:val="28"/>
                 <w:lang w:val="en-US"/>
               </w:rPr>
-              <w:t>|  D</w:t>
+              <w:t>|</w:t>
+            </w:r>
+            <w:proofErr w:type="gramEnd"/>
+            <w:r>
+              <w:rPr>
+                <w:rFonts w:ascii="Times New Roman" w:hAnsi="Times New Roman"/>
+                <w:sz w:val="28"/>
+                <w:szCs w:val="28"/>
+                <w:lang w:val="en-US"/>
+              </w:rPr>
+              <w:t xml:space="preserve">  D</w:t>
             </w:r>
           </w:p>
         </w:tc>
@@ -3073,14 +3304,25 @@
                 <w:lang w:val="en-US"/>
               </w:rPr>
             </w:pPr>
-            <w:r>
-              <w:rPr>
-                <w:rFonts w:ascii="Times New Roman" w:hAnsi="Times New Roman"/>
-                <w:sz w:val="28"/>
-                <w:szCs w:val="28"/>
-                <w:lang w:val="en-US"/>
-              </w:rPr>
-              <w:t>Q  |  E</w:t>
+            <w:proofErr w:type="gramStart"/>
+            <w:r>
+              <w:rPr>
+                <w:rFonts w:ascii="Times New Roman" w:hAnsi="Times New Roman"/>
+                <w:sz w:val="28"/>
+                <w:szCs w:val="28"/>
+                <w:lang w:val="en-US"/>
+              </w:rPr>
+              <w:t>Q  |</w:t>
+            </w:r>
+            <w:proofErr w:type="gramEnd"/>
+            <w:r>
+              <w:rPr>
+                <w:rFonts w:ascii="Times New Roman" w:hAnsi="Times New Roman"/>
+                <w:sz w:val="28"/>
+                <w:szCs w:val="28"/>
+                <w:lang w:val="en-US"/>
+              </w:rPr>
+              <w:t xml:space="preserve">  E</w:t>
             </w:r>
           </w:p>
         </w:tc>
@@ -3623,7 +3865,25 @@
                 <w:sz w:val="24"/>
                 <w:szCs w:val="24"/>
               </w:rPr>
-              <w:t>Кран машиниста усл. № 395</w:t>
+              <w:t xml:space="preserve">Кран машиниста </w:t>
+            </w:r>
+            <w:proofErr w:type="spellStart"/>
+            <w:r>
+              <w:rPr>
+                <w:rFonts w:ascii="Times New Roman" w:hAnsi="Times New Roman"/>
+                <w:sz w:val="24"/>
+                <w:szCs w:val="24"/>
+              </w:rPr>
+              <w:t>усл</w:t>
+            </w:r>
+            <w:proofErr w:type="spellEnd"/>
+            <w:r>
+              <w:rPr>
+                <w:rFonts w:ascii="Times New Roman" w:hAnsi="Times New Roman"/>
+                <w:sz w:val="24"/>
+                <w:szCs w:val="24"/>
+              </w:rPr>
+              <w:t>. № 395</w:t>
             </w:r>
           </w:p>
         </w:tc>
@@ -3644,6 +3904,7 @@
                 <w:lang w:val="en-US"/>
               </w:rPr>
             </w:pPr>
+            <w:proofErr w:type="gramStart"/>
             <w:r>
               <w:rPr>
                 <w:rFonts w:ascii="Times New Roman" w:hAnsi="Times New Roman"/>
@@ -3653,6 +3914,7 @@
               </w:rPr>
               <w:t>‘ (</w:t>
             </w:r>
+            <w:proofErr w:type="gramEnd"/>
             <w:r>
               <w:rPr>
                 <w:rFonts w:ascii="Times New Roman" w:hAnsi="Times New Roman"/>
@@ -4015,8 +4277,18 @@
                 <w:sz w:val="24"/>
                 <w:szCs w:val="24"/>
               </w:rPr>
-              <w:t>Положение III (перекрыша</w:t>
-            </w:r>
+              <w:t>Положение III (</w:t>
+            </w:r>
+            <w:proofErr w:type="spellStart"/>
+            <w:r>
+              <w:rPr>
+                <w:rFonts w:ascii="Times New Roman" w:hAnsi="Times New Roman"/>
+                <w:sz w:val="24"/>
+                <w:szCs w:val="24"/>
+              </w:rPr>
+              <w:t>перекрыша</w:t>
+            </w:r>
+            <w:proofErr w:type="spellEnd"/>
             <w:r>
               <w:rPr>
                 <w:rFonts w:ascii="Times New Roman" w:hAnsi="Times New Roman"/>
@@ -4106,8 +4378,18 @@
                 <w:sz w:val="24"/>
                 <w:szCs w:val="24"/>
               </w:rPr>
-              <w:t>Положение IV (перекрыша</w:t>
-            </w:r>
+              <w:t>Положение IV (</w:t>
+            </w:r>
+            <w:proofErr w:type="spellStart"/>
+            <w:r>
+              <w:rPr>
+                <w:rFonts w:ascii="Times New Roman" w:hAnsi="Times New Roman"/>
+                <w:sz w:val="24"/>
+                <w:szCs w:val="24"/>
+              </w:rPr>
+              <w:t>перекрыша</w:t>
+            </w:r>
+            <w:proofErr w:type="spellEnd"/>
             <w:r>
               <w:rPr>
                 <w:rFonts w:ascii="Times New Roman" w:hAnsi="Times New Roman"/>
@@ -4190,7 +4472,25 @@
                 <w:sz w:val="24"/>
                 <w:szCs w:val="24"/>
               </w:rPr>
-              <w:t>Положение Va (замедленное</w:t>
+              <w:t xml:space="preserve">Положение </w:t>
+            </w:r>
+            <w:proofErr w:type="spellStart"/>
+            <w:r>
+              <w:rPr>
+                <w:rFonts w:ascii="Times New Roman" w:hAnsi="Times New Roman"/>
+                <w:sz w:val="24"/>
+                <w:szCs w:val="24"/>
+              </w:rPr>
+              <w:t>Va</w:t>
+            </w:r>
+            <w:proofErr w:type="spellEnd"/>
+            <w:r>
+              <w:rPr>
+                <w:rFonts w:ascii="Times New Roman" w:hAnsi="Times New Roman"/>
+                <w:sz w:val="24"/>
+                <w:szCs w:val="24"/>
+              </w:rPr>
+              <w:t xml:space="preserve"> (замедленное</w:t>
             </w:r>
             <w:r>
               <w:rPr>
@@ -4410,7 +4710,25 @@
                 <w:sz w:val="24"/>
                 <w:szCs w:val="24"/>
               </w:rPr>
-              <w:t>Кран вспомогательного тормоза усл. №2</w:t>
+              <w:t xml:space="preserve">Кран вспомогательного тормоза </w:t>
+            </w:r>
+            <w:proofErr w:type="spellStart"/>
+            <w:r>
+              <w:rPr>
+                <w:rFonts w:ascii="Times New Roman" w:hAnsi="Times New Roman"/>
+                <w:sz w:val="24"/>
+                <w:szCs w:val="24"/>
+              </w:rPr>
+              <w:t>усл</w:t>
+            </w:r>
+            <w:proofErr w:type="spellEnd"/>
+            <w:r>
+              <w:rPr>
+                <w:rFonts w:ascii="Times New Roman" w:hAnsi="Times New Roman"/>
+                <w:sz w:val="24"/>
+                <w:szCs w:val="24"/>
+              </w:rPr>
+              <w:t>. №2</w:t>
             </w:r>
             <w:r>
               <w:rPr>
@@ -4454,23 +4772,7 @@
                 <w:sz w:val="28"/>
                 <w:szCs w:val="28"/>
               </w:rPr>
-              <w:t xml:space="preserve"> (</w:t>
-            </w:r>
-            <w:r>
-              <w:rPr>
-                <w:rFonts w:ascii="Times New Roman" w:hAnsi="Times New Roman"/>
-                <w:sz w:val="28"/>
-                <w:szCs w:val="28"/>
-              </w:rPr>
-              <w:t>ъ</w:t>
-            </w:r>
-            <w:r>
-              <w:rPr>
-                <w:rFonts w:ascii="Times New Roman" w:hAnsi="Times New Roman"/>
-                <w:sz w:val="28"/>
-                <w:szCs w:val="28"/>
-              </w:rPr>
-              <w:t>)</w:t>
+              <w:t xml:space="preserve"> (ъ)</w:t>
             </w:r>
           </w:p>
         </w:tc>
@@ -4602,23 +4904,7 @@
                 <w:sz w:val="28"/>
                 <w:szCs w:val="28"/>
               </w:rPr>
-              <w:t xml:space="preserve"> (</w:t>
-            </w:r>
-            <w:r>
-              <w:rPr>
-                <w:rFonts w:ascii="Times New Roman" w:hAnsi="Times New Roman"/>
-                <w:sz w:val="28"/>
-                <w:szCs w:val="28"/>
-              </w:rPr>
-              <w:t>х</w:t>
-            </w:r>
-            <w:r>
-              <w:rPr>
-                <w:rFonts w:ascii="Times New Roman" w:hAnsi="Times New Roman"/>
-                <w:sz w:val="28"/>
-                <w:szCs w:val="28"/>
-              </w:rPr>
-              <w:t>)</w:t>
+              <w:t xml:space="preserve"> (х)</w:t>
             </w:r>
           </w:p>
         </w:tc>
@@ -5154,13 +5440,23 @@
               </w:rPr>
               <w:t xml:space="preserve">Электропневматический клапан автостопа </w:t>
             </w:r>
-            <w:r>
-              <w:rPr>
-                <w:rFonts w:ascii="Times New Roman" w:hAnsi="Times New Roman"/>
-                <w:sz w:val="24"/>
-                <w:szCs w:val="24"/>
-              </w:rPr>
-              <w:t xml:space="preserve">усл. № </w:t>
+            <w:proofErr w:type="spellStart"/>
+            <w:r>
+              <w:rPr>
+                <w:rFonts w:ascii="Times New Roman" w:hAnsi="Times New Roman"/>
+                <w:sz w:val="24"/>
+                <w:szCs w:val="24"/>
+              </w:rPr>
+              <w:t>усл</w:t>
+            </w:r>
+            <w:proofErr w:type="spellEnd"/>
+            <w:r>
+              <w:rPr>
+                <w:rFonts w:ascii="Times New Roman" w:hAnsi="Times New Roman"/>
+                <w:sz w:val="24"/>
+                <w:szCs w:val="24"/>
+              </w:rPr>
+              <w:t xml:space="preserve">. № </w:t>
             </w:r>
             <w:r>
               <w:rPr>
@@ -5196,7 +5492,27 @@
                 <w:szCs w:val="28"/>
                 <w:lang w:val="en-US"/>
               </w:rPr>
-              <w:t>Shift + N  |  N</w:t>
+              <w:t xml:space="preserve">Shift + </w:t>
+            </w:r>
+            <w:proofErr w:type="gramStart"/>
+            <w:r>
+              <w:rPr>
+                <w:rFonts w:ascii="Times New Roman" w:hAnsi="Times New Roman"/>
+                <w:sz w:val="28"/>
+                <w:szCs w:val="28"/>
+                <w:lang w:val="en-US"/>
+              </w:rPr>
+              <w:t>N  |</w:t>
+            </w:r>
+            <w:proofErr w:type="gramEnd"/>
+            <w:r>
+              <w:rPr>
+                <w:rFonts w:ascii="Times New Roman" w:hAnsi="Times New Roman"/>
+                <w:sz w:val="28"/>
+                <w:szCs w:val="28"/>
+                <w:lang w:val="en-US"/>
+              </w:rPr>
+              <w:t xml:space="preserve">  N</w:t>
             </w:r>
           </w:p>
         </w:tc>
@@ -5263,13 +5579,23 @@
               </w:rPr>
               <w:t xml:space="preserve">Устройство блокировки тормозов </w:t>
             </w:r>
-            <w:r>
-              <w:rPr>
-                <w:rFonts w:ascii="Times New Roman" w:hAnsi="Times New Roman"/>
-                <w:sz w:val="24"/>
-                <w:szCs w:val="24"/>
-              </w:rPr>
-              <w:t>усл. № 367М</w:t>
+            <w:proofErr w:type="spellStart"/>
+            <w:r>
+              <w:rPr>
+                <w:rFonts w:ascii="Times New Roman" w:hAnsi="Times New Roman"/>
+                <w:sz w:val="24"/>
+                <w:szCs w:val="24"/>
+              </w:rPr>
+              <w:t>усл</w:t>
+            </w:r>
+            <w:proofErr w:type="spellEnd"/>
+            <w:r>
+              <w:rPr>
+                <w:rFonts w:ascii="Times New Roman" w:hAnsi="Times New Roman"/>
+                <w:sz w:val="24"/>
+                <w:szCs w:val="24"/>
+              </w:rPr>
+              <w:t>. № 367М</w:t>
             </w:r>
           </w:p>
         </w:tc>
@@ -5289,6 +5615,7 @@
                 <w:szCs w:val="28"/>
               </w:rPr>
             </w:pPr>
+            <w:proofErr w:type="spellStart"/>
             <w:r>
               <w:rPr>
                 <w:rFonts w:ascii="Times New Roman" w:hAnsi="Times New Roman"/>
@@ -5297,6 +5624,7 @@
               </w:rPr>
               <w:t>Shift+Backspace</w:t>
             </w:r>
+            <w:proofErr w:type="spellEnd"/>
             <w:r>
               <w:rPr>
                 <w:rFonts w:ascii="Times New Roman" w:hAnsi="Times New Roman"/>
@@ -5313,6 +5641,7 @@
               </w:rPr>
               <w:br/>
             </w:r>
+            <w:proofErr w:type="spellStart"/>
             <w:r>
               <w:rPr>
                 <w:rFonts w:ascii="Times New Roman" w:hAnsi="Times New Roman"/>
@@ -5321,6 +5650,7 @@
               </w:rPr>
               <w:t>Backspace</w:t>
             </w:r>
+            <w:proofErr w:type="spellEnd"/>
           </w:p>
         </w:tc>
         <w:tc>
@@ -5427,6 +5757,7 @@
               </w:rPr>
               <w:t xml:space="preserve">Shift + </w:t>
             </w:r>
+            <w:proofErr w:type="gramStart"/>
             <w:r>
               <w:rPr>
                 <w:rFonts w:ascii="Times New Roman" w:hAnsi="Times New Roman"/>
@@ -5442,7 +5773,16 @@
                 <w:sz w:val="28"/>
                 <w:szCs w:val="28"/>
               </w:rPr>
-              <w:t xml:space="preserve">  |  </w:t>
+              <w:t xml:space="preserve">  |</w:t>
+            </w:r>
+            <w:proofErr w:type="gramEnd"/>
+            <w:r>
+              <w:rPr>
+                <w:rFonts w:ascii="Times New Roman" w:hAnsi="Times New Roman"/>
+                <w:sz w:val="28"/>
+                <w:szCs w:val="28"/>
+              </w:rPr>
+              <w:t xml:space="preserve">  </w:t>
             </w:r>
             <w:r>
               <w:rPr>
@@ -6630,8 +6970,18 @@
           <w:sz w:val="28"/>
           <w:szCs w:val="28"/>
         </w:rPr>
-        <w:t xml:space="preserve"> 1..</w:t>
-      </w:r>
+        <w:t xml:space="preserve"> </w:t>
+      </w:r>
+      <w:proofErr w:type="gramStart"/>
+      <w:r>
+        <w:rPr>
+          <w:rFonts w:ascii="Times New Roman" w:hAnsi="Times New Roman"/>
+          <w:sz w:val="28"/>
+          <w:szCs w:val="28"/>
+        </w:rPr>
+        <w:t>1..</w:t>
+      </w:r>
+      <w:proofErr w:type="gramEnd"/>
       <w:r>
         <w:rPr>
           <w:rFonts w:ascii="Times New Roman" w:hAnsi="Times New Roman"/>
@@ -7523,7 +7873,105 @@
           <w:szCs w:val="28"/>
         </w:rPr>
         <w:lastRenderedPageBreak/>
-        <w:t>В режиме «авторегулирование» м</w:t>
+        <w:t xml:space="preserve">По умолчанию включён </w:t>
+      </w:r>
+      <w:r>
+        <w:rPr>
+          <w:rFonts w:ascii="Times New Roman" w:hAnsi="Times New Roman"/>
+          <w:sz w:val="28"/>
+          <w:szCs w:val="28"/>
+        </w:rPr>
+        <w:t>режим «авторегулирование»</w:t>
+      </w:r>
+      <w:r>
+        <w:rPr>
+          <w:rFonts w:ascii="Times New Roman" w:hAnsi="Times New Roman"/>
+          <w:sz w:val="28"/>
+          <w:szCs w:val="28"/>
+        </w:rPr>
+        <w:t xml:space="preserve">: вращением задатчика </w:t>
+      </w:r>
+      <w:r>
+        <w:rPr>
+          <w:rFonts w:ascii="Times New Roman" w:hAnsi="Times New Roman"/>
+          <w:sz w:val="28"/>
+          <w:szCs w:val="28"/>
+        </w:rPr>
+        <w:t>(</w:t>
+      </w:r>
+      <w:r>
+        <w:rPr>
+          <w:rFonts w:ascii="Times New Roman" w:hAnsi="Times New Roman"/>
+          <w:sz w:val="28"/>
+          <w:szCs w:val="28"/>
+        </w:rPr>
+        <w:t xml:space="preserve">клавиши </w:t>
+      </w:r>
+      <w:r>
+        <w:rPr>
+          <w:rFonts w:ascii="Times New Roman" w:hAnsi="Times New Roman"/>
+          <w:sz w:val="28"/>
+          <w:szCs w:val="28"/>
+          <w:lang w:val="en-US"/>
+        </w:rPr>
+        <w:t>Q</w:t>
+      </w:r>
+      <w:r>
+        <w:rPr>
+          <w:rFonts w:ascii="Times New Roman" w:hAnsi="Times New Roman"/>
+          <w:sz w:val="28"/>
+          <w:szCs w:val="28"/>
+        </w:rPr>
+        <w:t xml:space="preserve"> </w:t>
+      </w:r>
+      <w:r>
+        <w:rPr>
+          <w:rFonts w:ascii="Times New Roman" w:hAnsi="Times New Roman"/>
+          <w:sz w:val="28"/>
+          <w:szCs w:val="28"/>
+        </w:rPr>
+        <w:t xml:space="preserve">и </w:t>
+      </w:r>
+      <w:r>
+        <w:rPr>
+          <w:rFonts w:ascii="Times New Roman" w:hAnsi="Times New Roman"/>
+          <w:sz w:val="28"/>
+          <w:szCs w:val="28"/>
+          <w:lang w:val="en-US"/>
+        </w:rPr>
+        <w:t>E</w:t>
+      </w:r>
+      <w:r>
+        <w:rPr>
+          <w:rFonts w:ascii="Times New Roman" w:hAnsi="Times New Roman"/>
+          <w:sz w:val="28"/>
+          <w:szCs w:val="28"/>
+        </w:rPr>
+        <w:t xml:space="preserve">) </w:t>
+      </w:r>
+      <w:r>
+        <w:rPr>
+          <w:rFonts w:ascii="Times New Roman" w:hAnsi="Times New Roman"/>
+          <w:sz w:val="28"/>
+          <w:szCs w:val="28"/>
+        </w:rPr>
+        <w:t>выбирается желаемая скорость.</w:t>
+      </w:r>
+      <w:r>
+        <w:rPr>
+          <w:rFonts w:ascii="Times New Roman" w:hAnsi="Times New Roman"/>
+          <w:sz w:val="28"/>
+          <w:szCs w:val="28"/>
+        </w:rPr>
+        <w:t xml:space="preserve"> </w:t>
+      </w:r>
+      <w:r>
+        <w:rPr>
+          <w:rFonts w:ascii="Times New Roman" w:hAnsi="Times New Roman"/>
+          <w:sz w:val="28"/>
+          <w:szCs w:val="28"/>
+        </w:rPr>
+        <w:t>М</w:t>
       </w:r>
       <w:r>
         <w:rPr>
@@ -7539,7 +7987,111 @@
           <w:sz w:val="28"/>
           <w:szCs w:val="28"/>
         </w:rPr>
-        <w:t xml:space="preserve"> создаёт тяговое усилие</w:t>
+        <w:t xml:space="preserve"> </w:t>
+      </w:r>
+      <w:r>
+        <w:rPr>
+          <w:rFonts w:ascii="Times New Roman" w:hAnsi="Times New Roman"/>
+          <w:sz w:val="28"/>
+          <w:szCs w:val="28"/>
+        </w:rPr>
+        <w:t>устанавливает</w:t>
+      </w:r>
+      <w:r>
+        <w:rPr>
+          <w:rFonts w:ascii="Times New Roman" w:hAnsi="Times New Roman"/>
+          <w:sz w:val="28"/>
+          <w:szCs w:val="28"/>
+        </w:rPr>
+        <w:t xml:space="preserve"> тяговое</w:t>
+      </w:r>
+      <w:r>
+        <w:rPr>
+          <w:rFonts w:ascii="Times New Roman" w:hAnsi="Times New Roman"/>
+          <w:sz w:val="28"/>
+          <w:szCs w:val="28"/>
+        </w:rPr>
+        <w:t xml:space="preserve"> (</w:t>
+      </w:r>
+      <w:r>
+        <w:rPr>
+          <w:rFonts w:ascii="Times New Roman" w:hAnsi="Times New Roman"/>
+          <w:sz w:val="28"/>
+          <w:szCs w:val="28"/>
+        </w:rPr>
+        <w:t>когда</w:t>
+      </w:r>
+      <w:r>
+        <w:rPr>
+          <w:rFonts w:ascii="Times New Roman" w:hAnsi="Times New Roman"/>
+          <w:sz w:val="28"/>
+          <w:szCs w:val="28"/>
+        </w:rPr>
+        <w:t xml:space="preserve"> контроллер в секторе тяги) или тормозное</w:t>
+      </w:r>
+      <w:r>
+        <w:rPr>
+          <w:rFonts w:ascii="Times New Roman" w:hAnsi="Times New Roman"/>
+          <w:sz w:val="28"/>
+          <w:szCs w:val="28"/>
+        </w:rPr>
+        <w:t xml:space="preserve"> </w:t>
+      </w:r>
+      <w:r>
+        <w:rPr>
+          <w:rFonts w:ascii="Times New Roman" w:hAnsi="Times New Roman"/>
+          <w:sz w:val="28"/>
+          <w:szCs w:val="28"/>
+        </w:rPr>
+        <w:t>(</w:t>
+      </w:r>
+      <w:r>
+        <w:rPr>
+          <w:rFonts w:ascii="Times New Roman" w:hAnsi="Times New Roman"/>
+          <w:sz w:val="28"/>
+          <w:szCs w:val="28"/>
+        </w:rPr>
+        <w:t>когда</w:t>
+      </w:r>
+      <w:r>
+        <w:rPr>
+          <w:rFonts w:ascii="Times New Roman" w:hAnsi="Times New Roman"/>
+          <w:sz w:val="28"/>
+          <w:szCs w:val="28"/>
+        </w:rPr>
+        <w:t xml:space="preserve"> контроллер в секторе </w:t>
+      </w:r>
+      <w:r>
+        <w:rPr>
+          <w:rFonts w:ascii="Times New Roman" w:hAnsi="Times New Roman"/>
+          <w:sz w:val="28"/>
+          <w:szCs w:val="28"/>
+        </w:rPr>
+        <w:t>рекуперации</w:t>
+      </w:r>
+      <w:r>
+        <w:rPr>
+          <w:rFonts w:ascii="Times New Roman" w:hAnsi="Times New Roman"/>
+          <w:sz w:val="28"/>
+          <w:szCs w:val="28"/>
+        </w:rPr>
+        <w:t xml:space="preserve">) </w:t>
+      </w:r>
+      <w:r>
+        <w:rPr>
+          <w:rFonts w:ascii="Times New Roman" w:hAnsi="Times New Roman"/>
+          <w:sz w:val="28"/>
+          <w:szCs w:val="28"/>
+        </w:rPr>
+        <w:t>уси</w:t>
+      </w:r>
+      <w:r>
+        <w:rPr>
+          <w:rFonts w:ascii="Times New Roman" w:hAnsi="Times New Roman"/>
+          <w:sz w:val="28"/>
+          <w:szCs w:val="28"/>
+        </w:rPr>
+        <w:t>лие для достижения и поддержания скорости. При этом усилие ограничено положением рукоятки в соответствующем секторе.</w:t>
       </w:r>
     </w:p>
     <w:p>

--- a/docs/EP1m-user_manual.docx
+++ b/docs/EP1m-user_manual.docx
@@ -3682,7 +3682,6 @@
               </w:rPr>
               <w:t xml:space="preserve">“ </w:t>
             </w:r>
-            <w:proofErr w:type="gramStart"/>
             <w:r>
               <w:rPr>
                 <w:b/>
@@ -3697,7 +3696,6 @@
               </w:rPr>
               <w:t xml:space="preserve"> ”</w:t>
             </w:r>
-            <w:proofErr w:type="gramEnd"/>
             <w:r>
               <w:rPr>
                 <w:szCs w:val="24"/>
@@ -3893,23 +3891,13 @@
                 <w:lang w:val="en-US"/>
               </w:rPr>
             </w:pPr>
-            <w:proofErr w:type="gramStart"/>
-            <w:r>
-              <w:rPr>
-                <w:sz w:val="28"/>
-                <w:szCs w:val="28"/>
-                <w:lang w:val="en-US"/>
-              </w:rPr>
-              <w:t>W  |</w:t>
-            </w:r>
-            <w:proofErr w:type="gramEnd"/>
-            <w:r>
-              <w:rPr>
-                <w:sz w:val="28"/>
-                <w:szCs w:val="28"/>
-                <w:lang w:val="en-US"/>
-              </w:rPr>
-              <w:t xml:space="preserve">  S</w:t>
+            <w:r>
+              <w:rPr>
+                <w:sz w:val="28"/>
+                <w:szCs w:val="28"/>
+                <w:lang w:val="en-US"/>
+              </w:rPr>
+              <w:t>W  |  S</w:t>
             </w:r>
           </w:p>
         </w:tc>
@@ -4028,7 +4016,6 @@
                 <w:lang w:val="en-US"/>
               </w:rPr>
             </w:pPr>
-            <w:proofErr w:type="gramStart"/>
             <w:r>
               <w:rPr>
                 <w:sz w:val="28"/>
@@ -4050,16 +4037,7 @@
                 <w:szCs w:val="28"/>
                 <w:lang w:val="en-US"/>
               </w:rPr>
-              <w:t>|</w:t>
-            </w:r>
-            <w:proofErr w:type="gramEnd"/>
-            <w:r>
-              <w:rPr>
-                <w:sz w:val="28"/>
-                <w:szCs w:val="28"/>
-                <w:lang w:val="en-US"/>
-              </w:rPr>
-              <w:t xml:space="preserve">  D</w:t>
+              <w:t>|  D</w:t>
             </w:r>
           </w:p>
         </w:tc>
@@ -4234,23 +4212,13 @@
                 <w:lang w:val="en-US"/>
               </w:rPr>
             </w:pPr>
-            <w:proofErr w:type="gramStart"/>
-            <w:r>
-              <w:rPr>
-                <w:sz w:val="28"/>
-                <w:szCs w:val="28"/>
-                <w:lang w:val="en-US"/>
-              </w:rPr>
-              <w:t>Q  |</w:t>
-            </w:r>
-            <w:proofErr w:type="gramEnd"/>
-            <w:r>
-              <w:rPr>
-                <w:sz w:val="28"/>
-                <w:szCs w:val="28"/>
-                <w:lang w:val="en-US"/>
-              </w:rPr>
-              <w:t xml:space="preserve">  E</w:t>
+            <w:r>
+              <w:rPr>
+                <w:sz w:val="28"/>
+                <w:szCs w:val="28"/>
+                <w:lang w:val="en-US"/>
+              </w:rPr>
+              <w:t>Q  |  E</w:t>
             </w:r>
           </w:p>
         </w:tc>
@@ -4398,7 +4366,6 @@
                 <w:lang w:val="en-US"/>
               </w:rPr>
             </w:pPr>
-            <w:proofErr w:type="gramStart"/>
             <w:r>
               <w:rPr>
                 <w:rFonts w:cs="Times New Roman"/>
@@ -4408,7 +4375,6 @@
               </w:rPr>
               <w:t>‘ (</w:t>
             </w:r>
-            <w:proofErr w:type="gramEnd"/>
             <w:r>
               <w:rPr>
                 <w:rFonts w:cs="Times New Roman"/>
@@ -5105,7 +5071,6 @@
               </w:rPr>
               <w:t>] (</w:t>
             </w:r>
-            <w:proofErr w:type="gramStart"/>
             <w:r>
               <w:rPr>
                 <w:rFonts w:cs="Times New Roman"/>
@@ -5130,17 +5095,7 @@
                 <w:szCs w:val="28"/>
                 <w:lang w:val="en-US"/>
               </w:rPr>
-              <w:t xml:space="preserve">  |</w:t>
-            </w:r>
-            <w:proofErr w:type="gramEnd"/>
-            <w:r>
-              <w:rPr>
-                <w:rFonts w:cs="Times New Roman"/>
-                <w:sz w:val="28"/>
-                <w:szCs w:val="28"/>
-                <w:lang w:val="en-US"/>
-              </w:rPr>
-              <w:t xml:space="preserve">  </w:t>
+              <w:t xml:space="preserve">  |  </w:t>
             </w:r>
             <w:r>
               <w:rPr>
@@ -5561,7 +5516,7 @@
                 <w:rFonts w:cs="Times New Roman"/>
                 <w:szCs w:val="24"/>
               </w:rPr>
-              <w:t xml:space="preserve"> МПа)</w:t>
+              <w:t xml:space="preserve"> МПа</w:t>
             </w:r>
           </w:p>
         </w:tc>
@@ -6647,23 +6602,7 @@
           <w:sz w:val="28"/>
           <w:szCs w:val="28"/>
         </w:rPr>
-        <w:t xml:space="preserve">Запустить мотор-вентиляторы, обеспечивающие охлаждение силового электрооборудования: включить тумблеры «Вентилятор </w:t>
-      </w:r>
-      <w:proofErr w:type="gramStart"/>
-      <w:r>
-        <w:rPr>
-          <w:sz w:val="28"/>
-          <w:szCs w:val="28"/>
-        </w:rPr>
-        <w:t>1..</w:t>
-      </w:r>
-      <w:proofErr w:type="gramEnd"/>
-      <w:r>
-        <w:rPr>
-          <w:sz w:val="28"/>
-          <w:szCs w:val="28"/>
-        </w:rPr>
-        <w:t>3»</w:t>
+        <w:t>Запустить мотор-вентиляторы, обеспечивающие охлаждение силового электрооборудования: включить тумблеры «Вентилятор 1..3»</w:t>
       </w:r>
       <w:r>
         <w:rPr>

--- a/docs/EP1m-user_manual.docx
+++ b/docs/EP1m-user_manual.docx
@@ -1456,6 +1456,7 @@
               </w:rPr>
               <w:t>Тумблер “</w:t>
             </w:r>
+            <w:proofErr w:type="spellStart"/>
             <w:r>
               <w:rPr>
                 <w:rFonts w:cs="Times New Roman"/>
@@ -1463,6 +1464,7 @@
               </w:rPr>
               <w:t>Электропневм</w:t>
             </w:r>
+            <w:proofErr w:type="spellEnd"/>
             <w:r>
               <w:rPr>
                 <w:rFonts w:cs="Times New Roman"/>
@@ -2500,8 +2502,17 @@
                 <w:rFonts w:cs="Times New Roman"/>
                 <w:szCs w:val="24"/>
               </w:rPr>
-              <w:t>Тумблер “Освещ</w:t>
-            </w:r>
+              <w:t>Тумблер “</w:t>
+            </w:r>
+            <w:proofErr w:type="spellStart"/>
+            <w:r>
+              <w:rPr>
+                <w:rFonts w:cs="Times New Roman"/>
+                <w:szCs w:val="24"/>
+              </w:rPr>
+              <w:t>Освещ</w:t>
+            </w:r>
+            <w:proofErr w:type="spellEnd"/>
             <w:r>
               <w:rPr>
                 <w:rFonts w:cs="Times New Roman"/>
@@ -2598,7 +2609,7 @@
                 <w:szCs w:val="28"/>
                 <w:lang w:val="en-US"/>
               </w:rPr>
-              <w:t>Shift + \ | Ctrl + \</w:t>
+              <w:t>Shift + L | Ctrl + L</w:t>
             </w:r>
           </w:p>
         </w:tc>
@@ -2619,35 +2630,23 @@
                 <w:rFonts w:cs="Times New Roman"/>
                 <w:szCs w:val="24"/>
               </w:rPr>
-              <w:t>Тумблер “</w:t>
-            </w:r>
-            <w:r>
-              <w:rPr>
-                <w:rFonts w:cs="Times New Roman"/>
-                <w:szCs w:val="24"/>
-              </w:rPr>
-              <w:t>Яркость освещ.</w:t>
-            </w:r>
-            <w:r>
-              <w:rPr>
-                <w:rFonts w:cs="Times New Roman"/>
-                <w:szCs w:val="24"/>
-              </w:rPr>
-              <w:t xml:space="preserve"> </w:t>
-            </w:r>
-            <w:r>
-              <w:rPr>
-                <w:rFonts w:cs="Times New Roman"/>
-                <w:szCs w:val="24"/>
-              </w:rPr>
-              <w:t>пульта</w:t>
-            </w:r>
-            <w:r>
-              <w:rPr>
-                <w:rFonts w:cs="Times New Roman"/>
-                <w:szCs w:val="24"/>
-              </w:rPr>
-              <w:t>”</w:t>
+              <w:t xml:space="preserve">Тумблер “Яркость </w:t>
+            </w:r>
+            <w:proofErr w:type="spellStart"/>
+            <w:r>
+              <w:rPr>
+                <w:rFonts w:cs="Times New Roman"/>
+                <w:szCs w:val="24"/>
+              </w:rPr>
+              <w:t>освещ</w:t>
+            </w:r>
+            <w:proofErr w:type="spellEnd"/>
+            <w:r>
+              <w:rPr>
+                <w:rFonts w:cs="Times New Roman"/>
+                <w:szCs w:val="24"/>
+              </w:rPr>
+              <w:t>. приборов”</w:t>
             </w:r>
           </w:p>
         </w:tc>
@@ -2687,9 +2686,32 @@
                 <w:rFonts w:cs="Times New Roman"/>
                 <w:sz w:val="28"/>
                 <w:szCs w:val="28"/>
-                <w:lang w:val="en-US"/>
-              </w:rPr>
-              <w:t>Shift + L | Ctrl + L</w:t>
+              </w:rPr>
+              <w:t xml:space="preserve">Shift + </w:t>
+            </w:r>
+            <w:r>
+              <w:rPr>
+                <w:rFonts w:cs="Times New Roman"/>
+                <w:sz w:val="28"/>
+                <w:szCs w:val="28"/>
+              </w:rPr>
+              <w:t>5</w:t>
+            </w:r>
+            <w:r>
+              <w:rPr>
+                <w:rFonts w:cs="Times New Roman"/>
+                <w:sz w:val="28"/>
+                <w:szCs w:val="28"/>
+              </w:rPr>
+              <w:t xml:space="preserve"> | Ctrl + </w:t>
+            </w:r>
+            <w:r>
+              <w:rPr>
+                <w:rFonts w:cs="Times New Roman"/>
+                <w:sz w:val="28"/>
+                <w:szCs w:val="28"/>
+              </w:rPr>
+              <w:t>5</w:t>
             </w:r>
           </w:p>
         </w:tc>
@@ -2710,7 +2732,21 @@
                 <w:rFonts w:cs="Times New Roman"/>
                 <w:szCs w:val="24"/>
               </w:rPr>
-              <w:t>Тумблер “Яркость освещ. приборов”</w:t>
+              <w:t>Тумблер “</w:t>
+            </w:r>
+            <w:r>
+              <w:rPr>
+                <w:rFonts w:cs="Times New Roman"/>
+                <w:szCs w:val="24"/>
+              </w:rPr>
+              <w:t>Батарея или СПН ЭПТ</w:t>
+            </w:r>
+            <w:r>
+              <w:rPr>
+                <w:rFonts w:cs="Times New Roman"/>
+                <w:szCs w:val="24"/>
+              </w:rPr>
+              <w:t>”</w:t>
             </w:r>
           </w:p>
         </w:tc>
@@ -2726,6 +2762,20 @@
                 <w:szCs w:val="24"/>
               </w:rPr>
             </w:pPr>
+            <w:r>
+              <w:rPr>
+                <w:rFonts w:cs="Times New Roman"/>
+                <w:szCs w:val="24"/>
+              </w:rPr>
+              <w:t>По умолчанию в</w:t>
+            </w:r>
+            <w:r>
+              <w:rPr>
+                <w:rFonts w:cs="Times New Roman"/>
+                <w:szCs w:val="24"/>
+              </w:rPr>
+              <w:t>ыбран ЭПТ</w:t>
+            </w:r>
           </w:p>
         </w:tc>
       </w:tr>
@@ -2742,7 +2792,6 @@
                 <w:rFonts w:cs="Times New Roman"/>
                 <w:sz w:val="28"/>
                 <w:szCs w:val="28"/>
-                <w:lang w:val="en-US"/>
               </w:rPr>
             </w:pPr>
             <w:r>
@@ -2759,13 +2808,14 @@
                 <w:sz w:val="28"/>
                 <w:szCs w:val="28"/>
               </w:rPr>
-              <w:t>5</w:t>
-            </w:r>
-            <w:r>
-              <w:rPr>
-                <w:rFonts w:cs="Times New Roman"/>
-                <w:sz w:val="28"/>
-                <w:szCs w:val="28"/>
+              <w:t>6</w:t>
+            </w:r>
+            <w:r>
+              <w:rPr>
+                <w:rFonts w:cs="Times New Roman"/>
+                <w:sz w:val="28"/>
+                <w:szCs w:val="28"/>
+                <w:lang w:val="en-US"/>
               </w:rPr>
               <w:t xml:space="preserve"> | Ctrl + </w:t>
             </w:r>
@@ -2775,7 +2825,7 @@
                 <w:sz w:val="28"/>
                 <w:szCs w:val="28"/>
               </w:rPr>
-              <w:t>5</w:t>
+              <w:t>6</w:t>
             </w:r>
           </w:p>
         </w:tc>
@@ -2803,7 +2853,7 @@
                 <w:rFonts w:cs="Times New Roman"/>
                 <w:szCs w:val="24"/>
               </w:rPr>
-              <w:t>Батарея или СПН ЭПТ</w:t>
+              <w:t>МПК 1 или МПК 2</w:t>
             </w:r>
             <w:r>
               <w:rPr>
@@ -2826,20 +2876,6 @@
                 <w:szCs w:val="24"/>
               </w:rPr>
             </w:pPr>
-            <w:r>
-              <w:rPr>
-                <w:rFonts w:cs="Times New Roman"/>
-                <w:szCs w:val="24"/>
-              </w:rPr>
-              <w:t>По умолчанию в</w:t>
-            </w:r>
-            <w:r>
-              <w:rPr>
-                <w:rFonts w:cs="Times New Roman"/>
-                <w:szCs w:val="24"/>
-              </w:rPr>
-              <w:t>ыбран ЭПТ</w:t>
-            </w:r>
           </w:p>
         </w:tc>
       </w:tr>
@@ -2856,6 +2892,7 @@
                 <w:rFonts w:cs="Times New Roman"/>
                 <w:sz w:val="28"/>
                 <w:szCs w:val="28"/>
+                <w:lang w:val="en-US"/>
               </w:rPr>
             </w:pPr>
             <w:r>
@@ -2872,14 +2909,13 @@
                 <w:sz w:val="28"/>
                 <w:szCs w:val="28"/>
               </w:rPr>
-              <w:t>6</w:t>
-            </w:r>
-            <w:r>
-              <w:rPr>
-                <w:rFonts w:cs="Times New Roman"/>
-                <w:sz w:val="28"/>
-                <w:szCs w:val="28"/>
-                <w:lang w:val="en-US"/>
+              <w:t>7</w:t>
+            </w:r>
+            <w:r>
+              <w:rPr>
+                <w:rFonts w:cs="Times New Roman"/>
+                <w:sz w:val="28"/>
+                <w:szCs w:val="28"/>
               </w:rPr>
               <w:t xml:space="preserve"> | Ctrl + </w:t>
             </w:r>
@@ -2889,7 +2925,7 @@
                 <w:sz w:val="28"/>
                 <w:szCs w:val="28"/>
               </w:rPr>
-              <w:t>6</w:t>
+              <w:t>7</w:t>
             </w:r>
           </w:p>
         </w:tc>
@@ -2917,7 +2953,7 @@
                 <w:rFonts w:cs="Times New Roman"/>
                 <w:szCs w:val="24"/>
               </w:rPr>
-              <w:t>МПК 1 или МПК 2</w:t>
+              <w:t>ПЧФ</w:t>
             </w:r>
             <w:r>
               <w:rPr>
@@ -2940,6 +2976,13 @@
                 <w:szCs w:val="24"/>
               </w:rPr>
             </w:pPr>
+            <w:r>
+              <w:rPr>
+                <w:rFonts w:cs="Times New Roman"/>
+                <w:szCs w:val="24"/>
+              </w:rPr>
+              <w:t>По умолчанию включен</w:t>
+            </w:r>
           </w:p>
         </w:tc>
       </w:tr>
@@ -2973,7 +3016,7 @@
                 <w:sz w:val="28"/>
                 <w:szCs w:val="28"/>
               </w:rPr>
-              <w:t>7</w:t>
+              <w:t>8</w:t>
             </w:r>
             <w:r>
               <w:rPr>
@@ -2989,7 +3032,7 @@
                 <w:sz w:val="28"/>
                 <w:szCs w:val="28"/>
               </w:rPr>
-              <w:t>7</w:t>
+              <w:t>8</w:t>
             </w:r>
           </w:p>
         </w:tc>
@@ -3017,7 +3060,7 @@
                 <w:rFonts w:cs="Times New Roman"/>
                 <w:szCs w:val="24"/>
               </w:rPr>
-              <w:t>ПЧФ</w:t>
+              <w:t>Сигнализация</w:t>
             </w:r>
             <w:r>
               <w:rPr>
@@ -3040,6 +3083,13 @@
                 <w:szCs w:val="24"/>
               </w:rPr>
             </w:pPr>
+            <w:r>
+              <w:rPr>
+                <w:rFonts w:cs="Times New Roman"/>
+                <w:szCs w:val="24"/>
+              </w:rPr>
+              <w:t>По умолчанию включен</w:t>
+            </w:r>
           </w:p>
         </w:tc>
       </w:tr>
@@ -3064,32 +3114,9 @@
                 <w:rFonts w:cs="Times New Roman"/>
                 <w:sz w:val="28"/>
                 <w:szCs w:val="28"/>
-              </w:rPr>
-              <w:t xml:space="preserve">Shift + </w:t>
-            </w:r>
-            <w:r>
-              <w:rPr>
-                <w:rFonts w:cs="Times New Roman"/>
-                <w:sz w:val="28"/>
-                <w:szCs w:val="28"/>
-              </w:rPr>
-              <w:t>8</w:t>
-            </w:r>
-            <w:r>
-              <w:rPr>
-                <w:rFonts w:cs="Times New Roman"/>
-                <w:sz w:val="28"/>
-                <w:szCs w:val="28"/>
-              </w:rPr>
-              <w:t xml:space="preserve"> | Ctrl + </w:t>
-            </w:r>
-            <w:r>
-              <w:rPr>
-                <w:rFonts w:cs="Times New Roman"/>
-                <w:sz w:val="28"/>
-                <w:szCs w:val="28"/>
-              </w:rPr>
-              <w:t>8</w:t>
+                <w:lang w:val="en-US"/>
+              </w:rPr>
+              <w:t>Alt + 4</w:t>
             </w:r>
           </w:p>
         </w:tc>
@@ -3110,14 +3137,21 @@
                 <w:rFonts w:cs="Times New Roman"/>
                 <w:szCs w:val="24"/>
               </w:rPr>
-              <w:t>Тумблер “</w:t>
-            </w:r>
-            <w:r>
-              <w:rPr>
-                <w:rFonts w:cs="Times New Roman"/>
-                <w:szCs w:val="24"/>
-              </w:rPr>
-              <w:t>Сигнализация</w:t>
+              <w:t>Кнопка</w:t>
+            </w:r>
+            <w:r>
+              <w:rPr>
+                <w:rFonts w:cs="Times New Roman"/>
+                <w:szCs w:val="24"/>
+              </w:rPr>
+              <w:t xml:space="preserve"> “</w:t>
+            </w:r>
+            <w:r>
+              <w:rPr>
+                <w:rFonts w:cs="Times New Roman"/>
+                <w:szCs w:val="24"/>
+              </w:rPr>
+              <w:t>Компрессор</w:t>
             </w:r>
             <w:r>
               <w:rPr>
@@ -3140,13 +3174,6 @@
                 <w:szCs w:val="24"/>
               </w:rPr>
             </w:pPr>
-            <w:r>
-              <w:rPr>
-                <w:rFonts w:cs="Times New Roman"/>
-                <w:szCs w:val="24"/>
-              </w:rPr>
-              <w:t>По умолчанию включен</w:t>
-            </w:r>
           </w:p>
         </w:tc>
       </w:tr>
@@ -3173,7 +3200,15 @@
                 <w:szCs w:val="28"/>
                 <w:lang w:val="en-US"/>
               </w:rPr>
-              <w:t>Alt + 4</w:t>
+              <w:t>Space (</w:t>
+            </w:r>
+            <w:r>
+              <w:rPr>
+                <w:rFonts w:cs="Times New Roman"/>
+                <w:sz w:val="28"/>
+                <w:szCs w:val="28"/>
+              </w:rPr>
+              <w:t>пробел)</w:t>
             </w:r>
           </w:p>
         </w:tc>
@@ -3194,28 +3229,7 @@
                 <w:rFonts w:cs="Times New Roman"/>
                 <w:szCs w:val="24"/>
               </w:rPr>
-              <w:t>Кнопка</w:t>
-            </w:r>
-            <w:r>
-              <w:rPr>
-                <w:rFonts w:cs="Times New Roman"/>
-                <w:szCs w:val="24"/>
-              </w:rPr>
-              <w:t xml:space="preserve"> “</w:t>
-            </w:r>
-            <w:r>
-              <w:rPr>
-                <w:rFonts w:cs="Times New Roman"/>
-                <w:szCs w:val="24"/>
-              </w:rPr>
-              <w:t>Компрессор</w:t>
-            </w:r>
-            <w:r>
-              <w:rPr>
-                <w:rFonts w:cs="Times New Roman"/>
-                <w:szCs w:val="24"/>
-              </w:rPr>
-              <w:t>”</w:t>
+              <w:t>Свисток</w:t>
             </w:r>
           </w:p>
         </w:tc>
@@ -3245,19 +3259,19 @@
               <w:jc w:val="center"/>
               <w:rPr>
                 <w:rFonts w:cs="Times New Roman"/>
-                <w:bCs/>
-                <w:sz w:val="28"/>
-                <w:szCs w:val="28"/>
-              </w:rPr>
-            </w:pPr>
-            <w:r>
-              <w:rPr>
-                <w:rFonts w:cs="Times New Roman"/>
-                <w:b/>
-                <w:sz w:val="28"/>
-                <w:szCs w:val="28"/>
-              </w:rPr>
-              <w:t>/</w:t>
+                <w:sz w:val="28"/>
+                <w:szCs w:val="28"/>
+                <w:lang w:val="en-US"/>
+              </w:rPr>
+            </w:pPr>
+            <w:r>
+              <w:rPr>
+                <w:rFonts w:cs="Times New Roman"/>
+                <w:sz w:val="28"/>
+                <w:szCs w:val="28"/>
+                <w:lang w:val="en-US"/>
+              </w:rPr>
+              <w:t>B</w:t>
             </w:r>
           </w:p>
         </w:tc>
@@ -3278,21 +3292,7 @@
                 <w:rFonts w:cs="Times New Roman"/>
                 <w:szCs w:val="24"/>
               </w:rPr>
-              <w:t>Кнопка “</w:t>
-            </w:r>
-            <w:r>
-              <w:rPr>
-                <w:rFonts w:cs="Times New Roman"/>
-                <w:szCs w:val="24"/>
-              </w:rPr>
-              <w:t>Отпуск тормозов</w:t>
-            </w:r>
-            <w:r>
-              <w:rPr>
-                <w:rFonts w:cs="Times New Roman"/>
-                <w:szCs w:val="24"/>
-              </w:rPr>
-              <w:t>”</w:t>
+              <w:t>Тифон</w:t>
             </w:r>
           </w:p>
         </w:tc>
@@ -3334,15 +3334,7 @@
                 <w:szCs w:val="28"/>
                 <w:lang w:val="en-US"/>
               </w:rPr>
-              <w:t>Space (</w:t>
-            </w:r>
-            <w:r>
-              <w:rPr>
-                <w:rFonts w:cs="Times New Roman"/>
-                <w:sz w:val="28"/>
-                <w:szCs w:val="28"/>
-              </w:rPr>
-              <w:t>пробел)</w:t>
+              <w:t>Delete</w:t>
             </w:r>
           </w:p>
         </w:tc>
@@ -3363,7 +3355,7 @@
                 <w:rFonts w:cs="Times New Roman"/>
                 <w:szCs w:val="24"/>
               </w:rPr>
-              <w:t>Свисток</w:t>
+              <w:t>Подача песка</w:t>
             </w:r>
           </w:p>
         </w:tc>
@@ -3405,7 +3397,7 @@
                 <w:szCs w:val="28"/>
                 <w:lang w:val="en-US"/>
               </w:rPr>
-              <w:t>B</w:t>
+              <w:t>M</w:t>
             </w:r>
           </w:p>
         </w:tc>
@@ -3417,16 +3409,15 @@
           <w:p>
             <w:pPr>
               <w:rPr>
-                <w:rFonts w:cs="Times New Roman"/>
-                <w:szCs w:val="24"/>
-              </w:rPr>
-            </w:pPr>
-            <w:r>
-              <w:rPr>
-                <w:rFonts w:cs="Times New Roman"/>
-                <w:szCs w:val="24"/>
-              </w:rPr>
-              <w:t>Тифон</w:t>
+                <w:szCs w:val="24"/>
+              </w:rPr>
+            </w:pPr>
+            <w:r>
+              <w:rPr>
+                <w:rFonts w:cs="Times New Roman"/>
+                <w:szCs w:val="24"/>
+              </w:rPr>
+              <w:t>Рукоятка бдительности РБС</w:t>
             </w:r>
           </w:p>
         </w:tc>
@@ -3438,7 +3429,6 @@
           <w:p>
             <w:pPr>
               <w:rPr>
-                <w:rFonts w:cs="Times New Roman"/>
                 <w:szCs w:val="24"/>
               </w:rPr>
             </w:pPr>
@@ -3468,7 +3458,7 @@
                 <w:szCs w:val="28"/>
                 <w:lang w:val="en-US"/>
               </w:rPr>
-              <w:t>Delete</w:t>
+              <w:t>Z</w:t>
             </w:r>
           </w:p>
         </w:tc>
@@ -3480,16 +3470,15 @@
           <w:p>
             <w:pPr>
               <w:rPr>
-                <w:rFonts w:cs="Times New Roman"/>
-                <w:szCs w:val="24"/>
-              </w:rPr>
-            </w:pPr>
-            <w:r>
-              <w:rPr>
-                <w:rFonts w:cs="Times New Roman"/>
-                <w:szCs w:val="24"/>
-              </w:rPr>
-              <w:t>Подача песка</w:t>
+                <w:szCs w:val="24"/>
+              </w:rPr>
+            </w:pPr>
+            <w:r>
+              <w:rPr>
+                <w:rFonts w:cs="Times New Roman"/>
+                <w:szCs w:val="24"/>
+              </w:rPr>
+              <w:t>Рукоятка бдительности РБ</w:t>
             </w:r>
           </w:p>
         </w:tc>
@@ -3501,7 +3490,6 @@
           <w:p>
             <w:pPr>
               <w:rPr>
-                <w:rFonts w:cs="Times New Roman"/>
                 <w:szCs w:val="24"/>
               </w:rPr>
             </w:pPr>
@@ -3532,7 +3520,7 @@
                 <w:lang w:val="en-US"/>
               </w:rPr>
               <w:lastRenderedPageBreak/>
-              <w:t>M</w:t>
+              <w:t>- ( _ )  |  = ( + )</w:t>
             </w:r>
           </w:p>
         </w:tc>
@@ -3544,15 +3532,69 @@
           <w:p>
             <w:pPr>
               <w:rPr>
-                <w:szCs w:val="24"/>
-              </w:rPr>
-            </w:pPr>
-            <w:r>
-              <w:rPr>
-                <w:rFonts w:cs="Times New Roman"/>
-                <w:szCs w:val="24"/>
-              </w:rPr>
-              <w:t>Рукоятка бдительности РБС</w:t>
+                <w:rFonts w:cs="Times New Roman"/>
+                <w:szCs w:val="24"/>
+              </w:rPr>
+            </w:pPr>
+            <w:r>
+              <w:rPr>
+                <w:szCs w:val="24"/>
+              </w:rPr>
+              <w:t xml:space="preserve">Кнопки </w:t>
+            </w:r>
+            <w:r>
+              <w:rPr>
+                <w:szCs w:val="24"/>
+              </w:rPr>
+              <w:t xml:space="preserve">“ </w:t>
+            </w:r>
+            <w:proofErr w:type="gramStart"/>
+            <w:r>
+              <w:rPr>
+                <w:b/>
+                <w:bCs/>
+                <w:szCs w:val="24"/>
+              </w:rPr>
+              <w:t>–</w:t>
+            </w:r>
+            <w:r>
+              <w:rPr>
+                <w:szCs w:val="24"/>
+              </w:rPr>
+              <w:t xml:space="preserve"> ”</w:t>
+            </w:r>
+            <w:proofErr w:type="gramEnd"/>
+            <w:r>
+              <w:rPr>
+                <w:szCs w:val="24"/>
+              </w:rPr>
+              <w:t xml:space="preserve"> и </w:t>
+            </w:r>
+            <w:r>
+              <w:rPr>
+                <w:szCs w:val="24"/>
+              </w:rPr>
+              <w:t xml:space="preserve">“ </w:t>
+            </w:r>
+            <w:r>
+              <w:rPr>
+                <w:b/>
+                <w:bCs/>
+                <w:szCs w:val="24"/>
+              </w:rPr>
+              <w:t>+</w:t>
+            </w:r>
+            <w:r>
+              <w:rPr>
+                <w:szCs w:val="24"/>
+              </w:rPr>
+              <w:t xml:space="preserve"> ”</w:t>
+            </w:r>
+            <w:r>
+              <w:rPr>
+                <w:szCs w:val="24"/>
+              </w:rPr>
+              <w:t xml:space="preserve"> экрана МСУД</w:t>
             </w:r>
           </w:p>
         </w:tc>
@@ -3564,9 +3606,16 @@
           <w:p>
             <w:pPr>
               <w:rPr>
-                <w:szCs w:val="24"/>
-              </w:rPr>
-            </w:pPr>
+                <w:rFonts w:cs="Times New Roman"/>
+                <w:szCs w:val="24"/>
+              </w:rPr>
+            </w:pPr>
+            <w:r>
+              <w:rPr>
+                <w:szCs w:val="24"/>
+              </w:rPr>
+              <w:t>Регулирует ступени ослабления возбуждения</w:t>
+            </w:r>
           </w:p>
         </w:tc>
       </w:tr>
@@ -3591,9 +3640,34 @@
                 <w:rFonts w:cs="Times New Roman"/>
                 <w:sz w:val="28"/>
                 <w:szCs w:val="28"/>
-                <w:lang w:val="en-US"/>
-              </w:rPr>
-              <w:t>Z</w:t>
+              </w:rPr>
+              <w:t xml:space="preserve">Shift + </w:t>
+            </w:r>
+            <w:r>
+              <w:rPr>
+                <w:rFonts w:cs="Times New Roman"/>
+                <w:sz w:val="28"/>
+                <w:szCs w:val="28"/>
+                <w:lang w:val="en-US"/>
+              </w:rPr>
+              <w:t>W</w:t>
+            </w:r>
+            <w:r>
+              <w:rPr>
+                <w:rFonts w:cs="Times New Roman"/>
+                <w:sz w:val="28"/>
+                <w:szCs w:val="28"/>
+              </w:rPr>
+              <w:t xml:space="preserve"> | Ctrl + </w:t>
+            </w:r>
+            <w:r>
+              <w:rPr>
+                <w:rFonts w:cs="Times New Roman"/>
+                <w:sz w:val="28"/>
+                <w:szCs w:val="28"/>
+                <w:lang w:val="en-US"/>
+              </w:rPr>
+              <w:t>W</w:t>
             </w:r>
           </w:p>
         </w:tc>
@@ -3605,15 +3679,16 @@
           <w:p>
             <w:pPr>
               <w:rPr>
-                <w:szCs w:val="24"/>
-              </w:rPr>
-            </w:pPr>
-            <w:r>
-              <w:rPr>
-                <w:rFonts w:cs="Times New Roman"/>
-                <w:szCs w:val="24"/>
-              </w:rPr>
-              <w:t>Рукоятка бдительности РБ</w:t>
+                <w:rFonts w:cs="Times New Roman"/>
+                <w:szCs w:val="24"/>
+              </w:rPr>
+            </w:pPr>
+            <w:r>
+              <w:rPr>
+                <w:rFonts w:cs="Times New Roman"/>
+                <w:szCs w:val="24"/>
+              </w:rPr>
+              <w:t>Вставить/извлечь реверсивную рукоятку</w:t>
             </w:r>
           </w:p>
         </w:tc>
@@ -3625,9 +3700,46 @@
           <w:p>
             <w:pPr>
               <w:rPr>
-                <w:szCs w:val="24"/>
-              </w:rPr>
-            </w:pPr>
+                <w:rFonts w:cs="Times New Roman"/>
+                <w:szCs w:val="24"/>
+              </w:rPr>
+            </w:pPr>
+            <w:r>
+              <w:rPr>
+                <w:rFonts w:cs="Times New Roman"/>
+                <w:szCs w:val="24"/>
+              </w:rPr>
+              <w:t>По умолчанию вставлена</w:t>
+            </w:r>
+            <w:r>
+              <w:rPr>
+                <w:rFonts w:cs="Times New Roman"/>
+                <w:szCs w:val="24"/>
+              </w:rPr>
+              <w:br/>
+              <w:t xml:space="preserve">в одной кабине. </w:t>
+            </w:r>
+            <w:r>
+              <w:rPr>
+                <w:rFonts w:cs="Times New Roman"/>
+                <w:szCs w:val="24"/>
+              </w:rPr>
+              <w:t xml:space="preserve">Извлечение рукоятки </w:t>
+            </w:r>
+            <w:r>
+              <w:rPr>
+                <w:rFonts w:cs="Times New Roman"/>
+                <w:szCs w:val="24"/>
+              </w:rPr>
+              <w:t>в</w:t>
+            </w:r>
+            <w:r>
+              <w:rPr>
+                <w:rFonts w:cs="Times New Roman"/>
+                <w:szCs w:val="24"/>
+              </w:rPr>
+              <w:t xml:space="preserve"> нулевом положении</w:t>
+            </w:r>
           </w:p>
         </w:tc>
       </w:tr>
@@ -3647,14 +3759,23 @@
                 <w:lang w:val="en-US"/>
               </w:rPr>
             </w:pPr>
-            <w:r>
-              <w:rPr>
-                <w:rFonts w:cs="Times New Roman"/>
-                <w:sz w:val="28"/>
-                <w:szCs w:val="28"/>
-                <w:lang w:val="en-US"/>
-              </w:rPr>
-              <w:t>- ( _ )  |  = ( + )</w:t>
+            <w:proofErr w:type="gramStart"/>
+            <w:r>
+              <w:rPr>
+                <w:sz w:val="28"/>
+                <w:szCs w:val="28"/>
+                <w:lang w:val="en-US"/>
+              </w:rPr>
+              <w:t>W  |</w:t>
+            </w:r>
+            <w:proofErr w:type="gramEnd"/>
+            <w:r>
+              <w:rPr>
+                <w:sz w:val="28"/>
+                <w:szCs w:val="28"/>
+                <w:lang w:val="en-US"/>
+              </w:rPr>
+              <w:t xml:space="preserve">  S</w:t>
             </w:r>
           </w:p>
         </w:tc>
@@ -3674,59 +3795,37 @@
               <w:rPr>
                 <w:szCs w:val="24"/>
               </w:rPr>
-              <w:t xml:space="preserve">Кнопки </w:t>
-            </w:r>
-            <w:r>
-              <w:rPr>
-                <w:szCs w:val="24"/>
-              </w:rPr>
-              <w:t xml:space="preserve">“ </w:t>
-            </w:r>
-            <w:r>
-              <w:rPr>
-                <w:b/>
-                <w:bCs/>
-                <w:szCs w:val="24"/>
-              </w:rPr>
-              <w:t>–</w:t>
-            </w:r>
-            <w:r>
-              <w:rPr>
-                <w:szCs w:val="24"/>
-              </w:rPr>
-              <w:t xml:space="preserve"> ”</w:t>
-            </w:r>
-            <w:r>
-              <w:rPr>
-                <w:szCs w:val="24"/>
-              </w:rPr>
-              <w:t xml:space="preserve"> и </w:t>
-            </w:r>
-            <w:r>
-              <w:rPr>
-                <w:szCs w:val="24"/>
-              </w:rPr>
-              <w:t xml:space="preserve">“ </w:t>
-            </w:r>
-            <w:r>
-              <w:rPr>
-                <w:b/>
-                <w:bCs/>
-                <w:szCs w:val="24"/>
-              </w:rPr>
-              <w:t>+</w:t>
-            </w:r>
-            <w:r>
-              <w:rPr>
-                <w:szCs w:val="24"/>
-              </w:rPr>
-              <w:t xml:space="preserve"> ”</w:t>
-            </w:r>
-            <w:r>
-              <w:rPr>
-                <w:szCs w:val="24"/>
-              </w:rPr>
-              <w:t xml:space="preserve"> экрана МСУД</w:t>
+              <w:t>Переключение р</w:t>
+            </w:r>
+            <w:r>
+              <w:rPr>
+                <w:szCs w:val="24"/>
+              </w:rPr>
+              <w:t>еверсивн</w:t>
+            </w:r>
+            <w:r>
+              <w:rPr>
+                <w:szCs w:val="24"/>
+              </w:rPr>
+              <w:t>ой</w:t>
+            </w:r>
+            <w:r>
+              <w:rPr>
+                <w:szCs w:val="24"/>
+              </w:rPr>
+              <w:t xml:space="preserve"> рукоятк</w:t>
+            </w:r>
+            <w:r>
+              <w:rPr>
+                <w:szCs w:val="24"/>
+              </w:rPr>
+              <w:t>и</w:t>
+            </w:r>
+            <w:r>
+              <w:rPr>
+                <w:szCs w:val="24"/>
+              </w:rPr>
+              <w:t xml:space="preserve"> “от себя” / “на себя”</w:t>
             </w:r>
           </w:p>
         </w:tc>
@@ -3744,9 +3843,38 @@
             </w:pPr>
             <w:r>
               <w:rPr>
-                <w:szCs w:val="24"/>
-              </w:rPr>
-              <w:t>Регулирует ступени ослабления возбуждения</w:t>
+                <w:rFonts w:cs="Times New Roman"/>
+                <w:szCs w:val="24"/>
+              </w:rPr>
+              <w:t xml:space="preserve">Переключение </w:t>
+            </w:r>
+            <w:r>
+              <w:rPr>
+                <w:rFonts w:cs="Times New Roman"/>
+                <w:szCs w:val="24"/>
+              </w:rPr>
+              <w:t xml:space="preserve">направления </w:t>
+            </w:r>
+            <w:r>
+              <w:rPr>
+                <w:rFonts w:cs="Times New Roman"/>
+                <w:szCs w:val="24"/>
+              </w:rPr>
+              <w:t>только</w:t>
+            </w:r>
+            <w:r>
+              <w:rPr>
+                <w:rFonts w:cs="Times New Roman"/>
+                <w:szCs w:val="24"/>
+              </w:rPr>
+              <w:t xml:space="preserve"> </w:t>
+            </w:r>
+            <w:r>
+              <w:rPr>
+                <w:rFonts w:cs="Times New Roman"/>
+                <w:szCs w:val="24"/>
+              </w:rPr>
+              <w:t>при нулевом положении главного вала контроллера</w:t>
             </w:r>
           </w:p>
         </w:tc>
@@ -3761,45 +3889,43 @@
             <w:pPr>
               <w:jc w:val="center"/>
               <w:rPr>
-                <w:rFonts w:cs="Times New Roman"/>
-                <w:sz w:val="28"/>
-                <w:szCs w:val="28"/>
-                <w:lang w:val="en-US"/>
-              </w:rPr>
-            </w:pPr>
-            <w:r>
-              <w:rPr>
-                <w:rFonts w:cs="Times New Roman"/>
-                <w:sz w:val="28"/>
-                <w:szCs w:val="28"/>
-              </w:rPr>
-              <w:t xml:space="preserve">Shift + </w:t>
-            </w:r>
-            <w:r>
-              <w:rPr>
-                <w:rFonts w:cs="Times New Roman"/>
-                <w:sz w:val="28"/>
-                <w:szCs w:val="28"/>
-                <w:lang w:val="en-US"/>
-              </w:rPr>
-              <w:t>W</w:t>
-            </w:r>
-            <w:r>
-              <w:rPr>
-                <w:rFonts w:cs="Times New Roman"/>
-                <w:sz w:val="28"/>
-                <w:szCs w:val="28"/>
-              </w:rPr>
-              <w:t xml:space="preserve"> | Ctrl + </w:t>
-            </w:r>
-            <w:r>
-              <w:rPr>
-                <w:rFonts w:cs="Times New Roman"/>
-                <w:sz w:val="28"/>
-                <w:szCs w:val="28"/>
-                <w:lang w:val="en-US"/>
-              </w:rPr>
-              <w:t>W</w:t>
+                <w:sz w:val="28"/>
+                <w:szCs w:val="28"/>
+                <w:lang w:val="en-US"/>
+              </w:rPr>
+            </w:pPr>
+            <w:proofErr w:type="gramStart"/>
+            <w:r>
+              <w:rPr>
+                <w:sz w:val="28"/>
+                <w:szCs w:val="28"/>
+                <w:lang w:val="en-US"/>
+              </w:rPr>
+              <w:t>A</w:t>
+            </w:r>
+            <w:r>
+              <w:rPr>
+                <w:sz w:val="28"/>
+                <w:szCs w:val="28"/>
+              </w:rPr>
+              <w:t xml:space="preserve">  </w:t>
+            </w:r>
+            <w:r>
+              <w:rPr>
+                <w:sz w:val="28"/>
+                <w:szCs w:val="28"/>
+                <w:lang w:val="en-US"/>
+              </w:rPr>
+              <w:t>|</w:t>
+            </w:r>
+            <w:proofErr w:type="gramEnd"/>
+            <w:r>
+              <w:rPr>
+                <w:sz w:val="28"/>
+                <w:szCs w:val="28"/>
+                <w:lang w:val="en-US"/>
+              </w:rPr>
+              <w:t xml:space="preserve">  D</w:t>
             </w:r>
           </w:p>
         </w:tc>
@@ -3811,66 +3937,72 @@
           <w:p>
             <w:pPr>
               <w:rPr>
-                <w:rFonts w:cs="Times New Roman"/>
-                <w:szCs w:val="24"/>
-              </w:rPr>
-            </w:pPr>
-            <w:r>
-              <w:rPr>
-                <w:rFonts w:cs="Times New Roman"/>
-                <w:szCs w:val="24"/>
-              </w:rPr>
-              <w:t>Вставить/извлечь реверсивную рукоятку</w:t>
+                <w:szCs w:val="24"/>
+              </w:rPr>
+            </w:pPr>
+            <w:r>
+              <w:rPr>
+                <w:szCs w:val="24"/>
+              </w:rPr>
+              <w:t>Движение рукоятки контроллера машиниста “</w:t>
+            </w:r>
+            <w:r>
+              <w:rPr>
+                <w:szCs w:val="24"/>
+              </w:rPr>
+              <w:t>от</w:t>
+            </w:r>
+            <w:r>
+              <w:rPr>
+                <w:szCs w:val="24"/>
+              </w:rPr>
+              <w:t xml:space="preserve"> себя”</w:t>
+            </w:r>
+            <w:r>
+              <w:rPr>
+                <w:szCs w:val="24"/>
+              </w:rPr>
+              <w:t xml:space="preserve"> / </w:t>
+            </w:r>
+            <w:r>
+              <w:rPr>
+                <w:szCs w:val="24"/>
+              </w:rPr>
+              <w:t>“</w:t>
+            </w:r>
+            <w:r>
+              <w:rPr>
+                <w:szCs w:val="24"/>
+              </w:rPr>
+              <w:t>на</w:t>
+            </w:r>
+            <w:r>
+              <w:rPr>
+                <w:szCs w:val="24"/>
+              </w:rPr>
+              <w:t xml:space="preserve"> себя”</w:t>
             </w:r>
           </w:p>
         </w:tc>
         <w:tc>
           <w:tcPr>
             <w:tcW w:w="3402" w:type="dxa"/>
-            <w:vAlign w:val="center"/>
-          </w:tcPr>
-          <w:p>
-            <w:pPr>
-              <w:rPr>
-                <w:rFonts w:cs="Times New Roman"/>
-                <w:szCs w:val="24"/>
-              </w:rPr>
-            </w:pPr>
-            <w:r>
-              <w:rPr>
-                <w:rFonts w:cs="Times New Roman"/>
-                <w:szCs w:val="24"/>
-              </w:rPr>
-              <w:t>По умолчанию вставлена</w:t>
-            </w:r>
-            <w:r>
-              <w:rPr>
-                <w:rFonts w:cs="Times New Roman"/>
-                <w:szCs w:val="24"/>
-              </w:rPr>
-              <w:br/>
-              <w:t xml:space="preserve">в одной кабине. </w:t>
-            </w:r>
-            <w:r>
-              <w:rPr>
-                <w:rFonts w:cs="Times New Roman"/>
-                <w:szCs w:val="24"/>
-              </w:rPr>
-              <w:t xml:space="preserve">Извлечение рукоятки </w:t>
-            </w:r>
-            <w:r>
-              <w:rPr>
-                <w:rFonts w:cs="Times New Roman"/>
-                <w:szCs w:val="24"/>
-              </w:rPr>
-              <w:t>в</w:t>
-            </w:r>
-            <w:r>
-              <w:rPr>
-                <w:rFonts w:cs="Times New Roman"/>
-                <w:szCs w:val="24"/>
-              </w:rPr>
-              <w:t xml:space="preserve"> нулевом положении</w:t>
+            <w:vMerge w:val="restart"/>
+            <w:vAlign w:val="center"/>
+          </w:tcPr>
+          <w:p>
+            <w:pPr>
+              <w:rPr>
+                <w:rFonts w:cs="Times New Roman"/>
+                <w:szCs w:val="24"/>
+              </w:rPr>
+            </w:pPr>
+            <w:r>
+              <w:rPr>
+                <w:rFonts w:cs="Times New Roman"/>
+                <w:szCs w:val="24"/>
+              </w:rPr>
+              <w:t>Рукоятка главного вала заблокирована при нулевом положении реверсивного вала</w:t>
             </w:r>
           </w:p>
         </w:tc>
@@ -3885,19 +4017,18 @@
             <w:pPr>
               <w:jc w:val="center"/>
               <w:rPr>
-                <w:rFonts w:cs="Times New Roman"/>
-                <w:sz w:val="28"/>
-                <w:szCs w:val="28"/>
-                <w:lang w:val="en-US"/>
-              </w:rPr>
-            </w:pPr>
-            <w:r>
-              <w:rPr>
-                <w:sz w:val="28"/>
-                <w:szCs w:val="28"/>
-                <w:lang w:val="en-US"/>
-              </w:rPr>
-              <w:t>W  |  S</w:t>
+                <w:sz w:val="28"/>
+                <w:szCs w:val="28"/>
+                <w:lang w:val="en-US"/>
+              </w:rPr>
+            </w:pPr>
+            <w:r>
+              <w:rPr>
+                <w:sz w:val="28"/>
+                <w:szCs w:val="28"/>
+                <w:lang w:val="en-US"/>
+              </w:rPr>
+              <w:t>Ctrl + D</w:t>
             </w:r>
           </w:p>
         </w:tc>
@@ -3909,95 +4040,48 @@
           <w:p>
             <w:pPr>
               <w:rPr>
-                <w:rFonts w:cs="Times New Roman"/>
-                <w:szCs w:val="24"/>
-              </w:rPr>
-            </w:pPr>
-            <w:r>
-              <w:rPr>
-                <w:szCs w:val="24"/>
-              </w:rPr>
-              <w:t>Переключение р</w:t>
-            </w:r>
-            <w:r>
-              <w:rPr>
-                <w:szCs w:val="24"/>
-              </w:rPr>
-              <w:t>еверсивн</w:t>
-            </w:r>
-            <w:r>
-              <w:rPr>
-                <w:szCs w:val="24"/>
-              </w:rPr>
-              <w:t>ой</w:t>
-            </w:r>
-            <w:r>
-              <w:rPr>
-                <w:szCs w:val="24"/>
-              </w:rPr>
-              <w:t xml:space="preserve"> рукоятк</w:t>
-            </w:r>
-            <w:r>
-              <w:rPr>
-                <w:szCs w:val="24"/>
-              </w:rPr>
-              <w:t>и</w:t>
-            </w:r>
-            <w:r>
-              <w:rPr>
-                <w:szCs w:val="24"/>
-              </w:rPr>
-              <w:t xml:space="preserve"> “от себя” / “на себя”</w:t>
+                <w:szCs w:val="24"/>
+              </w:rPr>
+            </w:pPr>
+            <w:r>
+              <w:rPr>
+                <w:szCs w:val="24"/>
+              </w:rPr>
+              <w:t>Быстрый в</w:t>
+            </w:r>
+            <w:r>
+              <w:rPr>
+                <w:szCs w:val="24"/>
+              </w:rPr>
+              <w:t xml:space="preserve">озврат рукоятки </w:t>
+            </w:r>
+            <w:r>
+              <w:rPr>
+                <w:szCs w:val="24"/>
+              </w:rPr>
+              <w:t xml:space="preserve">контроллера </w:t>
+            </w:r>
+            <w:r>
+              <w:rPr>
+                <w:szCs w:val="24"/>
+              </w:rPr>
+              <w:t>в нулевое положение</w:t>
             </w:r>
           </w:p>
         </w:tc>
         <w:tc>
           <w:tcPr>
             <w:tcW w:w="3402" w:type="dxa"/>
-            <w:vAlign w:val="center"/>
-          </w:tcPr>
-          <w:p>
-            <w:pPr>
-              <w:rPr>
-                <w:rFonts w:cs="Times New Roman"/>
-                <w:szCs w:val="24"/>
-              </w:rPr>
-            </w:pPr>
-            <w:r>
-              <w:rPr>
-                <w:rFonts w:cs="Times New Roman"/>
-                <w:szCs w:val="24"/>
-              </w:rPr>
-              <w:t xml:space="preserve">Переключение </w:t>
-            </w:r>
-            <w:r>
-              <w:rPr>
-                <w:rFonts w:cs="Times New Roman"/>
-                <w:szCs w:val="24"/>
-              </w:rPr>
-              <w:t xml:space="preserve">направления </w:t>
-            </w:r>
-            <w:r>
-              <w:rPr>
-                <w:rFonts w:cs="Times New Roman"/>
-                <w:szCs w:val="24"/>
-              </w:rPr>
-              <w:t>только</w:t>
-            </w:r>
-            <w:r>
-              <w:rPr>
-                <w:rFonts w:cs="Times New Roman"/>
-                <w:szCs w:val="24"/>
-              </w:rPr>
-              <w:t xml:space="preserve"> </w:t>
-            </w:r>
-            <w:r>
-              <w:rPr>
-                <w:rFonts w:cs="Times New Roman"/>
-                <w:szCs w:val="24"/>
-              </w:rPr>
-              <w:t>при нулевом положении главного вала контроллера</w:t>
-            </w:r>
+            <w:vMerge/>
+            <w:vAlign w:val="center"/>
+          </w:tcPr>
+          <w:p>
+            <w:pPr>
+              <w:rPr>
+                <w:rFonts w:cs="Times New Roman"/>
+                <w:szCs w:val="24"/>
+              </w:rPr>
+            </w:pPr>
           </w:p>
         </w:tc>
       </w:tr>
@@ -4016,28 +4100,23 @@
                 <w:lang w:val="en-US"/>
               </w:rPr>
             </w:pPr>
-            <w:r>
-              <w:rPr>
-                <w:sz w:val="28"/>
-                <w:szCs w:val="28"/>
-                <w:lang w:val="en-US"/>
-              </w:rPr>
-              <w:t>A</w:t>
-            </w:r>
-            <w:r>
-              <w:rPr>
-                <w:sz w:val="28"/>
-                <w:szCs w:val="28"/>
-              </w:rPr>
-              <w:t xml:space="preserve">  </w:t>
-            </w:r>
-            <w:r>
-              <w:rPr>
-                <w:sz w:val="28"/>
-                <w:szCs w:val="28"/>
-                <w:lang w:val="en-US"/>
-              </w:rPr>
-              <w:t>|  D</w:t>
+            <w:proofErr w:type="gramStart"/>
+            <w:r>
+              <w:rPr>
+                <w:sz w:val="28"/>
+                <w:szCs w:val="28"/>
+                <w:lang w:val="en-US"/>
+              </w:rPr>
+              <w:t>Q  |</w:t>
+            </w:r>
+            <w:proofErr w:type="gramEnd"/>
+            <w:r>
+              <w:rPr>
+                <w:sz w:val="28"/>
+                <w:szCs w:val="28"/>
+                <w:lang w:val="en-US"/>
+              </w:rPr>
+              <w:t xml:space="preserve">  E</w:t>
             </w:r>
           </w:p>
         </w:tc>
@@ -4056,43 +4135,7 @@
               <w:rPr>
                 <w:szCs w:val="24"/>
               </w:rPr>
-              <w:t>Движение рукоятки контроллера машиниста “</w:t>
-            </w:r>
-            <w:r>
-              <w:rPr>
-                <w:szCs w:val="24"/>
-              </w:rPr>
-              <w:t>от</w:t>
-            </w:r>
-            <w:r>
-              <w:rPr>
-                <w:szCs w:val="24"/>
-              </w:rPr>
-              <w:t xml:space="preserve"> себя”</w:t>
-            </w:r>
-            <w:r>
-              <w:rPr>
-                <w:szCs w:val="24"/>
-              </w:rPr>
-              <w:t xml:space="preserve"> / </w:t>
-            </w:r>
-            <w:r>
-              <w:rPr>
-                <w:szCs w:val="24"/>
-              </w:rPr>
-              <w:t>“</w:t>
-            </w:r>
-            <w:r>
-              <w:rPr>
-                <w:szCs w:val="24"/>
-              </w:rPr>
-              <w:t>на</w:t>
-            </w:r>
-            <w:r>
-              <w:rPr>
-                <w:szCs w:val="24"/>
-              </w:rPr>
-              <w:t xml:space="preserve"> себя”</w:t>
+              <w:t>Вращение задатчика скорости</w:t>
             </w:r>
           </w:p>
         </w:tc>
@@ -4114,7 +4157,7 @@
                 <w:rFonts w:cs="Times New Roman"/>
                 <w:szCs w:val="24"/>
               </w:rPr>
-              <w:t>Рукоятка главного вала заблокирована при нулевом положении реверсивного вала</w:t>
+              <w:t>В режиме рекуперации без авторегулирования задатчик регулирует ток возбуждения</w:t>
             </w:r>
           </w:p>
         </w:tc>
@@ -4140,7 +4183,7 @@
                 <w:szCs w:val="28"/>
                 <w:lang w:val="en-US"/>
               </w:rPr>
-              <w:t>Ctrl + D</w:t>
+              <w:t>Ctrl + E</w:t>
             </w:r>
           </w:p>
         </w:tc>
@@ -4159,25 +4202,7 @@
               <w:rPr>
                 <w:szCs w:val="24"/>
               </w:rPr>
-              <w:t>Быстрый в</w:t>
-            </w:r>
-            <w:r>
-              <w:rPr>
-                <w:szCs w:val="24"/>
-              </w:rPr>
-              <w:t xml:space="preserve">озврат рукоятки </w:t>
-            </w:r>
-            <w:r>
-              <w:rPr>
-                <w:szCs w:val="24"/>
-              </w:rPr>
-              <w:t xml:space="preserve">контроллера </w:t>
-            </w:r>
-            <w:r>
-              <w:rPr>
-                <w:szCs w:val="24"/>
-              </w:rPr>
-              <w:t>в нулевое положение</w:t>
+              <w:t>Быстрый возврат задатчика скорости</w:t>
             </w:r>
           </w:p>
         </w:tc>
@@ -4214,11 +4239,12 @@
             </w:pPr>
             <w:r>
               <w:rPr>
-                <w:sz w:val="28"/>
-                <w:szCs w:val="28"/>
-                <w:lang w:val="en-US"/>
-              </w:rPr>
-              <w:t>Q  |  E</w:t>
+                <w:rFonts w:cs="Times New Roman"/>
+                <w:b/>
+                <w:sz w:val="28"/>
+                <w:szCs w:val="28"/>
+              </w:rPr>
+              <w:t>/</w:t>
             </w:r>
           </w:p>
         </w:tc>
@@ -4235,100 +4261,88 @@
             </w:pPr>
             <w:r>
               <w:rPr>
-                <w:szCs w:val="24"/>
-              </w:rPr>
-              <w:t>Вращение задатчика скорости</w:t>
+                <w:rFonts w:cs="Times New Roman"/>
+                <w:szCs w:val="24"/>
+              </w:rPr>
+              <w:t>Кнопка “</w:t>
+            </w:r>
+            <w:r>
+              <w:rPr>
+                <w:rFonts w:cs="Times New Roman"/>
+                <w:szCs w:val="24"/>
+              </w:rPr>
+              <w:t>Отпуск тормозов</w:t>
+            </w:r>
+            <w:r>
+              <w:rPr>
+                <w:rFonts w:cs="Times New Roman"/>
+                <w:szCs w:val="24"/>
+              </w:rPr>
+              <w:t>”</w:t>
             </w:r>
           </w:p>
         </w:tc>
         <w:tc>
           <w:tcPr>
             <w:tcW w:w="3402" w:type="dxa"/>
-            <w:vMerge w:val="restart"/>
-            <w:vAlign w:val="center"/>
-          </w:tcPr>
-          <w:p>
-            <w:pPr>
-              <w:rPr>
-                <w:rFonts w:cs="Times New Roman"/>
-                <w:szCs w:val="24"/>
-              </w:rPr>
-            </w:pPr>
-            <w:r>
-              <w:rPr>
-                <w:rFonts w:cs="Times New Roman"/>
-                <w:szCs w:val="24"/>
-              </w:rPr>
-              <w:t>В режиме рекуперации без авторегулирования задатчик регулирует ток возбуждения</w:t>
-            </w:r>
+            <w:vAlign w:val="center"/>
+          </w:tcPr>
+          <w:p>
+            <w:pPr>
+              <w:rPr>
+                <w:rFonts w:cs="Times New Roman"/>
+                <w:szCs w:val="24"/>
+              </w:rPr>
+            </w:pPr>
           </w:p>
         </w:tc>
       </w:tr>
       <w:tr>
         <w:tc>
           <w:tcPr>
-            <w:tcW w:w="2438" w:type="dxa"/>
+            <w:tcW w:w="9809" w:type="dxa"/>
+            <w:gridSpan w:val="3"/>
             <w:vAlign w:val="center"/>
           </w:tcPr>
           <w:p>
             <w:pPr>
               <w:jc w:val="center"/>
               <w:rPr>
-                <w:sz w:val="28"/>
-                <w:szCs w:val="28"/>
-                <w:lang w:val="en-US"/>
-              </w:rPr>
-            </w:pPr>
-            <w:r>
-              <w:rPr>
-                <w:sz w:val="28"/>
-                <w:szCs w:val="28"/>
-                <w:lang w:val="en-US"/>
-              </w:rPr>
-              <w:t>Ctrl + E</w:t>
-            </w:r>
-          </w:p>
-        </w:tc>
-        <w:tc>
-          <w:tcPr>
-            <w:tcW w:w="3969" w:type="dxa"/>
-            <w:vAlign w:val="center"/>
-          </w:tcPr>
-          <w:p>
-            <w:pPr>
-              <w:rPr>
-                <w:szCs w:val="24"/>
-              </w:rPr>
-            </w:pPr>
-            <w:r>
-              <w:rPr>
-                <w:szCs w:val="24"/>
-              </w:rPr>
-              <w:t>Быстрый возврат задатчика скорости</w:t>
-            </w:r>
-          </w:p>
-        </w:tc>
-        <w:tc>
-          <w:tcPr>
-            <w:tcW w:w="3402" w:type="dxa"/>
-            <w:vMerge/>
-            <w:vAlign w:val="center"/>
-          </w:tcPr>
-          <w:p>
-            <w:pPr>
-              <w:rPr>
-                <w:rFonts w:cs="Times New Roman"/>
-                <w:szCs w:val="24"/>
-              </w:rPr>
-            </w:pPr>
+                <w:rFonts w:cs="Times New Roman"/>
+                <w:sz w:val="28"/>
+                <w:szCs w:val="28"/>
+              </w:rPr>
+            </w:pPr>
+            <w:r>
+              <w:rPr>
+                <w:rFonts w:cs="Times New Roman"/>
+                <w:szCs w:val="24"/>
+              </w:rPr>
+              <w:t xml:space="preserve">Кран машиниста </w:t>
+            </w:r>
+            <w:proofErr w:type="spellStart"/>
+            <w:r>
+              <w:rPr>
+                <w:rFonts w:cs="Times New Roman"/>
+                <w:szCs w:val="24"/>
+              </w:rPr>
+              <w:t>усл</w:t>
+            </w:r>
+            <w:proofErr w:type="spellEnd"/>
+            <w:r>
+              <w:rPr>
+                <w:rFonts w:cs="Times New Roman"/>
+                <w:szCs w:val="24"/>
+              </w:rPr>
+              <w:t>. № 395</w:t>
+            </w:r>
           </w:p>
         </w:tc>
       </w:tr>
       <w:tr>
         <w:tc>
           <w:tcPr>
-            <w:tcW w:w="9809" w:type="dxa"/>
-            <w:gridSpan w:val="3"/>
+            <w:tcW w:w="2438" w:type="dxa"/>
             <w:vAlign w:val="center"/>
           </w:tcPr>
           <w:p>
@@ -4338,15 +4352,135 @@
                 <w:rFonts w:cs="Times New Roman"/>
                 <w:sz w:val="28"/>
                 <w:szCs w:val="28"/>
-              </w:rPr>
-            </w:pPr>
-            <w:r>
-              <w:rPr>
-                <w:rFonts w:cs="Times New Roman"/>
-                <w:szCs w:val="24"/>
-              </w:rPr>
-              <w:t>Кран машиниста усл. № 395</w:t>
-            </w:r>
+                <w:lang w:val="en-US"/>
+              </w:rPr>
+            </w:pPr>
+            <w:proofErr w:type="gramStart"/>
+            <w:r>
+              <w:rPr>
+                <w:rFonts w:cs="Times New Roman"/>
+                <w:sz w:val="28"/>
+                <w:szCs w:val="28"/>
+                <w:lang w:val="en-US"/>
+              </w:rPr>
+              <w:t>‘ (</w:t>
+            </w:r>
+            <w:proofErr w:type="gramEnd"/>
+            <w:r>
+              <w:rPr>
+                <w:rFonts w:cs="Times New Roman"/>
+                <w:sz w:val="28"/>
+                <w:szCs w:val="28"/>
+              </w:rPr>
+              <w:t>э</w:t>
+            </w:r>
+            <w:r>
+              <w:rPr>
+                <w:rFonts w:cs="Times New Roman"/>
+                <w:sz w:val="28"/>
+                <w:szCs w:val="28"/>
+                <w:lang w:val="en-US"/>
+              </w:rPr>
+              <w:t>)</w:t>
+            </w:r>
+            <w:r>
+              <w:rPr>
+                <w:rFonts w:cs="Times New Roman"/>
+                <w:sz w:val="28"/>
+                <w:szCs w:val="28"/>
+              </w:rPr>
+              <w:t xml:space="preserve">  </w:t>
+            </w:r>
+            <w:r>
+              <w:rPr>
+                <w:rFonts w:cs="Times New Roman"/>
+                <w:sz w:val="28"/>
+                <w:szCs w:val="28"/>
+                <w:lang w:val="en-US"/>
+              </w:rPr>
+              <w:t xml:space="preserve">|  </w:t>
+            </w:r>
+            <w:r>
+              <w:rPr>
+                <w:rFonts w:cs="Times New Roman"/>
+                <w:sz w:val="28"/>
+                <w:szCs w:val="28"/>
+                <w:lang w:val="en-US"/>
+              </w:rPr>
+              <w:t>; (</w:t>
+            </w:r>
+            <w:r>
+              <w:rPr>
+                <w:rFonts w:cs="Times New Roman"/>
+                <w:sz w:val="28"/>
+                <w:szCs w:val="28"/>
+              </w:rPr>
+              <w:t>ж)</w:t>
+            </w:r>
+          </w:p>
+        </w:tc>
+        <w:tc>
+          <w:tcPr>
+            <w:tcW w:w="3969" w:type="dxa"/>
+            <w:vAlign w:val="center"/>
+          </w:tcPr>
+          <w:p>
+            <w:pPr>
+              <w:rPr>
+                <w:rFonts w:cs="Times New Roman"/>
+                <w:szCs w:val="24"/>
+              </w:rPr>
+            </w:pPr>
+            <w:r>
+              <w:rPr>
+                <w:rFonts w:cs="Times New Roman"/>
+                <w:szCs w:val="24"/>
+              </w:rPr>
+              <w:t>Управление рукояткой крана:</w:t>
+            </w:r>
+          </w:p>
+          <w:p>
+            <w:pPr>
+              <w:rPr>
+                <w:rFonts w:cs="Times New Roman"/>
+                <w:szCs w:val="24"/>
+              </w:rPr>
+            </w:pPr>
+            <w:r>
+              <w:rPr>
+                <w:rFonts w:cs="Times New Roman"/>
+                <w:szCs w:val="24"/>
+              </w:rPr>
+              <w:t>вращать “на себя”</w:t>
+            </w:r>
+            <w:r>
+              <w:rPr>
+                <w:rFonts w:cs="Times New Roman"/>
+                <w:szCs w:val="24"/>
+              </w:rPr>
+              <w:t xml:space="preserve"> / </w:t>
+            </w:r>
+            <w:r>
+              <w:rPr>
+                <w:rFonts w:cs="Times New Roman"/>
+                <w:szCs w:val="24"/>
+              </w:rPr>
+              <w:t>“от себя”</w:t>
+            </w:r>
+          </w:p>
+        </w:tc>
+        <w:tc>
+          <w:tcPr>
+            <w:tcW w:w="3402" w:type="dxa"/>
+            <w:vAlign w:val="center"/>
+          </w:tcPr>
+          <w:p>
+            <w:pPr>
+              <w:rPr>
+                <w:rFonts w:cs="Times New Roman"/>
+                <w:szCs w:val="24"/>
+              </w:rPr>
+            </w:pPr>
           </w:p>
         </w:tc>
       </w:tr>
@@ -4366,65 +4500,15 @@
                 <w:lang w:val="en-US"/>
               </w:rPr>
             </w:pPr>
-            <w:r>
-              <w:rPr>
-                <w:rFonts w:cs="Times New Roman"/>
-                <w:sz w:val="28"/>
-                <w:szCs w:val="28"/>
-                <w:lang w:val="en-US"/>
-              </w:rPr>
-              <w:t>‘ (</w:t>
-            </w:r>
-            <w:r>
-              <w:rPr>
-                <w:rFonts w:cs="Times New Roman"/>
-                <w:sz w:val="28"/>
-                <w:szCs w:val="28"/>
-              </w:rPr>
-              <w:t>э</w:t>
-            </w:r>
-            <w:r>
-              <w:rPr>
-                <w:rFonts w:cs="Times New Roman"/>
-                <w:sz w:val="28"/>
-                <w:szCs w:val="28"/>
-                <w:lang w:val="en-US"/>
-              </w:rPr>
-              <w:t>)</w:t>
-            </w:r>
-            <w:r>
-              <w:rPr>
-                <w:rFonts w:cs="Times New Roman"/>
-                <w:sz w:val="28"/>
-                <w:szCs w:val="28"/>
-              </w:rPr>
-              <w:t xml:space="preserve">  </w:t>
-            </w:r>
-            <w:r>
-              <w:rPr>
-                <w:rFonts w:cs="Times New Roman"/>
-                <w:sz w:val="28"/>
-                <w:szCs w:val="28"/>
-                <w:lang w:val="en-US"/>
-              </w:rPr>
-              <w:t xml:space="preserve">|  </w:t>
-            </w:r>
-            <w:r>
-              <w:rPr>
-                <w:rFonts w:cs="Times New Roman"/>
-                <w:sz w:val="28"/>
-                <w:szCs w:val="28"/>
-                <w:lang w:val="en-US"/>
-              </w:rPr>
-              <w:t>; (</w:t>
-            </w:r>
-            <w:r>
-              <w:rPr>
-                <w:rFonts w:cs="Times New Roman"/>
-                <w:sz w:val="28"/>
-                <w:szCs w:val="28"/>
-              </w:rPr>
-              <w:t>ж)</w:t>
+            <w:bookmarkStart w:id="0" w:name="_Hlk184329809"/>
+            <w:r>
+              <w:rPr>
+                <w:rFonts w:cs="Times New Roman"/>
+                <w:sz w:val="28"/>
+                <w:szCs w:val="28"/>
+                <w:lang w:val="en-US"/>
+              </w:rPr>
+              <w:t>Alt + 1</w:t>
             </w:r>
           </w:p>
         </w:tc>
@@ -4445,36 +4529,7 @@
                 <w:rFonts w:cs="Times New Roman"/>
                 <w:szCs w:val="24"/>
               </w:rPr>
-              <w:t>Управление рукояткой крана:</w:t>
-            </w:r>
-          </w:p>
-          <w:p>
-            <w:pPr>
-              <w:rPr>
-                <w:rFonts w:cs="Times New Roman"/>
-                <w:szCs w:val="24"/>
-              </w:rPr>
-            </w:pPr>
-            <w:r>
-              <w:rPr>
-                <w:rFonts w:cs="Times New Roman"/>
-                <w:szCs w:val="24"/>
-              </w:rPr>
-              <w:t>вращать “на себя”</w:t>
-            </w:r>
-            <w:r>
-              <w:rPr>
-                <w:rFonts w:cs="Times New Roman"/>
-                <w:szCs w:val="24"/>
-              </w:rPr>
-              <w:t xml:space="preserve"> / </w:t>
-            </w:r>
-            <w:r>
-              <w:rPr>
-                <w:rFonts w:cs="Times New Roman"/>
-                <w:szCs w:val="24"/>
-              </w:rPr>
-              <w:t>“от себя”</w:t>
+              <w:t xml:space="preserve">Положение I </w:t>
             </w:r>
           </w:p>
         </w:tc>
@@ -4490,6 +4545,27 @@
                 <w:szCs w:val="24"/>
               </w:rPr>
             </w:pPr>
+            <w:r>
+              <w:rPr>
+                <w:rFonts w:cs="Times New Roman"/>
+                <w:szCs w:val="24"/>
+              </w:rPr>
+              <w:t>З</w:t>
+            </w:r>
+            <w:r>
+              <w:rPr>
+                <w:rFonts w:cs="Times New Roman"/>
+                <w:szCs w:val="24"/>
+              </w:rPr>
+              <w:t>арядка и отпуск</w:t>
+            </w:r>
+            <w:r>
+              <w:rPr>
+                <w:rFonts w:cs="Times New Roman"/>
+                <w:szCs w:val="24"/>
+              </w:rPr>
+              <w:t xml:space="preserve"> тормозов</w:t>
+            </w:r>
           </w:p>
         </w:tc>
       </w:tr>
@@ -4509,15 +4585,14 @@
                 <w:lang w:val="en-US"/>
               </w:rPr>
             </w:pPr>
-            <w:bookmarkStart w:id="0" w:name="_Hlk184329809"/>
-            <w:r>
-              <w:rPr>
-                <w:rFonts w:cs="Times New Roman"/>
-                <w:sz w:val="28"/>
-                <w:szCs w:val="28"/>
-                <w:lang w:val="en-US"/>
-              </w:rPr>
-              <w:t>Alt + 1</w:t>
+            <w:r>
+              <w:rPr>
+                <w:rFonts w:cs="Times New Roman"/>
+                <w:sz w:val="28"/>
+                <w:szCs w:val="28"/>
+                <w:lang w:val="en-US"/>
+              </w:rPr>
+              <w:t>Alt + 2</w:t>
             </w:r>
           </w:p>
         </w:tc>
@@ -4538,7 +4613,7 @@
                 <w:rFonts w:cs="Times New Roman"/>
                 <w:szCs w:val="24"/>
               </w:rPr>
-              <w:t xml:space="preserve">Положение I </w:t>
+              <w:t>Положение II</w:t>
             </w:r>
           </w:p>
         </w:tc>
@@ -4559,21 +4634,7 @@
                 <w:rFonts w:cs="Times New Roman"/>
                 <w:szCs w:val="24"/>
               </w:rPr>
-              <w:t>З</w:t>
-            </w:r>
-            <w:r>
-              <w:rPr>
-                <w:rFonts w:cs="Times New Roman"/>
-                <w:szCs w:val="24"/>
-              </w:rPr>
-              <w:t>арядка и отпуск</w:t>
-            </w:r>
-            <w:r>
-              <w:rPr>
-                <w:rFonts w:cs="Times New Roman"/>
-                <w:szCs w:val="24"/>
-              </w:rPr>
-              <w:t xml:space="preserve"> тормозов</w:t>
+              <w:t>Поездное</w:t>
             </w:r>
           </w:p>
         </w:tc>
@@ -4601,7 +4662,7 @@
                 <w:szCs w:val="28"/>
                 <w:lang w:val="en-US"/>
               </w:rPr>
-              <w:t>Alt + 2</w:t>
+              <w:t>Alt + 3</w:t>
             </w:r>
           </w:p>
         </w:tc>
@@ -4622,7 +4683,7 @@
                 <w:rFonts w:cs="Times New Roman"/>
                 <w:szCs w:val="24"/>
               </w:rPr>
-              <w:t>Положение II</w:t>
+              <w:t>Положение III</w:t>
             </w:r>
           </w:p>
         </w:tc>
@@ -4638,12 +4699,21 @@
                 <w:szCs w:val="24"/>
               </w:rPr>
             </w:pPr>
-            <w:r>
-              <w:rPr>
-                <w:rFonts w:cs="Times New Roman"/>
-                <w:szCs w:val="24"/>
-              </w:rPr>
-              <w:t>Поездное</w:t>
+            <w:proofErr w:type="spellStart"/>
+            <w:r>
+              <w:rPr>
+                <w:rFonts w:cs="Times New Roman"/>
+                <w:szCs w:val="24"/>
+              </w:rPr>
+              <w:t>Перекрыша</w:t>
+            </w:r>
+            <w:proofErr w:type="spellEnd"/>
+            <w:r>
+              <w:rPr>
+                <w:rFonts w:cs="Times New Roman"/>
+                <w:szCs w:val="24"/>
+              </w:rPr>
+              <w:t xml:space="preserve"> без питания утечек</w:t>
             </w:r>
           </w:p>
         </w:tc>
@@ -4671,7 +4741,7 @@
                 <w:szCs w:val="28"/>
                 <w:lang w:val="en-US"/>
               </w:rPr>
-              <w:t>Alt + 3</w:t>
+              <w:t>Alt + 4</w:t>
             </w:r>
           </w:p>
         </w:tc>
@@ -4692,7 +4762,7 @@
                 <w:rFonts w:cs="Times New Roman"/>
                 <w:szCs w:val="24"/>
               </w:rPr>
-              <w:t>Положение III</w:t>
+              <w:t>Положение IV</w:t>
             </w:r>
           </w:p>
         </w:tc>
@@ -4708,12 +4778,21 @@
                 <w:szCs w:val="24"/>
               </w:rPr>
             </w:pPr>
-            <w:r>
-              <w:rPr>
-                <w:rFonts w:cs="Times New Roman"/>
-                <w:szCs w:val="24"/>
-              </w:rPr>
-              <w:t>Перекрыша без питания утечек</w:t>
+            <w:proofErr w:type="spellStart"/>
+            <w:r>
+              <w:rPr>
+                <w:rFonts w:cs="Times New Roman"/>
+                <w:szCs w:val="24"/>
+              </w:rPr>
+              <w:t>Перкрыша</w:t>
+            </w:r>
+            <w:proofErr w:type="spellEnd"/>
+            <w:r>
+              <w:rPr>
+                <w:rFonts w:cs="Times New Roman"/>
+                <w:szCs w:val="24"/>
+              </w:rPr>
+              <w:t xml:space="preserve"> с питанием утечек </w:t>
             </w:r>
           </w:p>
         </w:tc>
@@ -4741,7 +4820,7 @@
                 <w:szCs w:val="28"/>
                 <w:lang w:val="en-US"/>
               </w:rPr>
-              <w:t>Alt + 4</w:t>
+              <w:t>Alt + 5</w:t>
             </w:r>
           </w:p>
         </w:tc>
@@ -4762,78 +4841,17 @@
                 <w:rFonts w:cs="Times New Roman"/>
                 <w:szCs w:val="24"/>
               </w:rPr>
-              <w:t>Положение IV</w:t>
-            </w:r>
-          </w:p>
-        </w:tc>
-        <w:tc>
-          <w:tcPr>
-            <w:tcW w:w="3402" w:type="dxa"/>
-            <w:vAlign w:val="center"/>
-          </w:tcPr>
-          <w:p>
-            <w:pPr>
-              <w:rPr>
-                <w:rFonts w:cs="Times New Roman"/>
-                <w:szCs w:val="24"/>
-              </w:rPr>
-            </w:pPr>
-            <w:r>
-              <w:rPr>
-                <w:rFonts w:cs="Times New Roman"/>
-                <w:szCs w:val="24"/>
-              </w:rPr>
-              <w:t xml:space="preserve">Перкрыша с питанием утечек </w:t>
-            </w:r>
-          </w:p>
-        </w:tc>
-      </w:tr>
-      <w:tr>
-        <w:tc>
-          <w:tcPr>
-            <w:tcW w:w="2438" w:type="dxa"/>
-            <w:vAlign w:val="center"/>
-          </w:tcPr>
-          <w:p>
-            <w:pPr>
-              <w:jc w:val="center"/>
-              <w:rPr>
-                <w:rFonts w:cs="Times New Roman"/>
-                <w:sz w:val="28"/>
-                <w:szCs w:val="28"/>
-                <w:lang w:val="en-US"/>
-              </w:rPr>
-            </w:pPr>
-            <w:r>
-              <w:rPr>
-                <w:rFonts w:cs="Times New Roman"/>
-                <w:sz w:val="28"/>
-                <w:szCs w:val="28"/>
-                <w:lang w:val="en-US"/>
-              </w:rPr>
-              <w:t>Alt + 5</w:t>
-            </w:r>
-          </w:p>
-        </w:tc>
-        <w:tc>
-          <w:tcPr>
-            <w:tcW w:w="3969" w:type="dxa"/>
-            <w:vAlign w:val="center"/>
-          </w:tcPr>
-          <w:p>
-            <w:pPr>
-              <w:rPr>
-                <w:rFonts w:cs="Times New Roman"/>
-                <w:szCs w:val="24"/>
-              </w:rPr>
-            </w:pPr>
-            <w:r>
-              <w:rPr>
-                <w:rFonts w:cs="Times New Roman"/>
-                <w:szCs w:val="24"/>
-              </w:rPr>
-              <w:t>Положение Va</w:t>
-            </w:r>
+              <w:t xml:space="preserve">Положение </w:t>
+            </w:r>
+            <w:proofErr w:type="spellStart"/>
+            <w:r>
+              <w:rPr>
+                <w:rFonts w:cs="Times New Roman"/>
+                <w:szCs w:val="24"/>
+              </w:rPr>
+              <w:t>Va</w:t>
+            </w:r>
+            <w:proofErr w:type="spellEnd"/>
           </w:p>
         </w:tc>
         <w:tc>
@@ -5020,7 +5038,23 @@
                 <w:rFonts w:cs="Times New Roman"/>
                 <w:szCs w:val="24"/>
               </w:rPr>
-              <w:t>Кран вспомогательного тормоза усл. №</w:t>
+              <w:t xml:space="preserve">Кран вспомогательного тормоза </w:t>
+            </w:r>
+            <w:proofErr w:type="spellStart"/>
+            <w:r>
+              <w:rPr>
+                <w:rFonts w:cs="Times New Roman"/>
+                <w:szCs w:val="24"/>
+              </w:rPr>
+              <w:t>усл</w:t>
+            </w:r>
+            <w:proofErr w:type="spellEnd"/>
+            <w:r>
+              <w:rPr>
+                <w:rFonts w:cs="Times New Roman"/>
+                <w:szCs w:val="24"/>
+              </w:rPr>
+              <w:t>. №</w:t>
             </w:r>
             <w:r>
               <w:rPr>
@@ -5071,6 +5105,7 @@
               </w:rPr>
               <w:t>] (</w:t>
             </w:r>
+            <w:proofErr w:type="gramStart"/>
             <w:r>
               <w:rPr>
                 <w:rFonts w:cs="Times New Roman"/>
@@ -5095,7 +5130,17 @@
                 <w:szCs w:val="28"/>
                 <w:lang w:val="en-US"/>
               </w:rPr>
-              <w:t xml:space="preserve">  |  </w:t>
+              <w:t xml:space="preserve">  |</w:t>
+            </w:r>
+            <w:proofErr w:type="gramEnd"/>
+            <w:r>
+              <w:rPr>
+                <w:rFonts w:cs="Times New Roman"/>
+                <w:sz w:val="28"/>
+                <w:szCs w:val="28"/>
+                <w:lang w:val="en-US"/>
+              </w:rPr>
+              <w:t xml:space="preserve">  </w:t>
             </w:r>
             <w:r>
               <w:rPr>
@@ -5642,7 +5687,23 @@
                 <w:rFonts w:cs="Times New Roman"/>
                 <w:szCs w:val="24"/>
               </w:rPr>
-              <w:t>Электропневматический клапан автостопа усл. № 150</w:t>
+              <w:t xml:space="preserve">Электропневматический клапан автостопа </w:t>
+            </w:r>
+            <w:proofErr w:type="spellStart"/>
+            <w:r>
+              <w:rPr>
+                <w:rFonts w:cs="Times New Roman"/>
+                <w:szCs w:val="24"/>
+              </w:rPr>
+              <w:t>усл</w:t>
+            </w:r>
+            <w:proofErr w:type="spellEnd"/>
+            <w:r>
+              <w:rPr>
+                <w:rFonts w:cs="Times New Roman"/>
+                <w:szCs w:val="24"/>
+              </w:rPr>
+              <w:t>. № 150</w:t>
             </w:r>
           </w:p>
         </w:tc>
@@ -5850,7 +5911,23 @@
                 <w:rFonts w:cs="Times New Roman"/>
                 <w:szCs w:val="24"/>
               </w:rPr>
-              <w:t>Устройство блокировки тормозов усл. № 367М</w:t>
+              <w:t xml:space="preserve">Устройство блокировки тормозов </w:t>
+            </w:r>
+            <w:proofErr w:type="spellStart"/>
+            <w:r>
+              <w:rPr>
+                <w:rFonts w:cs="Times New Roman"/>
+                <w:szCs w:val="24"/>
+              </w:rPr>
+              <w:t>усл</w:t>
+            </w:r>
+            <w:proofErr w:type="spellEnd"/>
+            <w:r>
+              <w:rPr>
+                <w:rFonts w:cs="Times New Roman"/>
+                <w:szCs w:val="24"/>
+              </w:rPr>
+              <w:t>. № 367М</w:t>
             </w:r>
           </w:p>
         </w:tc>
@@ -5877,6 +5954,70 @@
                 <w:szCs w:val="28"/>
                 <w:lang w:val="en-US"/>
               </w:rPr>
+              <w:t>Shift + \ | Ctrl + \</w:t>
+            </w:r>
+          </w:p>
+        </w:tc>
+        <w:tc>
+          <w:tcPr>
+            <w:tcW w:w="3969" w:type="dxa"/>
+            <w:vAlign w:val="center"/>
+          </w:tcPr>
+          <w:p>
+            <w:pPr>
+              <w:rPr>
+                <w:rFonts w:cs="Times New Roman"/>
+                <w:szCs w:val="24"/>
+              </w:rPr>
+            </w:pPr>
+            <w:r>
+              <w:rPr>
+                <w:rFonts w:cs="Times New Roman"/>
+                <w:szCs w:val="24"/>
+              </w:rPr>
+              <w:t>Открыть/закрыть тумбу с УБТ</w:t>
+            </w:r>
+          </w:p>
+        </w:tc>
+        <w:tc>
+          <w:tcPr>
+            <w:tcW w:w="3402" w:type="dxa"/>
+            <w:vAlign w:val="center"/>
+          </w:tcPr>
+          <w:p>
+            <w:pPr>
+              <w:rPr>
+                <w:rFonts w:cs="Times New Roman"/>
+                <w:sz w:val="28"/>
+                <w:szCs w:val="28"/>
+              </w:rPr>
+            </w:pPr>
+          </w:p>
+        </w:tc>
+      </w:tr>
+      <w:tr>
+        <w:tc>
+          <w:tcPr>
+            <w:tcW w:w="2438" w:type="dxa"/>
+            <w:vAlign w:val="center"/>
+          </w:tcPr>
+          <w:p>
+            <w:pPr>
+              <w:jc w:val="center"/>
+              <w:rPr>
+                <w:rFonts w:cs="Times New Roman"/>
+                <w:sz w:val="28"/>
+                <w:szCs w:val="28"/>
+                <w:lang w:val="en-US"/>
+              </w:rPr>
+            </w:pPr>
+            <w:r>
+              <w:rPr>
+                <w:rFonts w:cs="Times New Roman"/>
+                <w:sz w:val="28"/>
+                <w:szCs w:val="28"/>
+                <w:lang w:val="en-US"/>
+              </w:rPr>
               <w:t xml:space="preserve">Alt </w:t>
             </w:r>
             <w:r>
@@ -5896,6 +6037,7 @@
               </w:rPr>
               <w:t xml:space="preserve"> </w:t>
             </w:r>
+            <w:proofErr w:type="spellStart"/>
             <w:r>
               <w:rPr>
                 <w:rFonts w:cs="Times New Roman"/>
@@ -5904,6 +6046,7 @@
               </w:rPr>
               <w:t>Backspace</w:t>
             </w:r>
+            <w:proofErr w:type="spellEnd"/>
           </w:p>
         </w:tc>
         <w:tc>
@@ -5959,12 +6102,6 @@
                 <w:szCs w:val="24"/>
               </w:rPr>
               <w:br/>
-            </w:r>
-            <w:r>
-              <w:rPr>
-                <w:rFonts w:cs="Times New Roman"/>
-                <w:szCs w:val="24"/>
-              </w:rPr>
               <w:t xml:space="preserve">устройства </w:t>
             </w:r>
             <w:r>
@@ -5986,14 +6123,7 @@
                 <w:rFonts w:cs="Times New Roman"/>
                 <w:szCs w:val="24"/>
               </w:rPr>
-              <w:t xml:space="preserve"> </w:t>
-            </w:r>
-            <w:r>
-              <w:rPr>
-                <w:rFonts w:cs="Times New Roman"/>
-                <w:szCs w:val="24"/>
-              </w:rPr>
-              <w:t>тормозов</w:t>
+              <w:t xml:space="preserve"> тормозов</w:t>
             </w:r>
           </w:p>
         </w:tc>
@@ -6006,8 +6136,7 @@
             <w:pPr>
               <w:rPr>
                 <w:rFonts w:cs="Times New Roman"/>
-                <w:sz w:val="28"/>
-                <w:szCs w:val="28"/>
+                <w:szCs w:val="24"/>
               </w:rPr>
             </w:pPr>
             <w:r>
@@ -6294,15 +6423,22 @@
           <w:sz w:val="28"/>
           <w:szCs w:val="28"/>
         </w:rPr>
-        <w:t>Включить сигнальные лампы на панели вверху: включить тумблер</w:t>
+        <w:t xml:space="preserve">Разблокировать тумблеры на пульте машиниста (клавиши Shift + </w:t>
       </w:r>
       <w:r>
         <w:rPr>
           <w:sz w:val="28"/>
           <w:szCs w:val="28"/>
-        </w:rPr>
-        <w:br/>
-        <w:t>«Панель сигнализации» (клавиши Shift + 8).</w:t>
+          <w:lang w:val="en-US"/>
+        </w:rPr>
+        <w:t>Y</w:t>
+      </w:r>
+      <w:r>
+        <w:rPr>
+          <w:sz w:val="28"/>
+          <w:szCs w:val="28"/>
+        </w:rPr>
+        <w:t>).</w:t>
       </w:r>
     </w:p>
     <w:p>
@@ -6323,22 +6459,7 @@
           <w:sz w:val="28"/>
           <w:szCs w:val="28"/>
         </w:rPr>
-        <w:t xml:space="preserve">Разблокировать тумблеры на пульте машиниста (клавиши Shift + </w:t>
-      </w:r>
-      <w:r>
-        <w:rPr>
-          <w:sz w:val="28"/>
-          <w:szCs w:val="28"/>
-          <w:lang w:val="en-US"/>
-        </w:rPr>
-        <w:t>Y</w:t>
-      </w:r>
-      <w:r>
-        <w:rPr>
-          <w:sz w:val="28"/>
-          <w:szCs w:val="28"/>
-        </w:rPr>
-        <w:t>).</w:t>
+        <w:t>Заблокировать шторы высоковольтной камеры: включить тумблер «Блокирование ВВК» (клавиши Shift + 0)</w:t>
       </w:r>
     </w:p>
     <w:p>
@@ -6359,7 +6480,21 @@
           <w:sz w:val="28"/>
           <w:szCs w:val="28"/>
         </w:rPr>
-        <w:t>Заблокировать шторы высоковольтной камеры: включить тумблер «Блокирование ВВК» (клавиши Shift + 0)</w:t>
+        <w:t>Запустить микропроцессорную систему управления и диагностики:</w:t>
+      </w:r>
+      <w:r>
+        <w:rPr>
+          <w:rFonts w:asciiTheme="minorHAnsi" w:hAnsiTheme="minorHAnsi"/>
+          <w:sz w:val="22"/>
+        </w:rPr>
+        <w:t xml:space="preserve"> </w:t>
+      </w:r>
+      <w:r>
+        <w:rPr>
+          <w:sz w:val="28"/>
+          <w:szCs w:val="28"/>
+        </w:rPr>
+        <w:t>включить тумблер «МСУД» (клавиши Shift + 9)</w:t>
       </w:r>
     </w:p>
     <w:p>
@@ -6380,21 +6515,7 @@
           <w:sz w:val="28"/>
           <w:szCs w:val="28"/>
         </w:rPr>
-        <w:t>Запустить микропроцессорную систему управления и диагностики:</w:t>
-      </w:r>
-      <w:r>
-        <w:rPr>
-          <w:rFonts w:asciiTheme="minorHAnsi" w:hAnsiTheme="minorHAnsi"/>
-          <w:sz w:val="22"/>
-        </w:rPr>
-        <w:t xml:space="preserve"> </w:t>
-      </w:r>
-      <w:r>
-        <w:rPr>
-          <w:sz w:val="28"/>
-          <w:szCs w:val="28"/>
-        </w:rPr>
-        <w:t>включить тумблер «МСУД» (клавиши Shift + 9)</w:t>
+        <w:t>Поднять пантограф: включить тумблер «Токоприёмник задний» (Shift + O).</w:t>
       </w:r>
     </w:p>
     <w:p>
@@ -6415,7 +6536,30 @@
           <w:sz w:val="28"/>
           <w:szCs w:val="28"/>
         </w:rPr>
-        <w:t>Поднять пантограф: включить тумблер «Токоприёмник задний» (Shift + O).</w:t>
+        <w:t>Подать напряжение в цепи управления главным выключателем:</w:t>
+      </w:r>
+      <w:r>
+        <w:rPr>
+          <w:sz w:val="28"/>
+          <w:szCs w:val="28"/>
+        </w:rPr>
+        <w:br/>
+        <w:t xml:space="preserve">включить тумблер «Главный выключатель» (клавиши Shift + </w:t>
+      </w:r>
+      <w:r>
+        <w:rPr>
+          <w:sz w:val="28"/>
+          <w:szCs w:val="28"/>
+          <w:lang w:val="en-US"/>
+        </w:rPr>
+        <w:t>P</w:t>
+      </w:r>
+      <w:r>
+        <w:rPr>
+          <w:sz w:val="28"/>
+          <w:szCs w:val="28"/>
+        </w:rPr>
+        <w:t>).</w:t>
       </w:r>
     </w:p>
     <w:p>
@@ -6436,15 +6580,36 @@
           <w:sz w:val="28"/>
           <w:szCs w:val="28"/>
         </w:rPr>
-        <w:t>Подать напряжение в цепи управления главным выключателем:</w:t>
+        <w:t>Замкнуть главный выключатель: нажать и удерживать 1-2 секунды тумблер «Возврат защиты» (клавиш</w:t>
       </w:r>
       <w:r>
         <w:rPr>
           <w:sz w:val="28"/>
           <w:szCs w:val="28"/>
         </w:rPr>
-        <w:br/>
-        <w:t xml:space="preserve">включить тумблер «Главный выключатель» (клавиши Shift + </w:t>
+        <w:t>и</w:t>
+      </w:r>
+      <w:r>
+        <w:rPr>
+          <w:sz w:val="28"/>
+          <w:szCs w:val="28"/>
+        </w:rPr>
+        <w:t xml:space="preserve"> </w:t>
+      </w:r>
+      <w:r>
+        <w:rPr>
+          <w:sz w:val="28"/>
+          <w:szCs w:val="28"/>
+          <w:lang w:val="en-US"/>
+        </w:rPr>
+        <w:t>Alt</w:t>
+      </w:r>
+      <w:r>
+        <w:rPr>
+          <w:sz w:val="28"/>
+          <w:szCs w:val="28"/>
+        </w:rPr>
+        <w:t xml:space="preserve"> + </w:t>
       </w:r>
       <w:r>
         <w:rPr>
@@ -6480,44 +6645,15 @@
           <w:sz w:val="28"/>
           <w:szCs w:val="28"/>
         </w:rPr>
-        <w:t>Замкнуть главный выключатель: нажать и удерживать 1-2 секунды тумблер «Возврат защиты» (клавиш</w:t>
+        <w:t xml:space="preserve">Включить тумблер «Вспомогательные машины» (Shift + </w:t>
       </w:r>
       <w:r>
         <w:rPr>
           <w:sz w:val="28"/>
           <w:szCs w:val="28"/>
-        </w:rPr>
-        <w:t>и</w:t>
-      </w:r>
-      <w:r>
-        <w:rPr>
-          <w:sz w:val="28"/>
-          <w:szCs w:val="28"/>
-        </w:rPr>
-        <w:t xml:space="preserve"> </w:t>
-      </w:r>
-      <w:r>
-        <w:rPr>
-          <w:sz w:val="28"/>
-          <w:szCs w:val="28"/>
           <w:lang w:val="en-US"/>
         </w:rPr>
-        <w:t>Alt</w:t>
-      </w:r>
-      <w:r>
-        <w:rPr>
-          <w:sz w:val="28"/>
-          <w:szCs w:val="28"/>
-        </w:rPr>
-        <w:t xml:space="preserve"> + </w:t>
-      </w:r>
-      <w:r>
-        <w:rPr>
-          <w:sz w:val="28"/>
-          <w:szCs w:val="28"/>
-          <w:lang w:val="en-US"/>
-        </w:rPr>
-        <w:t>P</w:t>
+        <w:t>T</w:t>
       </w:r>
       <w:r>
         <w:rPr>
@@ -6545,22 +6681,7 @@
           <w:sz w:val="28"/>
           <w:szCs w:val="28"/>
         </w:rPr>
-        <w:t xml:space="preserve">Включить тумблер «Вспомогательные машины» (Shift + </w:t>
-      </w:r>
-      <w:r>
-        <w:rPr>
-          <w:sz w:val="28"/>
-          <w:szCs w:val="28"/>
-          <w:lang w:val="en-US"/>
-        </w:rPr>
-        <w:t>T</w:t>
-      </w:r>
-      <w:r>
-        <w:rPr>
-          <w:sz w:val="28"/>
-          <w:szCs w:val="28"/>
-        </w:rPr>
-        <w:t>).</w:t>
+        <w:t>Запустить компрессор, обеспечивающий локомотив сжатым воздухом: включить тумблер «Компрессор» (клавиша Shift + 4).</w:t>
       </w:r>
     </w:p>
     <w:p>
@@ -6581,7 +6702,83 @@
           <w:sz w:val="28"/>
           <w:szCs w:val="28"/>
         </w:rPr>
-        <w:t>Запустить компрессор, обеспечивающий локомотив сжатым воздухом: включить тумблер «Компрессор» (клавиша Shift + 4).</w:t>
+        <w:t xml:space="preserve">Запустить мотор-вентиляторы, обеспечивающие охлаждение силового электрооборудования: включить тумблеры «Вентилятор </w:t>
+      </w:r>
+      <w:proofErr w:type="gramStart"/>
+      <w:r>
+        <w:rPr>
+          <w:sz w:val="28"/>
+          <w:szCs w:val="28"/>
+        </w:rPr>
+        <w:t>1..</w:t>
+      </w:r>
+      <w:proofErr w:type="gramEnd"/>
+      <w:r>
+        <w:rPr>
+          <w:sz w:val="28"/>
+          <w:szCs w:val="28"/>
+        </w:rPr>
+        <w:t>3»</w:t>
+      </w:r>
+      <w:r>
+        <w:rPr>
+          <w:sz w:val="28"/>
+          <w:szCs w:val="28"/>
+        </w:rPr>
+        <w:br/>
+        <w:t xml:space="preserve">(клавиши </w:t>
+      </w:r>
+      <w:r>
+        <w:rPr>
+          <w:sz w:val="28"/>
+          <w:szCs w:val="28"/>
+          <w:lang w:val="en-US"/>
+        </w:rPr>
+        <w:t>Shift</w:t>
+      </w:r>
+      <w:r>
+        <w:rPr>
+          <w:sz w:val="28"/>
+          <w:szCs w:val="28"/>
+        </w:rPr>
+        <w:t xml:space="preserve"> + 1,</w:t>
+      </w:r>
+      <w:r>
+        <w:rPr>
+          <w:rFonts w:asciiTheme="minorHAnsi" w:hAnsiTheme="minorHAnsi"/>
+          <w:sz w:val="22"/>
+        </w:rPr>
+        <w:t xml:space="preserve"> </w:t>
+      </w:r>
+      <w:r>
+        <w:rPr>
+          <w:sz w:val="28"/>
+          <w:szCs w:val="28"/>
+          <w:lang w:val="en-US"/>
+        </w:rPr>
+        <w:t>Shift</w:t>
+      </w:r>
+      <w:r>
+        <w:rPr>
+          <w:sz w:val="28"/>
+          <w:szCs w:val="28"/>
+        </w:rPr>
+        <w:t xml:space="preserve"> + 2, </w:t>
+      </w:r>
+      <w:r>
+        <w:rPr>
+          <w:sz w:val="28"/>
+          <w:szCs w:val="28"/>
+          <w:lang w:val="en-US"/>
+        </w:rPr>
+        <w:t>Shift</w:t>
+      </w:r>
+      <w:r>
+        <w:rPr>
+          <w:sz w:val="28"/>
+          <w:szCs w:val="28"/>
+        </w:rPr>
+        <w:t xml:space="preserve"> + 3).</w:t>
       </w:r>
     </w:p>
     <w:p>
@@ -6602,87 +6799,6 @@
           <w:sz w:val="28"/>
           <w:szCs w:val="28"/>
         </w:rPr>
-        <w:t>Запустить мотор-вентиляторы, обеспечивающие охлаждение силового электрооборудования: включить тумблеры «Вентилятор 1..3»</w:t>
-      </w:r>
-      <w:r>
-        <w:rPr>
-          <w:sz w:val="28"/>
-          <w:szCs w:val="28"/>
-        </w:rPr>
-        <w:br/>
-        <w:t xml:space="preserve">(клавиши </w:t>
-      </w:r>
-      <w:r>
-        <w:rPr>
-          <w:sz w:val="28"/>
-          <w:szCs w:val="28"/>
-          <w:lang w:val="en-US"/>
-        </w:rPr>
-        <w:t>Shift</w:t>
-      </w:r>
-      <w:r>
-        <w:rPr>
-          <w:sz w:val="28"/>
-          <w:szCs w:val="28"/>
-        </w:rPr>
-        <w:t xml:space="preserve"> + 1,</w:t>
-      </w:r>
-      <w:r>
-        <w:rPr>
-          <w:rFonts w:asciiTheme="minorHAnsi" w:hAnsiTheme="minorHAnsi"/>
-          <w:sz w:val="22"/>
-        </w:rPr>
-        <w:t xml:space="preserve"> </w:t>
-      </w:r>
-      <w:r>
-        <w:rPr>
-          <w:sz w:val="28"/>
-          <w:szCs w:val="28"/>
-          <w:lang w:val="en-US"/>
-        </w:rPr>
-        <w:t>Shift</w:t>
-      </w:r>
-      <w:r>
-        <w:rPr>
-          <w:sz w:val="28"/>
-          <w:szCs w:val="28"/>
-        </w:rPr>
-        <w:t xml:space="preserve"> + 2, </w:t>
-      </w:r>
-      <w:r>
-        <w:rPr>
-          <w:sz w:val="28"/>
-          <w:szCs w:val="28"/>
-          <w:lang w:val="en-US"/>
-        </w:rPr>
-        <w:t>Shift</w:t>
-      </w:r>
-      <w:r>
-        <w:rPr>
-          <w:sz w:val="28"/>
-          <w:szCs w:val="28"/>
-        </w:rPr>
-        <w:t xml:space="preserve"> + 3).</w:t>
-      </w:r>
-    </w:p>
-    <w:p>
-      <w:pPr>
-        <w:numPr>
-          <w:ilvl w:val="0"/>
-          <w:numId w:val="1"/>
-        </w:numPr>
-        <w:spacing w:after="60"/>
-        <w:ind w:left="261" w:hanging="374"/>
-        <w:rPr>
-          <w:sz w:val="28"/>
-          <w:szCs w:val="28"/>
-        </w:rPr>
-      </w:pPr>
-      <w:r>
-        <w:rPr>
-          <w:sz w:val="28"/>
-          <w:szCs w:val="28"/>
-        </w:rPr>
         <w:t>Включить ЭПК (электропневматический клапан автостопа, клавиша</w:t>
       </w:r>
       <w:r>
@@ -6696,7 +6812,7 @@
     </w:p>
     <w:p>
       <w:pPr>
-        <w:spacing w:after="120"/>
+        <w:spacing w:after="60"/>
         <w:rPr>
           <w:sz w:val="28"/>
           <w:szCs w:val="28"/>
@@ -6728,6 +6844,15 @@
     <w:p>
       <w:pPr>
         <w:spacing w:after="60"/>
+        <w:rPr>
+          <w:sz w:val="28"/>
+          <w:szCs w:val="28"/>
+        </w:rPr>
+      </w:pPr>
+    </w:p>
+    <w:p>
+      <w:pPr>
+        <w:spacing w:before="120" w:after="60"/>
         <w:jc w:val="center"/>
         <w:rPr>
           <w:b/>
@@ -6766,7 +6891,7 @@
           <w:ilvl w:val="1"/>
           <w:numId w:val="9"/>
         </w:numPr>
-        <w:spacing w:after="0"/>
+        <w:spacing w:after="60"/>
         <w:rPr>
           <w:sz w:val="28"/>
           <w:szCs w:val="28"/>
@@ -6786,7 +6911,7 @@
           <w:ilvl w:val="1"/>
           <w:numId w:val="9"/>
         </w:numPr>
-        <w:spacing w:after="0"/>
+        <w:spacing w:after="60"/>
         <w:rPr>
           <w:sz w:val="28"/>
           <w:szCs w:val="28"/>
@@ -6806,7 +6931,7 @@
           <w:ilvl w:val="1"/>
           <w:numId w:val="9"/>
         </w:numPr>
-        <w:spacing w:after="0"/>
+        <w:spacing w:after="60"/>
         <w:rPr>
           <w:sz w:val="28"/>
           <w:szCs w:val="28"/>
@@ -6856,6 +6981,7 @@
           <w:ilvl w:val="1"/>
           <w:numId w:val="9"/>
         </w:numPr>
+        <w:spacing w:after="60"/>
         <w:contextualSpacing/>
         <w:rPr>
           <w:sz w:val="28"/>
@@ -6876,7 +7002,7 @@
           <w:ilvl w:val="1"/>
           <w:numId w:val="9"/>
         </w:numPr>
-        <w:spacing w:after="0"/>
+        <w:spacing w:after="60"/>
         <w:rPr>
           <w:sz w:val="28"/>
           <w:szCs w:val="28"/>
@@ -6893,6 +7019,7 @@
     <w:p>
       <w:pPr>
         <w:spacing w:after="60"/>
+        <w:jc w:val="both"/>
         <w:rPr>
           <w:sz w:val="28"/>
           <w:szCs w:val="28"/>
@@ -6940,6 +7067,7 @@
     <w:p>
       <w:pPr>
         <w:spacing w:after="60"/>
+        <w:jc w:val="both"/>
         <w:rPr>
           <w:sz w:val="28"/>
           <w:szCs w:val="28"/>
@@ -6956,6 +7084,7 @@
     <w:p>
       <w:pPr>
         <w:spacing w:after="120"/>
+        <w:jc w:val="both"/>
         <w:rPr>
           <w:sz w:val="28"/>
           <w:szCs w:val="28"/>
@@ -6966,7 +7095,37 @@
           <w:sz w:val="28"/>
           <w:szCs w:val="28"/>
         </w:rPr>
-        <w:t>Для восстановления следует вернуть рукоятку контроллера в положение «0» и затем нажать на 1-2 секунды тумблер «Возврат защиты» (клавиша K).</w:t>
+        <w:t>Для восстановления следует вернуть рукоятку контроллера в положение «0» и затем нажать на 1-2 секунды тумблер «Возврат защиты» (</w:t>
+      </w:r>
+      <w:r>
+        <w:rPr>
+          <w:sz w:val="28"/>
+          <w:szCs w:val="28"/>
+        </w:rPr>
+        <w:t xml:space="preserve">клавиши </w:t>
+      </w:r>
+      <w:proofErr w:type="spellStart"/>
+      <w:r>
+        <w:rPr>
+          <w:sz w:val="28"/>
+          <w:szCs w:val="28"/>
+        </w:rPr>
+        <w:t>Alt</w:t>
+      </w:r>
+      <w:proofErr w:type="spellEnd"/>
+      <w:r>
+        <w:rPr>
+          <w:sz w:val="28"/>
+          <w:szCs w:val="28"/>
+        </w:rPr>
+        <w:t xml:space="preserve"> + P</w:t>
+      </w:r>
+      <w:r>
+        <w:rPr>
+          <w:sz w:val="28"/>
+          <w:szCs w:val="28"/>
+        </w:rPr>
+        <w:t>).</w:t>
       </w:r>
     </w:p>
     <w:p>
@@ -6991,6 +7150,7 @@
     <w:p>
       <w:pPr>
         <w:spacing w:after="120"/>
+        <w:jc w:val="both"/>
         <w:rPr>
           <w:sz w:val="28"/>
           <w:szCs w:val="28"/>
@@ -7007,6 +7167,7 @@
     <w:p>
       <w:pPr>
         <w:spacing w:after="120"/>
+        <w:jc w:val="both"/>
         <w:rPr>
           <w:sz w:val="28"/>
           <w:szCs w:val="28"/>
@@ -7023,6 +7184,7 @@
     <w:p>
       <w:pPr>
         <w:spacing w:after="120"/>
+        <w:jc w:val="both"/>
         <w:rPr>
           <w:sz w:val="28"/>
           <w:szCs w:val="28"/>

--- a/docs/EP1m-user_manual.docx
+++ b/docs/EP1m-user_manual.docx
@@ -1456,7 +1456,6 @@
               </w:rPr>
               <w:t>Тумблер “</w:t>
             </w:r>
-            <w:proofErr w:type="spellStart"/>
             <w:r>
               <w:rPr>
                 <w:rFonts w:cs="Times New Roman"/>
@@ -1464,7 +1463,6 @@
               </w:rPr>
               <w:t>Электропневм</w:t>
             </w:r>
-            <w:proofErr w:type="spellEnd"/>
             <w:r>
               <w:rPr>
                 <w:rFonts w:cs="Times New Roman"/>
@@ -2502,17 +2500,8 @@
                 <w:rFonts w:cs="Times New Roman"/>
                 <w:szCs w:val="24"/>
               </w:rPr>
-              <w:t>Тумблер “</w:t>
-            </w:r>
-            <w:proofErr w:type="spellStart"/>
-            <w:r>
-              <w:rPr>
-                <w:rFonts w:cs="Times New Roman"/>
-                <w:szCs w:val="24"/>
-              </w:rPr>
-              <w:t>Освещ</w:t>
-            </w:r>
-            <w:proofErr w:type="spellEnd"/>
+              <w:t>Тумблер “Освещ</w:t>
+            </w:r>
             <w:r>
               <w:rPr>
                 <w:rFonts w:cs="Times New Roman"/>
@@ -2630,23 +2619,7 @@
                 <w:rFonts w:cs="Times New Roman"/>
                 <w:szCs w:val="24"/>
               </w:rPr>
-              <w:t xml:space="preserve">Тумблер “Яркость </w:t>
-            </w:r>
-            <w:proofErr w:type="spellStart"/>
-            <w:r>
-              <w:rPr>
-                <w:rFonts w:cs="Times New Roman"/>
-                <w:szCs w:val="24"/>
-              </w:rPr>
-              <w:t>освещ</w:t>
-            </w:r>
-            <w:proofErr w:type="spellEnd"/>
-            <w:r>
-              <w:rPr>
-                <w:rFonts w:cs="Times New Roman"/>
-                <w:szCs w:val="24"/>
-              </w:rPr>
-              <w:t>. приборов”</w:t>
+              <w:t>Тумблер “Яркость освещ. приборов”</w:t>
             </w:r>
           </w:p>
         </w:tc>
@@ -3116,7 +3089,7 @@
                 <w:szCs w:val="28"/>
                 <w:lang w:val="en-US"/>
               </w:rPr>
-              <w:t>Alt + 4</w:t>
+              <w:t>R</w:t>
             </w:r>
           </w:p>
         </w:tc>
@@ -3548,7 +3521,6 @@
               </w:rPr>
               <w:t xml:space="preserve">“ </w:t>
             </w:r>
-            <w:proofErr w:type="gramStart"/>
             <w:r>
               <w:rPr>
                 <w:b/>
@@ -3563,7 +3535,6 @@
               </w:rPr>
               <w:t xml:space="preserve"> ”</w:t>
             </w:r>
-            <w:proofErr w:type="gramEnd"/>
             <w:r>
               <w:rPr>
                 <w:szCs w:val="24"/>
@@ -3759,23 +3730,13 @@
                 <w:lang w:val="en-US"/>
               </w:rPr>
             </w:pPr>
-            <w:proofErr w:type="gramStart"/>
-            <w:r>
-              <w:rPr>
-                <w:sz w:val="28"/>
-                <w:szCs w:val="28"/>
-                <w:lang w:val="en-US"/>
-              </w:rPr>
-              <w:t>W  |</w:t>
-            </w:r>
-            <w:proofErr w:type="gramEnd"/>
-            <w:r>
-              <w:rPr>
-                <w:sz w:val="28"/>
-                <w:szCs w:val="28"/>
-                <w:lang w:val="en-US"/>
-              </w:rPr>
-              <w:t xml:space="preserve">  S</w:t>
+            <w:r>
+              <w:rPr>
+                <w:sz w:val="28"/>
+                <w:szCs w:val="28"/>
+                <w:lang w:val="en-US"/>
+              </w:rPr>
+              <w:t>W  |  S</w:t>
             </w:r>
           </w:p>
         </w:tc>
@@ -3894,7 +3855,6 @@
                 <w:lang w:val="en-US"/>
               </w:rPr>
             </w:pPr>
-            <w:proofErr w:type="gramStart"/>
             <w:r>
               <w:rPr>
                 <w:sz w:val="28"/>
@@ -3916,16 +3876,7 @@
                 <w:szCs w:val="28"/>
                 <w:lang w:val="en-US"/>
               </w:rPr>
-              <w:t>|</w:t>
-            </w:r>
-            <w:proofErr w:type="gramEnd"/>
-            <w:r>
-              <w:rPr>
-                <w:sz w:val="28"/>
-                <w:szCs w:val="28"/>
-                <w:lang w:val="en-US"/>
-              </w:rPr>
-              <w:t xml:space="preserve">  D</w:t>
+              <w:t>|  D</w:t>
             </w:r>
           </w:p>
         </w:tc>
@@ -4100,23 +4051,13 @@
                 <w:lang w:val="en-US"/>
               </w:rPr>
             </w:pPr>
-            <w:proofErr w:type="gramStart"/>
-            <w:r>
-              <w:rPr>
-                <w:sz w:val="28"/>
-                <w:szCs w:val="28"/>
-                <w:lang w:val="en-US"/>
-              </w:rPr>
-              <w:t>Q  |</w:t>
-            </w:r>
-            <w:proofErr w:type="gramEnd"/>
-            <w:r>
-              <w:rPr>
-                <w:sz w:val="28"/>
-                <w:szCs w:val="28"/>
-                <w:lang w:val="en-US"/>
-              </w:rPr>
-              <w:t xml:space="preserve">  E</w:t>
+            <w:r>
+              <w:rPr>
+                <w:sz w:val="28"/>
+                <w:szCs w:val="28"/>
+                <w:lang w:val="en-US"/>
+              </w:rPr>
+              <w:t>Q  |  E</w:t>
             </w:r>
           </w:p>
         </w:tc>
@@ -4318,23 +4259,7 @@
                 <w:rFonts w:cs="Times New Roman"/>
                 <w:szCs w:val="24"/>
               </w:rPr>
-              <w:t xml:space="preserve">Кран машиниста </w:t>
-            </w:r>
-            <w:proofErr w:type="spellStart"/>
-            <w:r>
-              <w:rPr>
-                <w:rFonts w:cs="Times New Roman"/>
-                <w:szCs w:val="24"/>
-              </w:rPr>
-              <w:t>усл</w:t>
-            </w:r>
-            <w:proofErr w:type="spellEnd"/>
-            <w:r>
-              <w:rPr>
-                <w:rFonts w:cs="Times New Roman"/>
-                <w:szCs w:val="24"/>
-              </w:rPr>
-              <w:t>. № 395</w:t>
+              <w:t>Кран машиниста усл. № 395</w:t>
             </w:r>
           </w:p>
         </w:tc>
@@ -4355,7 +4280,6 @@
                 <w:lang w:val="en-US"/>
               </w:rPr>
             </w:pPr>
-            <w:proofErr w:type="gramStart"/>
             <w:r>
               <w:rPr>
                 <w:rFonts w:cs="Times New Roman"/>
@@ -4365,7 +4289,6 @@
               </w:rPr>
               <w:t>‘ (</w:t>
             </w:r>
-            <w:proofErr w:type="gramEnd"/>
             <w:r>
               <w:rPr>
                 <w:rFonts w:cs="Times New Roman"/>
@@ -4699,21 +4622,12 @@
                 <w:szCs w:val="24"/>
               </w:rPr>
             </w:pPr>
-            <w:proofErr w:type="spellStart"/>
-            <w:r>
-              <w:rPr>
-                <w:rFonts w:cs="Times New Roman"/>
-                <w:szCs w:val="24"/>
-              </w:rPr>
-              <w:t>Перекрыша</w:t>
-            </w:r>
-            <w:proofErr w:type="spellEnd"/>
-            <w:r>
-              <w:rPr>
-                <w:rFonts w:cs="Times New Roman"/>
-                <w:szCs w:val="24"/>
-              </w:rPr>
-              <w:t xml:space="preserve"> без питания утечек</w:t>
+            <w:r>
+              <w:rPr>
+                <w:rFonts w:cs="Times New Roman"/>
+                <w:szCs w:val="24"/>
+              </w:rPr>
+              <w:t>Перекрыша без питания утечек</w:t>
             </w:r>
           </w:p>
         </w:tc>
@@ -4778,21 +4692,12 @@
                 <w:szCs w:val="24"/>
               </w:rPr>
             </w:pPr>
-            <w:proofErr w:type="spellStart"/>
-            <w:r>
-              <w:rPr>
-                <w:rFonts w:cs="Times New Roman"/>
-                <w:szCs w:val="24"/>
-              </w:rPr>
-              <w:t>Перкрыша</w:t>
-            </w:r>
-            <w:proofErr w:type="spellEnd"/>
-            <w:r>
-              <w:rPr>
-                <w:rFonts w:cs="Times New Roman"/>
-                <w:szCs w:val="24"/>
-              </w:rPr>
-              <w:t xml:space="preserve"> с питанием утечек </w:t>
+            <w:r>
+              <w:rPr>
+                <w:rFonts w:cs="Times New Roman"/>
+                <w:szCs w:val="24"/>
+              </w:rPr>
+              <w:t xml:space="preserve">Перкрыша с питанием утечек </w:t>
             </w:r>
           </w:p>
         </w:tc>
@@ -4841,17 +4746,8 @@
                 <w:rFonts w:cs="Times New Roman"/>
                 <w:szCs w:val="24"/>
               </w:rPr>
-              <w:t xml:space="preserve">Положение </w:t>
-            </w:r>
-            <w:proofErr w:type="spellStart"/>
-            <w:r>
-              <w:rPr>
-                <w:rFonts w:cs="Times New Roman"/>
-                <w:szCs w:val="24"/>
-              </w:rPr>
-              <w:t>Va</w:t>
-            </w:r>
-            <w:proofErr w:type="spellEnd"/>
+              <w:t>Положение Va</w:t>
+            </w:r>
           </w:p>
         </w:tc>
         <w:tc>
@@ -5038,23 +4934,7 @@
                 <w:rFonts w:cs="Times New Roman"/>
                 <w:szCs w:val="24"/>
               </w:rPr>
-              <w:t xml:space="preserve">Кран вспомогательного тормоза </w:t>
-            </w:r>
-            <w:proofErr w:type="spellStart"/>
-            <w:r>
-              <w:rPr>
-                <w:rFonts w:cs="Times New Roman"/>
-                <w:szCs w:val="24"/>
-              </w:rPr>
-              <w:t>усл</w:t>
-            </w:r>
-            <w:proofErr w:type="spellEnd"/>
-            <w:r>
-              <w:rPr>
-                <w:rFonts w:cs="Times New Roman"/>
-                <w:szCs w:val="24"/>
-              </w:rPr>
-              <w:t>. №</w:t>
+              <w:t>Кран вспомогательного тормоза усл. №</w:t>
             </w:r>
             <w:r>
               <w:rPr>
@@ -5105,7 +4985,6 @@
               </w:rPr>
               <w:t>] (</w:t>
             </w:r>
-            <w:proofErr w:type="gramStart"/>
             <w:r>
               <w:rPr>
                 <w:rFonts w:cs="Times New Roman"/>
@@ -5130,17 +5009,7 @@
                 <w:szCs w:val="28"/>
                 <w:lang w:val="en-US"/>
               </w:rPr>
-              <w:t xml:space="preserve">  |</w:t>
-            </w:r>
-            <w:proofErr w:type="gramEnd"/>
-            <w:r>
-              <w:rPr>
-                <w:rFonts w:cs="Times New Roman"/>
-                <w:sz w:val="28"/>
-                <w:szCs w:val="28"/>
-                <w:lang w:val="en-US"/>
-              </w:rPr>
-              <w:t xml:space="preserve">  </w:t>
+              <w:t xml:space="preserve">  |  </w:t>
             </w:r>
             <w:r>
               <w:rPr>
@@ -5687,23 +5556,7 @@
                 <w:rFonts w:cs="Times New Roman"/>
                 <w:szCs w:val="24"/>
               </w:rPr>
-              <w:t xml:space="preserve">Электропневматический клапан автостопа </w:t>
-            </w:r>
-            <w:proofErr w:type="spellStart"/>
-            <w:r>
-              <w:rPr>
-                <w:rFonts w:cs="Times New Roman"/>
-                <w:szCs w:val="24"/>
-              </w:rPr>
-              <w:t>усл</w:t>
-            </w:r>
-            <w:proofErr w:type="spellEnd"/>
-            <w:r>
-              <w:rPr>
-                <w:rFonts w:cs="Times New Roman"/>
-                <w:szCs w:val="24"/>
-              </w:rPr>
-              <w:t>. № 150</w:t>
+              <w:t>Электропневматический клапан автостопа усл. № 150</w:t>
             </w:r>
           </w:p>
         </w:tc>
@@ -5911,23 +5764,7 @@
                 <w:rFonts w:cs="Times New Roman"/>
                 <w:szCs w:val="24"/>
               </w:rPr>
-              <w:t xml:space="preserve">Устройство блокировки тормозов </w:t>
-            </w:r>
-            <w:proofErr w:type="spellStart"/>
-            <w:r>
-              <w:rPr>
-                <w:rFonts w:cs="Times New Roman"/>
-                <w:szCs w:val="24"/>
-              </w:rPr>
-              <w:t>усл</w:t>
-            </w:r>
-            <w:proofErr w:type="spellEnd"/>
-            <w:r>
-              <w:rPr>
-                <w:rFonts w:cs="Times New Roman"/>
-                <w:szCs w:val="24"/>
-              </w:rPr>
-              <w:t>. № 367М</w:t>
+              <w:t>Устройство блокировки тормозов усл. № 367М</w:t>
             </w:r>
           </w:p>
         </w:tc>
@@ -6037,7 +5874,6 @@
               </w:rPr>
               <w:t xml:space="preserve"> </w:t>
             </w:r>
-            <w:proofErr w:type="spellStart"/>
             <w:r>
               <w:rPr>
                 <w:rFonts w:cs="Times New Roman"/>
@@ -6046,7 +5882,6 @@
               </w:rPr>
               <w:t>Backspace</w:t>
             </w:r>
-            <w:proofErr w:type="spellEnd"/>
           </w:p>
         </w:tc>
         <w:tc>
@@ -6702,23 +6537,7 @@
           <w:sz w:val="28"/>
           <w:szCs w:val="28"/>
         </w:rPr>
-        <w:t xml:space="preserve">Запустить мотор-вентиляторы, обеспечивающие охлаждение силового электрооборудования: включить тумблеры «Вентилятор </w:t>
-      </w:r>
-      <w:proofErr w:type="gramStart"/>
-      <w:r>
-        <w:rPr>
-          <w:sz w:val="28"/>
-          <w:szCs w:val="28"/>
-        </w:rPr>
-        <w:t>1..</w:t>
-      </w:r>
-      <w:proofErr w:type="gramEnd"/>
-      <w:r>
-        <w:rPr>
-          <w:sz w:val="28"/>
-          <w:szCs w:val="28"/>
-        </w:rPr>
-        <w:t>3»</w:t>
+        <w:t>Запустить мотор-вентиляторы, обеспечивающие охлаждение силового электрооборудования: включить тумблеры «Вентилятор 1..3»</w:t>
       </w:r>
       <w:r>
         <w:rPr>
@@ -7102,23 +6921,7 @@
           <w:sz w:val="28"/>
           <w:szCs w:val="28"/>
         </w:rPr>
-        <w:t xml:space="preserve">клавиши </w:t>
-      </w:r>
-      <w:proofErr w:type="spellStart"/>
-      <w:r>
-        <w:rPr>
-          <w:sz w:val="28"/>
-          <w:szCs w:val="28"/>
-        </w:rPr>
-        <w:t>Alt</w:t>
-      </w:r>
-      <w:proofErr w:type="spellEnd"/>
-      <w:r>
-        <w:rPr>
-          <w:sz w:val="28"/>
-          <w:szCs w:val="28"/>
-        </w:rPr>
-        <w:t xml:space="preserve"> + P</w:t>
+        <w:t>клавиши Alt + P</w:t>
       </w:r>
       <w:r>
         <w:rPr>

--- a/docs/EP1m-user_manual.docx
+++ b/docs/EP1m-user_manual.docx
@@ -1,6 +1,6 @@
 
 <file path=word/document.xml><?xml version="1.0" encoding="utf-8"?>
-<w:document xmlns:wpc="http://schemas.microsoft.com/office/word/2010/wordprocessingCanvas" xmlns:cx="http://schemas.microsoft.com/office/drawing/2014/chartex" xmlns:cx1="http://schemas.microsoft.com/office/drawing/2015/9/8/chartex" xmlns:cx2="http://schemas.microsoft.com/office/drawing/2015/10/21/chartex" xmlns:cx3="http://schemas.microsoft.com/office/drawing/2016/5/9/chartex" xmlns:cx4="http://schemas.microsoft.com/office/drawing/2016/5/10/chartex" xmlns:cx5="http://schemas.microsoft.com/office/drawing/2016/5/11/chartex" xmlns:cx6="http://schemas.microsoft.com/office/drawing/2016/5/12/chartex" xmlns:cx7="http://schemas.microsoft.com/office/drawing/2016/5/13/chartex" xmlns:cx8="http://schemas.microsoft.com/office/drawing/2016/5/14/chartex" xmlns:mc="http://schemas.openxmlformats.org/markup-compatibility/2006" xmlns:aink="http://schemas.microsoft.com/office/drawing/2016/ink" xmlns:am3d="http://schemas.microsoft.com/office/drawing/2017/model3d" xmlns:o="urn:schemas-microsoft-com:office:office" xmlns:r="http://schemas.openxmlformats.org/officeDocument/2006/relationships" xmlns:m="http://schemas.openxmlformats.org/officeDocument/2006/math" xmlns:v="urn:schemas-microsoft-com:vml" xmlns:wp14="http://schemas.microsoft.com/office/word/2010/wordprocessingDrawing" xmlns:wp="http://schemas.openxmlformats.org/drawingml/2006/wordprocessingDrawing" xmlns:w10="urn:schemas-microsoft-com:office:word" xmlns:w="http://schemas.openxmlformats.org/wordprocessingml/2006/main" xmlns:w14="http://schemas.microsoft.com/office/word/2010/wordml" xmlns:w15="http://schemas.microsoft.com/office/word/2012/wordml" xmlns:w16cex="http://schemas.microsoft.com/office/word/2018/wordml/cex" xmlns:w16cid="http://schemas.microsoft.com/office/word/2016/wordml/cid" xmlns:w16="http://schemas.microsoft.com/office/word/2018/wordml" xmlns:w16sdtdh="http://schemas.microsoft.com/office/word/2020/wordml/sdtdatahash" xmlns:w16se="http://schemas.microsoft.com/office/word/2015/wordml/symex" xmlns:wpg="http://schemas.microsoft.com/office/word/2010/wordprocessingGroup" xmlns:wpi="http://schemas.microsoft.com/office/word/2010/wordprocessingInk" xmlns:wne="http://schemas.microsoft.com/office/word/2006/wordml" xmlns:wps="http://schemas.microsoft.com/office/word/2010/wordprocessingShape" mc:Ignorable="w14 w15 w16se w16cid w16 w16cex w16sdtdh wp14">
+<w:document xmlns:wpc="http://schemas.microsoft.com/office/word/2010/wordprocessingCanvas" xmlns:cx="http://schemas.microsoft.com/office/drawing/2014/chartex" xmlns:mc="http://schemas.openxmlformats.org/markup-compatibility/2006" xmlns:o="urn:schemas-microsoft-com:office:office" xmlns:r="http://schemas.openxmlformats.org/officeDocument/2006/relationships" xmlns:m="http://schemas.openxmlformats.org/officeDocument/2006/math" xmlns:v="urn:schemas-microsoft-com:vml" xmlns:wp14="http://schemas.microsoft.com/office/word/2010/wordprocessingDrawing" xmlns:wp="http://schemas.openxmlformats.org/drawingml/2006/wordprocessingDrawing" xmlns:w10="urn:schemas-microsoft-com:office:word" xmlns:w="http://schemas.openxmlformats.org/wordprocessingml/2006/main" xmlns:w14="http://schemas.microsoft.com/office/word/2010/wordml" xmlns:w15="http://schemas.microsoft.com/office/word/2012/wordml" xmlns:w16se="http://schemas.microsoft.com/office/word/2015/wordml/symex" xmlns:wpg="http://schemas.microsoft.com/office/word/2010/wordprocessingGroup" xmlns:wpi="http://schemas.microsoft.com/office/word/2010/wordprocessingInk" xmlns:wne="http://schemas.microsoft.com/office/word/2006/wordml" xmlns:wps="http://schemas.microsoft.com/office/word/2010/wordprocessingShape" mc:Ignorable="w14 w15 w16se wp14">
   <w:body>
     <w:p>
       <w:pPr>
@@ -333,13 +333,23 @@
                 <w:lang w:val="en-US"/>
               </w:rPr>
             </w:pPr>
-            <w:r>
-              <w:rPr>
-                <w:rFonts w:cs="Times New Roman"/>
-                <w:sz w:val="28"/>
-                <w:szCs w:val="28"/>
-              </w:rPr>
-              <w:t xml:space="preserve">Shift + </w:t>
+            <w:proofErr w:type="spellStart"/>
+            <w:r>
+              <w:rPr>
+                <w:rFonts w:cs="Times New Roman"/>
+                <w:sz w:val="28"/>
+                <w:szCs w:val="28"/>
+              </w:rPr>
+              <w:t>Shift</w:t>
+            </w:r>
+            <w:proofErr w:type="spellEnd"/>
+            <w:r>
+              <w:rPr>
+                <w:rFonts w:cs="Times New Roman"/>
+                <w:sz w:val="28"/>
+                <w:szCs w:val="28"/>
+              </w:rPr>
+              <w:t xml:space="preserve"> + </w:t>
             </w:r>
             <w:r>
               <w:rPr>
@@ -356,7 +366,25 @@
                 <w:sz w:val="28"/>
                 <w:szCs w:val="28"/>
               </w:rPr>
-              <w:t xml:space="preserve"> | Ctrl + </w:t>
+              <w:t xml:space="preserve"> | </w:t>
+            </w:r>
+            <w:proofErr w:type="spellStart"/>
+            <w:r>
+              <w:rPr>
+                <w:rFonts w:cs="Times New Roman"/>
+                <w:sz w:val="28"/>
+                <w:szCs w:val="28"/>
+              </w:rPr>
+              <w:t>Ctrl</w:t>
+            </w:r>
+            <w:proofErr w:type="spellEnd"/>
+            <w:r>
+              <w:rPr>
+                <w:rFonts w:cs="Times New Roman"/>
+                <w:sz w:val="28"/>
+                <w:szCs w:val="28"/>
+              </w:rPr>
+              <w:t xml:space="preserve"> + </w:t>
             </w:r>
             <w:r>
               <w:rPr>
@@ -421,13 +449,23 @@
                 <w:szCs w:val="28"/>
               </w:rPr>
             </w:pPr>
-            <w:r>
-              <w:rPr>
-                <w:rFonts w:cs="Times New Roman"/>
-                <w:sz w:val="28"/>
-                <w:szCs w:val="28"/>
-              </w:rPr>
-              <w:t xml:space="preserve">Shift + </w:t>
+            <w:proofErr w:type="spellStart"/>
+            <w:r>
+              <w:rPr>
+                <w:rFonts w:cs="Times New Roman"/>
+                <w:sz w:val="28"/>
+                <w:szCs w:val="28"/>
+              </w:rPr>
+              <w:t>Shift</w:t>
+            </w:r>
+            <w:proofErr w:type="spellEnd"/>
+            <w:r>
+              <w:rPr>
+                <w:rFonts w:cs="Times New Roman"/>
+                <w:sz w:val="28"/>
+                <w:szCs w:val="28"/>
+              </w:rPr>
+              <w:t xml:space="preserve"> + </w:t>
             </w:r>
             <w:r>
               <w:rPr>
@@ -443,7 +481,25 @@
                 <w:sz w:val="28"/>
                 <w:szCs w:val="28"/>
               </w:rPr>
-              <w:t xml:space="preserve"> | Ctrl + </w:t>
+              <w:t xml:space="preserve"> | </w:t>
+            </w:r>
+            <w:proofErr w:type="spellStart"/>
+            <w:r>
+              <w:rPr>
+                <w:rFonts w:cs="Times New Roman"/>
+                <w:sz w:val="28"/>
+                <w:szCs w:val="28"/>
+              </w:rPr>
+              <w:t>Ctrl</w:t>
+            </w:r>
+            <w:proofErr w:type="spellEnd"/>
+            <w:r>
+              <w:rPr>
+                <w:rFonts w:cs="Times New Roman"/>
+                <w:sz w:val="28"/>
+                <w:szCs w:val="28"/>
+              </w:rPr>
+              <w:t xml:space="preserve"> + </w:t>
             </w:r>
             <w:r>
               <w:rPr>
@@ -506,13 +562,23 @@
                 <w:szCs w:val="28"/>
               </w:rPr>
             </w:pPr>
-            <w:r>
-              <w:rPr>
-                <w:rFonts w:cs="Times New Roman"/>
-                <w:sz w:val="28"/>
-                <w:szCs w:val="28"/>
-              </w:rPr>
-              <w:t xml:space="preserve">Shift + </w:t>
+            <w:proofErr w:type="spellStart"/>
+            <w:r>
+              <w:rPr>
+                <w:rFonts w:cs="Times New Roman"/>
+                <w:sz w:val="28"/>
+                <w:szCs w:val="28"/>
+              </w:rPr>
+              <w:t>Shift</w:t>
+            </w:r>
+            <w:proofErr w:type="spellEnd"/>
+            <w:r>
+              <w:rPr>
+                <w:rFonts w:cs="Times New Roman"/>
+                <w:sz w:val="28"/>
+                <w:szCs w:val="28"/>
+              </w:rPr>
+              <w:t xml:space="preserve"> + </w:t>
             </w:r>
             <w:r>
               <w:rPr>
@@ -964,13 +1030,23 @@
                 <w:lang w:val="en-US"/>
               </w:rPr>
             </w:pPr>
-            <w:r>
-              <w:rPr>
-                <w:rFonts w:cs="Times New Roman"/>
-                <w:sz w:val="28"/>
-                <w:szCs w:val="28"/>
-              </w:rPr>
-              <w:t xml:space="preserve">Shift + </w:t>
+            <w:proofErr w:type="spellStart"/>
+            <w:r>
+              <w:rPr>
+                <w:rFonts w:cs="Times New Roman"/>
+                <w:sz w:val="28"/>
+                <w:szCs w:val="28"/>
+              </w:rPr>
+              <w:t>Shift</w:t>
+            </w:r>
+            <w:proofErr w:type="spellEnd"/>
+            <w:r>
+              <w:rPr>
+                <w:rFonts w:cs="Times New Roman"/>
+                <w:sz w:val="28"/>
+                <w:szCs w:val="28"/>
+              </w:rPr>
+              <w:t xml:space="preserve"> + </w:t>
             </w:r>
             <w:r>
               <w:rPr>
@@ -987,7 +1063,25 @@
                 <w:sz w:val="28"/>
                 <w:szCs w:val="28"/>
               </w:rPr>
-              <w:t xml:space="preserve"> | Ctrl + </w:t>
+              <w:t xml:space="preserve"> | </w:t>
+            </w:r>
+            <w:proofErr w:type="spellStart"/>
+            <w:r>
+              <w:rPr>
+                <w:rFonts w:cs="Times New Roman"/>
+                <w:sz w:val="28"/>
+                <w:szCs w:val="28"/>
+              </w:rPr>
+              <w:t>Ctrl</w:t>
+            </w:r>
+            <w:proofErr w:type="spellEnd"/>
+            <w:r>
+              <w:rPr>
+                <w:rFonts w:cs="Times New Roman"/>
+                <w:sz w:val="28"/>
+                <w:szCs w:val="28"/>
+              </w:rPr>
+              <w:t xml:space="preserve"> + </w:t>
             </w:r>
             <w:r>
               <w:rPr>
@@ -1068,13 +1162,23 @@
                 <w:szCs w:val="28"/>
               </w:rPr>
             </w:pPr>
-            <w:r>
-              <w:rPr>
-                <w:rFonts w:cs="Times New Roman"/>
-                <w:sz w:val="28"/>
-                <w:szCs w:val="28"/>
-              </w:rPr>
-              <w:t xml:space="preserve">Shift + </w:t>
+            <w:proofErr w:type="spellStart"/>
+            <w:r>
+              <w:rPr>
+                <w:rFonts w:cs="Times New Roman"/>
+                <w:sz w:val="28"/>
+                <w:szCs w:val="28"/>
+              </w:rPr>
+              <w:t>Shift</w:t>
+            </w:r>
+            <w:proofErr w:type="spellEnd"/>
+            <w:r>
+              <w:rPr>
+                <w:rFonts w:cs="Times New Roman"/>
+                <w:sz w:val="28"/>
+                <w:szCs w:val="28"/>
+              </w:rPr>
+              <w:t xml:space="preserve"> + </w:t>
             </w:r>
             <w:r>
               <w:rPr>
@@ -1090,7 +1194,25 @@
                 <w:sz w:val="28"/>
                 <w:szCs w:val="28"/>
               </w:rPr>
-              <w:t xml:space="preserve"> | Ctrl + </w:t>
+              <w:t xml:space="preserve"> | </w:t>
+            </w:r>
+            <w:proofErr w:type="spellStart"/>
+            <w:r>
+              <w:rPr>
+                <w:rFonts w:cs="Times New Roman"/>
+                <w:sz w:val="28"/>
+                <w:szCs w:val="28"/>
+              </w:rPr>
+              <w:t>Ctrl</w:t>
+            </w:r>
+            <w:proofErr w:type="spellEnd"/>
+            <w:r>
+              <w:rPr>
+                <w:rFonts w:cs="Times New Roman"/>
+                <w:sz w:val="28"/>
+                <w:szCs w:val="28"/>
+              </w:rPr>
+              <w:t xml:space="preserve"> + </w:t>
             </w:r>
             <w:r>
               <w:rPr>
@@ -1154,13 +1276,23 @@
                 <w:lang w:val="en-US"/>
               </w:rPr>
             </w:pPr>
-            <w:r>
-              <w:rPr>
-                <w:rFonts w:cs="Times New Roman"/>
-                <w:sz w:val="28"/>
-                <w:szCs w:val="28"/>
-              </w:rPr>
-              <w:t xml:space="preserve">Shift + </w:t>
+            <w:proofErr w:type="spellStart"/>
+            <w:r>
+              <w:rPr>
+                <w:rFonts w:cs="Times New Roman"/>
+                <w:sz w:val="28"/>
+                <w:szCs w:val="28"/>
+              </w:rPr>
+              <w:t>Shift</w:t>
+            </w:r>
+            <w:proofErr w:type="spellEnd"/>
+            <w:r>
+              <w:rPr>
+                <w:rFonts w:cs="Times New Roman"/>
+                <w:sz w:val="28"/>
+                <w:szCs w:val="28"/>
+              </w:rPr>
+              <w:t xml:space="preserve"> + </w:t>
             </w:r>
             <w:r>
               <w:rPr>
@@ -1177,7 +1309,25 @@
                 <w:sz w:val="28"/>
                 <w:szCs w:val="28"/>
               </w:rPr>
-              <w:t xml:space="preserve"> | Ctrl + </w:t>
+              <w:t xml:space="preserve"> | </w:t>
+            </w:r>
+            <w:proofErr w:type="spellStart"/>
+            <w:r>
+              <w:rPr>
+                <w:rFonts w:cs="Times New Roman"/>
+                <w:sz w:val="28"/>
+                <w:szCs w:val="28"/>
+              </w:rPr>
+              <w:t>Ctrl</w:t>
+            </w:r>
+            <w:proofErr w:type="spellEnd"/>
+            <w:r>
+              <w:rPr>
+                <w:rFonts w:cs="Times New Roman"/>
+                <w:sz w:val="28"/>
+                <w:szCs w:val="28"/>
+              </w:rPr>
+              <w:t xml:space="preserve"> + </w:t>
             </w:r>
             <w:r>
               <w:rPr>
@@ -1242,13 +1392,23 @@
                 <w:lang w:val="en-US"/>
               </w:rPr>
             </w:pPr>
-            <w:r>
-              <w:rPr>
-                <w:rFonts w:cs="Times New Roman"/>
-                <w:sz w:val="28"/>
-                <w:szCs w:val="28"/>
-              </w:rPr>
-              <w:t xml:space="preserve">Shift + </w:t>
+            <w:proofErr w:type="spellStart"/>
+            <w:r>
+              <w:rPr>
+                <w:rFonts w:cs="Times New Roman"/>
+                <w:sz w:val="28"/>
+                <w:szCs w:val="28"/>
+              </w:rPr>
+              <w:t>Shift</w:t>
+            </w:r>
+            <w:proofErr w:type="spellEnd"/>
+            <w:r>
+              <w:rPr>
+                <w:rFonts w:cs="Times New Roman"/>
+                <w:sz w:val="28"/>
+                <w:szCs w:val="28"/>
+              </w:rPr>
+              <w:t xml:space="preserve"> + </w:t>
             </w:r>
             <w:r>
               <w:rPr>
@@ -1265,7 +1425,25 @@
                 <w:sz w:val="28"/>
                 <w:szCs w:val="28"/>
               </w:rPr>
-              <w:t xml:space="preserve"> | Ctrl + </w:t>
+              <w:t xml:space="preserve"> | </w:t>
+            </w:r>
+            <w:proofErr w:type="spellStart"/>
+            <w:r>
+              <w:rPr>
+                <w:rFonts w:cs="Times New Roman"/>
+                <w:sz w:val="28"/>
+                <w:szCs w:val="28"/>
+              </w:rPr>
+              <w:t>Ctrl</w:t>
+            </w:r>
+            <w:proofErr w:type="spellEnd"/>
+            <w:r>
+              <w:rPr>
+                <w:rFonts w:cs="Times New Roman"/>
+                <w:sz w:val="28"/>
+                <w:szCs w:val="28"/>
+              </w:rPr>
+              <w:t xml:space="preserve"> + </w:t>
             </w:r>
             <w:r>
               <w:rPr>
@@ -1330,13 +1508,23 @@
                 <w:lang w:val="en-US"/>
               </w:rPr>
             </w:pPr>
-            <w:r>
-              <w:rPr>
-                <w:rFonts w:cs="Times New Roman"/>
-                <w:sz w:val="28"/>
-                <w:szCs w:val="28"/>
-              </w:rPr>
-              <w:t xml:space="preserve">Shift + </w:t>
+            <w:proofErr w:type="spellStart"/>
+            <w:r>
+              <w:rPr>
+                <w:rFonts w:cs="Times New Roman"/>
+                <w:sz w:val="28"/>
+                <w:szCs w:val="28"/>
+              </w:rPr>
+              <w:t>Shift</w:t>
+            </w:r>
+            <w:proofErr w:type="spellEnd"/>
+            <w:r>
+              <w:rPr>
+                <w:rFonts w:cs="Times New Roman"/>
+                <w:sz w:val="28"/>
+                <w:szCs w:val="28"/>
+              </w:rPr>
+              <w:t xml:space="preserve"> + </w:t>
             </w:r>
             <w:r>
               <w:rPr>
@@ -1401,13 +1589,23 @@
                 <w:lang w:val="en-US"/>
               </w:rPr>
             </w:pPr>
-            <w:r>
-              <w:rPr>
-                <w:rFonts w:cs="Times New Roman"/>
-                <w:sz w:val="28"/>
-                <w:szCs w:val="28"/>
-              </w:rPr>
-              <w:t xml:space="preserve">Shift + </w:t>
+            <w:proofErr w:type="spellStart"/>
+            <w:r>
+              <w:rPr>
+                <w:rFonts w:cs="Times New Roman"/>
+                <w:sz w:val="28"/>
+                <w:szCs w:val="28"/>
+              </w:rPr>
+              <w:t>Shift</w:t>
+            </w:r>
+            <w:proofErr w:type="spellEnd"/>
+            <w:r>
+              <w:rPr>
+                <w:rFonts w:cs="Times New Roman"/>
+                <w:sz w:val="28"/>
+                <w:szCs w:val="28"/>
+              </w:rPr>
+              <w:t xml:space="preserve"> + </w:t>
             </w:r>
             <w:r>
               <w:rPr>
@@ -1424,7 +1622,25 @@
                 <w:sz w:val="28"/>
                 <w:szCs w:val="28"/>
               </w:rPr>
-              <w:t xml:space="preserve"> | Ctrl + </w:t>
+              <w:t xml:space="preserve"> | </w:t>
+            </w:r>
+            <w:proofErr w:type="spellStart"/>
+            <w:r>
+              <w:rPr>
+                <w:rFonts w:cs="Times New Roman"/>
+                <w:sz w:val="28"/>
+                <w:szCs w:val="28"/>
+              </w:rPr>
+              <w:t>Ctrl</w:t>
+            </w:r>
+            <w:proofErr w:type="spellEnd"/>
+            <w:r>
+              <w:rPr>
+                <w:rFonts w:cs="Times New Roman"/>
+                <w:sz w:val="28"/>
+                <w:szCs w:val="28"/>
+              </w:rPr>
+              <w:t xml:space="preserve"> + </w:t>
             </w:r>
             <w:r>
               <w:rPr>
@@ -1456,6 +1672,7 @@
               </w:rPr>
               <w:t>Тумблер “</w:t>
             </w:r>
+            <w:proofErr w:type="spellStart"/>
             <w:r>
               <w:rPr>
                 <w:rFonts w:cs="Times New Roman"/>
@@ -1463,6 +1680,7 @@
               </w:rPr>
               <w:t>Электропневм</w:t>
             </w:r>
+            <w:proofErr w:type="spellEnd"/>
             <w:r>
               <w:rPr>
                 <w:rFonts w:cs="Times New Roman"/>
@@ -1510,13 +1728,23 @@
                 <w:lang w:val="en-US"/>
               </w:rPr>
             </w:pPr>
-            <w:r>
-              <w:rPr>
-                <w:rFonts w:cs="Times New Roman"/>
-                <w:sz w:val="28"/>
-                <w:szCs w:val="28"/>
-              </w:rPr>
-              <w:t xml:space="preserve">Shift + </w:t>
+            <w:proofErr w:type="spellStart"/>
+            <w:r>
+              <w:rPr>
+                <w:rFonts w:cs="Times New Roman"/>
+                <w:sz w:val="28"/>
+                <w:szCs w:val="28"/>
+              </w:rPr>
+              <w:t>Shift</w:t>
+            </w:r>
+            <w:proofErr w:type="spellEnd"/>
+            <w:r>
+              <w:rPr>
+                <w:rFonts w:cs="Times New Roman"/>
+                <w:sz w:val="28"/>
+                <w:szCs w:val="28"/>
+              </w:rPr>
+              <w:t xml:space="preserve"> + </w:t>
             </w:r>
             <w:r>
               <w:rPr>
@@ -1533,7 +1761,25 @@
                 <w:sz w:val="28"/>
                 <w:szCs w:val="28"/>
               </w:rPr>
-              <w:t xml:space="preserve"> | Ctrl + </w:t>
+              <w:t xml:space="preserve"> | </w:t>
+            </w:r>
+            <w:proofErr w:type="spellStart"/>
+            <w:r>
+              <w:rPr>
+                <w:rFonts w:cs="Times New Roman"/>
+                <w:sz w:val="28"/>
+                <w:szCs w:val="28"/>
+              </w:rPr>
+              <w:t>Ctrl</w:t>
+            </w:r>
+            <w:proofErr w:type="spellEnd"/>
+            <w:r>
+              <w:rPr>
+                <w:rFonts w:cs="Times New Roman"/>
+                <w:sz w:val="28"/>
+                <w:szCs w:val="28"/>
+              </w:rPr>
+              <w:t xml:space="preserve"> + </w:t>
             </w:r>
             <w:r>
               <w:rPr>
@@ -1584,8 +1830,17 @@
                 <w:rFonts w:cs="Times New Roman"/>
                 <w:szCs w:val="24"/>
               </w:rPr>
-              <w:t>По умолчанию включен</w:t>
-            </w:r>
+              <w:t xml:space="preserve">По умолчанию </w:t>
+            </w:r>
+            <w:proofErr w:type="spellStart"/>
+            <w:r>
+              <w:rPr>
+                <w:rFonts w:cs="Times New Roman"/>
+                <w:szCs w:val="24"/>
+              </w:rPr>
+              <w:t>включен</w:t>
+            </w:r>
+            <w:proofErr w:type="spellEnd"/>
           </w:p>
         </w:tc>
       </w:tr>
@@ -1684,8 +1939,17 @@
                 <w:rFonts w:cs="Times New Roman"/>
                 <w:szCs w:val="24"/>
               </w:rPr>
-              <w:t>По умолчанию включен</w:t>
-            </w:r>
+              <w:t xml:space="preserve">По умолчанию </w:t>
+            </w:r>
+            <w:proofErr w:type="spellStart"/>
+            <w:r>
+              <w:rPr>
+                <w:rFonts w:cs="Times New Roman"/>
+                <w:szCs w:val="24"/>
+              </w:rPr>
+              <w:t>включен</w:t>
+            </w:r>
+            <w:proofErr w:type="spellEnd"/>
             <w:r>
               <w:rPr>
                 <w:rFonts w:cs="Times New Roman"/>
@@ -1711,13 +1975,23 @@
                 <w:szCs w:val="28"/>
               </w:rPr>
             </w:pPr>
-            <w:r>
-              <w:rPr>
-                <w:rFonts w:cs="Times New Roman"/>
-                <w:sz w:val="28"/>
-                <w:szCs w:val="28"/>
-              </w:rPr>
-              <w:t xml:space="preserve">Shift + </w:t>
+            <w:proofErr w:type="spellStart"/>
+            <w:r>
+              <w:rPr>
+                <w:rFonts w:cs="Times New Roman"/>
+                <w:sz w:val="28"/>
+                <w:szCs w:val="28"/>
+              </w:rPr>
+              <w:t>Shift</w:t>
+            </w:r>
+            <w:proofErr w:type="spellEnd"/>
+            <w:r>
+              <w:rPr>
+                <w:rFonts w:cs="Times New Roman"/>
+                <w:sz w:val="28"/>
+                <w:szCs w:val="28"/>
+              </w:rPr>
+              <w:t xml:space="preserve"> + </w:t>
             </w:r>
             <w:r>
               <w:rPr>
@@ -1734,7 +2008,25 @@
                 <w:sz w:val="28"/>
                 <w:szCs w:val="28"/>
               </w:rPr>
-              <w:t xml:space="preserve"> | Ctrl + </w:t>
+              <w:t xml:space="preserve"> | </w:t>
+            </w:r>
+            <w:proofErr w:type="spellStart"/>
+            <w:r>
+              <w:rPr>
+                <w:rFonts w:cs="Times New Roman"/>
+                <w:sz w:val="28"/>
+                <w:szCs w:val="28"/>
+              </w:rPr>
+              <w:t>Ctrl</w:t>
+            </w:r>
+            <w:proofErr w:type="spellEnd"/>
+            <w:r>
+              <w:rPr>
+                <w:rFonts w:cs="Times New Roman"/>
+                <w:sz w:val="28"/>
+                <w:szCs w:val="28"/>
+              </w:rPr>
+              <w:t xml:space="preserve"> + </w:t>
             </w:r>
             <w:r>
               <w:rPr>
@@ -1798,13 +2090,23 @@
                 <w:szCs w:val="28"/>
               </w:rPr>
             </w:pPr>
-            <w:r>
-              <w:rPr>
-                <w:rFonts w:cs="Times New Roman"/>
-                <w:sz w:val="28"/>
-                <w:szCs w:val="28"/>
-              </w:rPr>
-              <w:t xml:space="preserve">Shift + </w:t>
+            <w:proofErr w:type="spellStart"/>
+            <w:r>
+              <w:rPr>
+                <w:rFonts w:cs="Times New Roman"/>
+                <w:sz w:val="28"/>
+                <w:szCs w:val="28"/>
+              </w:rPr>
+              <w:t>Shift</w:t>
+            </w:r>
+            <w:proofErr w:type="spellEnd"/>
+            <w:r>
+              <w:rPr>
+                <w:rFonts w:cs="Times New Roman"/>
+                <w:sz w:val="28"/>
+                <w:szCs w:val="28"/>
+              </w:rPr>
+              <w:t xml:space="preserve"> + </w:t>
             </w:r>
             <w:r>
               <w:rPr>
@@ -1821,7 +2123,25 @@
                 <w:sz w:val="28"/>
                 <w:szCs w:val="28"/>
               </w:rPr>
-              <w:t xml:space="preserve"> | Ctrl + </w:t>
+              <w:t xml:space="preserve"> | </w:t>
+            </w:r>
+            <w:proofErr w:type="spellStart"/>
+            <w:r>
+              <w:rPr>
+                <w:rFonts w:cs="Times New Roman"/>
+                <w:sz w:val="28"/>
+                <w:szCs w:val="28"/>
+              </w:rPr>
+              <w:t>Ctrl</w:t>
+            </w:r>
+            <w:proofErr w:type="spellEnd"/>
+            <w:r>
+              <w:rPr>
+                <w:rFonts w:cs="Times New Roman"/>
+                <w:sz w:val="28"/>
+                <w:szCs w:val="28"/>
+              </w:rPr>
+              <w:t xml:space="preserve"> + </w:t>
             </w:r>
             <w:r>
               <w:rPr>
@@ -1965,7 +2285,23 @@
                 <w:rFonts w:cs="Times New Roman"/>
                 <w:szCs w:val="24"/>
               </w:rPr>
-              <w:t>По умолчанию включен белый</w:t>
+              <w:t xml:space="preserve">По умолчанию </w:t>
+            </w:r>
+            <w:proofErr w:type="spellStart"/>
+            <w:r>
+              <w:rPr>
+                <w:rFonts w:cs="Times New Roman"/>
+                <w:szCs w:val="24"/>
+              </w:rPr>
+              <w:t>включен</w:t>
+            </w:r>
+            <w:proofErr w:type="spellEnd"/>
+            <w:r>
+              <w:rPr>
+                <w:rFonts w:cs="Times New Roman"/>
+                <w:szCs w:val="24"/>
+              </w:rPr>
+              <w:t xml:space="preserve"> белый</w:t>
             </w:r>
           </w:p>
         </w:tc>
@@ -1985,13 +2321,23 @@
                 <w:szCs w:val="28"/>
               </w:rPr>
             </w:pPr>
-            <w:r>
-              <w:rPr>
-                <w:rFonts w:cs="Times New Roman"/>
-                <w:sz w:val="28"/>
-                <w:szCs w:val="28"/>
-              </w:rPr>
-              <w:t xml:space="preserve">Shift + </w:t>
+            <w:proofErr w:type="spellStart"/>
+            <w:r>
+              <w:rPr>
+                <w:rFonts w:cs="Times New Roman"/>
+                <w:sz w:val="28"/>
+                <w:szCs w:val="28"/>
+              </w:rPr>
+              <w:t>Shift</w:t>
+            </w:r>
+            <w:proofErr w:type="spellEnd"/>
+            <w:r>
+              <w:rPr>
+                <w:rFonts w:cs="Times New Roman"/>
+                <w:sz w:val="28"/>
+                <w:szCs w:val="28"/>
+              </w:rPr>
+              <w:t xml:space="preserve"> + </w:t>
             </w:r>
             <w:r>
               <w:rPr>
@@ -2008,7 +2354,25 @@
                 <w:sz w:val="28"/>
                 <w:szCs w:val="28"/>
               </w:rPr>
-              <w:t xml:space="preserve"> | Ctrl + </w:t>
+              <w:t xml:space="preserve"> | </w:t>
+            </w:r>
+            <w:proofErr w:type="spellStart"/>
+            <w:r>
+              <w:rPr>
+                <w:rFonts w:cs="Times New Roman"/>
+                <w:sz w:val="28"/>
+                <w:szCs w:val="28"/>
+              </w:rPr>
+              <w:t>Ctrl</w:t>
+            </w:r>
+            <w:proofErr w:type="spellEnd"/>
+            <w:r>
+              <w:rPr>
+                <w:rFonts w:cs="Times New Roman"/>
+                <w:sz w:val="28"/>
+                <w:szCs w:val="28"/>
+              </w:rPr>
+              <w:t xml:space="preserve"> + </w:t>
             </w:r>
             <w:r>
               <w:rPr>
@@ -2152,13 +2516,23 @@
                 <w:lang w:val="en-US"/>
               </w:rPr>
             </w:pPr>
-            <w:r>
-              <w:rPr>
-                <w:rFonts w:cs="Times New Roman"/>
-                <w:sz w:val="28"/>
-                <w:szCs w:val="28"/>
-              </w:rPr>
-              <w:t xml:space="preserve">Shift + </w:t>
+            <w:proofErr w:type="spellStart"/>
+            <w:r>
+              <w:rPr>
+                <w:rFonts w:cs="Times New Roman"/>
+                <w:sz w:val="28"/>
+                <w:szCs w:val="28"/>
+              </w:rPr>
+              <w:t>Shift</w:t>
+            </w:r>
+            <w:proofErr w:type="spellEnd"/>
+            <w:r>
+              <w:rPr>
+                <w:rFonts w:cs="Times New Roman"/>
+                <w:sz w:val="28"/>
+                <w:szCs w:val="28"/>
+              </w:rPr>
+              <w:t xml:space="preserve"> + </w:t>
             </w:r>
             <w:r>
               <w:rPr>
@@ -2175,7 +2549,25 @@
                 <w:sz w:val="28"/>
                 <w:szCs w:val="28"/>
               </w:rPr>
-              <w:t xml:space="preserve"> | Ctrl + </w:t>
+              <w:t xml:space="preserve"> | </w:t>
+            </w:r>
+            <w:proofErr w:type="spellStart"/>
+            <w:r>
+              <w:rPr>
+                <w:rFonts w:cs="Times New Roman"/>
+                <w:sz w:val="28"/>
+                <w:szCs w:val="28"/>
+              </w:rPr>
+              <w:t>Ctrl</w:t>
+            </w:r>
+            <w:proofErr w:type="spellEnd"/>
+            <w:r>
+              <w:rPr>
+                <w:rFonts w:cs="Times New Roman"/>
+                <w:sz w:val="28"/>
+                <w:szCs w:val="28"/>
+              </w:rPr>
+              <w:t xml:space="preserve"> + </w:t>
             </w:r>
             <w:r>
               <w:rPr>
@@ -2500,8 +2892,17 @@
                 <w:rFonts w:cs="Times New Roman"/>
                 <w:szCs w:val="24"/>
               </w:rPr>
-              <w:t>Тумблер “Освещ</w:t>
-            </w:r>
+              <w:t>Тумблер “</w:t>
+            </w:r>
+            <w:proofErr w:type="spellStart"/>
+            <w:r>
+              <w:rPr>
+                <w:rFonts w:cs="Times New Roman"/>
+                <w:szCs w:val="24"/>
+              </w:rPr>
+              <w:t>Освещ</w:t>
+            </w:r>
+            <w:proofErr w:type="spellEnd"/>
             <w:r>
               <w:rPr>
                 <w:rFonts w:cs="Times New Roman"/>
@@ -2619,7 +3020,23 @@
                 <w:rFonts w:cs="Times New Roman"/>
                 <w:szCs w:val="24"/>
               </w:rPr>
-              <w:t>Тумблер “Яркость освещ. приборов”</w:t>
+              <w:t xml:space="preserve">Тумблер “Яркость </w:t>
+            </w:r>
+            <w:proofErr w:type="spellStart"/>
+            <w:r>
+              <w:rPr>
+                <w:rFonts w:cs="Times New Roman"/>
+                <w:szCs w:val="24"/>
+              </w:rPr>
+              <w:t>освещ</w:t>
+            </w:r>
+            <w:proofErr w:type="spellEnd"/>
+            <w:r>
+              <w:rPr>
+                <w:rFonts w:cs="Times New Roman"/>
+                <w:szCs w:val="24"/>
+              </w:rPr>
+              <w:t>. приборов”</w:t>
             </w:r>
           </w:p>
         </w:tc>
@@ -2654,13 +3071,23 @@
                 <w:lang w:val="en-US"/>
               </w:rPr>
             </w:pPr>
-            <w:r>
-              <w:rPr>
-                <w:rFonts w:cs="Times New Roman"/>
-                <w:sz w:val="28"/>
-                <w:szCs w:val="28"/>
-              </w:rPr>
-              <w:t xml:space="preserve">Shift + </w:t>
+            <w:proofErr w:type="spellStart"/>
+            <w:r>
+              <w:rPr>
+                <w:rFonts w:cs="Times New Roman"/>
+                <w:sz w:val="28"/>
+                <w:szCs w:val="28"/>
+              </w:rPr>
+              <w:t>Shift</w:t>
+            </w:r>
+            <w:proofErr w:type="spellEnd"/>
+            <w:r>
+              <w:rPr>
+                <w:rFonts w:cs="Times New Roman"/>
+                <w:sz w:val="28"/>
+                <w:szCs w:val="28"/>
+              </w:rPr>
+              <w:t xml:space="preserve"> + </w:t>
             </w:r>
             <w:r>
               <w:rPr>
@@ -2676,7 +3103,25 @@
                 <w:sz w:val="28"/>
                 <w:szCs w:val="28"/>
               </w:rPr>
-              <w:t xml:space="preserve"> | Ctrl + </w:t>
+              <w:t xml:space="preserve"> | </w:t>
+            </w:r>
+            <w:proofErr w:type="spellStart"/>
+            <w:r>
+              <w:rPr>
+                <w:rFonts w:cs="Times New Roman"/>
+                <w:sz w:val="28"/>
+                <w:szCs w:val="28"/>
+              </w:rPr>
+              <w:t>Ctrl</w:t>
+            </w:r>
+            <w:proofErr w:type="spellEnd"/>
+            <w:r>
+              <w:rPr>
+                <w:rFonts w:cs="Times New Roman"/>
+                <w:sz w:val="28"/>
+                <w:szCs w:val="28"/>
+              </w:rPr>
+              <w:t xml:space="preserve"> + </w:t>
             </w:r>
             <w:r>
               <w:rPr>
@@ -2767,13 +3212,23 @@
                 <w:szCs w:val="28"/>
               </w:rPr>
             </w:pPr>
-            <w:r>
-              <w:rPr>
-                <w:rFonts w:cs="Times New Roman"/>
-                <w:sz w:val="28"/>
-                <w:szCs w:val="28"/>
-              </w:rPr>
-              <w:t xml:space="preserve">Shift + </w:t>
+            <w:proofErr w:type="spellStart"/>
+            <w:r>
+              <w:rPr>
+                <w:rFonts w:cs="Times New Roman"/>
+                <w:sz w:val="28"/>
+                <w:szCs w:val="28"/>
+              </w:rPr>
+              <w:t>Shift</w:t>
+            </w:r>
+            <w:proofErr w:type="spellEnd"/>
+            <w:r>
+              <w:rPr>
+                <w:rFonts w:cs="Times New Roman"/>
+                <w:sz w:val="28"/>
+                <w:szCs w:val="28"/>
+              </w:rPr>
+              <w:t xml:space="preserve"> + </w:t>
             </w:r>
             <w:r>
               <w:rPr>
@@ -2868,13 +3323,23 @@
                 <w:lang w:val="en-US"/>
               </w:rPr>
             </w:pPr>
-            <w:r>
-              <w:rPr>
-                <w:rFonts w:cs="Times New Roman"/>
-                <w:sz w:val="28"/>
-                <w:szCs w:val="28"/>
-              </w:rPr>
-              <w:t xml:space="preserve">Shift + </w:t>
+            <w:proofErr w:type="spellStart"/>
+            <w:r>
+              <w:rPr>
+                <w:rFonts w:cs="Times New Roman"/>
+                <w:sz w:val="28"/>
+                <w:szCs w:val="28"/>
+              </w:rPr>
+              <w:t>Shift</w:t>
+            </w:r>
+            <w:proofErr w:type="spellEnd"/>
+            <w:r>
+              <w:rPr>
+                <w:rFonts w:cs="Times New Roman"/>
+                <w:sz w:val="28"/>
+                <w:szCs w:val="28"/>
+              </w:rPr>
+              <w:t xml:space="preserve"> + </w:t>
             </w:r>
             <w:r>
               <w:rPr>
@@ -2890,7 +3355,25 @@
                 <w:sz w:val="28"/>
                 <w:szCs w:val="28"/>
               </w:rPr>
-              <w:t xml:space="preserve"> | Ctrl + </w:t>
+              <w:t xml:space="preserve"> | </w:t>
+            </w:r>
+            <w:proofErr w:type="spellStart"/>
+            <w:r>
+              <w:rPr>
+                <w:rFonts w:cs="Times New Roman"/>
+                <w:sz w:val="28"/>
+                <w:szCs w:val="28"/>
+              </w:rPr>
+              <w:t>Ctrl</w:t>
+            </w:r>
+            <w:proofErr w:type="spellEnd"/>
+            <w:r>
+              <w:rPr>
+                <w:rFonts w:cs="Times New Roman"/>
+                <w:sz w:val="28"/>
+                <w:szCs w:val="28"/>
+              </w:rPr>
+              <w:t xml:space="preserve"> + </w:t>
             </w:r>
             <w:r>
               <w:rPr>
@@ -2954,8 +3437,17 @@
                 <w:rFonts w:cs="Times New Roman"/>
                 <w:szCs w:val="24"/>
               </w:rPr>
-              <w:t>По умолчанию включен</w:t>
-            </w:r>
+              <w:t xml:space="preserve">По умолчанию </w:t>
+            </w:r>
+            <w:proofErr w:type="spellStart"/>
+            <w:r>
+              <w:rPr>
+                <w:rFonts w:cs="Times New Roman"/>
+                <w:szCs w:val="24"/>
+              </w:rPr>
+              <w:t>включен</w:t>
+            </w:r>
+            <w:proofErr w:type="spellEnd"/>
           </w:p>
         </w:tc>
       </w:tr>
@@ -2975,13 +3467,23 @@
                 <w:lang w:val="en-US"/>
               </w:rPr>
             </w:pPr>
-            <w:r>
-              <w:rPr>
-                <w:rFonts w:cs="Times New Roman"/>
-                <w:sz w:val="28"/>
-                <w:szCs w:val="28"/>
-              </w:rPr>
-              <w:t xml:space="preserve">Shift + </w:t>
+            <w:proofErr w:type="spellStart"/>
+            <w:r>
+              <w:rPr>
+                <w:rFonts w:cs="Times New Roman"/>
+                <w:sz w:val="28"/>
+                <w:szCs w:val="28"/>
+              </w:rPr>
+              <w:t>Shift</w:t>
+            </w:r>
+            <w:proofErr w:type="spellEnd"/>
+            <w:r>
+              <w:rPr>
+                <w:rFonts w:cs="Times New Roman"/>
+                <w:sz w:val="28"/>
+                <w:szCs w:val="28"/>
+              </w:rPr>
+              <w:t xml:space="preserve"> + </w:t>
             </w:r>
             <w:r>
               <w:rPr>
@@ -2997,7 +3499,25 @@
                 <w:sz w:val="28"/>
                 <w:szCs w:val="28"/>
               </w:rPr>
-              <w:t xml:space="preserve"> | Ctrl + </w:t>
+              <w:t xml:space="preserve"> | </w:t>
+            </w:r>
+            <w:proofErr w:type="spellStart"/>
+            <w:r>
+              <w:rPr>
+                <w:rFonts w:cs="Times New Roman"/>
+                <w:sz w:val="28"/>
+                <w:szCs w:val="28"/>
+              </w:rPr>
+              <w:t>Ctrl</w:t>
+            </w:r>
+            <w:proofErr w:type="spellEnd"/>
+            <w:r>
+              <w:rPr>
+                <w:rFonts w:cs="Times New Roman"/>
+                <w:sz w:val="28"/>
+                <w:szCs w:val="28"/>
+              </w:rPr>
+              <w:t xml:space="preserve"> + </w:t>
             </w:r>
             <w:r>
               <w:rPr>
@@ -3061,8 +3581,17 @@
                 <w:rFonts w:cs="Times New Roman"/>
                 <w:szCs w:val="24"/>
               </w:rPr>
-              <w:t>По умолчанию включен</w:t>
-            </w:r>
+              <w:t xml:space="preserve">По умолчанию </w:t>
+            </w:r>
+            <w:proofErr w:type="spellStart"/>
+            <w:r>
+              <w:rPr>
+                <w:rFonts w:cs="Times New Roman"/>
+                <w:szCs w:val="24"/>
+              </w:rPr>
+              <w:t>включен</w:t>
+            </w:r>
+            <w:proofErr w:type="spellEnd"/>
           </w:p>
         </w:tc>
       </w:tr>
@@ -3606,13 +4135,23 @@
                 <w:lang w:val="en-US"/>
               </w:rPr>
             </w:pPr>
-            <w:r>
-              <w:rPr>
-                <w:rFonts w:cs="Times New Roman"/>
-                <w:sz w:val="28"/>
-                <w:szCs w:val="28"/>
-              </w:rPr>
-              <w:t xml:space="preserve">Shift + </w:t>
+            <w:proofErr w:type="spellStart"/>
+            <w:r>
+              <w:rPr>
+                <w:rFonts w:cs="Times New Roman"/>
+                <w:sz w:val="28"/>
+                <w:szCs w:val="28"/>
+              </w:rPr>
+              <w:t>Shift</w:t>
+            </w:r>
+            <w:proofErr w:type="spellEnd"/>
+            <w:r>
+              <w:rPr>
+                <w:rFonts w:cs="Times New Roman"/>
+                <w:sz w:val="28"/>
+                <w:szCs w:val="28"/>
+              </w:rPr>
+              <w:t xml:space="preserve"> + </w:t>
             </w:r>
             <w:r>
               <w:rPr>
@@ -3629,7 +4168,25 @@
                 <w:sz w:val="28"/>
                 <w:szCs w:val="28"/>
               </w:rPr>
-              <w:t xml:space="preserve"> | Ctrl + </w:t>
+              <w:t xml:space="preserve"> | </w:t>
+            </w:r>
+            <w:proofErr w:type="spellStart"/>
+            <w:r>
+              <w:rPr>
+                <w:rFonts w:cs="Times New Roman"/>
+                <w:sz w:val="28"/>
+                <w:szCs w:val="28"/>
+              </w:rPr>
+              <w:t>Ctrl</w:t>
+            </w:r>
+            <w:proofErr w:type="spellEnd"/>
+            <w:r>
+              <w:rPr>
+                <w:rFonts w:cs="Times New Roman"/>
+                <w:sz w:val="28"/>
+                <w:szCs w:val="28"/>
+              </w:rPr>
+              <w:t xml:space="preserve"> + </w:t>
             </w:r>
             <w:r>
               <w:rPr>
@@ -4076,7 +4633,21 @@
               <w:rPr>
                 <w:szCs w:val="24"/>
               </w:rPr>
-              <w:t>Вращение задатчика скорости</w:t>
+              <w:t xml:space="preserve">Вращение </w:t>
+            </w:r>
+            <w:proofErr w:type="spellStart"/>
+            <w:r>
+              <w:rPr>
+                <w:szCs w:val="24"/>
+              </w:rPr>
+              <w:t>задатчика</w:t>
+            </w:r>
+            <w:proofErr w:type="spellEnd"/>
+            <w:r>
+              <w:rPr>
+                <w:szCs w:val="24"/>
+              </w:rPr>
+              <w:t xml:space="preserve"> скорости</w:t>
             </w:r>
           </w:p>
         </w:tc>
@@ -4098,7 +4669,23 @@
                 <w:rFonts w:cs="Times New Roman"/>
                 <w:szCs w:val="24"/>
               </w:rPr>
-              <w:t>В режиме рекуперации без авторегулирования задатчик регулирует ток возбуждения</w:t>
+              <w:t xml:space="preserve">В режиме рекуперации без авторегулирования </w:t>
+            </w:r>
+            <w:proofErr w:type="spellStart"/>
+            <w:r>
+              <w:rPr>
+                <w:rFonts w:cs="Times New Roman"/>
+                <w:szCs w:val="24"/>
+              </w:rPr>
+              <w:t>задатчик</w:t>
+            </w:r>
+            <w:proofErr w:type="spellEnd"/>
+            <w:r>
+              <w:rPr>
+                <w:rFonts w:cs="Times New Roman"/>
+                <w:szCs w:val="24"/>
+              </w:rPr>
+              <w:t xml:space="preserve"> регулирует ток возбуждения</w:t>
             </w:r>
           </w:p>
         </w:tc>
@@ -4143,7 +4730,21 @@
               <w:rPr>
                 <w:szCs w:val="24"/>
               </w:rPr>
-              <w:t>Быстрый возврат задатчика скорости</w:t>
+              <w:t xml:space="preserve">Быстрый возврат </w:t>
+            </w:r>
+            <w:proofErr w:type="spellStart"/>
+            <w:r>
+              <w:rPr>
+                <w:szCs w:val="24"/>
+              </w:rPr>
+              <w:t>задатчика</w:t>
+            </w:r>
+            <w:proofErr w:type="spellEnd"/>
+            <w:r>
+              <w:rPr>
+                <w:szCs w:val="24"/>
+              </w:rPr>
+              <w:t xml:space="preserve"> скорости</w:t>
             </w:r>
           </w:p>
         </w:tc>
@@ -4259,7 +4860,23 @@
                 <w:rFonts w:cs="Times New Roman"/>
                 <w:szCs w:val="24"/>
               </w:rPr>
-              <w:t>Кран машиниста усл. № 395</w:t>
+              <w:t xml:space="preserve">Кран машиниста </w:t>
+            </w:r>
+            <w:proofErr w:type="spellStart"/>
+            <w:r>
+              <w:rPr>
+                <w:rFonts w:cs="Times New Roman"/>
+                <w:szCs w:val="24"/>
+              </w:rPr>
+              <w:t>усл</w:t>
+            </w:r>
+            <w:proofErr w:type="spellEnd"/>
+            <w:r>
+              <w:rPr>
+                <w:rFonts w:cs="Times New Roman"/>
+                <w:szCs w:val="24"/>
+              </w:rPr>
+              <w:t>. № 395</w:t>
             </w:r>
           </w:p>
         </w:tc>
@@ -4622,12 +5239,21 @@
                 <w:szCs w:val="24"/>
               </w:rPr>
             </w:pPr>
-            <w:r>
-              <w:rPr>
-                <w:rFonts w:cs="Times New Roman"/>
-                <w:szCs w:val="24"/>
-              </w:rPr>
-              <w:t>Перекрыша без питания утечек</w:t>
+            <w:proofErr w:type="spellStart"/>
+            <w:r>
+              <w:rPr>
+                <w:rFonts w:cs="Times New Roman"/>
+                <w:szCs w:val="24"/>
+              </w:rPr>
+              <w:t>Перекрыша</w:t>
+            </w:r>
+            <w:proofErr w:type="spellEnd"/>
+            <w:r>
+              <w:rPr>
+                <w:rFonts w:cs="Times New Roman"/>
+                <w:szCs w:val="24"/>
+              </w:rPr>
+              <w:t xml:space="preserve"> без питания утечек</w:t>
             </w:r>
           </w:p>
         </w:tc>
@@ -4692,12 +5318,21 @@
                 <w:szCs w:val="24"/>
               </w:rPr>
             </w:pPr>
-            <w:r>
-              <w:rPr>
-                <w:rFonts w:cs="Times New Roman"/>
-                <w:szCs w:val="24"/>
-              </w:rPr>
-              <w:t xml:space="preserve">Перкрыша с питанием утечек </w:t>
+            <w:proofErr w:type="spellStart"/>
+            <w:r>
+              <w:rPr>
+                <w:rFonts w:cs="Times New Roman"/>
+                <w:szCs w:val="24"/>
+              </w:rPr>
+              <w:t>Перкрыша</w:t>
+            </w:r>
+            <w:proofErr w:type="spellEnd"/>
+            <w:r>
+              <w:rPr>
+                <w:rFonts w:cs="Times New Roman"/>
+                <w:szCs w:val="24"/>
+              </w:rPr>
+              <w:t xml:space="preserve"> с питанием утечек </w:t>
             </w:r>
           </w:p>
         </w:tc>
@@ -4746,8 +5381,17 @@
                 <w:rFonts w:cs="Times New Roman"/>
                 <w:szCs w:val="24"/>
               </w:rPr>
-              <w:t>Положение Va</w:t>
-            </w:r>
+              <w:t xml:space="preserve">Положение </w:t>
+            </w:r>
+            <w:proofErr w:type="spellStart"/>
+            <w:r>
+              <w:rPr>
+                <w:rFonts w:cs="Times New Roman"/>
+                <w:szCs w:val="24"/>
+              </w:rPr>
+              <w:t>Va</w:t>
+            </w:r>
+            <w:proofErr w:type="spellEnd"/>
           </w:p>
         </w:tc>
         <w:tc>
@@ -4934,7 +5578,23 @@
                 <w:rFonts w:cs="Times New Roman"/>
                 <w:szCs w:val="24"/>
               </w:rPr>
-              <w:t>Кран вспомогательного тормоза усл. №</w:t>
+              <w:t xml:space="preserve">Кран вспомогательного тормоза </w:t>
+            </w:r>
+            <w:proofErr w:type="spellStart"/>
+            <w:r>
+              <w:rPr>
+                <w:rFonts w:cs="Times New Roman"/>
+                <w:szCs w:val="24"/>
+              </w:rPr>
+              <w:t>усл</w:t>
+            </w:r>
+            <w:proofErr w:type="spellEnd"/>
+            <w:r>
+              <w:rPr>
+                <w:rFonts w:cs="Times New Roman"/>
+                <w:szCs w:val="24"/>
+              </w:rPr>
+              <w:t>. №</w:t>
             </w:r>
             <w:r>
               <w:rPr>
@@ -5556,7 +6216,23 @@
                 <w:rFonts w:cs="Times New Roman"/>
                 <w:szCs w:val="24"/>
               </w:rPr>
-              <w:t>Электропневматический клапан автостопа усл. № 150</w:t>
+              <w:t xml:space="preserve">Электропневматический клапан автостопа </w:t>
+            </w:r>
+            <w:proofErr w:type="spellStart"/>
+            <w:r>
+              <w:rPr>
+                <w:rFonts w:cs="Times New Roman"/>
+                <w:szCs w:val="24"/>
+              </w:rPr>
+              <w:t>усл</w:t>
+            </w:r>
+            <w:proofErr w:type="spellEnd"/>
+            <w:r>
+              <w:rPr>
+                <w:rFonts w:cs="Times New Roman"/>
+                <w:szCs w:val="24"/>
+              </w:rPr>
+              <w:t>. № 150</w:t>
             </w:r>
           </w:p>
         </w:tc>
@@ -5764,7 +6440,23 @@
                 <w:rFonts w:cs="Times New Roman"/>
                 <w:szCs w:val="24"/>
               </w:rPr>
-              <w:t>Устройство блокировки тормозов усл. № 367М</w:t>
+              <w:t xml:space="preserve">Устройство блокировки тормозов </w:t>
+            </w:r>
+            <w:proofErr w:type="spellStart"/>
+            <w:r>
+              <w:rPr>
+                <w:rFonts w:cs="Times New Roman"/>
+                <w:szCs w:val="24"/>
+              </w:rPr>
+              <w:t>усл</w:t>
+            </w:r>
+            <w:proofErr w:type="spellEnd"/>
+            <w:r>
+              <w:rPr>
+                <w:rFonts w:cs="Times New Roman"/>
+                <w:szCs w:val="24"/>
+              </w:rPr>
+              <w:t>. № 367М</w:t>
             </w:r>
           </w:p>
         </w:tc>
@@ -5874,6 +6566,7 @@
               </w:rPr>
               <w:t xml:space="preserve"> </w:t>
             </w:r>
+            <w:proofErr w:type="spellStart"/>
             <w:r>
               <w:rPr>
                 <w:rFonts w:cs="Times New Roman"/>
@@ -5882,6 +6575,7 @@
               </w:rPr>
               <w:t>Backspace</w:t>
             </w:r>
+            <w:proofErr w:type="spellEnd"/>
           </w:p>
         </w:tc>
         <w:tc>
@@ -6063,13 +6757,23 @@
                 <w:lang w:val="en-US"/>
               </w:rPr>
             </w:pPr>
-            <w:r>
-              <w:rPr>
-                <w:rFonts w:cs="Times New Roman"/>
-                <w:sz w:val="28"/>
-                <w:szCs w:val="28"/>
-              </w:rPr>
-              <w:t xml:space="preserve">Shift + </w:t>
+            <w:proofErr w:type="spellStart"/>
+            <w:r>
+              <w:rPr>
+                <w:rFonts w:cs="Times New Roman"/>
+                <w:sz w:val="28"/>
+                <w:szCs w:val="28"/>
+              </w:rPr>
+              <w:t>Shift</w:t>
+            </w:r>
+            <w:proofErr w:type="spellEnd"/>
+            <w:r>
+              <w:rPr>
+                <w:rFonts w:cs="Times New Roman"/>
+                <w:sz w:val="28"/>
+                <w:szCs w:val="28"/>
+              </w:rPr>
+              <w:t xml:space="preserve"> + </w:t>
             </w:r>
             <w:r>
               <w:rPr>
@@ -6086,7 +6790,25 @@
                 <w:sz w:val="28"/>
                 <w:szCs w:val="28"/>
               </w:rPr>
-              <w:t xml:space="preserve"> Ctrl + </w:t>
+              <w:t xml:space="preserve"> </w:t>
+            </w:r>
+            <w:proofErr w:type="spellStart"/>
+            <w:r>
+              <w:rPr>
+                <w:rFonts w:cs="Times New Roman"/>
+                <w:sz w:val="28"/>
+                <w:szCs w:val="28"/>
+              </w:rPr>
+              <w:t>Ctrl</w:t>
+            </w:r>
+            <w:proofErr w:type="spellEnd"/>
+            <w:r>
+              <w:rPr>
+                <w:rFonts w:cs="Times New Roman"/>
+                <w:sz w:val="28"/>
+                <w:szCs w:val="28"/>
+              </w:rPr>
+              <w:t xml:space="preserve"> + </w:t>
             </w:r>
             <w:r>
               <w:rPr>
@@ -6258,7 +6980,23 @@
           <w:sz w:val="28"/>
           <w:szCs w:val="28"/>
         </w:rPr>
-        <w:t xml:space="preserve">Разблокировать тумблеры на пульте машиниста (клавиши Shift + </w:t>
+        <w:t xml:space="preserve">Разблокировать тумблеры на пульте машиниста (клавиши </w:t>
+      </w:r>
+      <w:proofErr w:type="spellStart"/>
+      <w:r>
+        <w:rPr>
+          <w:sz w:val="28"/>
+          <w:szCs w:val="28"/>
+        </w:rPr>
+        <w:t>Shift</w:t>
+      </w:r>
+      <w:proofErr w:type="spellEnd"/>
+      <w:r>
+        <w:rPr>
+          <w:sz w:val="28"/>
+          <w:szCs w:val="28"/>
+        </w:rPr>
+        <w:t xml:space="preserve"> + </w:t>
       </w:r>
       <w:r>
         <w:rPr>
@@ -6294,7 +7032,23 @@
           <w:sz w:val="28"/>
           <w:szCs w:val="28"/>
         </w:rPr>
-        <w:t>Заблокировать шторы высоковольтной камеры: включить тумблер «Блокирование ВВК» (клавиши Shift + 0)</w:t>
+        <w:t xml:space="preserve">Заблокировать шторы высоковольтной камеры: включить тумблер «Блокирование ВВК» (клавиши </w:t>
+      </w:r>
+      <w:proofErr w:type="spellStart"/>
+      <w:r>
+        <w:rPr>
+          <w:sz w:val="28"/>
+          <w:szCs w:val="28"/>
+        </w:rPr>
+        <w:t>Shift</w:t>
+      </w:r>
+      <w:proofErr w:type="spellEnd"/>
+      <w:r>
+        <w:rPr>
+          <w:sz w:val="28"/>
+          <w:szCs w:val="28"/>
+        </w:rPr>
+        <w:t xml:space="preserve"> + 0)</w:t>
       </w:r>
     </w:p>
     <w:p>
@@ -6329,7 +7083,23 @@
           <w:sz w:val="28"/>
           <w:szCs w:val="28"/>
         </w:rPr>
-        <w:t>включить тумблер «МСУД» (клавиши Shift + 9)</w:t>
+        <w:t xml:space="preserve">включить тумблер «МСУД» (клавиши </w:t>
+      </w:r>
+      <w:proofErr w:type="spellStart"/>
+      <w:r>
+        <w:rPr>
+          <w:sz w:val="28"/>
+          <w:szCs w:val="28"/>
+        </w:rPr>
+        <w:t>Shift</w:t>
+      </w:r>
+      <w:proofErr w:type="spellEnd"/>
+      <w:r>
+        <w:rPr>
+          <w:sz w:val="28"/>
+          <w:szCs w:val="28"/>
+        </w:rPr>
+        <w:t xml:space="preserve"> + 9)</w:t>
       </w:r>
     </w:p>
     <w:p>
@@ -6350,7 +7120,23 @@
           <w:sz w:val="28"/>
           <w:szCs w:val="28"/>
         </w:rPr>
-        <w:t>Поднять пантограф: включить тумблер «Токоприёмник задний» (Shift + O).</w:t>
+        <w:t>Поднять пантограф: включить тумблер «Токоприёмник задний» (</w:t>
+      </w:r>
+      <w:proofErr w:type="spellStart"/>
+      <w:r>
+        <w:rPr>
+          <w:sz w:val="28"/>
+          <w:szCs w:val="28"/>
+        </w:rPr>
+        <w:t>Shift</w:t>
+      </w:r>
+      <w:proofErr w:type="spellEnd"/>
+      <w:r>
+        <w:rPr>
+          <w:sz w:val="28"/>
+          <w:szCs w:val="28"/>
+        </w:rPr>
+        <w:t xml:space="preserve"> + O).</w:t>
       </w:r>
     </w:p>
     <w:p>
@@ -6379,7 +7165,23 @@
           <w:szCs w:val="28"/>
         </w:rPr>
         <w:br/>
-        <w:t xml:space="preserve">включить тумблер «Главный выключатель» (клавиши Shift + </w:t>
+        <w:t xml:space="preserve">включить тумблер «Главный выключатель» (клавиши </w:t>
+      </w:r>
+      <w:proofErr w:type="spellStart"/>
+      <w:r>
+        <w:rPr>
+          <w:sz w:val="28"/>
+          <w:szCs w:val="28"/>
+        </w:rPr>
+        <w:t>Shift</w:t>
+      </w:r>
+      <w:proofErr w:type="spellEnd"/>
+      <w:r>
+        <w:rPr>
+          <w:sz w:val="28"/>
+          <w:szCs w:val="28"/>
+        </w:rPr>
+        <w:t xml:space="preserve"> + </w:t>
       </w:r>
       <w:r>
         <w:rPr>
@@ -6480,7 +7282,23 @@
           <w:sz w:val="28"/>
           <w:szCs w:val="28"/>
         </w:rPr>
-        <w:t xml:space="preserve">Включить тумблер «Вспомогательные машины» (Shift + </w:t>
+        <w:t>Включить тумблер «Вспомогательные машины» (</w:t>
+      </w:r>
+      <w:proofErr w:type="spellStart"/>
+      <w:r>
+        <w:rPr>
+          <w:sz w:val="28"/>
+          <w:szCs w:val="28"/>
+        </w:rPr>
+        <w:t>Shift</w:t>
+      </w:r>
+      <w:proofErr w:type="spellEnd"/>
+      <w:r>
+        <w:rPr>
+          <w:sz w:val="28"/>
+          <w:szCs w:val="28"/>
+        </w:rPr>
+        <w:t xml:space="preserve"> + </w:t>
       </w:r>
       <w:r>
         <w:rPr>
@@ -6516,7 +7334,23 @@
           <w:sz w:val="28"/>
           <w:szCs w:val="28"/>
         </w:rPr>
-        <w:t>Запустить компрессор, обеспечивающий локомотив сжатым воздухом: включить тумблер «Компрессор» (клавиша Shift + 4).</w:t>
+        <w:t xml:space="preserve">Запустить компрессор, обеспечивающий локомотив сжатым воздухом: включить тумблер «Компрессор» (клавиша </w:t>
+      </w:r>
+      <w:proofErr w:type="spellStart"/>
+      <w:r>
+        <w:rPr>
+          <w:sz w:val="28"/>
+          <w:szCs w:val="28"/>
+        </w:rPr>
+        <w:t>Shift</w:t>
+      </w:r>
+      <w:proofErr w:type="spellEnd"/>
+      <w:r>
+        <w:rPr>
+          <w:sz w:val="28"/>
+          <w:szCs w:val="28"/>
+        </w:rPr>
+        <w:t xml:space="preserve"> + 4).</w:t>
       </w:r>
     </w:p>
     <w:p>
@@ -6626,7 +7460,22 @@
           <w:szCs w:val="28"/>
         </w:rPr>
         <w:br/>
-        <w:t>Shift + N), он начнёт громко свистеть. Сразу прервать его свисток нажатием на рукоятку бдительности специальную РБС (клавиша M).</w:t>
+      </w:r>
+      <w:proofErr w:type="spellStart"/>
+      <w:r>
+        <w:rPr>
+          <w:sz w:val="28"/>
+          <w:szCs w:val="28"/>
+        </w:rPr>
+        <w:t>Shift</w:t>
+      </w:r>
+      <w:proofErr w:type="spellEnd"/>
+      <w:r>
+        <w:rPr>
+          <w:sz w:val="28"/>
+          <w:szCs w:val="28"/>
+        </w:rPr>
+        <w:t xml:space="preserve"> + N), он начнёт громко свистеть. Сразу прервать его свисток нажатием на рукоятку бдительности специальную РБС (клавиша M).</w:t>
       </w:r>
     </w:p>
     <w:p>
@@ -6850,7 +7699,23 @@
           <w:szCs w:val="28"/>
         </w:rPr>
         <w:lastRenderedPageBreak/>
-        <w:t xml:space="preserve">По умолчанию включён режим «авторегулирование»: вращением задатчика (клавиши </w:t>
+        <w:t xml:space="preserve">По умолчанию включён режим «авторегулирование»: вращением </w:t>
+      </w:r>
+      <w:proofErr w:type="spellStart"/>
+      <w:r>
+        <w:rPr>
+          <w:sz w:val="28"/>
+          <w:szCs w:val="28"/>
+        </w:rPr>
+        <w:t>задатчика</w:t>
+      </w:r>
+      <w:proofErr w:type="spellEnd"/>
+      <w:r>
+        <w:rPr>
+          <w:sz w:val="28"/>
+          <w:szCs w:val="28"/>
+        </w:rPr>
+        <w:t xml:space="preserve"> (клавиши </w:t>
       </w:r>
       <w:r>
         <w:rPr>
@@ -6897,7 +7762,23 @@
           <w:sz w:val="28"/>
           <w:szCs w:val="28"/>
         </w:rPr>
-        <w:t>Если перевести рукоятку в сектор тяги или торможения, не выждав 2-3 секунды в положении «П» (таким образом не дождавшись срабатывания всех необходимых реле для сбора соответствующих силовых цепей), то сработает защита и разомкнутся линейные контакторы тяговых электродвигателей.</w:t>
+        <w:t>Если перевести рукоятку в сектор тяги или торможения, не выждав 2-3 секунды в положении «П» (</w:t>
+      </w:r>
+      <w:proofErr w:type="gramStart"/>
+      <w:r>
+        <w:rPr>
+          <w:sz w:val="28"/>
+          <w:szCs w:val="28"/>
+        </w:rPr>
+        <w:t>таким образом</w:t>
+      </w:r>
+      <w:proofErr w:type="gramEnd"/>
+      <w:r>
+        <w:rPr>
+          <w:sz w:val="28"/>
+          <w:szCs w:val="28"/>
+        </w:rPr>
+        <w:t xml:space="preserve"> не дождавшись срабатывания всех необходимых реле для сбора соответствующих силовых цепей), то сработает защита и разомкнутся линейные контакторы тяговых электродвигателей.</w:t>
       </w:r>
     </w:p>
     <w:p>
@@ -6921,7 +7802,23 @@
           <w:sz w:val="28"/>
           <w:szCs w:val="28"/>
         </w:rPr>
-        <w:t>клавиши Alt + P</w:t>
+        <w:t xml:space="preserve">клавиши </w:t>
+      </w:r>
+      <w:proofErr w:type="spellStart"/>
+      <w:r>
+        <w:rPr>
+          <w:sz w:val="28"/>
+          <w:szCs w:val="28"/>
+        </w:rPr>
+        <w:t>Alt</w:t>
+      </w:r>
+      <w:proofErr w:type="spellEnd"/>
+      <w:r>
+        <w:rPr>
+          <w:sz w:val="28"/>
+          <w:szCs w:val="28"/>
+        </w:rPr>
+        <w:t xml:space="preserve"> + P</w:t>
       </w:r>
       <w:r>
         <w:rPr>
@@ -7000,6 +7897,1154 @@
         </w:rPr>
         <w:t>Также КЛУБ контролирует проезд красного светофора (с включением красного сигнала на локомотивном светофоре) и движение со скоростью, превышающей допустимую более чем на 1 км/ч. В этих случаях начинается неотключаемый свист ЭПК и через 7-8 секунд экстренное торможение.</w:t>
       </w:r>
+    </w:p>
+    <w:p>
+      <w:pPr>
+        <w:spacing w:after="120"/>
+        <w:jc w:val="both"/>
+        <w:rPr>
+          <w:sz w:val="28"/>
+          <w:szCs w:val="28"/>
+        </w:rPr>
+      </w:pPr>
+    </w:p>
+    <w:p>
+      <w:pPr>
+        <w:spacing w:after="120"/>
+        <w:jc w:val="center"/>
+        <w:rPr>
+          <w:b/>
+          <w:sz w:val="28"/>
+          <w:szCs w:val="28"/>
+        </w:rPr>
+      </w:pPr>
+      <w:r>
+        <w:rPr>
+          <w:b/>
+          <w:sz w:val="28"/>
+          <w:szCs w:val="28"/>
+        </w:rPr>
+        <w:t>Порядок смены кабины управления</w:t>
+      </w:r>
+    </w:p>
+    <w:p>
+      <w:pPr>
+        <w:spacing w:after="120"/>
+        <w:jc w:val="both"/>
+        <w:rPr>
+          <w:sz w:val="28"/>
+          <w:szCs w:val="28"/>
+        </w:rPr>
+      </w:pPr>
+      <w:r>
+        <w:rPr>
+          <w:sz w:val="28"/>
+          <w:szCs w:val="28"/>
+        </w:rPr>
+        <w:t xml:space="preserve">Переход из кабины в кабину осуществляется </w:t>
+      </w:r>
+      <w:proofErr w:type="spellStart"/>
+      <w:r>
+        <w:rPr>
+          <w:sz w:val="28"/>
+          <w:szCs w:val="28"/>
+        </w:rPr>
+        <w:t>путем</w:t>
+      </w:r>
+      <w:proofErr w:type="spellEnd"/>
+      <w:r>
+        <w:rPr>
+          <w:sz w:val="28"/>
+          <w:szCs w:val="28"/>
+        </w:rPr>
+        <w:t xml:space="preserve"> нажатия клавиши </w:t>
+      </w:r>
+      <w:r>
+        <w:rPr>
+          <w:sz w:val="28"/>
+          <w:szCs w:val="28"/>
+          <w:lang w:val="en-US"/>
+        </w:rPr>
+        <w:t>Tab</w:t>
+      </w:r>
+      <w:r>
+        <w:rPr>
+          <w:sz w:val="28"/>
+          <w:szCs w:val="28"/>
+        </w:rPr>
+        <w:t xml:space="preserve">. После перехода следует переключить фокус управления нажатием </w:t>
+      </w:r>
+      <w:r>
+        <w:rPr>
+          <w:sz w:val="28"/>
+          <w:szCs w:val="28"/>
+          <w:lang w:val="en-US"/>
+        </w:rPr>
+        <w:t>Enter</w:t>
+      </w:r>
+      <w:r>
+        <w:rPr>
+          <w:sz w:val="28"/>
+          <w:szCs w:val="28"/>
+        </w:rPr>
+        <w:t xml:space="preserve">, погасив транспарант «Нажмите </w:t>
+      </w:r>
+      <w:r>
+        <w:rPr>
+          <w:sz w:val="28"/>
+          <w:szCs w:val="28"/>
+          <w:lang w:val="en-US"/>
+        </w:rPr>
+        <w:t>Enter</w:t>
+      </w:r>
+      <w:r>
+        <w:rPr>
+          <w:sz w:val="28"/>
+          <w:szCs w:val="28"/>
+        </w:rPr>
+        <w:t xml:space="preserve"> для управления из кабины»</w:t>
+      </w:r>
+    </w:p>
+    <w:p>
+      <w:pPr>
+        <w:numPr>
+          <w:ilvl w:val="0"/>
+          <w:numId w:val="10"/>
+        </w:numPr>
+        <w:spacing w:after="120"/>
+        <w:jc w:val="both"/>
+        <w:rPr>
+          <w:sz w:val="28"/>
+          <w:szCs w:val="28"/>
+        </w:rPr>
+      </w:pPr>
+      <w:r>
+        <w:rPr>
+          <w:sz w:val="28"/>
+          <w:szCs w:val="28"/>
+        </w:rPr>
+        <w:t>Полностью затормозить локомотив краном вспомогательного тормоза (</w:t>
+      </w:r>
+      <w:proofErr w:type="gramStart"/>
+      <w:r>
+        <w:rPr>
+          <w:sz w:val="28"/>
+          <w:szCs w:val="28"/>
+        </w:rPr>
+        <w:t>клавиша ]</w:t>
+      </w:r>
+      <w:proofErr w:type="gramEnd"/>
+      <w:r>
+        <w:rPr>
+          <w:sz w:val="28"/>
+          <w:szCs w:val="28"/>
+        </w:rPr>
+        <w:t>).</w:t>
+      </w:r>
+    </w:p>
+    <w:p>
+      <w:pPr>
+        <w:numPr>
+          <w:ilvl w:val="0"/>
+          <w:numId w:val="10"/>
+        </w:numPr>
+        <w:spacing w:after="120"/>
+        <w:jc w:val="both"/>
+        <w:rPr>
+          <w:sz w:val="28"/>
+          <w:szCs w:val="28"/>
+        </w:rPr>
+      </w:pPr>
+      <w:r>
+        <w:rPr>
+          <w:sz w:val="28"/>
+          <w:szCs w:val="28"/>
+        </w:rPr>
+        <w:t xml:space="preserve">Разрядить тормозную магистраль </w:t>
+      </w:r>
+      <w:proofErr w:type="spellStart"/>
+      <w:r>
+        <w:rPr>
+          <w:sz w:val="28"/>
+          <w:szCs w:val="28"/>
+        </w:rPr>
+        <w:t>путем</w:t>
+      </w:r>
+      <w:proofErr w:type="spellEnd"/>
+      <w:r>
+        <w:rPr>
+          <w:sz w:val="28"/>
+          <w:szCs w:val="28"/>
+        </w:rPr>
+        <w:t xml:space="preserve"> постановки крана машиниста в положение </w:t>
+      </w:r>
+      <w:r>
+        <w:rPr>
+          <w:sz w:val="28"/>
+          <w:szCs w:val="28"/>
+          <w:lang w:val="en-US"/>
+        </w:rPr>
+        <w:t>VI</w:t>
+      </w:r>
+      <w:r>
+        <w:rPr>
+          <w:sz w:val="28"/>
+          <w:szCs w:val="28"/>
+        </w:rPr>
+        <w:t xml:space="preserve"> «Экстренное торможение» (клавиша ‘|э).</w:t>
+      </w:r>
+    </w:p>
+    <w:p>
+      <w:pPr>
+        <w:numPr>
+          <w:ilvl w:val="0"/>
+          <w:numId w:val="10"/>
+        </w:numPr>
+        <w:spacing w:after="120"/>
+        <w:jc w:val="both"/>
+        <w:rPr>
+          <w:sz w:val="28"/>
+          <w:szCs w:val="28"/>
+        </w:rPr>
+      </w:pPr>
+      <w:r>
+        <w:rPr>
+          <w:sz w:val="28"/>
+          <w:szCs w:val="28"/>
+        </w:rPr>
+        <w:t>Выключить устройство блокировки тормозов и извлечь рукоятку (</w:t>
+      </w:r>
+      <w:r>
+        <w:rPr>
+          <w:sz w:val="28"/>
+          <w:szCs w:val="28"/>
+          <w:lang w:val="en-US"/>
+        </w:rPr>
+        <w:t>Alt</w:t>
+      </w:r>
+      <w:r>
+        <w:rPr>
+          <w:sz w:val="28"/>
+          <w:szCs w:val="28"/>
+        </w:rPr>
+        <w:t xml:space="preserve"> + </w:t>
+      </w:r>
+      <w:r>
+        <w:rPr>
+          <w:sz w:val="28"/>
+          <w:szCs w:val="28"/>
+          <w:lang w:val="en-US"/>
+        </w:rPr>
+        <w:t>Backspace</w:t>
+      </w:r>
+      <w:r>
+        <w:rPr>
+          <w:sz w:val="28"/>
+          <w:szCs w:val="28"/>
+        </w:rPr>
+        <w:t>).</w:t>
+      </w:r>
+    </w:p>
+    <w:p>
+      <w:pPr>
+        <w:numPr>
+          <w:ilvl w:val="0"/>
+          <w:numId w:val="10"/>
+        </w:numPr>
+        <w:spacing w:after="120"/>
+        <w:jc w:val="both"/>
+        <w:rPr>
+          <w:sz w:val="28"/>
+          <w:szCs w:val="28"/>
+        </w:rPr>
+      </w:pPr>
+      <w:r>
+        <w:rPr>
+          <w:sz w:val="28"/>
+          <w:szCs w:val="28"/>
+        </w:rPr>
+        <w:t>Перекрыть комбинированный кран (</w:t>
+      </w:r>
+      <w:r>
+        <w:rPr>
+          <w:sz w:val="28"/>
+          <w:szCs w:val="28"/>
+          <w:lang w:val="en-US"/>
+        </w:rPr>
+        <w:t>Ctrl</w:t>
+      </w:r>
+      <w:r>
+        <w:rPr>
+          <w:sz w:val="28"/>
+          <w:szCs w:val="28"/>
+        </w:rPr>
+        <w:t xml:space="preserve"> + </w:t>
+      </w:r>
+      <w:r>
+        <w:rPr>
+          <w:sz w:val="28"/>
+          <w:szCs w:val="28"/>
+          <w:lang w:val="en-US"/>
+        </w:rPr>
+        <w:t>Backspace</w:t>
+      </w:r>
+      <w:r>
+        <w:rPr>
+          <w:sz w:val="28"/>
+          <w:szCs w:val="28"/>
+        </w:rPr>
+        <w:t>).</w:t>
+      </w:r>
+    </w:p>
+    <w:p>
+      <w:pPr>
+        <w:numPr>
+          <w:ilvl w:val="0"/>
+          <w:numId w:val="10"/>
+        </w:numPr>
+        <w:spacing w:after="120"/>
+        <w:jc w:val="both"/>
+        <w:rPr>
+          <w:sz w:val="28"/>
+          <w:szCs w:val="28"/>
+        </w:rPr>
+      </w:pPr>
+      <w:r>
+        <w:rPr>
+          <w:sz w:val="28"/>
+          <w:szCs w:val="28"/>
+        </w:rPr>
+        <w:lastRenderedPageBreak/>
+        <w:t xml:space="preserve">Выключить вспомогательные машины, отключить главный выключатель, опустить </w:t>
+      </w:r>
+      <w:proofErr w:type="spellStart"/>
+      <w:r>
+        <w:rPr>
+          <w:sz w:val="28"/>
+          <w:szCs w:val="28"/>
+        </w:rPr>
+        <w:t>токоприемник</w:t>
+      </w:r>
+      <w:proofErr w:type="spellEnd"/>
+      <w:r>
+        <w:rPr>
+          <w:sz w:val="28"/>
+          <w:szCs w:val="28"/>
+        </w:rPr>
+        <w:t xml:space="preserve">, отключить микропроцессорную систему управления и диагностики. </w:t>
+      </w:r>
+    </w:p>
+    <w:p>
+      <w:pPr>
+        <w:numPr>
+          <w:ilvl w:val="0"/>
+          <w:numId w:val="10"/>
+        </w:numPr>
+        <w:spacing w:after="120"/>
+        <w:jc w:val="both"/>
+        <w:rPr>
+          <w:sz w:val="28"/>
+          <w:szCs w:val="28"/>
+        </w:rPr>
+      </w:pPr>
+      <w:r>
+        <w:rPr>
+          <w:sz w:val="28"/>
+          <w:szCs w:val="28"/>
+        </w:rPr>
+        <w:t>Перевести все тумблеры на пульте машиниста в положение «выключено»</w:t>
+      </w:r>
+      <w:r>
+        <w:rPr>
+          <w:sz w:val="28"/>
+          <w:szCs w:val="28"/>
+        </w:rPr>
+        <w:t>.</w:t>
+      </w:r>
+    </w:p>
+    <w:p>
+      <w:pPr>
+        <w:numPr>
+          <w:ilvl w:val="0"/>
+          <w:numId w:val="10"/>
+        </w:numPr>
+        <w:spacing w:after="120"/>
+        <w:jc w:val="both"/>
+        <w:rPr>
+          <w:sz w:val="28"/>
+          <w:szCs w:val="28"/>
+        </w:rPr>
+      </w:pPr>
+      <w:r>
+        <w:rPr>
+          <w:sz w:val="28"/>
+          <w:szCs w:val="28"/>
+        </w:rPr>
+        <w:t xml:space="preserve">Заблокировать панель тумблеров </w:t>
+      </w:r>
+      <w:r>
+        <w:rPr>
+          <w:sz w:val="28"/>
+          <w:szCs w:val="28"/>
+        </w:rPr>
+        <w:t>(</w:t>
+      </w:r>
+      <w:r>
+        <w:rPr>
+          <w:sz w:val="28"/>
+          <w:szCs w:val="28"/>
+          <w:lang w:val="en-US"/>
+        </w:rPr>
+        <w:t>Ctrl</w:t>
+      </w:r>
+      <w:r>
+        <w:rPr>
+          <w:sz w:val="28"/>
+          <w:szCs w:val="28"/>
+        </w:rPr>
+        <w:t xml:space="preserve"> + </w:t>
+      </w:r>
+      <w:r>
+        <w:rPr>
+          <w:sz w:val="28"/>
+          <w:szCs w:val="28"/>
+          <w:lang w:val="en-US"/>
+        </w:rPr>
+        <w:t>Y</w:t>
+      </w:r>
+      <w:r>
+        <w:rPr>
+          <w:sz w:val="28"/>
+          <w:szCs w:val="28"/>
+        </w:rPr>
+        <w:t>).</w:t>
+      </w:r>
+    </w:p>
+    <w:p>
+      <w:pPr>
+        <w:numPr>
+          <w:ilvl w:val="0"/>
+          <w:numId w:val="10"/>
+        </w:numPr>
+        <w:spacing w:after="120"/>
+        <w:jc w:val="both"/>
+        <w:rPr>
+          <w:sz w:val="28"/>
+          <w:szCs w:val="28"/>
+        </w:rPr>
+      </w:pPr>
+      <w:r>
+        <w:rPr>
+          <w:sz w:val="28"/>
+          <w:szCs w:val="28"/>
+        </w:rPr>
+        <w:t>Извлечь ключ блокировки пульта (</w:t>
+      </w:r>
+      <w:r>
+        <w:rPr>
+          <w:sz w:val="28"/>
+          <w:szCs w:val="28"/>
+          <w:lang w:val="en-US"/>
+        </w:rPr>
+        <w:t>Alt</w:t>
+      </w:r>
+      <w:r>
+        <w:rPr>
+          <w:sz w:val="28"/>
+          <w:szCs w:val="28"/>
+        </w:rPr>
+        <w:t xml:space="preserve"> + </w:t>
+      </w:r>
+      <w:r>
+        <w:rPr>
+          <w:sz w:val="28"/>
+          <w:szCs w:val="28"/>
+          <w:lang w:val="en-US"/>
+        </w:rPr>
+        <w:t>Y</w:t>
+      </w:r>
+      <w:r>
+        <w:rPr>
+          <w:sz w:val="28"/>
+          <w:szCs w:val="28"/>
+        </w:rPr>
+        <w:t>).</w:t>
+      </w:r>
+    </w:p>
+    <w:p>
+      <w:pPr>
+        <w:numPr>
+          <w:ilvl w:val="0"/>
+          <w:numId w:val="10"/>
+        </w:numPr>
+        <w:spacing w:after="120"/>
+        <w:jc w:val="both"/>
+        <w:rPr>
+          <w:sz w:val="28"/>
+          <w:szCs w:val="28"/>
+        </w:rPr>
+      </w:pPr>
+      <w:r>
+        <w:rPr>
+          <w:sz w:val="28"/>
+          <w:szCs w:val="28"/>
+        </w:rPr>
+        <w:t>Перевести реверсивную рукоятку в нейтральное положение (</w:t>
+      </w:r>
+      <w:r>
+        <w:rPr>
+          <w:sz w:val="28"/>
+          <w:szCs w:val="28"/>
+          <w:lang w:val="en-US"/>
+        </w:rPr>
+        <w:t>W</w:t>
+      </w:r>
+      <w:r>
+        <w:rPr>
+          <w:sz w:val="28"/>
+          <w:szCs w:val="28"/>
+        </w:rPr>
+        <w:t xml:space="preserve"> или </w:t>
+      </w:r>
+      <w:r>
+        <w:rPr>
+          <w:sz w:val="28"/>
+          <w:szCs w:val="28"/>
+          <w:lang w:val="en-US"/>
+        </w:rPr>
+        <w:t>S</w:t>
+      </w:r>
+      <w:r>
+        <w:rPr>
+          <w:sz w:val="28"/>
+          <w:szCs w:val="28"/>
+        </w:rPr>
+        <w:t>, в зависимости от текущего положения).</w:t>
+      </w:r>
+    </w:p>
+    <w:p>
+      <w:pPr>
+        <w:numPr>
+          <w:ilvl w:val="0"/>
+          <w:numId w:val="10"/>
+        </w:numPr>
+        <w:spacing w:after="120"/>
+        <w:jc w:val="both"/>
+        <w:rPr>
+          <w:sz w:val="28"/>
+          <w:szCs w:val="28"/>
+        </w:rPr>
+      </w:pPr>
+      <w:r>
+        <w:rPr>
+          <w:sz w:val="28"/>
+          <w:szCs w:val="28"/>
+        </w:rPr>
+        <w:t>Извлечь реверсивную рукоятку (</w:t>
+      </w:r>
+      <w:r>
+        <w:rPr>
+          <w:sz w:val="28"/>
+          <w:szCs w:val="28"/>
+          <w:lang w:val="en-US"/>
+        </w:rPr>
+        <w:t>Ctrl</w:t>
+      </w:r>
+      <w:r>
+        <w:rPr>
+          <w:sz w:val="28"/>
+          <w:szCs w:val="28"/>
+        </w:rPr>
+        <w:t xml:space="preserve"> + </w:t>
+      </w:r>
+      <w:r>
+        <w:rPr>
+          <w:sz w:val="28"/>
+          <w:szCs w:val="28"/>
+          <w:lang w:val="en-US"/>
+        </w:rPr>
+        <w:t>W</w:t>
+      </w:r>
+      <w:r>
+        <w:rPr>
+          <w:sz w:val="28"/>
+          <w:szCs w:val="28"/>
+        </w:rPr>
+        <w:t>).</w:t>
+      </w:r>
+    </w:p>
+    <w:p>
+      <w:pPr>
+        <w:numPr>
+          <w:ilvl w:val="0"/>
+          <w:numId w:val="10"/>
+        </w:numPr>
+        <w:spacing w:after="120"/>
+        <w:jc w:val="both"/>
+        <w:rPr>
+          <w:sz w:val="28"/>
+          <w:szCs w:val="28"/>
+        </w:rPr>
+      </w:pPr>
+      <w:r>
+        <w:rPr>
+          <w:sz w:val="28"/>
+          <w:szCs w:val="28"/>
+        </w:rPr>
+        <w:t>Выключить ЭПК автостопа (</w:t>
+      </w:r>
+      <w:r>
+        <w:rPr>
+          <w:sz w:val="28"/>
+          <w:szCs w:val="28"/>
+          <w:lang w:val="en-US"/>
+        </w:rPr>
+        <w:t>Ctrl</w:t>
+      </w:r>
+      <w:r>
+        <w:rPr>
+          <w:sz w:val="28"/>
+          <w:szCs w:val="28"/>
+        </w:rPr>
+        <w:t xml:space="preserve"> + </w:t>
+      </w:r>
+      <w:r>
+        <w:rPr>
+          <w:sz w:val="28"/>
+          <w:szCs w:val="28"/>
+          <w:lang w:val="en-US"/>
+        </w:rPr>
+        <w:t>N</w:t>
+      </w:r>
+      <w:r>
+        <w:rPr>
+          <w:sz w:val="28"/>
+          <w:szCs w:val="28"/>
+        </w:rPr>
+        <w:t>).</w:t>
+      </w:r>
+    </w:p>
+    <w:p>
+      <w:pPr>
+        <w:numPr>
+          <w:ilvl w:val="0"/>
+          <w:numId w:val="10"/>
+        </w:numPr>
+        <w:spacing w:after="120"/>
+        <w:jc w:val="both"/>
+        <w:rPr>
+          <w:sz w:val="28"/>
+          <w:szCs w:val="28"/>
+        </w:rPr>
+      </w:pPr>
+      <w:r>
+        <w:rPr>
+          <w:sz w:val="28"/>
+          <w:szCs w:val="28"/>
+        </w:rPr>
+        <w:t>Извлечь ключ ЭПК автостопа (</w:t>
+      </w:r>
+      <w:r>
+        <w:rPr>
+          <w:sz w:val="28"/>
+          <w:szCs w:val="28"/>
+          <w:lang w:val="en-US"/>
+        </w:rPr>
+        <w:t>Alt</w:t>
+      </w:r>
+      <w:r>
+        <w:rPr>
+          <w:sz w:val="28"/>
+          <w:szCs w:val="28"/>
+        </w:rPr>
+        <w:t xml:space="preserve"> + </w:t>
+      </w:r>
+      <w:r>
+        <w:rPr>
+          <w:sz w:val="28"/>
+          <w:szCs w:val="28"/>
+          <w:lang w:val="en-US"/>
+        </w:rPr>
+        <w:t>N</w:t>
+      </w:r>
+      <w:r>
+        <w:rPr>
+          <w:sz w:val="28"/>
+          <w:szCs w:val="28"/>
+        </w:rPr>
+        <w:t>).</w:t>
+      </w:r>
+    </w:p>
+    <w:p>
+      <w:pPr>
+        <w:numPr>
+          <w:ilvl w:val="0"/>
+          <w:numId w:val="10"/>
+        </w:numPr>
+        <w:spacing w:after="120"/>
+        <w:jc w:val="both"/>
+        <w:rPr>
+          <w:sz w:val="28"/>
+          <w:szCs w:val="28"/>
+        </w:rPr>
+      </w:pPr>
+      <w:r>
+        <w:rPr>
+          <w:sz w:val="28"/>
+          <w:szCs w:val="28"/>
+        </w:rPr>
+        <w:t>Перейти в другую кабину (</w:t>
+      </w:r>
+      <w:r>
+        <w:rPr>
+          <w:sz w:val="28"/>
+          <w:szCs w:val="28"/>
+          <w:lang w:val="en-US"/>
+        </w:rPr>
+        <w:t>Tab</w:t>
+      </w:r>
+      <w:r>
+        <w:rPr>
+          <w:sz w:val="28"/>
+          <w:szCs w:val="28"/>
+        </w:rPr>
+        <w:t>).</w:t>
+      </w:r>
+    </w:p>
+    <w:p>
+      <w:pPr>
+        <w:numPr>
+          <w:ilvl w:val="0"/>
+          <w:numId w:val="10"/>
+        </w:numPr>
+        <w:spacing w:after="120"/>
+        <w:jc w:val="both"/>
+        <w:rPr>
+          <w:sz w:val="28"/>
+          <w:szCs w:val="28"/>
+        </w:rPr>
+      </w:pPr>
+      <w:r>
+        <w:rPr>
+          <w:sz w:val="28"/>
+          <w:szCs w:val="28"/>
+        </w:rPr>
+        <w:t>Взять управление в другой кабине (</w:t>
+      </w:r>
+      <w:r>
+        <w:rPr>
+          <w:sz w:val="28"/>
+          <w:szCs w:val="28"/>
+          <w:lang w:val="en-US"/>
+        </w:rPr>
+        <w:t>Enter</w:t>
+      </w:r>
+      <w:r>
+        <w:rPr>
+          <w:sz w:val="28"/>
+          <w:szCs w:val="28"/>
+        </w:rPr>
+        <w:t>).</w:t>
+      </w:r>
+    </w:p>
+    <w:p>
+      <w:pPr>
+        <w:numPr>
+          <w:ilvl w:val="0"/>
+          <w:numId w:val="10"/>
+        </w:numPr>
+        <w:spacing w:after="120"/>
+        <w:jc w:val="both"/>
+        <w:rPr>
+          <w:sz w:val="28"/>
+          <w:szCs w:val="28"/>
+        </w:rPr>
+      </w:pPr>
+      <w:r>
+        <w:rPr>
+          <w:sz w:val="28"/>
+          <w:szCs w:val="28"/>
+        </w:rPr>
+        <w:t>Вставить ключ ЭПК автостопа (</w:t>
+      </w:r>
+      <w:r>
+        <w:rPr>
+          <w:sz w:val="28"/>
+          <w:szCs w:val="28"/>
+          <w:lang w:val="en-US"/>
+        </w:rPr>
+        <w:t>Alt</w:t>
+      </w:r>
+      <w:r>
+        <w:rPr>
+          <w:sz w:val="28"/>
+          <w:szCs w:val="28"/>
+        </w:rPr>
+        <w:t xml:space="preserve"> + </w:t>
+      </w:r>
+      <w:r>
+        <w:rPr>
+          <w:sz w:val="28"/>
+          <w:szCs w:val="28"/>
+          <w:lang w:val="en-US"/>
+        </w:rPr>
+        <w:t>N</w:t>
+      </w:r>
+      <w:r>
+        <w:rPr>
+          <w:sz w:val="28"/>
+          <w:szCs w:val="28"/>
+        </w:rPr>
+        <w:t>).</w:t>
+      </w:r>
+    </w:p>
+    <w:p>
+      <w:pPr>
+        <w:numPr>
+          <w:ilvl w:val="0"/>
+          <w:numId w:val="10"/>
+        </w:numPr>
+        <w:spacing w:after="120"/>
+        <w:jc w:val="both"/>
+        <w:rPr>
+          <w:sz w:val="28"/>
+          <w:szCs w:val="28"/>
+        </w:rPr>
+      </w:pPr>
+      <w:r>
+        <w:rPr>
+          <w:sz w:val="28"/>
+          <w:szCs w:val="28"/>
+        </w:rPr>
+        <w:t>Вставить реверсивную рукоятку (</w:t>
+      </w:r>
+      <w:r>
+        <w:rPr>
+          <w:sz w:val="28"/>
+          <w:szCs w:val="28"/>
+          <w:lang w:val="en-US"/>
+        </w:rPr>
+        <w:t>Shift</w:t>
+      </w:r>
+      <w:r>
+        <w:rPr>
+          <w:sz w:val="28"/>
+          <w:szCs w:val="28"/>
+        </w:rPr>
+        <w:t xml:space="preserve"> + </w:t>
+      </w:r>
+      <w:r>
+        <w:rPr>
+          <w:sz w:val="28"/>
+          <w:szCs w:val="28"/>
+          <w:lang w:val="en-US"/>
+        </w:rPr>
+        <w:t>W</w:t>
+      </w:r>
+      <w:r>
+        <w:rPr>
+          <w:sz w:val="28"/>
+          <w:szCs w:val="28"/>
+        </w:rPr>
+        <w:t>).</w:t>
+      </w:r>
+    </w:p>
+    <w:p>
+      <w:pPr>
+        <w:numPr>
+          <w:ilvl w:val="0"/>
+          <w:numId w:val="10"/>
+        </w:numPr>
+        <w:spacing w:after="120"/>
+        <w:jc w:val="both"/>
+        <w:rPr>
+          <w:sz w:val="28"/>
+          <w:szCs w:val="28"/>
+        </w:rPr>
+      </w:pPr>
+      <w:r>
+        <w:rPr>
+          <w:sz w:val="28"/>
+          <w:szCs w:val="28"/>
+        </w:rPr>
+        <w:t>Открыть комбинированный кран (</w:t>
+      </w:r>
+      <w:r>
+        <w:rPr>
+          <w:sz w:val="28"/>
+          <w:szCs w:val="28"/>
+          <w:lang w:val="en-US"/>
+        </w:rPr>
+        <w:t>Shift</w:t>
+      </w:r>
+      <w:r>
+        <w:rPr>
+          <w:sz w:val="28"/>
+          <w:szCs w:val="28"/>
+        </w:rPr>
+        <w:t xml:space="preserve"> + </w:t>
+      </w:r>
+      <w:r>
+        <w:rPr>
+          <w:sz w:val="28"/>
+          <w:szCs w:val="28"/>
+          <w:lang w:val="en-US"/>
+        </w:rPr>
+        <w:t>Backspace</w:t>
+      </w:r>
+      <w:r>
+        <w:rPr>
+          <w:sz w:val="28"/>
+          <w:szCs w:val="28"/>
+        </w:rPr>
+        <w:t>).</w:t>
+      </w:r>
+    </w:p>
+    <w:p>
+      <w:pPr>
+        <w:numPr>
+          <w:ilvl w:val="0"/>
+          <w:numId w:val="10"/>
+        </w:numPr>
+        <w:spacing w:after="120"/>
+        <w:jc w:val="both"/>
+        <w:rPr>
+          <w:sz w:val="28"/>
+          <w:szCs w:val="28"/>
+        </w:rPr>
+      </w:pPr>
+      <w:r>
+        <w:rPr>
+          <w:sz w:val="28"/>
+          <w:szCs w:val="28"/>
+        </w:rPr>
+        <w:t>Вставить рукоятку устройства блокировки тормозов и включить его (</w:t>
+      </w:r>
+      <w:r>
+        <w:rPr>
+          <w:sz w:val="28"/>
+          <w:szCs w:val="28"/>
+          <w:lang w:val="en-US"/>
+        </w:rPr>
+        <w:t>Alt</w:t>
+      </w:r>
+      <w:r>
+        <w:rPr>
+          <w:sz w:val="28"/>
+          <w:szCs w:val="28"/>
+        </w:rPr>
+        <w:t xml:space="preserve"> + </w:t>
+      </w:r>
+      <w:r>
+        <w:rPr>
+          <w:sz w:val="28"/>
+          <w:szCs w:val="28"/>
+          <w:lang w:val="en-US"/>
+        </w:rPr>
+        <w:t>Backspace</w:t>
+      </w:r>
+      <w:r>
+        <w:rPr>
+          <w:sz w:val="28"/>
+          <w:szCs w:val="28"/>
+        </w:rPr>
+        <w:t>).</w:t>
+      </w:r>
+    </w:p>
+    <w:p>
+      <w:pPr>
+        <w:numPr>
+          <w:ilvl w:val="0"/>
+          <w:numId w:val="10"/>
+        </w:numPr>
+        <w:spacing w:after="120"/>
+        <w:jc w:val="both"/>
+        <w:rPr>
+          <w:sz w:val="28"/>
+          <w:szCs w:val="28"/>
+        </w:rPr>
+      </w:pPr>
+      <w:r>
+        <w:rPr>
+          <w:sz w:val="28"/>
+          <w:szCs w:val="28"/>
+        </w:rPr>
+        <w:t xml:space="preserve">Вставить ключ блокировки пульта </w:t>
+      </w:r>
+      <w:r>
+        <w:rPr>
+          <w:sz w:val="28"/>
+          <w:szCs w:val="28"/>
+        </w:rPr>
+        <w:t>(</w:t>
+      </w:r>
+      <w:r>
+        <w:rPr>
+          <w:sz w:val="28"/>
+          <w:szCs w:val="28"/>
+          <w:lang w:val="en-US"/>
+        </w:rPr>
+        <w:t>Alt</w:t>
+      </w:r>
+      <w:r>
+        <w:rPr>
+          <w:sz w:val="28"/>
+          <w:szCs w:val="28"/>
+        </w:rPr>
+        <w:t xml:space="preserve"> + </w:t>
+      </w:r>
+      <w:r>
+        <w:rPr>
+          <w:sz w:val="28"/>
+          <w:szCs w:val="28"/>
+          <w:lang w:val="en-US"/>
+        </w:rPr>
+        <w:t>Y</w:t>
+      </w:r>
+      <w:r>
+        <w:rPr>
+          <w:sz w:val="28"/>
+          <w:szCs w:val="28"/>
+        </w:rPr>
+        <w:t>).</w:t>
+      </w:r>
+    </w:p>
+    <w:p>
+      <w:pPr>
+        <w:numPr>
+          <w:ilvl w:val="0"/>
+          <w:numId w:val="10"/>
+        </w:numPr>
+        <w:spacing w:after="120"/>
+        <w:jc w:val="both"/>
+        <w:rPr>
+          <w:sz w:val="28"/>
+          <w:szCs w:val="28"/>
+        </w:rPr>
+      </w:pPr>
+      <w:r>
+        <w:rPr>
+          <w:sz w:val="28"/>
+          <w:szCs w:val="28"/>
+        </w:rPr>
+        <w:t xml:space="preserve">Разблокировать пульт </w:t>
+      </w:r>
+      <w:r>
+        <w:rPr>
+          <w:sz w:val="28"/>
+          <w:szCs w:val="28"/>
+          <w:lang w:val="en-US"/>
+        </w:rPr>
+        <w:t>(Shift + Y).</w:t>
+      </w:r>
+      <w:bookmarkStart w:id="1" w:name="_GoBack"/>
+      <w:bookmarkEnd w:id="1"/>
+    </w:p>
+    <w:p>
+      <w:pPr>
+        <w:numPr>
+          <w:ilvl w:val="0"/>
+          <w:numId w:val="10"/>
+        </w:numPr>
+        <w:spacing w:after="120"/>
+        <w:jc w:val="both"/>
+        <w:rPr>
+          <w:sz w:val="28"/>
+          <w:szCs w:val="28"/>
+        </w:rPr>
+      </w:pPr>
+      <w:r>
+        <w:rPr>
+          <w:sz w:val="28"/>
+          <w:szCs w:val="28"/>
+        </w:rPr>
+        <w:t>Включить микропроцессорную систему управления и диагностики, п</w:t>
+      </w:r>
+      <w:r>
+        <w:rPr>
+          <w:sz w:val="28"/>
+          <w:szCs w:val="28"/>
+        </w:rPr>
+        <w:t xml:space="preserve">однять </w:t>
+      </w:r>
+      <w:proofErr w:type="spellStart"/>
+      <w:r>
+        <w:rPr>
+          <w:sz w:val="28"/>
+          <w:szCs w:val="28"/>
+        </w:rPr>
+        <w:t>токоприемник</w:t>
+      </w:r>
+      <w:proofErr w:type="spellEnd"/>
+      <w:r>
+        <w:rPr>
+          <w:sz w:val="28"/>
+          <w:szCs w:val="28"/>
+        </w:rPr>
+        <w:t>, привести в действие вспомогательные машины.</w:t>
+      </w:r>
+    </w:p>
+    <w:p>
+      <w:pPr>
+        <w:numPr>
+          <w:ilvl w:val="0"/>
+          <w:numId w:val="10"/>
+        </w:numPr>
+        <w:spacing w:after="120"/>
+        <w:jc w:val="both"/>
+        <w:rPr>
+          <w:sz w:val="28"/>
+          <w:szCs w:val="28"/>
+        </w:rPr>
+      </w:pPr>
+      <w:r>
+        <w:rPr>
+          <w:sz w:val="28"/>
+          <w:szCs w:val="28"/>
+        </w:rPr>
+        <w:t xml:space="preserve">Зарядить тормозную магистраль </w:t>
+      </w:r>
+      <w:proofErr w:type="spellStart"/>
+      <w:r>
+        <w:rPr>
+          <w:sz w:val="28"/>
+          <w:szCs w:val="28"/>
+        </w:rPr>
+        <w:t>путем</w:t>
+      </w:r>
+      <w:proofErr w:type="spellEnd"/>
+      <w:r>
+        <w:rPr>
+          <w:sz w:val="28"/>
+          <w:szCs w:val="28"/>
+        </w:rPr>
+        <w:t xml:space="preserve"> перевода крана машиниста в положение </w:t>
+      </w:r>
+      <w:r>
+        <w:rPr>
+          <w:sz w:val="28"/>
+          <w:szCs w:val="28"/>
+          <w:lang w:val="en-US"/>
+        </w:rPr>
+        <w:t>II</w:t>
+      </w:r>
+      <w:r>
+        <w:rPr>
+          <w:sz w:val="28"/>
+          <w:szCs w:val="28"/>
+        </w:rPr>
+        <w:t xml:space="preserve"> «Поездное» (;|ж)</w:t>
+      </w:r>
+    </w:p>
+    <w:p>
+      <w:pPr>
+        <w:spacing w:after="120"/>
+        <w:jc w:val="both"/>
+        <w:rPr>
+          <w:sz w:val="28"/>
+          <w:szCs w:val="28"/>
+        </w:rPr>
+      </w:pPr>
     </w:p>
     <w:p>
       <w:pPr>
@@ -7022,7 +9067,7 @@
 </file>
 
 <file path=word/numbering.xml><?xml version="1.0" encoding="utf-8"?>
-<w:numbering xmlns:wpc="http://schemas.microsoft.com/office/word/2010/wordprocessingCanvas" xmlns:cx="http://schemas.microsoft.com/office/drawing/2014/chartex" xmlns:cx1="http://schemas.microsoft.com/office/drawing/2015/9/8/chartex" xmlns:cx2="http://schemas.microsoft.com/office/drawing/2015/10/21/chartex" xmlns:cx3="http://schemas.microsoft.com/office/drawing/2016/5/9/chartex" xmlns:cx4="http://schemas.microsoft.com/office/drawing/2016/5/10/chartex" xmlns:cx5="http://schemas.microsoft.com/office/drawing/2016/5/11/chartex" xmlns:cx6="http://schemas.microsoft.com/office/drawing/2016/5/12/chartex" xmlns:cx7="http://schemas.microsoft.com/office/drawing/2016/5/13/chartex" xmlns:cx8="http://schemas.microsoft.com/office/drawing/2016/5/14/chartex" xmlns:mc="http://schemas.openxmlformats.org/markup-compatibility/2006" xmlns:aink="http://schemas.microsoft.com/office/drawing/2016/ink" xmlns:am3d="http://schemas.microsoft.com/office/drawing/2017/model3d" xmlns:o="urn:schemas-microsoft-com:office:office" xmlns:r="http://schemas.openxmlformats.org/officeDocument/2006/relationships" xmlns:m="http://schemas.openxmlformats.org/officeDocument/2006/math" xmlns:v="urn:schemas-microsoft-com:vml" xmlns:wp14="http://schemas.microsoft.com/office/word/2010/wordprocessingDrawing" xmlns:wp="http://schemas.openxmlformats.org/drawingml/2006/wordprocessingDrawing" xmlns:w10="urn:schemas-microsoft-com:office:word" xmlns:w="http://schemas.openxmlformats.org/wordprocessingml/2006/main" xmlns:w14="http://schemas.microsoft.com/office/word/2010/wordml" xmlns:w15="http://schemas.microsoft.com/office/word/2012/wordml" xmlns:w16cex="http://schemas.microsoft.com/office/word/2018/wordml/cex" xmlns:w16cid="http://schemas.microsoft.com/office/word/2016/wordml/cid" xmlns:w16="http://schemas.microsoft.com/office/word/2018/wordml" xmlns:w16sdtdh="http://schemas.microsoft.com/office/word/2020/wordml/sdtdatahash" xmlns:w16se="http://schemas.microsoft.com/office/word/2015/wordml/symex" xmlns:wpg="http://schemas.microsoft.com/office/word/2010/wordprocessingGroup" xmlns:wpi="http://schemas.microsoft.com/office/word/2010/wordprocessingInk" xmlns:wne="http://schemas.microsoft.com/office/word/2006/wordml" xmlns:wps="http://schemas.microsoft.com/office/word/2010/wordprocessingShape" mc:Ignorable="w14 w15 w16se w16cid w16 w16cex w16sdtdh wp14">
+<w:numbering xmlns:wpc="http://schemas.microsoft.com/office/word/2010/wordprocessingCanvas" xmlns:cx="http://schemas.microsoft.com/office/drawing/2014/chartex" xmlns:mc="http://schemas.openxmlformats.org/markup-compatibility/2006" xmlns:o="urn:schemas-microsoft-com:office:office" xmlns:r="http://schemas.openxmlformats.org/officeDocument/2006/relationships" xmlns:m="http://schemas.openxmlformats.org/officeDocument/2006/math" xmlns:v="urn:schemas-microsoft-com:vml" xmlns:wp14="http://schemas.microsoft.com/office/word/2010/wordprocessingDrawing" xmlns:wp="http://schemas.openxmlformats.org/drawingml/2006/wordprocessingDrawing" xmlns:w10="urn:schemas-microsoft-com:office:word" xmlns:w="http://schemas.openxmlformats.org/wordprocessingml/2006/main" xmlns:w14="http://schemas.microsoft.com/office/word/2010/wordml" xmlns:w15="http://schemas.microsoft.com/office/word/2012/wordml" xmlns:w16se="http://schemas.microsoft.com/office/word/2015/wordml/symex" xmlns:wpg="http://schemas.microsoft.com/office/word/2010/wordprocessingGroup" xmlns:wpi="http://schemas.microsoft.com/office/word/2010/wordprocessingInk" xmlns:wne="http://schemas.microsoft.com/office/word/2006/wordml" xmlns:wps="http://schemas.microsoft.com/office/word/2010/wordprocessingShape" mc:Ignorable="w14 w15 w16se wp14">
   <w:abstractNum w:abstractNumId="0" w15:restartNumberingAfterBreak="0">
     <w:nsid w:val="033E0224"/>
     <w:multiLevelType w:val="hybridMultilevel"/>
@@ -7113,6 +9158,92 @@
     </w:lvl>
   </w:abstractNum>
   <w:abstractNum w:abstractNumId="1" w15:restartNumberingAfterBreak="0">
+    <w:nsid w:val="0FE62CA8"/>
+    <w:multiLevelType w:val="hybridMultilevel"/>
+    <w:tmpl w:val="DE5E4A5A"/>
+    <w:lvl w:ilvl="0" w:tplc="0419000F">
+      <w:start w:val="1"/>
+      <w:numFmt w:val="decimal"/>
+      <w:lvlText w:val="%1."/>
+      <w:lvlJc w:val="left"/>
+      <w:pPr>
+        <w:ind w:left="720" w:hanging="360"/>
+      </w:pPr>
+    </w:lvl>
+    <w:lvl w:ilvl="1" w:tplc="04190019" w:tentative="1">
+      <w:start w:val="1"/>
+      <w:numFmt w:val="lowerLetter"/>
+      <w:lvlText w:val="%2."/>
+      <w:lvlJc w:val="left"/>
+      <w:pPr>
+        <w:ind w:left="1440" w:hanging="360"/>
+      </w:pPr>
+    </w:lvl>
+    <w:lvl w:ilvl="2" w:tplc="0419001B" w:tentative="1">
+      <w:start w:val="1"/>
+      <w:numFmt w:val="lowerRoman"/>
+      <w:lvlText w:val="%3."/>
+      <w:lvlJc w:val="right"/>
+      <w:pPr>
+        <w:ind w:left="2160" w:hanging="180"/>
+      </w:pPr>
+    </w:lvl>
+    <w:lvl w:ilvl="3" w:tplc="0419000F" w:tentative="1">
+      <w:start w:val="1"/>
+      <w:numFmt w:val="decimal"/>
+      <w:lvlText w:val="%4."/>
+      <w:lvlJc w:val="left"/>
+      <w:pPr>
+        <w:ind w:left="2880" w:hanging="360"/>
+      </w:pPr>
+    </w:lvl>
+    <w:lvl w:ilvl="4" w:tplc="04190019" w:tentative="1">
+      <w:start w:val="1"/>
+      <w:numFmt w:val="lowerLetter"/>
+      <w:lvlText w:val="%5."/>
+      <w:lvlJc w:val="left"/>
+      <w:pPr>
+        <w:ind w:left="3600" w:hanging="360"/>
+      </w:pPr>
+    </w:lvl>
+    <w:lvl w:ilvl="5" w:tplc="0419001B" w:tentative="1">
+      <w:start w:val="1"/>
+      <w:numFmt w:val="lowerRoman"/>
+      <w:lvlText w:val="%6."/>
+      <w:lvlJc w:val="right"/>
+      <w:pPr>
+        <w:ind w:left="4320" w:hanging="180"/>
+      </w:pPr>
+    </w:lvl>
+    <w:lvl w:ilvl="6" w:tplc="0419000F" w:tentative="1">
+      <w:start w:val="1"/>
+      <w:numFmt w:val="decimal"/>
+      <w:lvlText w:val="%7."/>
+      <w:lvlJc w:val="left"/>
+      <w:pPr>
+        <w:ind w:left="5040" w:hanging="360"/>
+      </w:pPr>
+    </w:lvl>
+    <w:lvl w:ilvl="7" w:tplc="04190019" w:tentative="1">
+      <w:start w:val="1"/>
+      <w:numFmt w:val="lowerLetter"/>
+      <w:lvlText w:val="%8."/>
+      <w:lvlJc w:val="left"/>
+      <w:pPr>
+        <w:ind w:left="5760" w:hanging="360"/>
+      </w:pPr>
+    </w:lvl>
+    <w:lvl w:ilvl="8" w:tplc="0419001B" w:tentative="1">
+      <w:start w:val="1"/>
+      <w:numFmt w:val="lowerRoman"/>
+      <w:lvlText w:val="%9."/>
+      <w:lvlJc w:val="right"/>
+      <w:pPr>
+        <w:ind w:left="6480" w:hanging="180"/>
+      </w:pPr>
+    </w:lvl>
+  </w:abstractNum>
+  <w:abstractNum w:abstractNumId="2" w15:restartNumberingAfterBreak="0">
     <w:nsid w:val="1E3F0820"/>
     <w:multiLevelType w:val="hybridMultilevel"/>
     <w:tmpl w:val="E28CACFC"/>
@@ -7204,7 +9335,7 @@
       </w:pPr>
     </w:lvl>
   </w:abstractNum>
-  <w:abstractNum w:abstractNumId="2" w15:restartNumberingAfterBreak="0">
+  <w:abstractNum w:abstractNumId="3" w15:restartNumberingAfterBreak="0">
     <w:nsid w:val="1F5413BB"/>
     <w:multiLevelType w:val="hybridMultilevel"/>
     <w:tmpl w:val="863C376A"/>
@@ -7293,7 +9424,7 @@
       </w:pPr>
     </w:lvl>
   </w:abstractNum>
-  <w:abstractNum w:abstractNumId="3" w15:restartNumberingAfterBreak="0">
+  <w:abstractNum w:abstractNumId="4" w15:restartNumberingAfterBreak="0">
     <w:nsid w:val="28B01DE1"/>
     <w:multiLevelType w:val="hybridMultilevel"/>
     <w:tmpl w:val="1480BD5E"/>
@@ -7385,7 +9516,7 @@
       </w:pPr>
     </w:lvl>
   </w:abstractNum>
-  <w:abstractNum w:abstractNumId="4" w15:restartNumberingAfterBreak="0">
+  <w:abstractNum w:abstractNumId="5" w15:restartNumberingAfterBreak="0">
     <w:nsid w:val="32134B04"/>
     <w:multiLevelType w:val="hybridMultilevel"/>
     <w:tmpl w:val="D3B8BC0A"/>
@@ -7474,7 +9605,7 @@
       </w:pPr>
     </w:lvl>
   </w:abstractNum>
-  <w:abstractNum w:abstractNumId="5" w15:restartNumberingAfterBreak="0">
+  <w:abstractNum w:abstractNumId="6" w15:restartNumberingAfterBreak="0">
     <w:nsid w:val="33DF35C4"/>
     <w:multiLevelType w:val="hybridMultilevel"/>
     <w:tmpl w:val="A8F6705C"/>
@@ -7563,7 +9694,7 @@
       </w:pPr>
     </w:lvl>
   </w:abstractNum>
-  <w:abstractNum w:abstractNumId="6" w15:restartNumberingAfterBreak="0">
+  <w:abstractNum w:abstractNumId="7" w15:restartNumberingAfterBreak="0">
     <w:nsid w:val="34DA5293"/>
     <w:multiLevelType w:val="hybridMultilevel"/>
     <w:tmpl w:val="43B04C1E"/>
@@ -7652,7 +9783,7 @@
       </w:pPr>
     </w:lvl>
   </w:abstractNum>
-  <w:abstractNum w:abstractNumId="7" w15:restartNumberingAfterBreak="0">
+  <w:abstractNum w:abstractNumId="8" w15:restartNumberingAfterBreak="0">
     <w:nsid w:val="56DD1352"/>
     <w:multiLevelType w:val="hybridMultilevel"/>
     <w:tmpl w:val="33769410"/>
@@ -7741,7 +9872,7 @@
       </w:pPr>
     </w:lvl>
   </w:abstractNum>
-  <w:abstractNum w:abstractNumId="8" w15:restartNumberingAfterBreak="0">
+  <w:abstractNum w:abstractNumId="9" w15:restartNumberingAfterBreak="0">
     <w:nsid w:val="7CD12EE2"/>
     <w:multiLevelType w:val="hybridMultilevel"/>
     <w:tmpl w:val="BFAEFC54"/>
@@ -7834,37 +9965,40 @@
     </w:lvl>
   </w:abstractNum>
   <w:num w:numId="1">
-    <w:abstractNumId w:val="4"/>
+    <w:abstractNumId w:val="5"/>
   </w:num>
   <w:num w:numId="2">
-    <w:abstractNumId w:val="2"/>
+    <w:abstractNumId w:val="3"/>
   </w:num>
   <w:num w:numId="3">
-    <w:abstractNumId w:val="7"/>
+    <w:abstractNumId w:val="8"/>
   </w:num>
   <w:num w:numId="4">
     <w:abstractNumId w:val="0"/>
   </w:num>
   <w:num w:numId="5">
-    <w:abstractNumId w:val="8"/>
+    <w:abstractNumId w:val="9"/>
   </w:num>
   <w:num w:numId="6">
+    <w:abstractNumId w:val="7"/>
+  </w:num>
+  <w:num w:numId="7">
     <w:abstractNumId w:val="6"/>
   </w:num>
-  <w:num w:numId="7">
-    <w:abstractNumId w:val="5"/>
-  </w:num>
   <w:num w:numId="8">
-    <w:abstractNumId w:val="1"/>
+    <w:abstractNumId w:val="2"/>
   </w:num>
   <w:num w:numId="9">
-    <w:abstractNumId w:val="3"/>
+    <w:abstractNumId w:val="4"/>
+  </w:num>
+  <w:num w:numId="10">
+    <w:abstractNumId w:val="1"/>
   </w:num>
 </w:numbering>
 </file>
 
 <file path=word/styles.xml><?xml version="1.0" encoding="utf-8"?>
-<w:styles xmlns:mc="http://schemas.openxmlformats.org/markup-compatibility/2006" xmlns:r="http://schemas.openxmlformats.org/officeDocument/2006/relationships" xmlns:w="http://schemas.openxmlformats.org/wordprocessingml/2006/main" xmlns:w14="http://schemas.microsoft.com/office/word/2010/wordml" xmlns:w15="http://schemas.microsoft.com/office/word/2012/wordml" xmlns:w16cex="http://schemas.microsoft.com/office/word/2018/wordml/cex" xmlns:w16cid="http://schemas.microsoft.com/office/word/2016/wordml/cid" xmlns:w16="http://schemas.microsoft.com/office/word/2018/wordml" xmlns:w16sdtdh="http://schemas.microsoft.com/office/word/2020/wordml/sdtdatahash" xmlns:w16se="http://schemas.microsoft.com/office/word/2015/wordml/symex" mc:Ignorable="w14 w15 w16se w16cid w16 w16cex w16sdtdh">
+<w:styles xmlns:mc="http://schemas.openxmlformats.org/markup-compatibility/2006" xmlns:r="http://schemas.openxmlformats.org/officeDocument/2006/relationships" xmlns:w="http://schemas.openxmlformats.org/wordprocessingml/2006/main" xmlns:w14="http://schemas.microsoft.com/office/word/2010/wordml" xmlns:w15="http://schemas.microsoft.com/office/word/2012/wordml" xmlns:w16se="http://schemas.microsoft.com/office/word/2015/wordml/symex" mc:Ignorable="w14 w15 w16se">
   <w:docDefaults>
     <w:rPrDefault>
       <w:rPr>
@@ -7880,7 +10014,7 @@
       </w:pPr>
     </w:pPrDefault>
   </w:docDefaults>
-  <w:latentStyles w:defLockedState="0" w:defUIPriority="99" w:defSemiHidden="0" w:defUnhideWhenUsed="0" w:defQFormat="0" w:count="376">
+  <w:latentStyles w:defLockedState="0" w:defUIPriority="99" w:defSemiHidden="0" w:defUnhideWhenUsed="0" w:defQFormat="0" w:count="371">
     <w:lsdException w:name="Normal" w:uiPriority="0" w:qFormat="1"/>
     <w:lsdException w:name="heading 1" w:uiPriority="9" w:qFormat="1"/>
     <w:lsdException w:name="heading 2" w:semiHidden="1" w:uiPriority="9" w:unhideWhenUsed="1" w:qFormat="1"/>
@@ -8252,11 +10386,6 @@
     <w:lsdException w:name="List Table 5 Dark Accent 6" w:uiPriority="50"/>
     <w:lsdException w:name="List Table 6 Colorful Accent 6" w:uiPriority="51"/>
     <w:lsdException w:name="List Table 7 Colorful Accent 6" w:uiPriority="52"/>
-    <w:lsdException w:name="Mention" w:semiHidden="1" w:unhideWhenUsed="1"/>
-    <w:lsdException w:name="Smart Hyperlink" w:semiHidden="1" w:unhideWhenUsed="1"/>
-    <w:lsdException w:name="Hashtag" w:semiHidden="1" w:unhideWhenUsed="1"/>
-    <w:lsdException w:name="Unresolved Mention" w:semiHidden="1" w:unhideWhenUsed="1"/>
-    <w:lsdException w:name="Smart Link" w:semiHidden="1" w:unhideWhenUsed="1"/>
   </w:latentStyles>
   <w:style w:type="paragraph" w:default="1" w:styleId="a">
     <w:name w:val="Normal"/>
@@ -8270,7 +10399,6 @@
   <w:style w:type="character" w:default="1" w:styleId="a0">
     <w:name w:val="Default Paragraph Font"/>
     <w:uiPriority w:val="1"/>
-    <w:semiHidden/>
     <w:unhideWhenUsed/>
   </w:style>
   <w:style w:type="table" w:default="1" w:styleId="a1">

--- a/docs/EP1m-user_manual.docx
+++ b/docs/EP1m-user_manual.docx
@@ -1,6 +1,6 @@
 
 <file path=word/document.xml><?xml version="1.0" encoding="utf-8"?>
-<w:document xmlns:wpc="http://schemas.microsoft.com/office/word/2010/wordprocessingCanvas" xmlns:cx="http://schemas.microsoft.com/office/drawing/2014/chartex" xmlns:cx1="http://schemas.microsoft.com/office/drawing/2015/9/8/chartex" xmlns:cx2="http://schemas.microsoft.com/office/drawing/2015/10/21/chartex" xmlns:cx3="http://schemas.microsoft.com/office/drawing/2016/5/9/chartex" xmlns:cx4="http://schemas.microsoft.com/office/drawing/2016/5/10/chartex" xmlns:cx5="http://schemas.microsoft.com/office/drawing/2016/5/11/chartex" xmlns:cx6="http://schemas.microsoft.com/office/drawing/2016/5/12/chartex" xmlns:cx7="http://schemas.microsoft.com/office/drawing/2016/5/13/chartex" xmlns:cx8="http://schemas.microsoft.com/office/drawing/2016/5/14/chartex" xmlns:mc="http://schemas.openxmlformats.org/markup-compatibility/2006" xmlns:aink="http://schemas.microsoft.com/office/drawing/2016/ink" xmlns:am3d="http://schemas.microsoft.com/office/drawing/2017/model3d" xmlns:o="urn:schemas-microsoft-com:office:office" xmlns:r="http://schemas.openxmlformats.org/officeDocument/2006/relationships" xmlns:m="http://schemas.openxmlformats.org/officeDocument/2006/math" xmlns:v="urn:schemas-microsoft-com:vml" xmlns:wp14="http://schemas.microsoft.com/office/word/2010/wordprocessingDrawing" xmlns:wp="http://schemas.openxmlformats.org/drawingml/2006/wordprocessingDrawing" xmlns:w10="urn:schemas-microsoft-com:office:word" xmlns:w="http://schemas.openxmlformats.org/wordprocessingml/2006/main" xmlns:w14="http://schemas.microsoft.com/office/word/2010/wordml" xmlns:w15="http://schemas.microsoft.com/office/word/2012/wordml" xmlns:w16cex="http://schemas.microsoft.com/office/word/2018/wordml/cex" xmlns:w16cid="http://schemas.microsoft.com/office/word/2016/wordml/cid" xmlns:w16="http://schemas.microsoft.com/office/word/2018/wordml" xmlns:w16sdtdh="http://schemas.microsoft.com/office/word/2020/wordml/sdtdatahash" xmlns:w16se="http://schemas.microsoft.com/office/word/2015/wordml/symex" xmlns:wpg="http://schemas.microsoft.com/office/word/2010/wordprocessingGroup" xmlns:wpi="http://schemas.microsoft.com/office/word/2010/wordprocessingInk" xmlns:wne="http://schemas.microsoft.com/office/word/2006/wordml" xmlns:wps="http://schemas.microsoft.com/office/word/2010/wordprocessingShape" mc:Ignorable="w14 w15 w16se w16cid w16 w16cex w16sdtdh wp14">
+<w:document xmlns:wpc="http://schemas.microsoft.com/office/word/2010/wordprocessingCanvas" xmlns:cx="http://schemas.microsoft.com/office/drawing/2014/chartex" xmlns:cx1="http://schemas.microsoft.com/office/drawing/2015/9/8/chartex" xmlns:cx2="http://schemas.microsoft.com/office/drawing/2015/10/21/chartex" xmlns:cx3="http://schemas.microsoft.com/office/drawing/2016/5/9/chartex" xmlns:cx4="http://schemas.microsoft.com/office/drawing/2016/5/10/chartex" xmlns:cx5="http://schemas.microsoft.com/office/drawing/2016/5/11/chartex" xmlns:cx6="http://schemas.microsoft.com/office/drawing/2016/5/12/chartex" xmlns:cx7="http://schemas.microsoft.com/office/drawing/2016/5/13/chartex" xmlns:cx8="http://schemas.microsoft.com/office/drawing/2016/5/14/chartex" xmlns:mc="http://schemas.openxmlformats.org/markup-compatibility/2006" xmlns:aink="http://schemas.microsoft.com/office/drawing/2016/ink" xmlns:am3d="http://schemas.microsoft.com/office/drawing/2017/model3d" xmlns:o="urn:schemas-microsoft-com:office:office" xmlns:oel="http://schemas.microsoft.com/office/2019/extlst" xmlns:r="http://schemas.openxmlformats.org/officeDocument/2006/relationships" xmlns:m="http://schemas.openxmlformats.org/officeDocument/2006/math" xmlns:v="urn:schemas-microsoft-com:vml" xmlns:wp14="http://schemas.microsoft.com/office/word/2010/wordprocessingDrawing" xmlns:wp="http://schemas.openxmlformats.org/drawingml/2006/wordprocessingDrawing" xmlns:w10="urn:schemas-microsoft-com:office:word" xmlns:w="http://schemas.openxmlformats.org/wordprocessingml/2006/main" xmlns:w14="http://schemas.microsoft.com/office/word/2010/wordml" xmlns:w15="http://schemas.microsoft.com/office/word/2012/wordml" xmlns:w16cex="http://schemas.microsoft.com/office/word/2018/wordml/cex" xmlns:w16cid="http://schemas.microsoft.com/office/word/2016/wordml/cid" xmlns:w16="http://schemas.microsoft.com/office/word/2018/wordml" xmlns:w16sdtdh="http://schemas.microsoft.com/office/word/2020/wordml/sdtdatahash" xmlns:w16se="http://schemas.microsoft.com/office/word/2015/wordml/symex" xmlns:wpg="http://schemas.microsoft.com/office/word/2010/wordprocessingGroup" xmlns:wpi="http://schemas.microsoft.com/office/word/2010/wordprocessingInk" xmlns:wne="http://schemas.microsoft.com/office/word/2006/wordml" xmlns:wps="http://schemas.microsoft.com/office/word/2010/wordprocessingShape" mc:Ignorable="w14 w15 w16se w16cid w16 w16cex w16sdtdh wp14">
   <w:body>
     <w:p>
       <w:pPr>
@@ -7008,6 +7008,1066 @@
           <w:rFonts w:cs="Times New Roman"/>
           <w:sz w:val="28"/>
           <w:szCs w:val="28"/>
+          <w:lang w:val="en-US"/>
+        </w:rPr>
+      </w:pPr>
+    </w:p>
+    <w:p>
+      <w:pPr>
+        <w:spacing w:after="120"/>
+        <w:jc w:val="center"/>
+        <w:rPr>
+          <w:rFonts w:cs="Times New Roman"/>
+          <w:b/>
+          <w:sz w:val="28"/>
+          <w:szCs w:val="28"/>
+        </w:rPr>
+      </w:pPr>
+      <w:r>
+        <w:rPr>
+          <w:rFonts w:cs="Times New Roman"/>
+          <w:b/>
+          <w:sz w:val="28"/>
+          <w:szCs w:val="28"/>
+        </w:rPr>
+        <w:t>Порядок смены кабины управления</w:t>
+      </w:r>
+    </w:p>
+    <w:p>
+      <w:pPr>
+        <w:spacing w:after="120"/>
+        <w:jc w:val="both"/>
+        <w:rPr>
+          <w:rFonts w:cs="Times New Roman"/>
+          <w:sz w:val="28"/>
+          <w:szCs w:val="28"/>
+        </w:rPr>
+      </w:pPr>
+      <w:r>
+        <w:rPr>
+          <w:rFonts w:cs="Times New Roman"/>
+          <w:sz w:val="28"/>
+          <w:szCs w:val="28"/>
+        </w:rPr>
+        <w:t xml:space="preserve">Переход из кабины в кабину осуществляется путем нажатия клавиши </w:t>
+      </w:r>
+      <w:r>
+        <w:rPr>
+          <w:rFonts w:cs="Times New Roman"/>
+          <w:sz w:val="28"/>
+          <w:szCs w:val="28"/>
+          <w:lang w:val="en-US"/>
+        </w:rPr>
+        <w:t>Tab</w:t>
+      </w:r>
+      <w:r>
+        <w:rPr>
+          <w:rFonts w:cs="Times New Roman"/>
+          <w:sz w:val="28"/>
+          <w:szCs w:val="28"/>
+        </w:rPr>
+        <w:t xml:space="preserve">. </w:t>
+      </w:r>
+      <w:r>
+        <w:rPr>
+          <w:rFonts w:cs="Times New Roman"/>
+          <w:sz w:val="28"/>
+          <w:szCs w:val="28"/>
+        </w:rPr>
+        <w:t xml:space="preserve">После перехода следует переключить фокус управления нажатием </w:t>
+      </w:r>
+      <w:r>
+        <w:rPr>
+          <w:rFonts w:cs="Times New Roman"/>
+          <w:sz w:val="28"/>
+          <w:szCs w:val="28"/>
+          <w:lang w:val="en-US"/>
+        </w:rPr>
+        <w:t>Enter</w:t>
+      </w:r>
+      <w:r>
+        <w:rPr>
+          <w:rFonts w:cs="Times New Roman"/>
+          <w:sz w:val="28"/>
+          <w:szCs w:val="28"/>
+        </w:rPr>
+        <w:t xml:space="preserve">, </w:t>
+      </w:r>
+      <w:r>
+        <w:rPr>
+          <w:rFonts w:cs="Times New Roman"/>
+          <w:sz w:val="28"/>
+          <w:szCs w:val="28"/>
+        </w:rPr>
+        <w:t xml:space="preserve">погасив транспарант «Нажмите </w:t>
+      </w:r>
+      <w:r>
+        <w:rPr>
+          <w:rFonts w:cs="Times New Roman"/>
+          <w:sz w:val="28"/>
+          <w:szCs w:val="28"/>
+          <w:lang w:val="en-US"/>
+        </w:rPr>
+        <w:t>Enter</w:t>
+      </w:r>
+      <w:r>
+        <w:rPr>
+          <w:rFonts w:cs="Times New Roman"/>
+          <w:sz w:val="28"/>
+          <w:szCs w:val="28"/>
+        </w:rPr>
+        <w:t xml:space="preserve"> </w:t>
+      </w:r>
+      <w:r>
+        <w:rPr>
+          <w:rFonts w:cs="Times New Roman"/>
+          <w:sz w:val="28"/>
+          <w:szCs w:val="28"/>
+        </w:rPr>
+        <w:t>для управления из кабины»</w:t>
+      </w:r>
+    </w:p>
+    <w:p>
+      <w:pPr>
+        <w:numPr>
+          <w:ilvl w:val="0"/>
+          <w:numId w:val="10"/>
+        </w:numPr>
+        <w:spacing w:after="120"/>
+        <w:jc w:val="both"/>
+        <w:rPr>
+          <w:rFonts w:cs="Times New Roman"/>
+          <w:sz w:val="28"/>
+          <w:szCs w:val="28"/>
+        </w:rPr>
+      </w:pPr>
+      <w:r>
+        <w:rPr>
+          <w:rFonts w:cs="Times New Roman"/>
+          <w:sz w:val="28"/>
+          <w:szCs w:val="28"/>
+        </w:rPr>
+        <w:t xml:space="preserve">Полностью затормозить локомотив краном вспомогательного тормоза (клавиша </w:t>
+      </w:r>
+      <w:r>
+        <w:rPr>
+          <w:rFonts w:cs="Times New Roman"/>
+          <w:sz w:val="28"/>
+          <w:szCs w:val="28"/>
+        </w:rPr>
+        <w:t>])</w:t>
+      </w:r>
+      <w:r>
+        <w:rPr>
+          <w:rFonts w:cs="Times New Roman"/>
+          <w:sz w:val="28"/>
+          <w:szCs w:val="28"/>
+        </w:rPr>
+        <w:t>.</w:t>
+      </w:r>
+    </w:p>
+    <w:p>
+      <w:pPr>
+        <w:numPr>
+          <w:ilvl w:val="0"/>
+          <w:numId w:val="10"/>
+        </w:numPr>
+        <w:spacing w:after="120"/>
+        <w:jc w:val="both"/>
+        <w:rPr>
+          <w:rFonts w:cs="Times New Roman"/>
+          <w:sz w:val="28"/>
+          <w:szCs w:val="28"/>
+        </w:rPr>
+      </w:pPr>
+      <w:r>
+        <w:rPr>
+          <w:rFonts w:cs="Times New Roman"/>
+          <w:sz w:val="28"/>
+          <w:szCs w:val="28"/>
+        </w:rPr>
+        <w:t xml:space="preserve">Разрядить тормозную магистраль путем постановки крана машиниста в положение </w:t>
+      </w:r>
+      <w:r>
+        <w:rPr>
+          <w:rFonts w:cs="Times New Roman"/>
+          <w:sz w:val="28"/>
+          <w:szCs w:val="28"/>
+          <w:lang w:val="en-US"/>
+        </w:rPr>
+        <w:t>VI</w:t>
+      </w:r>
+      <w:r>
+        <w:rPr>
+          <w:rFonts w:cs="Times New Roman"/>
+          <w:sz w:val="28"/>
+          <w:szCs w:val="28"/>
+        </w:rPr>
+        <w:t xml:space="preserve"> </w:t>
+      </w:r>
+      <w:r>
+        <w:rPr>
+          <w:rFonts w:cs="Times New Roman"/>
+          <w:sz w:val="28"/>
+          <w:szCs w:val="28"/>
+        </w:rPr>
+        <w:t xml:space="preserve">«Экстренное торможение» (клавиша </w:t>
+      </w:r>
+      <w:r>
+        <w:rPr>
+          <w:rFonts w:cs="Times New Roman"/>
+          <w:sz w:val="28"/>
+          <w:szCs w:val="28"/>
+        </w:rPr>
+        <w:t>‘|</w:t>
+      </w:r>
+      <w:r>
+        <w:rPr>
+          <w:rFonts w:cs="Times New Roman"/>
+          <w:sz w:val="28"/>
+          <w:szCs w:val="28"/>
+        </w:rPr>
+        <w:t>э).</w:t>
+      </w:r>
+    </w:p>
+    <w:p>
+      <w:pPr>
+        <w:numPr>
+          <w:ilvl w:val="0"/>
+          <w:numId w:val="10"/>
+        </w:numPr>
+        <w:spacing w:after="120"/>
+        <w:jc w:val="both"/>
+        <w:rPr>
+          <w:rFonts w:cs="Times New Roman"/>
+          <w:sz w:val="28"/>
+          <w:szCs w:val="28"/>
+        </w:rPr>
+      </w:pPr>
+      <w:r>
+        <w:rPr>
+          <w:rFonts w:cs="Times New Roman"/>
+          <w:sz w:val="28"/>
+          <w:szCs w:val="28"/>
+        </w:rPr>
+        <w:t>Выключить устройство блокировки тормозов и извлечь рукоятку (</w:t>
+      </w:r>
+      <w:r>
+        <w:rPr>
+          <w:rFonts w:cs="Times New Roman"/>
+          <w:sz w:val="28"/>
+          <w:szCs w:val="28"/>
+          <w:lang w:val="en-US"/>
+        </w:rPr>
+        <w:t>Alt</w:t>
+      </w:r>
+      <w:r>
+        <w:rPr>
+          <w:rFonts w:cs="Times New Roman"/>
+          <w:sz w:val="28"/>
+          <w:szCs w:val="28"/>
+        </w:rPr>
+        <w:t xml:space="preserve"> + </w:t>
+      </w:r>
+      <w:r>
+        <w:rPr>
+          <w:rFonts w:cs="Times New Roman"/>
+          <w:sz w:val="28"/>
+          <w:szCs w:val="28"/>
+          <w:lang w:val="en-US"/>
+        </w:rPr>
+        <w:t>Backspace</w:t>
+      </w:r>
+      <w:r>
+        <w:rPr>
+          <w:rFonts w:cs="Times New Roman"/>
+          <w:sz w:val="28"/>
+          <w:szCs w:val="28"/>
+        </w:rPr>
+        <w:t>)</w:t>
+      </w:r>
+      <w:r>
+        <w:rPr>
+          <w:rFonts w:cs="Times New Roman"/>
+          <w:sz w:val="28"/>
+          <w:szCs w:val="28"/>
+        </w:rPr>
+        <w:t>.</w:t>
+      </w:r>
+    </w:p>
+    <w:p>
+      <w:pPr>
+        <w:numPr>
+          <w:ilvl w:val="0"/>
+          <w:numId w:val="10"/>
+        </w:numPr>
+        <w:spacing w:after="120"/>
+        <w:jc w:val="both"/>
+        <w:rPr>
+          <w:rFonts w:cs="Times New Roman"/>
+          <w:sz w:val="28"/>
+          <w:szCs w:val="28"/>
+        </w:rPr>
+      </w:pPr>
+      <w:r>
+        <w:rPr>
+          <w:rFonts w:cs="Times New Roman"/>
+          <w:sz w:val="28"/>
+          <w:szCs w:val="28"/>
+        </w:rPr>
+        <w:lastRenderedPageBreak/>
+        <w:t>Выключить вспомогательные машины, отключить главный выключатель, опустить токоприемник</w:t>
+      </w:r>
+      <w:r>
+        <w:rPr>
+          <w:rFonts w:cs="Times New Roman"/>
+          <w:sz w:val="28"/>
+          <w:szCs w:val="28"/>
+        </w:rPr>
+        <w:t xml:space="preserve">, </w:t>
+      </w:r>
+      <w:r>
+        <w:rPr>
+          <w:rFonts w:cs="Times New Roman"/>
+          <w:sz w:val="28"/>
+          <w:szCs w:val="28"/>
+        </w:rPr>
+        <w:t>отключить МСУД</w:t>
+      </w:r>
+    </w:p>
+    <w:p>
+      <w:pPr>
+        <w:numPr>
+          <w:ilvl w:val="0"/>
+          <w:numId w:val="10"/>
+        </w:numPr>
+        <w:spacing w:after="120"/>
+        <w:jc w:val="both"/>
+        <w:rPr>
+          <w:rFonts w:cs="Times New Roman"/>
+          <w:sz w:val="28"/>
+          <w:szCs w:val="28"/>
+        </w:rPr>
+      </w:pPr>
+      <w:r>
+        <w:rPr>
+          <w:rFonts w:cs="Times New Roman"/>
+          <w:sz w:val="28"/>
+          <w:szCs w:val="28"/>
+        </w:rPr>
+        <w:t xml:space="preserve">Перевести реверсивную рукоятку в нейтральное положение </w:t>
+      </w:r>
+      <w:r>
+        <w:rPr>
+          <w:rFonts w:cs="Times New Roman"/>
+          <w:sz w:val="28"/>
+          <w:szCs w:val="28"/>
+        </w:rPr>
+        <w:t>(</w:t>
+      </w:r>
+      <w:r>
+        <w:rPr>
+          <w:rFonts w:cs="Times New Roman"/>
+          <w:sz w:val="28"/>
+          <w:szCs w:val="28"/>
+          <w:lang w:val="en-US"/>
+        </w:rPr>
+        <w:t>W</w:t>
+      </w:r>
+      <w:r>
+        <w:rPr>
+          <w:rFonts w:cs="Times New Roman"/>
+          <w:sz w:val="28"/>
+          <w:szCs w:val="28"/>
+        </w:rPr>
+        <w:t xml:space="preserve"> </w:t>
+      </w:r>
+      <w:r>
+        <w:rPr>
+          <w:rFonts w:cs="Times New Roman"/>
+          <w:sz w:val="28"/>
+          <w:szCs w:val="28"/>
+        </w:rPr>
+        <w:t xml:space="preserve">или </w:t>
+      </w:r>
+      <w:r>
+        <w:rPr>
+          <w:rFonts w:cs="Times New Roman"/>
+          <w:sz w:val="28"/>
+          <w:szCs w:val="28"/>
+          <w:lang w:val="en-US"/>
+        </w:rPr>
+        <w:t>S</w:t>
+      </w:r>
+      <w:r>
+        <w:rPr>
+          <w:rFonts w:cs="Times New Roman"/>
+          <w:sz w:val="28"/>
+          <w:szCs w:val="28"/>
+        </w:rPr>
+        <w:t xml:space="preserve">, </w:t>
+      </w:r>
+      <w:r>
+        <w:rPr>
+          <w:rFonts w:cs="Times New Roman"/>
+          <w:sz w:val="28"/>
+          <w:szCs w:val="28"/>
+        </w:rPr>
+        <w:t>в зависимости от текущего положения).</w:t>
+      </w:r>
+    </w:p>
+    <w:p>
+      <w:pPr>
+        <w:numPr>
+          <w:ilvl w:val="0"/>
+          <w:numId w:val="10"/>
+        </w:numPr>
+        <w:spacing w:after="120"/>
+        <w:jc w:val="both"/>
+        <w:rPr>
+          <w:rFonts w:cs="Times New Roman"/>
+          <w:sz w:val="28"/>
+          <w:szCs w:val="28"/>
+        </w:rPr>
+      </w:pPr>
+      <w:r>
+        <w:rPr>
+          <w:rFonts w:cs="Times New Roman"/>
+          <w:sz w:val="28"/>
+          <w:szCs w:val="28"/>
+        </w:rPr>
+        <w:t xml:space="preserve">Извлечь реверсивную рукоятку </w:t>
+      </w:r>
+      <w:r>
+        <w:rPr>
+          <w:rFonts w:cs="Times New Roman"/>
+          <w:sz w:val="28"/>
+          <w:szCs w:val="28"/>
+        </w:rPr>
+        <w:t>(</w:t>
+      </w:r>
+      <w:r>
+        <w:rPr>
+          <w:rFonts w:cs="Times New Roman"/>
+          <w:sz w:val="28"/>
+          <w:szCs w:val="28"/>
+          <w:lang w:val="en-US"/>
+        </w:rPr>
+        <w:t>Ctrl</w:t>
+      </w:r>
+      <w:r>
+        <w:rPr>
+          <w:rFonts w:cs="Times New Roman"/>
+          <w:sz w:val="28"/>
+          <w:szCs w:val="28"/>
+        </w:rPr>
+        <w:t xml:space="preserve"> + </w:t>
+      </w:r>
+      <w:r>
+        <w:rPr>
+          <w:rFonts w:cs="Times New Roman"/>
+          <w:sz w:val="28"/>
+          <w:szCs w:val="28"/>
+          <w:lang w:val="en-US"/>
+        </w:rPr>
+        <w:t>W</w:t>
+      </w:r>
+      <w:r>
+        <w:rPr>
+          <w:rFonts w:cs="Times New Roman"/>
+          <w:sz w:val="28"/>
+          <w:szCs w:val="28"/>
+        </w:rPr>
+        <w:t>)</w:t>
+      </w:r>
+      <w:r>
+        <w:rPr>
+          <w:rFonts w:cs="Times New Roman"/>
+          <w:sz w:val="28"/>
+          <w:szCs w:val="28"/>
+        </w:rPr>
+        <w:t>.</w:t>
+      </w:r>
+    </w:p>
+    <w:p>
+      <w:pPr>
+        <w:numPr>
+          <w:ilvl w:val="0"/>
+          <w:numId w:val="10"/>
+        </w:numPr>
+        <w:spacing w:after="120"/>
+        <w:jc w:val="both"/>
+        <w:rPr>
+          <w:rFonts w:cs="Times New Roman"/>
+          <w:sz w:val="28"/>
+          <w:szCs w:val="28"/>
+        </w:rPr>
+      </w:pPr>
+      <w:r>
+        <w:rPr>
+          <w:rFonts w:cs="Times New Roman"/>
+          <w:sz w:val="28"/>
+          <w:szCs w:val="28"/>
+        </w:rPr>
+        <w:t xml:space="preserve">Выключить ЭПК автостопа </w:t>
+      </w:r>
+      <w:r>
+        <w:rPr>
+          <w:rFonts w:cs="Times New Roman"/>
+          <w:sz w:val="28"/>
+          <w:szCs w:val="28"/>
+        </w:rPr>
+        <w:t>(</w:t>
+      </w:r>
+      <w:r>
+        <w:rPr>
+          <w:rFonts w:cs="Times New Roman"/>
+          <w:sz w:val="28"/>
+          <w:szCs w:val="28"/>
+          <w:lang w:val="en-US"/>
+        </w:rPr>
+        <w:t>Ctrl</w:t>
+      </w:r>
+      <w:r>
+        <w:rPr>
+          <w:rFonts w:cs="Times New Roman"/>
+          <w:sz w:val="28"/>
+          <w:szCs w:val="28"/>
+        </w:rPr>
+        <w:t xml:space="preserve"> + </w:t>
+      </w:r>
+      <w:r>
+        <w:rPr>
+          <w:rFonts w:cs="Times New Roman"/>
+          <w:sz w:val="28"/>
+          <w:szCs w:val="28"/>
+          <w:lang w:val="en-US"/>
+        </w:rPr>
+        <w:t>N</w:t>
+      </w:r>
+      <w:r>
+        <w:rPr>
+          <w:rFonts w:cs="Times New Roman"/>
+          <w:sz w:val="28"/>
+          <w:szCs w:val="28"/>
+        </w:rPr>
+        <w:t>)</w:t>
+      </w:r>
+      <w:r>
+        <w:rPr>
+          <w:rFonts w:cs="Times New Roman"/>
+          <w:sz w:val="28"/>
+          <w:szCs w:val="28"/>
+        </w:rPr>
+        <w:t>.</w:t>
+      </w:r>
+    </w:p>
+    <w:p>
+      <w:pPr>
+        <w:numPr>
+          <w:ilvl w:val="0"/>
+          <w:numId w:val="10"/>
+        </w:numPr>
+        <w:spacing w:after="120"/>
+        <w:jc w:val="both"/>
+        <w:rPr>
+          <w:rFonts w:cs="Times New Roman"/>
+          <w:sz w:val="28"/>
+          <w:szCs w:val="28"/>
+        </w:rPr>
+      </w:pPr>
+      <w:r>
+        <w:rPr>
+          <w:rFonts w:cs="Times New Roman"/>
+          <w:sz w:val="28"/>
+          <w:szCs w:val="28"/>
+        </w:rPr>
+        <w:t xml:space="preserve">Извлечь ключ ЭПК автостопа </w:t>
+      </w:r>
+      <w:r>
+        <w:rPr>
+          <w:rFonts w:cs="Times New Roman"/>
+          <w:sz w:val="28"/>
+          <w:szCs w:val="28"/>
+        </w:rPr>
+        <w:t>(</w:t>
+      </w:r>
+      <w:r>
+        <w:rPr>
+          <w:rFonts w:cs="Times New Roman"/>
+          <w:sz w:val="28"/>
+          <w:szCs w:val="28"/>
+          <w:lang w:val="en-US"/>
+        </w:rPr>
+        <w:t>Alt</w:t>
+      </w:r>
+      <w:r>
+        <w:rPr>
+          <w:rFonts w:cs="Times New Roman"/>
+          <w:sz w:val="28"/>
+          <w:szCs w:val="28"/>
+        </w:rPr>
+        <w:t xml:space="preserve"> + </w:t>
+      </w:r>
+      <w:r>
+        <w:rPr>
+          <w:rFonts w:cs="Times New Roman"/>
+          <w:sz w:val="28"/>
+          <w:szCs w:val="28"/>
+          <w:lang w:val="en-US"/>
+        </w:rPr>
+        <w:t>N</w:t>
+      </w:r>
+      <w:r>
+        <w:rPr>
+          <w:rFonts w:cs="Times New Roman"/>
+          <w:sz w:val="28"/>
+          <w:szCs w:val="28"/>
+        </w:rPr>
+        <w:t>)</w:t>
+      </w:r>
+      <w:r>
+        <w:rPr>
+          <w:rFonts w:cs="Times New Roman"/>
+          <w:sz w:val="28"/>
+          <w:szCs w:val="28"/>
+        </w:rPr>
+        <w:t>.</w:t>
+      </w:r>
+    </w:p>
+    <w:p>
+      <w:pPr>
+        <w:numPr>
+          <w:ilvl w:val="0"/>
+          <w:numId w:val="10"/>
+        </w:numPr>
+        <w:spacing w:after="120"/>
+        <w:jc w:val="both"/>
+        <w:rPr>
+          <w:rFonts w:cs="Times New Roman"/>
+          <w:sz w:val="28"/>
+          <w:szCs w:val="28"/>
+        </w:rPr>
+      </w:pPr>
+      <w:r>
+        <w:rPr>
+          <w:rFonts w:cs="Times New Roman"/>
+          <w:sz w:val="28"/>
+          <w:szCs w:val="28"/>
+        </w:rPr>
+        <w:t>Перейти в другую кабину (</w:t>
+      </w:r>
+      <w:r>
+        <w:rPr>
+          <w:rFonts w:cs="Times New Roman"/>
+          <w:sz w:val="28"/>
+          <w:szCs w:val="28"/>
+          <w:lang w:val="en-US"/>
+        </w:rPr>
+        <w:t>Tab</w:t>
+      </w:r>
+      <w:r>
+        <w:rPr>
+          <w:rFonts w:cs="Times New Roman"/>
+          <w:sz w:val="28"/>
+          <w:szCs w:val="28"/>
+        </w:rPr>
+        <w:t>)</w:t>
+      </w:r>
+      <w:r>
+        <w:rPr>
+          <w:rFonts w:cs="Times New Roman"/>
+          <w:sz w:val="28"/>
+          <w:szCs w:val="28"/>
+        </w:rPr>
+        <w:t>.</w:t>
+      </w:r>
+    </w:p>
+    <w:p>
+      <w:pPr>
+        <w:numPr>
+          <w:ilvl w:val="0"/>
+          <w:numId w:val="10"/>
+        </w:numPr>
+        <w:spacing w:after="120"/>
+        <w:jc w:val="both"/>
+        <w:rPr>
+          <w:rFonts w:cs="Times New Roman"/>
+          <w:sz w:val="28"/>
+          <w:szCs w:val="28"/>
+        </w:rPr>
+      </w:pPr>
+      <w:r>
+        <w:rPr>
+          <w:rFonts w:cs="Times New Roman"/>
+          <w:sz w:val="28"/>
+          <w:szCs w:val="28"/>
+        </w:rPr>
+        <w:t>Взять управление в другой кабине (</w:t>
+      </w:r>
+      <w:r>
+        <w:rPr>
+          <w:rFonts w:cs="Times New Roman"/>
+          <w:sz w:val="28"/>
+          <w:szCs w:val="28"/>
+          <w:lang w:val="en-US"/>
+        </w:rPr>
+        <w:t>Enter</w:t>
+      </w:r>
+      <w:r>
+        <w:rPr>
+          <w:rFonts w:cs="Times New Roman"/>
+          <w:sz w:val="28"/>
+          <w:szCs w:val="28"/>
+        </w:rPr>
+        <w:t>)</w:t>
+      </w:r>
+      <w:r>
+        <w:rPr>
+          <w:rFonts w:cs="Times New Roman"/>
+          <w:sz w:val="28"/>
+          <w:szCs w:val="28"/>
+        </w:rPr>
+        <w:t>.</w:t>
+      </w:r>
+    </w:p>
+    <w:p>
+      <w:pPr>
+        <w:numPr>
+          <w:ilvl w:val="0"/>
+          <w:numId w:val="10"/>
+        </w:numPr>
+        <w:spacing w:after="120"/>
+        <w:jc w:val="both"/>
+        <w:rPr>
+          <w:rFonts w:cs="Times New Roman"/>
+          <w:sz w:val="28"/>
+          <w:szCs w:val="28"/>
+        </w:rPr>
+      </w:pPr>
+      <w:r>
+        <w:rPr>
+          <w:rFonts w:cs="Times New Roman"/>
+          <w:sz w:val="28"/>
+          <w:szCs w:val="28"/>
+        </w:rPr>
+        <w:t xml:space="preserve">Вставить ключ ЭПК автостопа </w:t>
+      </w:r>
+      <w:r>
+        <w:rPr>
+          <w:rFonts w:cs="Times New Roman"/>
+          <w:sz w:val="28"/>
+          <w:szCs w:val="28"/>
+        </w:rPr>
+        <w:t>(</w:t>
+      </w:r>
+      <w:r>
+        <w:rPr>
+          <w:rFonts w:cs="Times New Roman"/>
+          <w:sz w:val="28"/>
+          <w:szCs w:val="28"/>
+          <w:lang w:val="en-US"/>
+        </w:rPr>
+        <w:t>Alt</w:t>
+      </w:r>
+      <w:r>
+        <w:rPr>
+          <w:rFonts w:cs="Times New Roman"/>
+          <w:sz w:val="28"/>
+          <w:szCs w:val="28"/>
+        </w:rPr>
+        <w:t xml:space="preserve"> + </w:t>
+      </w:r>
+      <w:r>
+        <w:rPr>
+          <w:rFonts w:cs="Times New Roman"/>
+          <w:sz w:val="28"/>
+          <w:szCs w:val="28"/>
+          <w:lang w:val="en-US"/>
+        </w:rPr>
+        <w:t>N</w:t>
+      </w:r>
+      <w:r>
+        <w:rPr>
+          <w:rFonts w:cs="Times New Roman"/>
+          <w:sz w:val="28"/>
+          <w:szCs w:val="28"/>
+        </w:rPr>
+        <w:t>)</w:t>
+      </w:r>
+      <w:r>
+        <w:rPr>
+          <w:rFonts w:cs="Times New Roman"/>
+          <w:sz w:val="28"/>
+          <w:szCs w:val="28"/>
+        </w:rPr>
+        <w:t>.</w:t>
+      </w:r>
+    </w:p>
+    <w:p>
+      <w:pPr>
+        <w:numPr>
+          <w:ilvl w:val="0"/>
+          <w:numId w:val="10"/>
+        </w:numPr>
+        <w:spacing w:after="120"/>
+        <w:jc w:val="both"/>
+        <w:rPr>
+          <w:rFonts w:cs="Times New Roman"/>
+          <w:sz w:val="28"/>
+          <w:szCs w:val="28"/>
+        </w:rPr>
+      </w:pPr>
+      <w:r>
+        <w:rPr>
+          <w:rFonts w:cs="Times New Roman"/>
+          <w:sz w:val="28"/>
+          <w:szCs w:val="28"/>
+        </w:rPr>
+        <w:t xml:space="preserve">Вставить реверсивную рукоятку </w:t>
+      </w:r>
+      <w:r>
+        <w:rPr>
+          <w:rFonts w:cs="Times New Roman"/>
+          <w:sz w:val="28"/>
+          <w:szCs w:val="28"/>
+        </w:rPr>
+        <w:t>(</w:t>
+      </w:r>
+      <w:r>
+        <w:rPr>
+          <w:rFonts w:cs="Times New Roman"/>
+          <w:sz w:val="28"/>
+          <w:szCs w:val="28"/>
+          <w:lang w:val="en-US"/>
+        </w:rPr>
+        <w:t>Shift</w:t>
+      </w:r>
+      <w:r>
+        <w:rPr>
+          <w:rFonts w:cs="Times New Roman"/>
+          <w:sz w:val="28"/>
+          <w:szCs w:val="28"/>
+        </w:rPr>
+        <w:t xml:space="preserve"> + </w:t>
+      </w:r>
+      <w:r>
+        <w:rPr>
+          <w:rFonts w:cs="Times New Roman"/>
+          <w:sz w:val="28"/>
+          <w:szCs w:val="28"/>
+          <w:lang w:val="en-US"/>
+        </w:rPr>
+        <w:t>W</w:t>
+      </w:r>
+      <w:r>
+        <w:rPr>
+          <w:rFonts w:cs="Times New Roman"/>
+          <w:sz w:val="28"/>
+          <w:szCs w:val="28"/>
+        </w:rPr>
+        <w:t>)</w:t>
+      </w:r>
+      <w:r>
+        <w:rPr>
+          <w:rFonts w:cs="Times New Roman"/>
+          <w:sz w:val="28"/>
+          <w:szCs w:val="28"/>
+        </w:rPr>
+        <w:t>.</w:t>
+      </w:r>
+    </w:p>
+    <w:p>
+      <w:pPr>
+        <w:numPr>
+          <w:ilvl w:val="0"/>
+          <w:numId w:val="10"/>
+        </w:numPr>
+        <w:spacing w:after="120"/>
+        <w:jc w:val="both"/>
+        <w:rPr>
+          <w:rFonts w:cs="Times New Roman"/>
+          <w:sz w:val="28"/>
+          <w:szCs w:val="28"/>
+        </w:rPr>
+      </w:pPr>
+      <w:r>
+        <w:rPr>
+          <w:rFonts w:cs="Times New Roman"/>
+          <w:sz w:val="28"/>
+          <w:szCs w:val="28"/>
+        </w:rPr>
+        <w:t xml:space="preserve">Вставить рукоятку устройства блокировки тормозов и включить его </w:t>
+      </w:r>
+      <w:r>
+        <w:rPr>
+          <w:rFonts w:cs="Times New Roman"/>
+          <w:sz w:val="28"/>
+          <w:szCs w:val="28"/>
+        </w:rPr>
+        <w:t>(</w:t>
+      </w:r>
+      <w:r>
+        <w:rPr>
+          <w:rFonts w:cs="Times New Roman"/>
+          <w:sz w:val="28"/>
+          <w:szCs w:val="28"/>
+          <w:lang w:val="en-US"/>
+        </w:rPr>
+        <w:t>Alt</w:t>
+      </w:r>
+      <w:r>
+        <w:rPr>
+          <w:rFonts w:cs="Times New Roman"/>
+          <w:sz w:val="28"/>
+          <w:szCs w:val="28"/>
+        </w:rPr>
+        <w:t xml:space="preserve"> + </w:t>
+      </w:r>
+      <w:r>
+        <w:rPr>
+          <w:rFonts w:cs="Times New Roman"/>
+          <w:sz w:val="28"/>
+          <w:szCs w:val="28"/>
+          <w:lang w:val="en-US"/>
+        </w:rPr>
+        <w:t>Backspace</w:t>
+      </w:r>
+      <w:r>
+        <w:rPr>
+          <w:rFonts w:cs="Times New Roman"/>
+          <w:sz w:val="28"/>
+          <w:szCs w:val="28"/>
+        </w:rPr>
+        <w:t>)</w:t>
+      </w:r>
+      <w:r>
+        <w:rPr>
+          <w:rFonts w:cs="Times New Roman"/>
+          <w:sz w:val="28"/>
+          <w:szCs w:val="28"/>
+        </w:rPr>
+        <w:t>.</w:t>
+      </w:r>
+    </w:p>
+    <w:p>
+      <w:pPr>
+        <w:numPr>
+          <w:ilvl w:val="0"/>
+          <w:numId w:val="10"/>
+        </w:numPr>
+        <w:spacing w:after="120"/>
+        <w:jc w:val="both"/>
+        <w:rPr>
+          <w:rFonts w:cs="Times New Roman"/>
+          <w:sz w:val="28"/>
+          <w:szCs w:val="28"/>
+        </w:rPr>
+      </w:pPr>
+      <w:r>
+        <w:rPr>
+          <w:rFonts w:cs="Times New Roman"/>
+          <w:sz w:val="28"/>
+          <w:szCs w:val="28"/>
+        </w:rPr>
+        <w:t>Включить МСУД, п</w:t>
+      </w:r>
+      <w:r>
+        <w:rPr>
+          <w:rFonts w:cs="Times New Roman"/>
+          <w:sz w:val="28"/>
+          <w:szCs w:val="28"/>
+        </w:rPr>
+        <w:t>однять токоприемник,</w:t>
+      </w:r>
+      <w:r>
+        <w:rPr>
+          <w:rFonts w:cs="Times New Roman"/>
+          <w:sz w:val="28"/>
+          <w:szCs w:val="28"/>
+        </w:rPr>
+        <w:t xml:space="preserve"> включить главный выключатель,</w:t>
+      </w:r>
+      <w:r>
+        <w:rPr>
+          <w:rFonts w:cs="Times New Roman"/>
+          <w:sz w:val="28"/>
+          <w:szCs w:val="28"/>
+        </w:rPr>
+        <w:t xml:space="preserve"> привести в действие вспомогательные машины.</w:t>
+      </w:r>
+    </w:p>
+    <w:p>
+      <w:pPr>
+        <w:numPr>
+          <w:ilvl w:val="0"/>
+          <w:numId w:val="10"/>
+        </w:numPr>
+        <w:spacing w:after="120"/>
+        <w:jc w:val="both"/>
+        <w:rPr>
+          <w:rFonts w:cs="Times New Roman"/>
+          <w:sz w:val="28"/>
+          <w:szCs w:val="28"/>
+        </w:rPr>
+      </w:pPr>
+      <w:r>
+        <w:rPr>
+          <w:rFonts w:cs="Times New Roman"/>
+          <w:sz w:val="28"/>
+          <w:szCs w:val="28"/>
+        </w:rPr>
+        <w:t xml:space="preserve">Зарядить тормозную магистраль путем перевода крана машиниста в положение </w:t>
+      </w:r>
+      <w:r>
+        <w:rPr>
+          <w:rFonts w:cs="Times New Roman"/>
+          <w:sz w:val="28"/>
+          <w:szCs w:val="28"/>
+          <w:lang w:val="en-US"/>
+        </w:rPr>
+        <w:t>II</w:t>
+      </w:r>
+      <w:r>
+        <w:rPr>
+          <w:rFonts w:cs="Times New Roman"/>
+          <w:sz w:val="28"/>
+          <w:szCs w:val="28"/>
+        </w:rPr>
+        <w:t xml:space="preserve"> </w:t>
+      </w:r>
+      <w:r>
+        <w:rPr>
+          <w:rFonts w:cs="Times New Roman"/>
+          <w:sz w:val="28"/>
+          <w:szCs w:val="28"/>
+        </w:rPr>
+        <w:t>«Поездное» (</w:t>
+      </w:r>
+      <w:r>
+        <w:rPr>
+          <w:rFonts w:cs="Times New Roman"/>
+          <w:sz w:val="28"/>
+          <w:szCs w:val="28"/>
+        </w:rPr>
+        <w:t>;|</w:t>
+      </w:r>
+      <w:r>
+        <w:rPr>
+          <w:rFonts w:cs="Times New Roman"/>
+          <w:sz w:val="28"/>
+          <w:szCs w:val="28"/>
+        </w:rPr>
+        <w:t>ж)</w:t>
+      </w:r>
+    </w:p>
+    <w:p>
+      <w:pPr>
+        <w:jc w:val="center"/>
+        <w:rPr>
+          <w:rFonts w:cs="Times New Roman"/>
+          <w:sz w:val="28"/>
+          <w:szCs w:val="28"/>
         </w:rPr>
       </w:pPr>
     </w:p>
@@ -7022,7 +8082,7 @@
 </file>
 
 <file path=word/numbering.xml><?xml version="1.0" encoding="utf-8"?>
-<w:numbering xmlns:wpc="http://schemas.microsoft.com/office/word/2010/wordprocessingCanvas" xmlns:cx="http://schemas.microsoft.com/office/drawing/2014/chartex" xmlns:cx1="http://schemas.microsoft.com/office/drawing/2015/9/8/chartex" xmlns:cx2="http://schemas.microsoft.com/office/drawing/2015/10/21/chartex" xmlns:cx3="http://schemas.microsoft.com/office/drawing/2016/5/9/chartex" xmlns:cx4="http://schemas.microsoft.com/office/drawing/2016/5/10/chartex" xmlns:cx5="http://schemas.microsoft.com/office/drawing/2016/5/11/chartex" xmlns:cx6="http://schemas.microsoft.com/office/drawing/2016/5/12/chartex" xmlns:cx7="http://schemas.microsoft.com/office/drawing/2016/5/13/chartex" xmlns:cx8="http://schemas.microsoft.com/office/drawing/2016/5/14/chartex" xmlns:mc="http://schemas.openxmlformats.org/markup-compatibility/2006" xmlns:aink="http://schemas.microsoft.com/office/drawing/2016/ink" xmlns:am3d="http://schemas.microsoft.com/office/drawing/2017/model3d" xmlns:o="urn:schemas-microsoft-com:office:office" xmlns:r="http://schemas.openxmlformats.org/officeDocument/2006/relationships" xmlns:m="http://schemas.openxmlformats.org/officeDocument/2006/math" xmlns:v="urn:schemas-microsoft-com:vml" xmlns:wp14="http://schemas.microsoft.com/office/word/2010/wordprocessingDrawing" xmlns:wp="http://schemas.openxmlformats.org/drawingml/2006/wordprocessingDrawing" xmlns:w10="urn:schemas-microsoft-com:office:word" xmlns:w="http://schemas.openxmlformats.org/wordprocessingml/2006/main" xmlns:w14="http://schemas.microsoft.com/office/word/2010/wordml" xmlns:w15="http://schemas.microsoft.com/office/word/2012/wordml" xmlns:w16cex="http://schemas.microsoft.com/office/word/2018/wordml/cex" xmlns:w16cid="http://schemas.microsoft.com/office/word/2016/wordml/cid" xmlns:w16="http://schemas.microsoft.com/office/word/2018/wordml" xmlns:w16sdtdh="http://schemas.microsoft.com/office/word/2020/wordml/sdtdatahash" xmlns:w16se="http://schemas.microsoft.com/office/word/2015/wordml/symex" xmlns:wpg="http://schemas.microsoft.com/office/word/2010/wordprocessingGroup" xmlns:wpi="http://schemas.microsoft.com/office/word/2010/wordprocessingInk" xmlns:wne="http://schemas.microsoft.com/office/word/2006/wordml" xmlns:wps="http://schemas.microsoft.com/office/word/2010/wordprocessingShape" mc:Ignorable="w14 w15 w16se w16cid w16 w16cex w16sdtdh wp14">
+<w:numbering xmlns:wpc="http://schemas.microsoft.com/office/word/2010/wordprocessingCanvas" xmlns:cx="http://schemas.microsoft.com/office/drawing/2014/chartex" xmlns:cx1="http://schemas.microsoft.com/office/drawing/2015/9/8/chartex" xmlns:cx2="http://schemas.microsoft.com/office/drawing/2015/10/21/chartex" xmlns:cx3="http://schemas.microsoft.com/office/drawing/2016/5/9/chartex" xmlns:cx4="http://schemas.microsoft.com/office/drawing/2016/5/10/chartex" xmlns:cx5="http://schemas.microsoft.com/office/drawing/2016/5/11/chartex" xmlns:cx6="http://schemas.microsoft.com/office/drawing/2016/5/12/chartex" xmlns:cx7="http://schemas.microsoft.com/office/drawing/2016/5/13/chartex" xmlns:cx8="http://schemas.microsoft.com/office/drawing/2016/5/14/chartex" xmlns:mc="http://schemas.openxmlformats.org/markup-compatibility/2006" xmlns:aink="http://schemas.microsoft.com/office/drawing/2016/ink" xmlns:am3d="http://schemas.microsoft.com/office/drawing/2017/model3d" xmlns:o="urn:schemas-microsoft-com:office:office" xmlns:oel="http://schemas.microsoft.com/office/2019/extlst" xmlns:r="http://schemas.openxmlformats.org/officeDocument/2006/relationships" xmlns:m="http://schemas.openxmlformats.org/officeDocument/2006/math" xmlns:v="urn:schemas-microsoft-com:vml" xmlns:wp14="http://schemas.microsoft.com/office/word/2010/wordprocessingDrawing" xmlns:wp="http://schemas.openxmlformats.org/drawingml/2006/wordprocessingDrawing" xmlns:w10="urn:schemas-microsoft-com:office:word" xmlns:w="http://schemas.openxmlformats.org/wordprocessingml/2006/main" xmlns:w14="http://schemas.microsoft.com/office/word/2010/wordml" xmlns:w15="http://schemas.microsoft.com/office/word/2012/wordml" xmlns:w16cex="http://schemas.microsoft.com/office/word/2018/wordml/cex" xmlns:w16cid="http://schemas.microsoft.com/office/word/2016/wordml/cid" xmlns:w16="http://schemas.microsoft.com/office/word/2018/wordml" xmlns:w16sdtdh="http://schemas.microsoft.com/office/word/2020/wordml/sdtdatahash" xmlns:w16se="http://schemas.microsoft.com/office/word/2015/wordml/symex" xmlns:wpg="http://schemas.microsoft.com/office/word/2010/wordprocessingGroup" xmlns:wpi="http://schemas.microsoft.com/office/word/2010/wordprocessingInk" xmlns:wne="http://schemas.microsoft.com/office/word/2006/wordml" xmlns:wps="http://schemas.microsoft.com/office/word/2010/wordprocessingShape" mc:Ignorable="w14 w15 w16se w16cid w16 w16cex w16sdtdh wp14">
   <w:abstractNum w:abstractNumId="0" w15:restartNumberingAfterBreak="0">
     <w:nsid w:val="033E0224"/>
     <w:multiLevelType w:val="hybridMultilevel"/>
@@ -7113,6 +8173,92 @@
     </w:lvl>
   </w:abstractNum>
   <w:abstractNum w:abstractNumId="1" w15:restartNumberingAfterBreak="0">
+    <w:nsid w:val="0FE62CA8"/>
+    <w:multiLevelType w:val="hybridMultilevel"/>
+    <w:tmpl w:val="DE5E4A5A"/>
+    <w:lvl w:ilvl="0" w:tplc="0419000F">
+      <w:start w:val="1"/>
+      <w:numFmt w:val="decimal"/>
+      <w:lvlText w:val="%1."/>
+      <w:lvlJc w:val="left"/>
+      <w:pPr>
+        <w:ind w:left="720" w:hanging="360"/>
+      </w:pPr>
+    </w:lvl>
+    <w:lvl w:ilvl="1" w:tplc="04190019" w:tentative="1">
+      <w:start w:val="1"/>
+      <w:numFmt w:val="lowerLetter"/>
+      <w:lvlText w:val="%2."/>
+      <w:lvlJc w:val="left"/>
+      <w:pPr>
+        <w:ind w:left="1440" w:hanging="360"/>
+      </w:pPr>
+    </w:lvl>
+    <w:lvl w:ilvl="2" w:tplc="0419001B" w:tentative="1">
+      <w:start w:val="1"/>
+      <w:numFmt w:val="lowerRoman"/>
+      <w:lvlText w:val="%3."/>
+      <w:lvlJc w:val="right"/>
+      <w:pPr>
+        <w:ind w:left="2160" w:hanging="180"/>
+      </w:pPr>
+    </w:lvl>
+    <w:lvl w:ilvl="3" w:tplc="0419000F" w:tentative="1">
+      <w:start w:val="1"/>
+      <w:numFmt w:val="decimal"/>
+      <w:lvlText w:val="%4."/>
+      <w:lvlJc w:val="left"/>
+      <w:pPr>
+        <w:ind w:left="2880" w:hanging="360"/>
+      </w:pPr>
+    </w:lvl>
+    <w:lvl w:ilvl="4" w:tplc="04190019" w:tentative="1">
+      <w:start w:val="1"/>
+      <w:numFmt w:val="lowerLetter"/>
+      <w:lvlText w:val="%5."/>
+      <w:lvlJc w:val="left"/>
+      <w:pPr>
+        <w:ind w:left="3600" w:hanging="360"/>
+      </w:pPr>
+    </w:lvl>
+    <w:lvl w:ilvl="5" w:tplc="0419001B" w:tentative="1">
+      <w:start w:val="1"/>
+      <w:numFmt w:val="lowerRoman"/>
+      <w:lvlText w:val="%6."/>
+      <w:lvlJc w:val="right"/>
+      <w:pPr>
+        <w:ind w:left="4320" w:hanging="180"/>
+      </w:pPr>
+    </w:lvl>
+    <w:lvl w:ilvl="6" w:tplc="0419000F" w:tentative="1">
+      <w:start w:val="1"/>
+      <w:numFmt w:val="decimal"/>
+      <w:lvlText w:val="%7."/>
+      <w:lvlJc w:val="left"/>
+      <w:pPr>
+        <w:ind w:left="5040" w:hanging="360"/>
+      </w:pPr>
+    </w:lvl>
+    <w:lvl w:ilvl="7" w:tplc="04190019" w:tentative="1">
+      <w:start w:val="1"/>
+      <w:numFmt w:val="lowerLetter"/>
+      <w:lvlText w:val="%8."/>
+      <w:lvlJc w:val="left"/>
+      <w:pPr>
+        <w:ind w:left="5760" w:hanging="360"/>
+      </w:pPr>
+    </w:lvl>
+    <w:lvl w:ilvl="8" w:tplc="0419001B" w:tentative="1">
+      <w:start w:val="1"/>
+      <w:numFmt w:val="lowerRoman"/>
+      <w:lvlText w:val="%9."/>
+      <w:lvlJc w:val="right"/>
+      <w:pPr>
+        <w:ind w:left="6480" w:hanging="180"/>
+      </w:pPr>
+    </w:lvl>
+  </w:abstractNum>
+  <w:abstractNum w:abstractNumId="2" w15:restartNumberingAfterBreak="0">
     <w:nsid w:val="1E3F0820"/>
     <w:multiLevelType w:val="hybridMultilevel"/>
     <w:tmpl w:val="E28CACFC"/>
@@ -7204,7 +8350,7 @@
       </w:pPr>
     </w:lvl>
   </w:abstractNum>
-  <w:abstractNum w:abstractNumId="2" w15:restartNumberingAfterBreak="0">
+  <w:abstractNum w:abstractNumId="3" w15:restartNumberingAfterBreak="0">
     <w:nsid w:val="1F5413BB"/>
     <w:multiLevelType w:val="hybridMultilevel"/>
     <w:tmpl w:val="863C376A"/>
@@ -7293,7 +8439,7 @@
       </w:pPr>
     </w:lvl>
   </w:abstractNum>
-  <w:abstractNum w:abstractNumId="3" w15:restartNumberingAfterBreak="0">
+  <w:abstractNum w:abstractNumId="4" w15:restartNumberingAfterBreak="0">
     <w:nsid w:val="28B01DE1"/>
     <w:multiLevelType w:val="hybridMultilevel"/>
     <w:tmpl w:val="1480BD5E"/>
@@ -7385,7 +8531,7 @@
       </w:pPr>
     </w:lvl>
   </w:abstractNum>
-  <w:abstractNum w:abstractNumId="4" w15:restartNumberingAfterBreak="0">
+  <w:abstractNum w:abstractNumId="5" w15:restartNumberingAfterBreak="0">
     <w:nsid w:val="32134B04"/>
     <w:multiLevelType w:val="hybridMultilevel"/>
     <w:tmpl w:val="D3B8BC0A"/>
@@ -7474,7 +8620,7 @@
       </w:pPr>
     </w:lvl>
   </w:abstractNum>
-  <w:abstractNum w:abstractNumId="5" w15:restartNumberingAfterBreak="0">
+  <w:abstractNum w:abstractNumId="6" w15:restartNumberingAfterBreak="0">
     <w:nsid w:val="33DF35C4"/>
     <w:multiLevelType w:val="hybridMultilevel"/>
     <w:tmpl w:val="A8F6705C"/>
@@ -7563,7 +8709,7 @@
       </w:pPr>
     </w:lvl>
   </w:abstractNum>
-  <w:abstractNum w:abstractNumId="6" w15:restartNumberingAfterBreak="0">
+  <w:abstractNum w:abstractNumId="7" w15:restartNumberingAfterBreak="0">
     <w:nsid w:val="34DA5293"/>
     <w:multiLevelType w:val="hybridMultilevel"/>
     <w:tmpl w:val="43B04C1E"/>
@@ -7652,7 +8798,7 @@
       </w:pPr>
     </w:lvl>
   </w:abstractNum>
-  <w:abstractNum w:abstractNumId="7" w15:restartNumberingAfterBreak="0">
+  <w:abstractNum w:abstractNumId="8" w15:restartNumberingAfterBreak="0">
     <w:nsid w:val="56DD1352"/>
     <w:multiLevelType w:val="hybridMultilevel"/>
     <w:tmpl w:val="33769410"/>
@@ -7741,7 +8887,7 @@
       </w:pPr>
     </w:lvl>
   </w:abstractNum>
-  <w:abstractNum w:abstractNumId="8" w15:restartNumberingAfterBreak="0">
+  <w:abstractNum w:abstractNumId="9" w15:restartNumberingAfterBreak="0">
     <w:nsid w:val="7CD12EE2"/>
     <w:multiLevelType w:val="hybridMultilevel"/>
     <w:tmpl w:val="BFAEFC54"/>
@@ -7833,32 +8979,35 @@
       </w:pPr>
     </w:lvl>
   </w:abstractNum>
-  <w:num w:numId="1">
+  <w:num w:numId="1" w16cid:durableId="814643623">
+    <w:abstractNumId w:val="5"/>
+  </w:num>
+  <w:num w:numId="2" w16cid:durableId="735788199">
+    <w:abstractNumId w:val="3"/>
+  </w:num>
+  <w:num w:numId="3" w16cid:durableId="489299189">
+    <w:abstractNumId w:val="8"/>
+  </w:num>
+  <w:num w:numId="4" w16cid:durableId="417097878">
+    <w:abstractNumId w:val="0"/>
+  </w:num>
+  <w:num w:numId="5" w16cid:durableId="1374692143">
+    <w:abstractNumId w:val="9"/>
+  </w:num>
+  <w:num w:numId="6" w16cid:durableId="227493485">
+    <w:abstractNumId w:val="7"/>
+  </w:num>
+  <w:num w:numId="7" w16cid:durableId="763258044">
+    <w:abstractNumId w:val="6"/>
+  </w:num>
+  <w:num w:numId="8" w16cid:durableId="1485273039">
+    <w:abstractNumId w:val="2"/>
+  </w:num>
+  <w:num w:numId="9" w16cid:durableId="960038930">
     <w:abstractNumId w:val="4"/>
   </w:num>
-  <w:num w:numId="2">
-    <w:abstractNumId w:val="2"/>
-  </w:num>
-  <w:num w:numId="3">
-    <w:abstractNumId w:val="7"/>
-  </w:num>
-  <w:num w:numId="4">
-    <w:abstractNumId w:val="0"/>
-  </w:num>
-  <w:num w:numId="5">
-    <w:abstractNumId w:val="8"/>
-  </w:num>
-  <w:num w:numId="6">
-    <w:abstractNumId w:val="6"/>
-  </w:num>
-  <w:num w:numId="7">
-    <w:abstractNumId w:val="5"/>
-  </w:num>
-  <w:num w:numId="8">
+  <w:num w:numId="10" w16cid:durableId="635255795">
     <w:abstractNumId w:val="1"/>
-  </w:num>
-  <w:num w:numId="9">
-    <w:abstractNumId w:val="3"/>
   </w:num>
 </w:numbering>
 </file>

--- a/docs/EP1m-user_manual.docx
+++ b/docs/EP1m-user_manual.docx
@@ -1,6 +1,6 @@
 
 <file path=word/document.xml><?xml version="1.0" encoding="utf-8"?>
-<w:document xmlns:wpc="http://schemas.microsoft.com/office/word/2010/wordprocessingCanvas" xmlns:cx="http://schemas.microsoft.com/office/drawing/2014/chartex" xmlns:mc="http://schemas.openxmlformats.org/markup-compatibility/2006" xmlns:o="urn:schemas-microsoft-com:office:office" xmlns:r="http://schemas.openxmlformats.org/officeDocument/2006/relationships" xmlns:m="http://schemas.openxmlformats.org/officeDocument/2006/math" xmlns:v="urn:schemas-microsoft-com:vml" xmlns:wp14="http://schemas.microsoft.com/office/word/2010/wordprocessingDrawing" xmlns:wp="http://schemas.openxmlformats.org/drawingml/2006/wordprocessingDrawing" xmlns:w10="urn:schemas-microsoft-com:office:word" xmlns:w="http://schemas.openxmlformats.org/wordprocessingml/2006/main" xmlns:w14="http://schemas.microsoft.com/office/word/2010/wordml" xmlns:w15="http://schemas.microsoft.com/office/word/2012/wordml" xmlns:w16se="http://schemas.microsoft.com/office/word/2015/wordml/symex" xmlns:wpg="http://schemas.microsoft.com/office/word/2010/wordprocessingGroup" xmlns:wpi="http://schemas.microsoft.com/office/word/2010/wordprocessingInk" xmlns:wne="http://schemas.microsoft.com/office/word/2006/wordml" xmlns:wps="http://schemas.microsoft.com/office/word/2010/wordprocessingShape" mc:Ignorable="w14 w15 w16se wp14">
+<w:document xmlns:wpc="http://schemas.microsoft.com/office/word/2010/wordprocessingCanvas" xmlns:cx="http://schemas.microsoft.com/office/drawing/2014/chartex" xmlns:cx1="http://schemas.microsoft.com/office/drawing/2015/9/8/chartex" xmlns:cx2="http://schemas.microsoft.com/office/drawing/2015/10/21/chartex" xmlns:cx3="http://schemas.microsoft.com/office/drawing/2016/5/9/chartex" xmlns:cx4="http://schemas.microsoft.com/office/drawing/2016/5/10/chartex" xmlns:cx5="http://schemas.microsoft.com/office/drawing/2016/5/11/chartex" xmlns:cx6="http://schemas.microsoft.com/office/drawing/2016/5/12/chartex" xmlns:cx7="http://schemas.microsoft.com/office/drawing/2016/5/13/chartex" xmlns:cx8="http://schemas.microsoft.com/office/drawing/2016/5/14/chartex" xmlns:mc="http://schemas.openxmlformats.org/markup-compatibility/2006" xmlns:aink="http://schemas.microsoft.com/office/drawing/2016/ink" xmlns:am3d="http://schemas.microsoft.com/office/drawing/2017/model3d" xmlns:o="urn:schemas-microsoft-com:office:office" xmlns:oel="http://schemas.microsoft.com/office/2019/extlst" xmlns:r="http://schemas.openxmlformats.org/officeDocument/2006/relationships" xmlns:m="http://schemas.openxmlformats.org/officeDocument/2006/math" xmlns:v="urn:schemas-microsoft-com:vml" xmlns:wp14="http://schemas.microsoft.com/office/word/2010/wordprocessingDrawing" xmlns:wp="http://schemas.openxmlformats.org/drawingml/2006/wordprocessingDrawing" xmlns:w10="urn:schemas-microsoft-com:office:word" xmlns:w="http://schemas.openxmlformats.org/wordprocessingml/2006/main" xmlns:w14="http://schemas.microsoft.com/office/word/2010/wordml" xmlns:w15="http://schemas.microsoft.com/office/word/2012/wordml" xmlns:w16cex="http://schemas.microsoft.com/office/word/2018/wordml/cex" xmlns:w16cid="http://schemas.microsoft.com/office/word/2016/wordml/cid" xmlns:w16="http://schemas.microsoft.com/office/word/2018/wordml" xmlns:w16sdtdh="http://schemas.microsoft.com/office/word/2020/wordml/sdtdatahash" xmlns:w16se="http://schemas.microsoft.com/office/word/2015/wordml/symex" xmlns:wpg="http://schemas.microsoft.com/office/word/2010/wordprocessingGroup" xmlns:wpi="http://schemas.microsoft.com/office/word/2010/wordprocessingInk" xmlns:wne="http://schemas.microsoft.com/office/word/2006/wordml" xmlns:wps="http://schemas.microsoft.com/office/word/2010/wordprocessingShape" mc:Ignorable="w14 w15 w16se w16cid w16 w16cex w16sdtdh wp14">
   <w:body>
     <w:p>
       <w:pPr>
@@ -333,23 +333,13 @@
                 <w:lang w:val="en-US"/>
               </w:rPr>
             </w:pPr>
-            <w:proofErr w:type="spellStart"/>
-            <w:r>
-              <w:rPr>
-                <w:rFonts w:cs="Times New Roman"/>
-                <w:sz w:val="28"/>
-                <w:szCs w:val="28"/>
-              </w:rPr>
-              <w:t>Shift</w:t>
-            </w:r>
-            <w:proofErr w:type="spellEnd"/>
-            <w:r>
-              <w:rPr>
-                <w:rFonts w:cs="Times New Roman"/>
-                <w:sz w:val="28"/>
-                <w:szCs w:val="28"/>
-              </w:rPr>
-              <w:t xml:space="preserve"> + </w:t>
+            <w:r>
+              <w:rPr>
+                <w:rFonts w:cs="Times New Roman"/>
+                <w:sz w:val="28"/>
+                <w:szCs w:val="28"/>
+              </w:rPr>
+              <w:t xml:space="preserve">Shift + </w:t>
             </w:r>
             <w:r>
               <w:rPr>
@@ -366,25 +356,7 @@
                 <w:sz w:val="28"/>
                 <w:szCs w:val="28"/>
               </w:rPr>
-              <w:t xml:space="preserve"> | </w:t>
-            </w:r>
-            <w:proofErr w:type="spellStart"/>
-            <w:r>
-              <w:rPr>
-                <w:rFonts w:cs="Times New Roman"/>
-                <w:sz w:val="28"/>
-                <w:szCs w:val="28"/>
-              </w:rPr>
-              <w:t>Ctrl</w:t>
-            </w:r>
-            <w:proofErr w:type="spellEnd"/>
-            <w:r>
-              <w:rPr>
-                <w:rFonts w:cs="Times New Roman"/>
-                <w:sz w:val="28"/>
-                <w:szCs w:val="28"/>
-              </w:rPr>
-              <w:t xml:space="preserve"> + </w:t>
+              <w:t xml:space="preserve"> | Ctrl + </w:t>
             </w:r>
             <w:r>
               <w:rPr>
@@ -449,23 +421,13 @@
                 <w:szCs w:val="28"/>
               </w:rPr>
             </w:pPr>
-            <w:proofErr w:type="spellStart"/>
-            <w:r>
-              <w:rPr>
-                <w:rFonts w:cs="Times New Roman"/>
-                <w:sz w:val="28"/>
-                <w:szCs w:val="28"/>
-              </w:rPr>
-              <w:t>Shift</w:t>
-            </w:r>
-            <w:proofErr w:type="spellEnd"/>
-            <w:r>
-              <w:rPr>
-                <w:rFonts w:cs="Times New Roman"/>
-                <w:sz w:val="28"/>
-                <w:szCs w:val="28"/>
-              </w:rPr>
-              <w:t xml:space="preserve"> + </w:t>
+            <w:r>
+              <w:rPr>
+                <w:rFonts w:cs="Times New Roman"/>
+                <w:sz w:val="28"/>
+                <w:szCs w:val="28"/>
+              </w:rPr>
+              <w:t xml:space="preserve">Shift + </w:t>
             </w:r>
             <w:r>
               <w:rPr>
@@ -481,25 +443,7 @@
                 <w:sz w:val="28"/>
                 <w:szCs w:val="28"/>
               </w:rPr>
-              <w:t xml:space="preserve"> | </w:t>
-            </w:r>
-            <w:proofErr w:type="spellStart"/>
-            <w:r>
-              <w:rPr>
-                <w:rFonts w:cs="Times New Roman"/>
-                <w:sz w:val="28"/>
-                <w:szCs w:val="28"/>
-              </w:rPr>
-              <w:t>Ctrl</w:t>
-            </w:r>
-            <w:proofErr w:type="spellEnd"/>
-            <w:r>
-              <w:rPr>
-                <w:rFonts w:cs="Times New Roman"/>
-                <w:sz w:val="28"/>
-                <w:szCs w:val="28"/>
-              </w:rPr>
-              <w:t xml:space="preserve"> + </w:t>
+              <w:t xml:space="preserve"> | Ctrl + </w:t>
             </w:r>
             <w:r>
               <w:rPr>
@@ -562,23 +506,13 @@
                 <w:szCs w:val="28"/>
               </w:rPr>
             </w:pPr>
-            <w:proofErr w:type="spellStart"/>
-            <w:r>
-              <w:rPr>
-                <w:rFonts w:cs="Times New Roman"/>
-                <w:sz w:val="28"/>
-                <w:szCs w:val="28"/>
-              </w:rPr>
-              <w:t>Shift</w:t>
-            </w:r>
-            <w:proofErr w:type="spellEnd"/>
-            <w:r>
-              <w:rPr>
-                <w:rFonts w:cs="Times New Roman"/>
-                <w:sz w:val="28"/>
-                <w:szCs w:val="28"/>
-              </w:rPr>
-              <w:t xml:space="preserve"> + </w:t>
+            <w:r>
+              <w:rPr>
+                <w:rFonts w:cs="Times New Roman"/>
+                <w:sz w:val="28"/>
+                <w:szCs w:val="28"/>
+              </w:rPr>
+              <w:t xml:space="preserve">Shift + </w:t>
             </w:r>
             <w:r>
               <w:rPr>
@@ -1030,23 +964,13 @@
                 <w:lang w:val="en-US"/>
               </w:rPr>
             </w:pPr>
-            <w:proofErr w:type="spellStart"/>
-            <w:r>
-              <w:rPr>
-                <w:rFonts w:cs="Times New Roman"/>
-                <w:sz w:val="28"/>
-                <w:szCs w:val="28"/>
-              </w:rPr>
-              <w:t>Shift</w:t>
-            </w:r>
-            <w:proofErr w:type="spellEnd"/>
-            <w:r>
-              <w:rPr>
-                <w:rFonts w:cs="Times New Roman"/>
-                <w:sz w:val="28"/>
-                <w:szCs w:val="28"/>
-              </w:rPr>
-              <w:t xml:space="preserve"> + </w:t>
+            <w:r>
+              <w:rPr>
+                <w:rFonts w:cs="Times New Roman"/>
+                <w:sz w:val="28"/>
+                <w:szCs w:val="28"/>
+              </w:rPr>
+              <w:t xml:space="preserve">Shift + </w:t>
             </w:r>
             <w:r>
               <w:rPr>
@@ -1063,25 +987,7 @@
                 <w:sz w:val="28"/>
                 <w:szCs w:val="28"/>
               </w:rPr>
-              <w:t xml:space="preserve"> | </w:t>
-            </w:r>
-            <w:proofErr w:type="spellStart"/>
-            <w:r>
-              <w:rPr>
-                <w:rFonts w:cs="Times New Roman"/>
-                <w:sz w:val="28"/>
-                <w:szCs w:val="28"/>
-              </w:rPr>
-              <w:t>Ctrl</w:t>
-            </w:r>
-            <w:proofErr w:type="spellEnd"/>
-            <w:r>
-              <w:rPr>
-                <w:rFonts w:cs="Times New Roman"/>
-                <w:sz w:val="28"/>
-                <w:szCs w:val="28"/>
-              </w:rPr>
-              <w:t xml:space="preserve"> + </w:t>
+              <w:t xml:space="preserve"> | Ctrl + </w:t>
             </w:r>
             <w:r>
               <w:rPr>
@@ -1162,23 +1068,13 @@
                 <w:szCs w:val="28"/>
               </w:rPr>
             </w:pPr>
-            <w:proofErr w:type="spellStart"/>
-            <w:r>
-              <w:rPr>
-                <w:rFonts w:cs="Times New Roman"/>
-                <w:sz w:val="28"/>
-                <w:szCs w:val="28"/>
-              </w:rPr>
-              <w:t>Shift</w:t>
-            </w:r>
-            <w:proofErr w:type="spellEnd"/>
-            <w:r>
-              <w:rPr>
-                <w:rFonts w:cs="Times New Roman"/>
-                <w:sz w:val="28"/>
-                <w:szCs w:val="28"/>
-              </w:rPr>
-              <w:t xml:space="preserve"> + </w:t>
+            <w:r>
+              <w:rPr>
+                <w:rFonts w:cs="Times New Roman"/>
+                <w:sz w:val="28"/>
+                <w:szCs w:val="28"/>
+              </w:rPr>
+              <w:t xml:space="preserve">Shift + </w:t>
             </w:r>
             <w:r>
               <w:rPr>
@@ -1194,25 +1090,7 @@
                 <w:sz w:val="28"/>
                 <w:szCs w:val="28"/>
               </w:rPr>
-              <w:t xml:space="preserve"> | </w:t>
-            </w:r>
-            <w:proofErr w:type="spellStart"/>
-            <w:r>
-              <w:rPr>
-                <w:rFonts w:cs="Times New Roman"/>
-                <w:sz w:val="28"/>
-                <w:szCs w:val="28"/>
-              </w:rPr>
-              <w:t>Ctrl</w:t>
-            </w:r>
-            <w:proofErr w:type="spellEnd"/>
-            <w:r>
-              <w:rPr>
-                <w:rFonts w:cs="Times New Roman"/>
-                <w:sz w:val="28"/>
-                <w:szCs w:val="28"/>
-              </w:rPr>
-              <w:t xml:space="preserve"> + </w:t>
+              <w:t xml:space="preserve"> | Ctrl + </w:t>
             </w:r>
             <w:r>
               <w:rPr>
@@ -1276,23 +1154,13 @@
                 <w:lang w:val="en-US"/>
               </w:rPr>
             </w:pPr>
-            <w:proofErr w:type="spellStart"/>
-            <w:r>
-              <w:rPr>
-                <w:rFonts w:cs="Times New Roman"/>
-                <w:sz w:val="28"/>
-                <w:szCs w:val="28"/>
-              </w:rPr>
-              <w:t>Shift</w:t>
-            </w:r>
-            <w:proofErr w:type="spellEnd"/>
-            <w:r>
-              <w:rPr>
-                <w:rFonts w:cs="Times New Roman"/>
-                <w:sz w:val="28"/>
-                <w:szCs w:val="28"/>
-              </w:rPr>
-              <w:t xml:space="preserve"> + </w:t>
+            <w:r>
+              <w:rPr>
+                <w:rFonts w:cs="Times New Roman"/>
+                <w:sz w:val="28"/>
+                <w:szCs w:val="28"/>
+              </w:rPr>
+              <w:t xml:space="preserve">Shift + </w:t>
             </w:r>
             <w:r>
               <w:rPr>
@@ -1309,25 +1177,7 @@
                 <w:sz w:val="28"/>
                 <w:szCs w:val="28"/>
               </w:rPr>
-              <w:t xml:space="preserve"> | </w:t>
-            </w:r>
-            <w:proofErr w:type="spellStart"/>
-            <w:r>
-              <w:rPr>
-                <w:rFonts w:cs="Times New Roman"/>
-                <w:sz w:val="28"/>
-                <w:szCs w:val="28"/>
-              </w:rPr>
-              <w:t>Ctrl</w:t>
-            </w:r>
-            <w:proofErr w:type="spellEnd"/>
-            <w:r>
-              <w:rPr>
-                <w:rFonts w:cs="Times New Roman"/>
-                <w:sz w:val="28"/>
-                <w:szCs w:val="28"/>
-              </w:rPr>
-              <w:t xml:space="preserve"> + </w:t>
+              <w:t xml:space="preserve"> | Ctrl + </w:t>
             </w:r>
             <w:r>
               <w:rPr>
@@ -1392,23 +1242,13 @@
                 <w:lang w:val="en-US"/>
               </w:rPr>
             </w:pPr>
-            <w:proofErr w:type="spellStart"/>
-            <w:r>
-              <w:rPr>
-                <w:rFonts w:cs="Times New Roman"/>
-                <w:sz w:val="28"/>
-                <w:szCs w:val="28"/>
-              </w:rPr>
-              <w:t>Shift</w:t>
-            </w:r>
-            <w:proofErr w:type="spellEnd"/>
-            <w:r>
-              <w:rPr>
-                <w:rFonts w:cs="Times New Roman"/>
-                <w:sz w:val="28"/>
-                <w:szCs w:val="28"/>
-              </w:rPr>
-              <w:t xml:space="preserve"> + </w:t>
+            <w:r>
+              <w:rPr>
+                <w:rFonts w:cs="Times New Roman"/>
+                <w:sz w:val="28"/>
+                <w:szCs w:val="28"/>
+              </w:rPr>
+              <w:t xml:space="preserve">Shift + </w:t>
             </w:r>
             <w:r>
               <w:rPr>
@@ -1425,25 +1265,7 @@
                 <w:sz w:val="28"/>
                 <w:szCs w:val="28"/>
               </w:rPr>
-              <w:t xml:space="preserve"> | </w:t>
-            </w:r>
-            <w:proofErr w:type="spellStart"/>
-            <w:r>
-              <w:rPr>
-                <w:rFonts w:cs="Times New Roman"/>
-                <w:sz w:val="28"/>
-                <w:szCs w:val="28"/>
-              </w:rPr>
-              <w:t>Ctrl</w:t>
-            </w:r>
-            <w:proofErr w:type="spellEnd"/>
-            <w:r>
-              <w:rPr>
-                <w:rFonts w:cs="Times New Roman"/>
-                <w:sz w:val="28"/>
-                <w:szCs w:val="28"/>
-              </w:rPr>
-              <w:t xml:space="preserve"> + </w:t>
+              <w:t xml:space="preserve"> | Ctrl + </w:t>
             </w:r>
             <w:r>
               <w:rPr>
@@ -1508,23 +1330,13 @@
                 <w:lang w:val="en-US"/>
               </w:rPr>
             </w:pPr>
-            <w:proofErr w:type="spellStart"/>
-            <w:r>
-              <w:rPr>
-                <w:rFonts w:cs="Times New Roman"/>
-                <w:sz w:val="28"/>
-                <w:szCs w:val="28"/>
-              </w:rPr>
-              <w:t>Shift</w:t>
-            </w:r>
-            <w:proofErr w:type="spellEnd"/>
-            <w:r>
-              <w:rPr>
-                <w:rFonts w:cs="Times New Roman"/>
-                <w:sz w:val="28"/>
-                <w:szCs w:val="28"/>
-              </w:rPr>
-              <w:t xml:space="preserve"> + </w:t>
+            <w:r>
+              <w:rPr>
+                <w:rFonts w:cs="Times New Roman"/>
+                <w:sz w:val="28"/>
+                <w:szCs w:val="28"/>
+              </w:rPr>
+              <w:t xml:space="preserve">Shift + </w:t>
             </w:r>
             <w:r>
               <w:rPr>
@@ -1589,23 +1401,13 @@
                 <w:lang w:val="en-US"/>
               </w:rPr>
             </w:pPr>
-            <w:proofErr w:type="spellStart"/>
-            <w:r>
-              <w:rPr>
-                <w:rFonts w:cs="Times New Roman"/>
-                <w:sz w:val="28"/>
-                <w:szCs w:val="28"/>
-              </w:rPr>
-              <w:t>Shift</w:t>
-            </w:r>
-            <w:proofErr w:type="spellEnd"/>
-            <w:r>
-              <w:rPr>
-                <w:rFonts w:cs="Times New Roman"/>
-                <w:sz w:val="28"/>
-                <w:szCs w:val="28"/>
-              </w:rPr>
-              <w:t xml:space="preserve"> + </w:t>
+            <w:r>
+              <w:rPr>
+                <w:rFonts w:cs="Times New Roman"/>
+                <w:sz w:val="28"/>
+                <w:szCs w:val="28"/>
+              </w:rPr>
+              <w:t xml:space="preserve">Shift + </w:t>
             </w:r>
             <w:r>
               <w:rPr>
@@ -1622,25 +1424,7 @@
                 <w:sz w:val="28"/>
                 <w:szCs w:val="28"/>
               </w:rPr>
-              <w:t xml:space="preserve"> | </w:t>
-            </w:r>
-            <w:proofErr w:type="spellStart"/>
-            <w:r>
-              <w:rPr>
-                <w:rFonts w:cs="Times New Roman"/>
-                <w:sz w:val="28"/>
-                <w:szCs w:val="28"/>
-              </w:rPr>
-              <w:t>Ctrl</w:t>
-            </w:r>
-            <w:proofErr w:type="spellEnd"/>
-            <w:r>
-              <w:rPr>
-                <w:rFonts w:cs="Times New Roman"/>
-                <w:sz w:val="28"/>
-                <w:szCs w:val="28"/>
-              </w:rPr>
-              <w:t xml:space="preserve"> + </w:t>
+              <w:t xml:space="preserve"> | Ctrl + </w:t>
             </w:r>
             <w:r>
               <w:rPr>
@@ -1672,7 +1456,6 @@
               </w:rPr>
               <w:t>Тумблер “</w:t>
             </w:r>
-            <w:proofErr w:type="spellStart"/>
             <w:r>
               <w:rPr>
                 <w:rFonts w:cs="Times New Roman"/>
@@ -1680,7 +1463,6 @@
               </w:rPr>
               <w:t>Электропневм</w:t>
             </w:r>
-            <w:proofErr w:type="spellEnd"/>
             <w:r>
               <w:rPr>
                 <w:rFonts w:cs="Times New Roman"/>
@@ -1728,23 +1510,13 @@
                 <w:lang w:val="en-US"/>
               </w:rPr>
             </w:pPr>
-            <w:proofErr w:type="spellStart"/>
-            <w:r>
-              <w:rPr>
-                <w:rFonts w:cs="Times New Roman"/>
-                <w:sz w:val="28"/>
-                <w:szCs w:val="28"/>
-              </w:rPr>
-              <w:t>Shift</w:t>
-            </w:r>
-            <w:proofErr w:type="spellEnd"/>
-            <w:r>
-              <w:rPr>
-                <w:rFonts w:cs="Times New Roman"/>
-                <w:sz w:val="28"/>
-                <w:szCs w:val="28"/>
-              </w:rPr>
-              <w:t xml:space="preserve"> + </w:t>
+            <w:r>
+              <w:rPr>
+                <w:rFonts w:cs="Times New Roman"/>
+                <w:sz w:val="28"/>
+                <w:szCs w:val="28"/>
+              </w:rPr>
+              <w:t xml:space="preserve">Shift + </w:t>
             </w:r>
             <w:r>
               <w:rPr>
@@ -1761,25 +1533,7 @@
                 <w:sz w:val="28"/>
                 <w:szCs w:val="28"/>
               </w:rPr>
-              <w:t xml:space="preserve"> | </w:t>
-            </w:r>
-            <w:proofErr w:type="spellStart"/>
-            <w:r>
-              <w:rPr>
-                <w:rFonts w:cs="Times New Roman"/>
-                <w:sz w:val="28"/>
-                <w:szCs w:val="28"/>
-              </w:rPr>
-              <w:t>Ctrl</w:t>
-            </w:r>
-            <w:proofErr w:type="spellEnd"/>
-            <w:r>
-              <w:rPr>
-                <w:rFonts w:cs="Times New Roman"/>
-                <w:sz w:val="28"/>
-                <w:szCs w:val="28"/>
-              </w:rPr>
-              <w:t xml:space="preserve"> + </w:t>
+              <w:t xml:space="preserve"> | Ctrl + </w:t>
             </w:r>
             <w:r>
               <w:rPr>
@@ -1830,17 +1584,8 @@
                 <w:rFonts w:cs="Times New Roman"/>
                 <w:szCs w:val="24"/>
               </w:rPr>
-              <w:t xml:space="preserve">По умолчанию </w:t>
-            </w:r>
-            <w:proofErr w:type="spellStart"/>
-            <w:r>
-              <w:rPr>
-                <w:rFonts w:cs="Times New Roman"/>
-                <w:szCs w:val="24"/>
-              </w:rPr>
-              <w:t>включен</w:t>
-            </w:r>
-            <w:proofErr w:type="spellEnd"/>
+              <w:t>По умолчанию включен</w:t>
+            </w:r>
           </w:p>
         </w:tc>
       </w:tr>
@@ -1939,17 +1684,8 @@
                 <w:rFonts w:cs="Times New Roman"/>
                 <w:szCs w:val="24"/>
               </w:rPr>
-              <w:t xml:space="preserve">По умолчанию </w:t>
-            </w:r>
-            <w:proofErr w:type="spellStart"/>
-            <w:r>
-              <w:rPr>
-                <w:rFonts w:cs="Times New Roman"/>
-                <w:szCs w:val="24"/>
-              </w:rPr>
-              <w:t>включен</w:t>
-            </w:r>
-            <w:proofErr w:type="spellEnd"/>
+              <w:t>По умолчанию включен</w:t>
+            </w:r>
             <w:r>
               <w:rPr>
                 <w:rFonts w:cs="Times New Roman"/>
@@ -1975,23 +1711,13 @@
                 <w:szCs w:val="28"/>
               </w:rPr>
             </w:pPr>
-            <w:proofErr w:type="spellStart"/>
-            <w:r>
-              <w:rPr>
-                <w:rFonts w:cs="Times New Roman"/>
-                <w:sz w:val="28"/>
-                <w:szCs w:val="28"/>
-              </w:rPr>
-              <w:t>Shift</w:t>
-            </w:r>
-            <w:proofErr w:type="spellEnd"/>
-            <w:r>
-              <w:rPr>
-                <w:rFonts w:cs="Times New Roman"/>
-                <w:sz w:val="28"/>
-                <w:szCs w:val="28"/>
-              </w:rPr>
-              <w:t xml:space="preserve"> + </w:t>
+            <w:r>
+              <w:rPr>
+                <w:rFonts w:cs="Times New Roman"/>
+                <w:sz w:val="28"/>
+                <w:szCs w:val="28"/>
+              </w:rPr>
+              <w:t xml:space="preserve">Shift + </w:t>
             </w:r>
             <w:r>
               <w:rPr>
@@ -2008,25 +1734,7 @@
                 <w:sz w:val="28"/>
                 <w:szCs w:val="28"/>
               </w:rPr>
-              <w:t xml:space="preserve"> | </w:t>
-            </w:r>
-            <w:proofErr w:type="spellStart"/>
-            <w:r>
-              <w:rPr>
-                <w:rFonts w:cs="Times New Roman"/>
-                <w:sz w:val="28"/>
-                <w:szCs w:val="28"/>
-              </w:rPr>
-              <w:t>Ctrl</w:t>
-            </w:r>
-            <w:proofErr w:type="spellEnd"/>
-            <w:r>
-              <w:rPr>
-                <w:rFonts w:cs="Times New Roman"/>
-                <w:sz w:val="28"/>
-                <w:szCs w:val="28"/>
-              </w:rPr>
-              <w:t xml:space="preserve"> + </w:t>
+              <w:t xml:space="preserve"> | Ctrl + </w:t>
             </w:r>
             <w:r>
               <w:rPr>
@@ -2090,23 +1798,13 @@
                 <w:szCs w:val="28"/>
               </w:rPr>
             </w:pPr>
-            <w:proofErr w:type="spellStart"/>
-            <w:r>
-              <w:rPr>
-                <w:rFonts w:cs="Times New Roman"/>
-                <w:sz w:val="28"/>
-                <w:szCs w:val="28"/>
-              </w:rPr>
-              <w:t>Shift</w:t>
-            </w:r>
-            <w:proofErr w:type="spellEnd"/>
-            <w:r>
-              <w:rPr>
-                <w:rFonts w:cs="Times New Roman"/>
-                <w:sz w:val="28"/>
-                <w:szCs w:val="28"/>
-              </w:rPr>
-              <w:t xml:space="preserve"> + </w:t>
+            <w:r>
+              <w:rPr>
+                <w:rFonts w:cs="Times New Roman"/>
+                <w:sz w:val="28"/>
+                <w:szCs w:val="28"/>
+              </w:rPr>
+              <w:t xml:space="preserve">Shift + </w:t>
             </w:r>
             <w:r>
               <w:rPr>
@@ -2123,25 +1821,7 @@
                 <w:sz w:val="28"/>
                 <w:szCs w:val="28"/>
               </w:rPr>
-              <w:t xml:space="preserve"> | </w:t>
-            </w:r>
-            <w:proofErr w:type="spellStart"/>
-            <w:r>
-              <w:rPr>
-                <w:rFonts w:cs="Times New Roman"/>
-                <w:sz w:val="28"/>
-                <w:szCs w:val="28"/>
-              </w:rPr>
-              <w:t>Ctrl</w:t>
-            </w:r>
-            <w:proofErr w:type="spellEnd"/>
-            <w:r>
-              <w:rPr>
-                <w:rFonts w:cs="Times New Roman"/>
-                <w:sz w:val="28"/>
-                <w:szCs w:val="28"/>
-              </w:rPr>
-              <w:t xml:space="preserve"> + </w:t>
+              <w:t xml:space="preserve"> | Ctrl + </w:t>
             </w:r>
             <w:r>
               <w:rPr>
@@ -2285,23 +1965,7 @@
                 <w:rFonts w:cs="Times New Roman"/>
                 <w:szCs w:val="24"/>
               </w:rPr>
-              <w:t xml:space="preserve">По умолчанию </w:t>
-            </w:r>
-            <w:proofErr w:type="spellStart"/>
-            <w:r>
-              <w:rPr>
-                <w:rFonts w:cs="Times New Roman"/>
-                <w:szCs w:val="24"/>
-              </w:rPr>
-              <w:t>включен</w:t>
-            </w:r>
-            <w:proofErr w:type="spellEnd"/>
-            <w:r>
-              <w:rPr>
-                <w:rFonts w:cs="Times New Roman"/>
-                <w:szCs w:val="24"/>
-              </w:rPr>
-              <w:t xml:space="preserve"> белый</w:t>
+              <w:t>По умолчанию включен белый</w:t>
             </w:r>
           </w:p>
         </w:tc>
@@ -2321,23 +1985,13 @@
                 <w:szCs w:val="28"/>
               </w:rPr>
             </w:pPr>
-            <w:proofErr w:type="spellStart"/>
-            <w:r>
-              <w:rPr>
-                <w:rFonts w:cs="Times New Roman"/>
-                <w:sz w:val="28"/>
-                <w:szCs w:val="28"/>
-              </w:rPr>
-              <w:t>Shift</w:t>
-            </w:r>
-            <w:proofErr w:type="spellEnd"/>
-            <w:r>
-              <w:rPr>
-                <w:rFonts w:cs="Times New Roman"/>
-                <w:sz w:val="28"/>
-                <w:szCs w:val="28"/>
-              </w:rPr>
-              <w:t xml:space="preserve"> + </w:t>
+            <w:r>
+              <w:rPr>
+                <w:rFonts w:cs="Times New Roman"/>
+                <w:sz w:val="28"/>
+                <w:szCs w:val="28"/>
+              </w:rPr>
+              <w:t xml:space="preserve">Shift + </w:t>
             </w:r>
             <w:r>
               <w:rPr>
@@ -2354,25 +2008,7 @@
                 <w:sz w:val="28"/>
                 <w:szCs w:val="28"/>
               </w:rPr>
-              <w:t xml:space="preserve"> | </w:t>
-            </w:r>
-            <w:proofErr w:type="spellStart"/>
-            <w:r>
-              <w:rPr>
-                <w:rFonts w:cs="Times New Roman"/>
-                <w:sz w:val="28"/>
-                <w:szCs w:val="28"/>
-              </w:rPr>
-              <w:t>Ctrl</w:t>
-            </w:r>
-            <w:proofErr w:type="spellEnd"/>
-            <w:r>
-              <w:rPr>
-                <w:rFonts w:cs="Times New Roman"/>
-                <w:sz w:val="28"/>
-                <w:szCs w:val="28"/>
-              </w:rPr>
-              <w:t xml:space="preserve"> + </w:t>
+              <w:t xml:space="preserve"> | Ctrl + </w:t>
             </w:r>
             <w:r>
               <w:rPr>
@@ -2516,23 +2152,13 @@
                 <w:lang w:val="en-US"/>
               </w:rPr>
             </w:pPr>
-            <w:proofErr w:type="spellStart"/>
-            <w:r>
-              <w:rPr>
-                <w:rFonts w:cs="Times New Roman"/>
-                <w:sz w:val="28"/>
-                <w:szCs w:val="28"/>
-              </w:rPr>
-              <w:t>Shift</w:t>
-            </w:r>
-            <w:proofErr w:type="spellEnd"/>
-            <w:r>
-              <w:rPr>
-                <w:rFonts w:cs="Times New Roman"/>
-                <w:sz w:val="28"/>
-                <w:szCs w:val="28"/>
-              </w:rPr>
-              <w:t xml:space="preserve"> + </w:t>
+            <w:r>
+              <w:rPr>
+                <w:rFonts w:cs="Times New Roman"/>
+                <w:sz w:val="28"/>
+                <w:szCs w:val="28"/>
+              </w:rPr>
+              <w:t xml:space="preserve">Shift + </w:t>
             </w:r>
             <w:r>
               <w:rPr>
@@ -2549,25 +2175,7 @@
                 <w:sz w:val="28"/>
                 <w:szCs w:val="28"/>
               </w:rPr>
-              <w:t xml:space="preserve"> | </w:t>
-            </w:r>
-            <w:proofErr w:type="spellStart"/>
-            <w:r>
-              <w:rPr>
-                <w:rFonts w:cs="Times New Roman"/>
-                <w:sz w:val="28"/>
-                <w:szCs w:val="28"/>
-              </w:rPr>
-              <w:t>Ctrl</w:t>
-            </w:r>
-            <w:proofErr w:type="spellEnd"/>
-            <w:r>
-              <w:rPr>
-                <w:rFonts w:cs="Times New Roman"/>
-                <w:sz w:val="28"/>
-                <w:szCs w:val="28"/>
-              </w:rPr>
-              <w:t xml:space="preserve"> + </w:t>
+              <w:t xml:space="preserve"> | Ctrl + </w:t>
             </w:r>
             <w:r>
               <w:rPr>
@@ -2892,17 +2500,8 @@
                 <w:rFonts w:cs="Times New Roman"/>
                 <w:szCs w:val="24"/>
               </w:rPr>
-              <w:t>Тумблер “</w:t>
-            </w:r>
-            <w:proofErr w:type="spellStart"/>
-            <w:r>
-              <w:rPr>
-                <w:rFonts w:cs="Times New Roman"/>
-                <w:szCs w:val="24"/>
-              </w:rPr>
-              <w:t>Освещ</w:t>
-            </w:r>
-            <w:proofErr w:type="spellEnd"/>
+              <w:t>Тумблер “Освещ</w:t>
+            </w:r>
             <w:r>
               <w:rPr>
                 <w:rFonts w:cs="Times New Roman"/>
@@ -3020,23 +2619,7 @@
                 <w:rFonts w:cs="Times New Roman"/>
                 <w:szCs w:val="24"/>
               </w:rPr>
-              <w:t xml:space="preserve">Тумблер “Яркость </w:t>
-            </w:r>
-            <w:proofErr w:type="spellStart"/>
-            <w:r>
-              <w:rPr>
-                <w:rFonts w:cs="Times New Roman"/>
-                <w:szCs w:val="24"/>
-              </w:rPr>
-              <w:t>освещ</w:t>
-            </w:r>
-            <w:proofErr w:type="spellEnd"/>
-            <w:r>
-              <w:rPr>
-                <w:rFonts w:cs="Times New Roman"/>
-                <w:szCs w:val="24"/>
-              </w:rPr>
-              <w:t>. приборов”</w:t>
+              <w:t>Тумблер “Яркость освещ. приборов”</w:t>
             </w:r>
           </w:p>
         </w:tc>
@@ -3071,23 +2654,13 @@
                 <w:lang w:val="en-US"/>
               </w:rPr>
             </w:pPr>
-            <w:proofErr w:type="spellStart"/>
-            <w:r>
-              <w:rPr>
-                <w:rFonts w:cs="Times New Roman"/>
-                <w:sz w:val="28"/>
-                <w:szCs w:val="28"/>
-              </w:rPr>
-              <w:t>Shift</w:t>
-            </w:r>
-            <w:proofErr w:type="spellEnd"/>
-            <w:r>
-              <w:rPr>
-                <w:rFonts w:cs="Times New Roman"/>
-                <w:sz w:val="28"/>
-                <w:szCs w:val="28"/>
-              </w:rPr>
-              <w:t xml:space="preserve"> + </w:t>
+            <w:r>
+              <w:rPr>
+                <w:rFonts w:cs="Times New Roman"/>
+                <w:sz w:val="28"/>
+                <w:szCs w:val="28"/>
+              </w:rPr>
+              <w:t xml:space="preserve">Shift + </w:t>
             </w:r>
             <w:r>
               <w:rPr>
@@ -3103,25 +2676,7 @@
                 <w:sz w:val="28"/>
                 <w:szCs w:val="28"/>
               </w:rPr>
-              <w:t xml:space="preserve"> | </w:t>
-            </w:r>
-            <w:proofErr w:type="spellStart"/>
-            <w:r>
-              <w:rPr>
-                <w:rFonts w:cs="Times New Roman"/>
-                <w:sz w:val="28"/>
-                <w:szCs w:val="28"/>
-              </w:rPr>
-              <w:t>Ctrl</w:t>
-            </w:r>
-            <w:proofErr w:type="spellEnd"/>
-            <w:r>
-              <w:rPr>
-                <w:rFonts w:cs="Times New Roman"/>
-                <w:sz w:val="28"/>
-                <w:szCs w:val="28"/>
-              </w:rPr>
-              <w:t xml:space="preserve"> + </w:t>
+              <w:t xml:space="preserve"> | Ctrl + </w:t>
             </w:r>
             <w:r>
               <w:rPr>
@@ -3212,23 +2767,13 @@
                 <w:szCs w:val="28"/>
               </w:rPr>
             </w:pPr>
-            <w:proofErr w:type="spellStart"/>
-            <w:r>
-              <w:rPr>
-                <w:rFonts w:cs="Times New Roman"/>
-                <w:sz w:val="28"/>
-                <w:szCs w:val="28"/>
-              </w:rPr>
-              <w:t>Shift</w:t>
-            </w:r>
-            <w:proofErr w:type="spellEnd"/>
-            <w:r>
-              <w:rPr>
-                <w:rFonts w:cs="Times New Roman"/>
-                <w:sz w:val="28"/>
-                <w:szCs w:val="28"/>
-              </w:rPr>
-              <w:t xml:space="preserve"> + </w:t>
+            <w:r>
+              <w:rPr>
+                <w:rFonts w:cs="Times New Roman"/>
+                <w:sz w:val="28"/>
+                <w:szCs w:val="28"/>
+              </w:rPr>
+              <w:t xml:space="preserve">Shift + </w:t>
             </w:r>
             <w:r>
               <w:rPr>
@@ -3323,23 +2868,13 @@
                 <w:lang w:val="en-US"/>
               </w:rPr>
             </w:pPr>
-            <w:proofErr w:type="spellStart"/>
-            <w:r>
-              <w:rPr>
-                <w:rFonts w:cs="Times New Roman"/>
-                <w:sz w:val="28"/>
-                <w:szCs w:val="28"/>
-              </w:rPr>
-              <w:t>Shift</w:t>
-            </w:r>
-            <w:proofErr w:type="spellEnd"/>
-            <w:r>
-              <w:rPr>
-                <w:rFonts w:cs="Times New Roman"/>
-                <w:sz w:val="28"/>
-                <w:szCs w:val="28"/>
-              </w:rPr>
-              <w:t xml:space="preserve"> + </w:t>
+            <w:r>
+              <w:rPr>
+                <w:rFonts w:cs="Times New Roman"/>
+                <w:sz w:val="28"/>
+                <w:szCs w:val="28"/>
+              </w:rPr>
+              <w:t xml:space="preserve">Shift + </w:t>
             </w:r>
             <w:r>
               <w:rPr>
@@ -3355,25 +2890,7 @@
                 <w:sz w:val="28"/>
                 <w:szCs w:val="28"/>
               </w:rPr>
-              <w:t xml:space="preserve"> | </w:t>
-            </w:r>
-            <w:proofErr w:type="spellStart"/>
-            <w:r>
-              <w:rPr>
-                <w:rFonts w:cs="Times New Roman"/>
-                <w:sz w:val="28"/>
-                <w:szCs w:val="28"/>
-              </w:rPr>
-              <w:t>Ctrl</w:t>
-            </w:r>
-            <w:proofErr w:type="spellEnd"/>
-            <w:r>
-              <w:rPr>
-                <w:rFonts w:cs="Times New Roman"/>
-                <w:sz w:val="28"/>
-                <w:szCs w:val="28"/>
-              </w:rPr>
-              <w:t xml:space="preserve"> + </w:t>
+              <w:t xml:space="preserve"> | Ctrl + </w:t>
             </w:r>
             <w:r>
               <w:rPr>
@@ -3437,17 +2954,8 @@
                 <w:rFonts w:cs="Times New Roman"/>
                 <w:szCs w:val="24"/>
               </w:rPr>
-              <w:t xml:space="preserve">По умолчанию </w:t>
-            </w:r>
-            <w:proofErr w:type="spellStart"/>
-            <w:r>
-              <w:rPr>
-                <w:rFonts w:cs="Times New Roman"/>
-                <w:szCs w:val="24"/>
-              </w:rPr>
-              <w:t>включен</w:t>
-            </w:r>
-            <w:proofErr w:type="spellEnd"/>
+              <w:t>По умолчанию включен</w:t>
+            </w:r>
           </w:p>
         </w:tc>
       </w:tr>
@@ -3467,23 +2975,13 @@
                 <w:lang w:val="en-US"/>
               </w:rPr>
             </w:pPr>
-            <w:proofErr w:type="spellStart"/>
-            <w:r>
-              <w:rPr>
-                <w:rFonts w:cs="Times New Roman"/>
-                <w:sz w:val="28"/>
-                <w:szCs w:val="28"/>
-              </w:rPr>
-              <w:t>Shift</w:t>
-            </w:r>
-            <w:proofErr w:type="spellEnd"/>
-            <w:r>
-              <w:rPr>
-                <w:rFonts w:cs="Times New Roman"/>
-                <w:sz w:val="28"/>
-                <w:szCs w:val="28"/>
-              </w:rPr>
-              <w:t xml:space="preserve"> + </w:t>
+            <w:r>
+              <w:rPr>
+                <w:rFonts w:cs="Times New Roman"/>
+                <w:sz w:val="28"/>
+                <w:szCs w:val="28"/>
+              </w:rPr>
+              <w:t xml:space="preserve">Shift + </w:t>
             </w:r>
             <w:r>
               <w:rPr>
@@ -3499,25 +2997,7 @@
                 <w:sz w:val="28"/>
                 <w:szCs w:val="28"/>
               </w:rPr>
-              <w:t xml:space="preserve"> | </w:t>
-            </w:r>
-            <w:proofErr w:type="spellStart"/>
-            <w:r>
-              <w:rPr>
-                <w:rFonts w:cs="Times New Roman"/>
-                <w:sz w:val="28"/>
-                <w:szCs w:val="28"/>
-              </w:rPr>
-              <w:t>Ctrl</w:t>
-            </w:r>
-            <w:proofErr w:type="spellEnd"/>
-            <w:r>
-              <w:rPr>
-                <w:rFonts w:cs="Times New Roman"/>
-                <w:sz w:val="28"/>
-                <w:szCs w:val="28"/>
-              </w:rPr>
-              <w:t xml:space="preserve"> + </w:t>
+              <w:t xml:space="preserve"> | Ctrl + </w:t>
             </w:r>
             <w:r>
               <w:rPr>
@@ -3581,17 +3061,8 @@
                 <w:rFonts w:cs="Times New Roman"/>
                 <w:szCs w:val="24"/>
               </w:rPr>
-              <w:t xml:space="preserve">По умолчанию </w:t>
-            </w:r>
-            <w:proofErr w:type="spellStart"/>
-            <w:r>
-              <w:rPr>
-                <w:rFonts w:cs="Times New Roman"/>
-                <w:szCs w:val="24"/>
-              </w:rPr>
-              <w:t>включен</w:t>
-            </w:r>
-            <w:proofErr w:type="spellEnd"/>
+              <w:t>По умолчанию включен</w:t>
+            </w:r>
           </w:p>
         </w:tc>
       </w:tr>
@@ -4135,23 +3606,13 @@
                 <w:lang w:val="en-US"/>
               </w:rPr>
             </w:pPr>
-            <w:proofErr w:type="spellStart"/>
-            <w:r>
-              <w:rPr>
-                <w:rFonts w:cs="Times New Roman"/>
-                <w:sz w:val="28"/>
-                <w:szCs w:val="28"/>
-              </w:rPr>
-              <w:t>Shift</w:t>
-            </w:r>
-            <w:proofErr w:type="spellEnd"/>
-            <w:r>
-              <w:rPr>
-                <w:rFonts w:cs="Times New Roman"/>
-                <w:sz w:val="28"/>
-                <w:szCs w:val="28"/>
-              </w:rPr>
-              <w:t xml:space="preserve"> + </w:t>
+            <w:r>
+              <w:rPr>
+                <w:rFonts w:cs="Times New Roman"/>
+                <w:sz w:val="28"/>
+                <w:szCs w:val="28"/>
+              </w:rPr>
+              <w:t xml:space="preserve">Shift + </w:t>
             </w:r>
             <w:r>
               <w:rPr>
@@ -4168,25 +3629,7 @@
                 <w:sz w:val="28"/>
                 <w:szCs w:val="28"/>
               </w:rPr>
-              <w:t xml:space="preserve"> | </w:t>
-            </w:r>
-            <w:proofErr w:type="spellStart"/>
-            <w:r>
-              <w:rPr>
-                <w:rFonts w:cs="Times New Roman"/>
-                <w:sz w:val="28"/>
-                <w:szCs w:val="28"/>
-              </w:rPr>
-              <w:t>Ctrl</w:t>
-            </w:r>
-            <w:proofErr w:type="spellEnd"/>
-            <w:r>
-              <w:rPr>
-                <w:rFonts w:cs="Times New Roman"/>
-                <w:sz w:val="28"/>
-                <w:szCs w:val="28"/>
-              </w:rPr>
-              <w:t xml:space="preserve"> + </w:t>
+              <w:t xml:space="preserve"> | Ctrl + </w:t>
             </w:r>
             <w:r>
               <w:rPr>
@@ -4633,21 +4076,7 @@
               <w:rPr>
                 <w:szCs w:val="24"/>
               </w:rPr>
-              <w:t xml:space="preserve">Вращение </w:t>
-            </w:r>
-            <w:proofErr w:type="spellStart"/>
-            <w:r>
-              <w:rPr>
-                <w:szCs w:val="24"/>
-              </w:rPr>
-              <w:t>задатчика</w:t>
-            </w:r>
-            <w:proofErr w:type="spellEnd"/>
-            <w:r>
-              <w:rPr>
-                <w:szCs w:val="24"/>
-              </w:rPr>
-              <w:t xml:space="preserve"> скорости</w:t>
+              <w:t>Вращение задатчика скорости</w:t>
             </w:r>
           </w:p>
         </w:tc>
@@ -4669,23 +4098,7 @@
                 <w:rFonts w:cs="Times New Roman"/>
                 <w:szCs w:val="24"/>
               </w:rPr>
-              <w:t xml:space="preserve">В режиме рекуперации без авторегулирования </w:t>
-            </w:r>
-            <w:proofErr w:type="spellStart"/>
-            <w:r>
-              <w:rPr>
-                <w:rFonts w:cs="Times New Roman"/>
-                <w:szCs w:val="24"/>
-              </w:rPr>
-              <w:t>задатчик</w:t>
-            </w:r>
-            <w:proofErr w:type="spellEnd"/>
-            <w:r>
-              <w:rPr>
-                <w:rFonts w:cs="Times New Roman"/>
-                <w:szCs w:val="24"/>
-              </w:rPr>
-              <w:t xml:space="preserve"> регулирует ток возбуждения</w:t>
+              <w:t>В режиме рекуперации без авторегулирования задатчик регулирует ток возбуждения</w:t>
             </w:r>
           </w:p>
         </w:tc>
@@ -4730,21 +4143,7 @@
               <w:rPr>
                 <w:szCs w:val="24"/>
               </w:rPr>
-              <w:t xml:space="preserve">Быстрый возврат </w:t>
-            </w:r>
-            <w:proofErr w:type="spellStart"/>
-            <w:r>
-              <w:rPr>
-                <w:szCs w:val="24"/>
-              </w:rPr>
-              <w:t>задатчика</w:t>
-            </w:r>
-            <w:proofErr w:type="spellEnd"/>
-            <w:r>
-              <w:rPr>
-                <w:szCs w:val="24"/>
-              </w:rPr>
-              <w:t xml:space="preserve"> скорости</w:t>
+              <w:t>Быстрый возврат задатчика скорости</w:t>
             </w:r>
           </w:p>
         </w:tc>
@@ -4860,23 +4259,7 @@
                 <w:rFonts w:cs="Times New Roman"/>
                 <w:szCs w:val="24"/>
               </w:rPr>
-              <w:t xml:space="preserve">Кран машиниста </w:t>
-            </w:r>
-            <w:proofErr w:type="spellStart"/>
-            <w:r>
-              <w:rPr>
-                <w:rFonts w:cs="Times New Roman"/>
-                <w:szCs w:val="24"/>
-              </w:rPr>
-              <w:t>усл</w:t>
-            </w:r>
-            <w:proofErr w:type="spellEnd"/>
-            <w:r>
-              <w:rPr>
-                <w:rFonts w:cs="Times New Roman"/>
-                <w:szCs w:val="24"/>
-              </w:rPr>
-              <w:t>. № 395</w:t>
+              <w:t>Кран машиниста усл. № 395</w:t>
             </w:r>
           </w:p>
         </w:tc>
@@ -5239,21 +4622,12 @@
                 <w:szCs w:val="24"/>
               </w:rPr>
             </w:pPr>
-            <w:proofErr w:type="spellStart"/>
-            <w:r>
-              <w:rPr>
-                <w:rFonts w:cs="Times New Roman"/>
-                <w:szCs w:val="24"/>
-              </w:rPr>
-              <w:t>Перекрыша</w:t>
-            </w:r>
-            <w:proofErr w:type="spellEnd"/>
-            <w:r>
-              <w:rPr>
-                <w:rFonts w:cs="Times New Roman"/>
-                <w:szCs w:val="24"/>
-              </w:rPr>
-              <w:t xml:space="preserve"> без питания утечек</w:t>
+            <w:r>
+              <w:rPr>
+                <w:rFonts w:cs="Times New Roman"/>
+                <w:szCs w:val="24"/>
+              </w:rPr>
+              <w:t>Перекрыша без питания утечек</w:t>
             </w:r>
           </w:p>
         </w:tc>
@@ -5318,21 +4692,12 @@
                 <w:szCs w:val="24"/>
               </w:rPr>
             </w:pPr>
-            <w:proofErr w:type="spellStart"/>
-            <w:r>
-              <w:rPr>
-                <w:rFonts w:cs="Times New Roman"/>
-                <w:szCs w:val="24"/>
-              </w:rPr>
-              <w:t>Перкрыша</w:t>
-            </w:r>
-            <w:proofErr w:type="spellEnd"/>
-            <w:r>
-              <w:rPr>
-                <w:rFonts w:cs="Times New Roman"/>
-                <w:szCs w:val="24"/>
-              </w:rPr>
-              <w:t xml:space="preserve"> с питанием утечек </w:t>
+            <w:r>
+              <w:rPr>
+                <w:rFonts w:cs="Times New Roman"/>
+                <w:szCs w:val="24"/>
+              </w:rPr>
+              <w:t xml:space="preserve">Перкрыша с питанием утечек </w:t>
             </w:r>
           </w:p>
         </w:tc>
@@ -5381,17 +4746,8 @@
                 <w:rFonts w:cs="Times New Roman"/>
                 <w:szCs w:val="24"/>
               </w:rPr>
-              <w:t xml:space="preserve">Положение </w:t>
-            </w:r>
-            <w:proofErr w:type="spellStart"/>
-            <w:r>
-              <w:rPr>
-                <w:rFonts w:cs="Times New Roman"/>
-                <w:szCs w:val="24"/>
-              </w:rPr>
-              <w:t>Va</w:t>
-            </w:r>
-            <w:proofErr w:type="spellEnd"/>
+              <w:t>Положение Va</w:t>
+            </w:r>
           </w:p>
         </w:tc>
         <w:tc>
@@ -5578,23 +4934,7 @@
                 <w:rFonts w:cs="Times New Roman"/>
                 <w:szCs w:val="24"/>
               </w:rPr>
-              <w:t xml:space="preserve">Кран вспомогательного тормоза </w:t>
-            </w:r>
-            <w:proofErr w:type="spellStart"/>
-            <w:r>
-              <w:rPr>
-                <w:rFonts w:cs="Times New Roman"/>
-                <w:szCs w:val="24"/>
-              </w:rPr>
-              <w:t>усл</w:t>
-            </w:r>
-            <w:proofErr w:type="spellEnd"/>
-            <w:r>
-              <w:rPr>
-                <w:rFonts w:cs="Times New Roman"/>
-                <w:szCs w:val="24"/>
-              </w:rPr>
-              <w:t>. №</w:t>
+              <w:t>Кран вспомогательного тормоза усл. №</w:t>
             </w:r>
             <w:r>
               <w:rPr>
@@ -6216,23 +5556,7 @@
                 <w:rFonts w:cs="Times New Roman"/>
                 <w:szCs w:val="24"/>
               </w:rPr>
-              <w:t xml:space="preserve">Электропневматический клапан автостопа </w:t>
-            </w:r>
-            <w:proofErr w:type="spellStart"/>
-            <w:r>
-              <w:rPr>
-                <w:rFonts w:cs="Times New Roman"/>
-                <w:szCs w:val="24"/>
-              </w:rPr>
-              <w:t>усл</w:t>
-            </w:r>
-            <w:proofErr w:type="spellEnd"/>
-            <w:r>
-              <w:rPr>
-                <w:rFonts w:cs="Times New Roman"/>
-                <w:szCs w:val="24"/>
-              </w:rPr>
-              <w:t>. № 150</w:t>
+              <w:t>Электропневматический клапан автостопа усл. № 150</w:t>
             </w:r>
           </w:p>
         </w:tc>
@@ -6440,23 +5764,7 @@
                 <w:rFonts w:cs="Times New Roman"/>
                 <w:szCs w:val="24"/>
               </w:rPr>
-              <w:t xml:space="preserve">Устройство блокировки тормозов </w:t>
-            </w:r>
-            <w:proofErr w:type="spellStart"/>
-            <w:r>
-              <w:rPr>
-                <w:rFonts w:cs="Times New Roman"/>
-                <w:szCs w:val="24"/>
-              </w:rPr>
-              <w:t>усл</w:t>
-            </w:r>
-            <w:proofErr w:type="spellEnd"/>
-            <w:r>
-              <w:rPr>
-                <w:rFonts w:cs="Times New Roman"/>
-                <w:szCs w:val="24"/>
-              </w:rPr>
-              <w:t>. № 367М</w:t>
+              <w:t>Устройство блокировки тормозов усл. № 367М</w:t>
             </w:r>
           </w:p>
         </w:tc>
@@ -6566,7 +5874,6 @@
               </w:rPr>
               <w:t xml:space="preserve"> </w:t>
             </w:r>
-            <w:proofErr w:type="spellStart"/>
             <w:r>
               <w:rPr>
                 <w:rFonts w:cs="Times New Roman"/>
@@ -6575,7 +5882,6 @@
               </w:rPr>
               <w:t>Backspace</w:t>
             </w:r>
-            <w:proofErr w:type="spellEnd"/>
           </w:p>
         </w:tc>
         <w:tc>
@@ -6757,23 +6063,13 @@
                 <w:lang w:val="en-US"/>
               </w:rPr>
             </w:pPr>
-            <w:proofErr w:type="spellStart"/>
-            <w:r>
-              <w:rPr>
-                <w:rFonts w:cs="Times New Roman"/>
-                <w:sz w:val="28"/>
-                <w:szCs w:val="28"/>
-              </w:rPr>
-              <w:t>Shift</w:t>
-            </w:r>
-            <w:proofErr w:type="spellEnd"/>
-            <w:r>
-              <w:rPr>
-                <w:rFonts w:cs="Times New Roman"/>
-                <w:sz w:val="28"/>
-                <w:szCs w:val="28"/>
-              </w:rPr>
-              <w:t xml:space="preserve"> + </w:t>
+            <w:r>
+              <w:rPr>
+                <w:rFonts w:cs="Times New Roman"/>
+                <w:sz w:val="28"/>
+                <w:szCs w:val="28"/>
+              </w:rPr>
+              <w:t xml:space="preserve">Shift + </w:t>
             </w:r>
             <w:r>
               <w:rPr>
@@ -6790,25 +6086,7 @@
                 <w:sz w:val="28"/>
                 <w:szCs w:val="28"/>
               </w:rPr>
-              <w:t xml:space="preserve"> </w:t>
-            </w:r>
-            <w:proofErr w:type="spellStart"/>
-            <w:r>
-              <w:rPr>
-                <w:rFonts w:cs="Times New Roman"/>
-                <w:sz w:val="28"/>
-                <w:szCs w:val="28"/>
-              </w:rPr>
-              <w:t>Ctrl</w:t>
-            </w:r>
-            <w:proofErr w:type="spellEnd"/>
-            <w:r>
-              <w:rPr>
-                <w:rFonts w:cs="Times New Roman"/>
-                <w:sz w:val="28"/>
-                <w:szCs w:val="28"/>
-              </w:rPr>
-              <w:t xml:space="preserve"> + </w:t>
+              <w:t xml:space="preserve"> Ctrl + </w:t>
             </w:r>
             <w:r>
               <w:rPr>
@@ -6980,23 +6258,7 @@
           <w:sz w:val="28"/>
           <w:szCs w:val="28"/>
         </w:rPr>
-        <w:t xml:space="preserve">Разблокировать тумблеры на пульте машиниста (клавиши </w:t>
-      </w:r>
-      <w:proofErr w:type="spellStart"/>
-      <w:r>
-        <w:rPr>
-          <w:sz w:val="28"/>
-          <w:szCs w:val="28"/>
-        </w:rPr>
-        <w:t>Shift</w:t>
-      </w:r>
-      <w:proofErr w:type="spellEnd"/>
-      <w:r>
-        <w:rPr>
-          <w:sz w:val="28"/>
-          <w:szCs w:val="28"/>
-        </w:rPr>
-        <w:t xml:space="preserve"> + </w:t>
+        <w:t xml:space="preserve">Разблокировать тумблеры на пульте машиниста (клавиши Shift + </w:t>
       </w:r>
       <w:r>
         <w:rPr>
@@ -7032,23 +6294,7 @@
           <w:sz w:val="28"/>
           <w:szCs w:val="28"/>
         </w:rPr>
-        <w:t xml:space="preserve">Заблокировать шторы высоковольтной камеры: включить тумблер «Блокирование ВВК» (клавиши </w:t>
-      </w:r>
-      <w:proofErr w:type="spellStart"/>
-      <w:r>
-        <w:rPr>
-          <w:sz w:val="28"/>
-          <w:szCs w:val="28"/>
-        </w:rPr>
-        <w:t>Shift</w:t>
-      </w:r>
-      <w:proofErr w:type="spellEnd"/>
-      <w:r>
-        <w:rPr>
-          <w:sz w:val="28"/>
-          <w:szCs w:val="28"/>
-        </w:rPr>
-        <w:t xml:space="preserve"> + 0)</w:t>
+        <w:t>Заблокировать шторы высоковольтной камеры: включить тумблер «Блокирование ВВК» (клавиши Shift + 0)</w:t>
       </w:r>
     </w:p>
     <w:p>
@@ -7083,23 +6329,7 @@
           <w:sz w:val="28"/>
           <w:szCs w:val="28"/>
         </w:rPr>
-        <w:t xml:space="preserve">включить тумблер «МСУД» (клавиши </w:t>
-      </w:r>
-      <w:proofErr w:type="spellStart"/>
-      <w:r>
-        <w:rPr>
-          <w:sz w:val="28"/>
-          <w:szCs w:val="28"/>
-        </w:rPr>
-        <w:t>Shift</w:t>
-      </w:r>
-      <w:proofErr w:type="spellEnd"/>
-      <w:r>
-        <w:rPr>
-          <w:sz w:val="28"/>
-          <w:szCs w:val="28"/>
-        </w:rPr>
-        <w:t xml:space="preserve"> + 9)</w:t>
+        <w:t>включить тумблер «МСУД» (клавиши Shift + 9)</w:t>
       </w:r>
     </w:p>
     <w:p>
@@ -7120,23 +6350,7 @@
           <w:sz w:val="28"/>
           <w:szCs w:val="28"/>
         </w:rPr>
-        <w:t>Поднять пантограф: включить тумблер «Токоприёмник задний» (</w:t>
-      </w:r>
-      <w:proofErr w:type="spellStart"/>
-      <w:r>
-        <w:rPr>
-          <w:sz w:val="28"/>
-          <w:szCs w:val="28"/>
-        </w:rPr>
-        <w:t>Shift</w:t>
-      </w:r>
-      <w:proofErr w:type="spellEnd"/>
-      <w:r>
-        <w:rPr>
-          <w:sz w:val="28"/>
-          <w:szCs w:val="28"/>
-        </w:rPr>
-        <w:t xml:space="preserve"> + O).</w:t>
+        <w:t>Поднять пантограф: включить тумблер «Токоприёмник задний» (Shift + O).</w:t>
       </w:r>
     </w:p>
     <w:p>
@@ -7165,23 +6379,7 @@
           <w:szCs w:val="28"/>
         </w:rPr>
         <w:br/>
-        <w:t xml:space="preserve">включить тумблер «Главный выключатель» (клавиши </w:t>
-      </w:r>
-      <w:proofErr w:type="spellStart"/>
-      <w:r>
-        <w:rPr>
-          <w:sz w:val="28"/>
-          <w:szCs w:val="28"/>
-        </w:rPr>
-        <w:t>Shift</w:t>
-      </w:r>
-      <w:proofErr w:type="spellEnd"/>
-      <w:r>
-        <w:rPr>
-          <w:sz w:val="28"/>
-          <w:szCs w:val="28"/>
-        </w:rPr>
-        <w:t xml:space="preserve"> + </w:t>
+        <w:t xml:space="preserve">включить тумблер «Главный выключатель» (клавиши Shift + </w:t>
       </w:r>
       <w:r>
         <w:rPr>
@@ -7282,23 +6480,7 @@
           <w:sz w:val="28"/>
           <w:szCs w:val="28"/>
         </w:rPr>
-        <w:t>Включить тумблер «Вспомогательные машины» (</w:t>
-      </w:r>
-      <w:proofErr w:type="spellStart"/>
-      <w:r>
-        <w:rPr>
-          <w:sz w:val="28"/>
-          <w:szCs w:val="28"/>
-        </w:rPr>
-        <w:t>Shift</w:t>
-      </w:r>
-      <w:proofErr w:type="spellEnd"/>
-      <w:r>
-        <w:rPr>
-          <w:sz w:val="28"/>
-          <w:szCs w:val="28"/>
-        </w:rPr>
-        <w:t xml:space="preserve"> + </w:t>
+        <w:t xml:space="preserve">Включить тумблер «Вспомогательные машины» (Shift + </w:t>
       </w:r>
       <w:r>
         <w:rPr>
@@ -7334,23 +6516,7 @@
           <w:sz w:val="28"/>
           <w:szCs w:val="28"/>
         </w:rPr>
-        <w:t xml:space="preserve">Запустить компрессор, обеспечивающий локомотив сжатым воздухом: включить тумблер «Компрессор» (клавиша </w:t>
-      </w:r>
-      <w:proofErr w:type="spellStart"/>
-      <w:r>
-        <w:rPr>
-          <w:sz w:val="28"/>
-          <w:szCs w:val="28"/>
-        </w:rPr>
-        <w:t>Shift</w:t>
-      </w:r>
-      <w:proofErr w:type="spellEnd"/>
-      <w:r>
-        <w:rPr>
-          <w:sz w:val="28"/>
-          <w:szCs w:val="28"/>
-        </w:rPr>
-        <w:t xml:space="preserve"> + 4).</w:t>
+        <w:t>Запустить компрессор, обеспечивающий локомотив сжатым воздухом: включить тумблер «Компрессор» (клавиша Shift + 4).</w:t>
       </w:r>
     </w:p>
     <w:p>
@@ -7460,22 +6626,7 @@
           <w:szCs w:val="28"/>
         </w:rPr>
         <w:br/>
-      </w:r>
-      <w:proofErr w:type="spellStart"/>
-      <w:r>
-        <w:rPr>
-          <w:sz w:val="28"/>
-          <w:szCs w:val="28"/>
-        </w:rPr>
-        <w:t>Shift</w:t>
-      </w:r>
-      <w:proofErr w:type="spellEnd"/>
-      <w:r>
-        <w:rPr>
-          <w:sz w:val="28"/>
-          <w:szCs w:val="28"/>
-        </w:rPr>
-        <w:t xml:space="preserve"> + N), он начнёт громко свистеть. Сразу прервать его свисток нажатием на рукоятку бдительности специальную РБС (клавиша M).</w:t>
+        <w:t>Shift + N), он начнёт громко свистеть. Сразу прервать его свисток нажатием на рукоятку бдительности специальную РБС (клавиша M).</w:t>
       </w:r>
     </w:p>
     <w:p>
@@ -7699,23 +6850,7 @@
           <w:szCs w:val="28"/>
         </w:rPr>
         <w:lastRenderedPageBreak/>
-        <w:t xml:space="preserve">По умолчанию включён режим «авторегулирование»: вращением </w:t>
-      </w:r>
-      <w:proofErr w:type="spellStart"/>
-      <w:r>
-        <w:rPr>
-          <w:sz w:val="28"/>
-          <w:szCs w:val="28"/>
-        </w:rPr>
-        <w:t>задатчика</w:t>
-      </w:r>
-      <w:proofErr w:type="spellEnd"/>
-      <w:r>
-        <w:rPr>
-          <w:sz w:val="28"/>
-          <w:szCs w:val="28"/>
-        </w:rPr>
-        <w:t xml:space="preserve"> (клавиши </w:t>
+        <w:t xml:space="preserve">По умолчанию включён режим «авторегулирование»: вращением задатчика (клавиши </w:t>
       </w:r>
       <w:r>
         <w:rPr>
@@ -7762,23 +6897,7 @@
           <w:sz w:val="28"/>
           <w:szCs w:val="28"/>
         </w:rPr>
-        <w:t>Если перевести рукоятку в сектор тяги или торможения, не выждав 2-3 секунды в положении «П» (</w:t>
-      </w:r>
-      <w:proofErr w:type="gramStart"/>
-      <w:r>
-        <w:rPr>
-          <w:sz w:val="28"/>
-          <w:szCs w:val="28"/>
-        </w:rPr>
-        <w:t>таким образом</w:t>
-      </w:r>
-      <w:proofErr w:type="gramEnd"/>
-      <w:r>
-        <w:rPr>
-          <w:sz w:val="28"/>
-          <w:szCs w:val="28"/>
-        </w:rPr>
-        <w:t xml:space="preserve"> не дождавшись срабатывания всех необходимых реле для сбора соответствующих силовых цепей), то сработает защита и разомкнутся линейные контакторы тяговых электродвигателей.</w:t>
+        <w:t>Если перевести рукоятку в сектор тяги или торможения, не выждав 2-3 секунды в положении «П» (таким образом не дождавшись срабатывания всех необходимых реле для сбора соответствующих силовых цепей), то сработает защита и разомкнутся линейные контакторы тяговых электродвигателей.</w:t>
       </w:r>
     </w:p>
     <w:p>
@@ -7802,23 +6921,7 @@
           <w:sz w:val="28"/>
           <w:szCs w:val="28"/>
         </w:rPr>
-        <w:t xml:space="preserve">клавиши </w:t>
-      </w:r>
-      <w:proofErr w:type="spellStart"/>
-      <w:r>
-        <w:rPr>
-          <w:sz w:val="28"/>
-          <w:szCs w:val="28"/>
-        </w:rPr>
-        <w:t>Alt</w:t>
-      </w:r>
-      <w:proofErr w:type="spellEnd"/>
-      <w:r>
-        <w:rPr>
-          <w:sz w:val="28"/>
-          <w:szCs w:val="28"/>
-        </w:rPr>
-        <w:t xml:space="preserve"> + P</w:t>
+        <w:t>клавиши Alt + P</w:t>
       </w:r>
       <w:r>
         <w:rPr>
@@ -7941,23 +7044,7 @@
           <w:sz w:val="28"/>
           <w:szCs w:val="28"/>
         </w:rPr>
-        <w:t xml:space="preserve">Переход из кабины в кабину осуществляется </w:t>
-      </w:r>
-      <w:proofErr w:type="spellStart"/>
-      <w:r>
-        <w:rPr>
-          <w:sz w:val="28"/>
-          <w:szCs w:val="28"/>
-        </w:rPr>
-        <w:t>путем</w:t>
-      </w:r>
-      <w:proofErr w:type="spellEnd"/>
-      <w:r>
-        <w:rPr>
-          <w:sz w:val="28"/>
-          <w:szCs w:val="28"/>
-        </w:rPr>
-        <w:t xml:space="preserve"> нажатия клавиши </w:t>
+        <w:t xml:space="preserve">Переход из кабины в кабину осуществляется путем нажатия клавиши </w:t>
       </w:r>
       <w:r>
         <w:rPr>
@@ -8023,23 +7110,7 @@
           <w:sz w:val="28"/>
           <w:szCs w:val="28"/>
         </w:rPr>
-        <w:t>Полностью затормозить локомотив краном вспомогательного тормоза (</w:t>
-      </w:r>
-      <w:proofErr w:type="gramStart"/>
-      <w:r>
-        <w:rPr>
-          <w:sz w:val="28"/>
-          <w:szCs w:val="28"/>
-        </w:rPr>
-        <w:t>клавиша ]</w:t>
-      </w:r>
-      <w:proofErr w:type="gramEnd"/>
-      <w:r>
-        <w:rPr>
-          <w:sz w:val="28"/>
-          <w:szCs w:val="28"/>
-        </w:rPr>
-        <w:t>).</w:t>
+        <w:t>Полностью затормозить локомотив краном вспомогательного тормоза (клавиша ]).</w:t>
       </w:r>
     </w:p>
     <w:p>
@@ -8060,23 +7131,7 @@
           <w:sz w:val="28"/>
           <w:szCs w:val="28"/>
         </w:rPr>
-        <w:t xml:space="preserve">Разрядить тормозную магистраль </w:t>
-      </w:r>
-      <w:proofErr w:type="spellStart"/>
-      <w:r>
-        <w:rPr>
-          <w:sz w:val="28"/>
-          <w:szCs w:val="28"/>
-        </w:rPr>
-        <w:t>путем</w:t>
-      </w:r>
-      <w:proofErr w:type="spellEnd"/>
-      <w:r>
-        <w:rPr>
-          <w:sz w:val="28"/>
-          <w:szCs w:val="28"/>
-        </w:rPr>
-        <w:t xml:space="preserve"> постановки крана машиниста в положение </w:t>
+        <w:t xml:space="preserve">Разрядить тормозную магистраль путем постановки крана машиниста в положение </w:t>
       </w:r>
       <w:r>
         <w:rPr>
@@ -8163,37 +7218,15 @@
           <w:sz w:val="28"/>
           <w:szCs w:val="28"/>
         </w:rPr>
-        <w:t>Перекрыть комбинированный кран (</w:t>
-      </w:r>
-      <w:r>
-        <w:rPr>
-          <w:sz w:val="28"/>
-          <w:szCs w:val="28"/>
-          <w:lang w:val="en-US"/>
-        </w:rPr>
-        <w:t>Ctrl</w:t>
-      </w:r>
-      <w:r>
-        <w:rPr>
-          <w:sz w:val="28"/>
-          <w:szCs w:val="28"/>
-        </w:rPr>
-        <w:t xml:space="preserve"> + </w:t>
-      </w:r>
-      <w:r>
-        <w:rPr>
-          <w:sz w:val="28"/>
-          <w:szCs w:val="28"/>
-          <w:lang w:val="en-US"/>
-        </w:rPr>
-        <w:t>Backspace</w:t>
-      </w:r>
-      <w:r>
-        <w:rPr>
-          <w:sz w:val="28"/>
-          <w:szCs w:val="28"/>
-        </w:rPr>
-        <w:t>).</w:t>
+        <w:lastRenderedPageBreak/>
+        <w:t>Выключить вспомогательные машины, отключить главный выключатель, опустить токоприемник</w:t>
+      </w:r>
+      <w:r>
+        <w:rPr>
+          <w:sz w:val="28"/>
+          <w:szCs w:val="28"/>
+        </w:rPr>
+        <w:t xml:space="preserve">, отключить микропроцессорную систему управления и диагностики. </w:t>
       </w:r>
     </w:p>
     <w:p>
@@ -8214,24 +7247,14 @@
           <w:sz w:val="28"/>
           <w:szCs w:val="28"/>
         </w:rPr>
-        <w:lastRenderedPageBreak/>
-        <w:t xml:space="preserve">Выключить вспомогательные машины, отключить главный выключатель, опустить </w:t>
-      </w:r>
-      <w:proofErr w:type="spellStart"/>
-      <w:r>
-        <w:rPr>
-          <w:sz w:val="28"/>
-          <w:szCs w:val="28"/>
-        </w:rPr>
-        <w:t>токоприемник</w:t>
-      </w:r>
-      <w:proofErr w:type="spellEnd"/>
-      <w:r>
-        <w:rPr>
-          <w:sz w:val="28"/>
-          <w:szCs w:val="28"/>
-        </w:rPr>
-        <w:t xml:space="preserve">, отключить микропроцессорную систему управления и диагностики. </w:t>
+        <w:t>Перевести все тумблеры на пульте машиниста в положение «выключено»</w:t>
+      </w:r>
+      <w:r>
+        <w:rPr>
+          <w:sz w:val="28"/>
+          <w:szCs w:val="28"/>
+        </w:rPr>
+        <w:t>.</w:t>
       </w:r>
     </w:p>
     <w:p>
@@ -8252,14 +7275,44 @@
           <w:sz w:val="28"/>
           <w:szCs w:val="28"/>
         </w:rPr>
-        <w:t>Перевести все тумблеры на пульте машиниста в положение «выключено»</w:t>
-      </w:r>
-      <w:r>
-        <w:rPr>
-          <w:sz w:val="28"/>
-          <w:szCs w:val="28"/>
-        </w:rPr>
-        <w:t>.</w:t>
+        <w:t xml:space="preserve">Заблокировать панель тумблеров </w:t>
+      </w:r>
+      <w:r>
+        <w:rPr>
+          <w:sz w:val="28"/>
+          <w:szCs w:val="28"/>
+        </w:rPr>
+        <w:t>(</w:t>
+      </w:r>
+      <w:r>
+        <w:rPr>
+          <w:sz w:val="28"/>
+          <w:szCs w:val="28"/>
+          <w:lang w:val="en-US"/>
+        </w:rPr>
+        <w:t>Ctrl</w:t>
+      </w:r>
+      <w:r>
+        <w:rPr>
+          <w:sz w:val="28"/>
+          <w:szCs w:val="28"/>
+        </w:rPr>
+        <w:t xml:space="preserve"> + </w:t>
+      </w:r>
+      <w:r>
+        <w:rPr>
+          <w:sz w:val="28"/>
+          <w:szCs w:val="28"/>
+          <w:lang w:val="en-US"/>
+        </w:rPr>
+        <w:t>Y</w:t>
+      </w:r>
+      <w:r>
+        <w:rPr>
+          <w:sz w:val="28"/>
+          <w:szCs w:val="28"/>
+        </w:rPr>
+        <w:t>).</w:t>
       </w:r>
     </w:p>
     <w:p>
@@ -8280,14 +7333,7 @@
           <w:sz w:val="28"/>
           <w:szCs w:val="28"/>
         </w:rPr>
-        <w:t xml:space="preserve">Заблокировать панель тумблеров </w:t>
-      </w:r>
-      <w:r>
-        <w:rPr>
-          <w:sz w:val="28"/>
-          <w:szCs w:val="28"/>
-        </w:rPr>
-        <w:t>(</w:t>
+        <w:t>Извлечь ключ блокировки пульта (</w:t>
       </w:r>
       <w:r>
         <w:rPr>
@@ -8295,7 +7341,7 @@
           <w:szCs w:val="28"/>
           <w:lang w:val="en-US"/>
         </w:rPr>
-        <w:t>Ctrl</w:t>
+        <w:t>Alt</w:t>
       </w:r>
       <w:r>
         <w:rPr>
@@ -8338,7 +7384,7 @@
           <w:sz w:val="28"/>
           <w:szCs w:val="28"/>
         </w:rPr>
-        <w:t>Извлечь ключ блокировки пульта (</w:t>
+        <w:t>Перевести реверсивную рукоятку в нейтральное положение (</w:t>
       </w:r>
       <w:r>
         <w:rPr>
@@ -8346,14 +7392,14 @@
           <w:szCs w:val="28"/>
           <w:lang w:val="en-US"/>
         </w:rPr>
-        <w:t>Alt</w:t>
-      </w:r>
-      <w:r>
-        <w:rPr>
-          <w:sz w:val="28"/>
-          <w:szCs w:val="28"/>
-        </w:rPr>
-        <w:t xml:space="preserve"> + </w:t>
+        <w:t>W</w:t>
+      </w:r>
+      <w:r>
+        <w:rPr>
+          <w:sz w:val="28"/>
+          <w:szCs w:val="28"/>
+        </w:rPr>
+        <w:t xml:space="preserve"> или </w:t>
       </w:r>
       <w:r>
         <w:rPr>
@@ -8361,14 +7407,14 @@
           <w:szCs w:val="28"/>
           <w:lang w:val="en-US"/>
         </w:rPr>
-        <w:t>Y</w:t>
-      </w:r>
-      <w:r>
-        <w:rPr>
-          <w:sz w:val="28"/>
-          <w:szCs w:val="28"/>
-        </w:rPr>
-        <w:t>).</w:t>
+        <w:t>S</w:t>
+      </w:r>
+      <w:r>
+        <w:rPr>
+          <w:sz w:val="28"/>
+          <w:szCs w:val="28"/>
+        </w:rPr>
+        <w:t>, в зависимости от текущего положения).</w:t>
       </w:r>
     </w:p>
     <w:p>
@@ -8389,7 +7435,7 @@
           <w:sz w:val="28"/>
           <w:szCs w:val="28"/>
         </w:rPr>
-        <w:t>Перевести реверсивную рукоятку в нейтральное положение (</w:t>
+        <w:t>Извлечь реверсивную рукоятку (</w:t>
       </w:r>
       <w:r>
         <w:rPr>
@@ -8397,6 +7443,21 @@
           <w:szCs w:val="28"/>
           <w:lang w:val="en-US"/>
         </w:rPr>
+        <w:t>Ctrl</w:t>
+      </w:r>
+      <w:r>
+        <w:rPr>
+          <w:sz w:val="28"/>
+          <w:szCs w:val="28"/>
+        </w:rPr>
+        <w:t xml:space="preserve"> + </w:t>
+      </w:r>
+      <w:r>
+        <w:rPr>
+          <w:sz w:val="28"/>
+          <w:szCs w:val="28"/>
+          <w:lang w:val="en-US"/>
+        </w:rPr>
         <w:t>W</w:t>
       </w:r>
       <w:r>
@@ -8404,22 +7465,7 @@
           <w:sz w:val="28"/>
           <w:szCs w:val="28"/>
         </w:rPr>
-        <w:t xml:space="preserve"> или </w:t>
-      </w:r>
-      <w:r>
-        <w:rPr>
-          <w:sz w:val="28"/>
-          <w:szCs w:val="28"/>
-          <w:lang w:val="en-US"/>
-        </w:rPr>
-        <w:t>S</w:t>
-      </w:r>
-      <w:r>
-        <w:rPr>
-          <w:sz w:val="28"/>
-          <w:szCs w:val="28"/>
-        </w:rPr>
-        <w:t>, в зависимости от текущего положения).</w:t>
+        <w:t>).</w:t>
       </w:r>
     </w:p>
     <w:p>
@@ -8440,7 +7486,7 @@
           <w:sz w:val="28"/>
           <w:szCs w:val="28"/>
         </w:rPr>
-        <w:t>Извлечь реверсивную рукоятку (</w:t>
+        <w:t>Выключить ЭПК автостопа (</w:t>
       </w:r>
       <w:r>
         <w:rPr>
@@ -8463,7 +7509,7 @@
           <w:szCs w:val="28"/>
           <w:lang w:val="en-US"/>
         </w:rPr>
-        <w:t>W</w:t>
+        <w:t>N</w:t>
       </w:r>
       <w:r>
         <w:rPr>
@@ -8491,7 +7537,7 @@
           <w:sz w:val="28"/>
           <w:szCs w:val="28"/>
         </w:rPr>
-        <w:t>Выключить ЭПК автостопа (</w:t>
+        <w:t>Извлечь ключ ЭПК автостопа (</w:t>
       </w:r>
       <w:r>
         <w:rPr>
@@ -8499,7 +7545,7 @@
           <w:szCs w:val="28"/>
           <w:lang w:val="en-US"/>
         </w:rPr>
-        <w:t>Ctrl</w:t>
+        <w:t>Alt</w:t>
       </w:r>
       <w:r>
         <w:rPr>
@@ -8542,7 +7588,7 @@
           <w:sz w:val="28"/>
           <w:szCs w:val="28"/>
         </w:rPr>
-        <w:t>Извлечь ключ ЭПК автостопа (</w:t>
+        <w:t>Перейти в другую кабину (</w:t>
       </w:r>
       <w:r>
         <w:rPr>
@@ -8550,22 +7596,7 @@
           <w:szCs w:val="28"/>
           <w:lang w:val="en-US"/>
         </w:rPr>
-        <w:t>Alt</w:t>
-      </w:r>
-      <w:r>
-        <w:rPr>
-          <w:sz w:val="28"/>
-          <w:szCs w:val="28"/>
-        </w:rPr>
-        <w:t xml:space="preserve"> + </w:t>
-      </w:r>
-      <w:r>
-        <w:rPr>
-          <w:sz w:val="28"/>
-          <w:szCs w:val="28"/>
-          <w:lang w:val="en-US"/>
-        </w:rPr>
-        <w:t>N</w:t>
+        <w:t>Tab</w:t>
       </w:r>
       <w:r>
         <w:rPr>
@@ -8593,7 +7624,7 @@
           <w:sz w:val="28"/>
           <w:szCs w:val="28"/>
         </w:rPr>
-        <w:t>Перейти в другую кабину (</w:t>
+        <w:t>Взять управление в другой кабине (</w:t>
       </w:r>
       <w:r>
         <w:rPr>
@@ -8601,7 +7632,7 @@
           <w:szCs w:val="28"/>
           <w:lang w:val="en-US"/>
         </w:rPr>
-        <w:t>Tab</w:t>
+        <w:t>Enter</w:t>
       </w:r>
       <w:r>
         <w:rPr>
@@ -8629,7 +7660,7 @@
           <w:sz w:val="28"/>
           <w:szCs w:val="28"/>
         </w:rPr>
-        <w:t>Взять управление в другой кабине (</w:t>
+        <w:t>Вставить ключ ЭПК автостопа (</w:t>
       </w:r>
       <w:r>
         <w:rPr>
@@ -8637,7 +7668,22 @@
           <w:szCs w:val="28"/>
           <w:lang w:val="en-US"/>
         </w:rPr>
-        <w:t>Enter</w:t>
+        <w:t>Alt</w:t>
+      </w:r>
+      <w:r>
+        <w:rPr>
+          <w:sz w:val="28"/>
+          <w:szCs w:val="28"/>
+        </w:rPr>
+        <w:t xml:space="preserve"> + </w:t>
+      </w:r>
+      <w:r>
+        <w:rPr>
+          <w:sz w:val="28"/>
+          <w:szCs w:val="28"/>
+          <w:lang w:val="en-US"/>
+        </w:rPr>
+        <w:t>N</w:t>
       </w:r>
       <w:r>
         <w:rPr>
@@ -8665,7 +7711,7 @@
           <w:sz w:val="28"/>
           <w:szCs w:val="28"/>
         </w:rPr>
-        <w:t>Вставить ключ ЭПК автостопа (</w:t>
+        <w:t>Вставить реверсивную рукоятку (</w:t>
       </w:r>
       <w:r>
         <w:rPr>
@@ -8673,7 +7719,7 @@
           <w:szCs w:val="28"/>
           <w:lang w:val="en-US"/>
         </w:rPr>
-        <w:t>Alt</w:t>
+        <w:t>Shift</w:t>
       </w:r>
       <w:r>
         <w:rPr>
@@ -8688,7 +7734,7 @@
           <w:szCs w:val="28"/>
           <w:lang w:val="en-US"/>
         </w:rPr>
-        <w:t>N</w:t>
+        <w:t>W</w:t>
       </w:r>
       <w:r>
         <w:rPr>
@@ -8716,7 +7762,7 @@
           <w:sz w:val="28"/>
           <w:szCs w:val="28"/>
         </w:rPr>
-        <w:t>Вставить реверсивную рукоятку (</w:t>
+        <w:t>Вставить рукоятку устройства блокировки тормозов и включить его (</w:t>
       </w:r>
       <w:r>
         <w:rPr>
@@ -8724,7 +7770,7 @@
           <w:szCs w:val="28"/>
           <w:lang w:val="en-US"/>
         </w:rPr>
-        <w:t>Shift</w:t>
+        <w:t>Alt</w:t>
       </w:r>
       <w:r>
         <w:rPr>
@@ -8739,7 +7785,7 @@
           <w:szCs w:val="28"/>
           <w:lang w:val="en-US"/>
         </w:rPr>
-        <w:t>W</w:t>
+        <w:t>Backspace</w:t>
       </w:r>
       <w:r>
         <w:rPr>
@@ -8767,7 +7813,14 @@
           <w:sz w:val="28"/>
           <w:szCs w:val="28"/>
         </w:rPr>
-        <w:t>Открыть комбинированный кран (</w:t>
+        <w:t xml:space="preserve">Вставить ключ блокировки пульта </w:t>
+      </w:r>
+      <w:r>
+        <w:rPr>
+          <w:sz w:val="28"/>
+          <w:szCs w:val="28"/>
+        </w:rPr>
+        <w:t>(</w:t>
       </w:r>
       <w:r>
         <w:rPr>
@@ -8775,7 +7828,7 @@
           <w:szCs w:val="28"/>
           <w:lang w:val="en-US"/>
         </w:rPr>
-        <w:t>Shift</w:t>
+        <w:t>Alt</w:t>
       </w:r>
       <w:r>
         <w:rPr>
@@ -8790,7 +7843,7 @@
           <w:szCs w:val="28"/>
           <w:lang w:val="en-US"/>
         </w:rPr>
-        <w:t>Backspace</w:t>
+        <w:t>Y</w:t>
       </w:r>
       <w:r>
         <w:rPr>
@@ -8818,7 +7871,7 @@
           <w:sz w:val="28"/>
           <w:szCs w:val="28"/>
         </w:rPr>
-        <w:t>Вставить рукоятку устройства блокировки тормозов и включить его (</w:t>
+        <w:t xml:space="preserve">Разблокировать пульт </w:t>
       </w:r>
       <w:r>
         <w:rPr>
@@ -8826,29 +7879,7 @@
           <w:szCs w:val="28"/>
           <w:lang w:val="en-US"/>
         </w:rPr>
-        <w:t>Alt</w:t>
-      </w:r>
-      <w:r>
-        <w:rPr>
-          <w:sz w:val="28"/>
-          <w:szCs w:val="28"/>
-        </w:rPr>
-        <w:t xml:space="preserve"> + </w:t>
-      </w:r>
-      <w:r>
-        <w:rPr>
-          <w:sz w:val="28"/>
-          <w:szCs w:val="28"/>
-          <w:lang w:val="en-US"/>
-        </w:rPr>
-        <w:t>Backspace</w:t>
-      </w:r>
-      <w:r>
-        <w:rPr>
-          <w:sz w:val="28"/>
-          <w:szCs w:val="28"/>
-        </w:rPr>
-        <w:t>).</w:t>
+        <w:t>(Shift + Y).</w:t>
       </w:r>
     </w:p>
     <w:p>
@@ -8869,44 +7900,14 @@
           <w:sz w:val="28"/>
           <w:szCs w:val="28"/>
         </w:rPr>
-        <w:t xml:space="preserve">Вставить ключ блокировки пульта </w:t>
-      </w:r>
-      <w:r>
-        <w:rPr>
-          <w:sz w:val="28"/>
-          <w:szCs w:val="28"/>
-        </w:rPr>
-        <w:t>(</w:t>
-      </w:r>
-      <w:r>
-        <w:rPr>
-          <w:sz w:val="28"/>
-          <w:szCs w:val="28"/>
-          <w:lang w:val="en-US"/>
-        </w:rPr>
-        <w:t>Alt</w:t>
-      </w:r>
-      <w:r>
-        <w:rPr>
-          <w:sz w:val="28"/>
-          <w:szCs w:val="28"/>
-        </w:rPr>
-        <w:t xml:space="preserve"> + </w:t>
-      </w:r>
-      <w:r>
-        <w:rPr>
-          <w:sz w:val="28"/>
-          <w:szCs w:val="28"/>
-          <w:lang w:val="en-US"/>
-        </w:rPr>
-        <w:t>Y</w:t>
-      </w:r>
-      <w:r>
-        <w:rPr>
-          <w:sz w:val="28"/>
-          <w:szCs w:val="28"/>
-        </w:rPr>
-        <w:t>).</w:t>
+        <w:t>Включить микропроцессорную систему управления и диагностики, п</w:t>
+      </w:r>
+      <w:r>
+        <w:rPr>
+          <w:sz w:val="28"/>
+          <w:szCs w:val="28"/>
+        </w:rPr>
+        <w:t>однять токоприемник, привести в действие вспомогательные машины.</w:t>
       </w:r>
     </w:p>
     <w:p>
@@ -8927,98 +7928,7 @@
           <w:sz w:val="28"/>
           <w:szCs w:val="28"/>
         </w:rPr>
-        <w:t xml:space="preserve">Разблокировать пульт </w:t>
-      </w:r>
-      <w:r>
-        <w:rPr>
-          <w:sz w:val="28"/>
-          <w:szCs w:val="28"/>
-          <w:lang w:val="en-US"/>
-        </w:rPr>
-        <w:t>(Shift + Y).</w:t>
-      </w:r>
-      <w:bookmarkStart w:id="1" w:name="_GoBack"/>
-      <w:bookmarkEnd w:id="1"/>
-    </w:p>
-    <w:p>
-      <w:pPr>
-        <w:numPr>
-          <w:ilvl w:val="0"/>
-          <w:numId w:val="10"/>
-        </w:numPr>
-        <w:spacing w:after="120"/>
-        <w:jc w:val="both"/>
-        <w:rPr>
-          <w:sz w:val="28"/>
-          <w:szCs w:val="28"/>
-        </w:rPr>
-      </w:pPr>
-      <w:r>
-        <w:rPr>
-          <w:sz w:val="28"/>
-          <w:szCs w:val="28"/>
-        </w:rPr>
-        <w:t>Включить микропроцессорную систему управления и диагностики, п</w:t>
-      </w:r>
-      <w:r>
-        <w:rPr>
-          <w:sz w:val="28"/>
-          <w:szCs w:val="28"/>
-        </w:rPr>
-        <w:t xml:space="preserve">однять </w:t>
-      </w:r>
-      <w:proofErr w:type="spellStart"/>
-      <w:r>
-        <w:rPr>
-          <w:sz w:val="28"/>
-          <w:szCs w:val="28"/>
-        </w:rPr>
-        <w:t>токоприемник</w:t>
-      </w:r>
-      <w:proofErr w:type="spellEnd"/>
-      <w:r>
-        <w:rPr>
-          <w:sz w:val="28"/>
-          <w:szCs w:val="28"/>
-        </w:rPr>
-        <w:t>, привести в действие вспомогательные машины.</w:t>
-      </w:r>
-    </w:p>
-    <w:p>
-      <w:pPr>
-        <w:numPr>
-          <w:ilvl w:val="0"/>
-          <w:numId w:val="10"/>
-        </w:numPr>
-        <w:spacing w:after="120"/>
-        <w:jc w:val="both"/>
-        <w:rPr>
-          <w:sz w:val="28"/>
-          <w:szCs w:val="28"/>
-        </w:rPr>
-      </w:pPr>
-      <w:r>
-        <w:rPr>
-          <w:sz w:val="28"/>
-          <w:szCs w:val="28"/>
-        </w:rPr>
-        <w:t xml:space="preserve">Зарядить тормозную магистраль </w:t>
-      </w:r>
-      <w:proofErr w:type="spellStart"/>
-      <w:r>
-        <w:rPr>
-          <w:sz w:val="28"/>
-          <w:szCs w:val="28"/>
-        </w:rPr>
-        <w:t>путем</w:t>
-      </w:r>
-      <w:proofErr w:type="spellEnd"/>
-      <w:r>
-        <w:rPr>
-          <w:sz w:val="28"/>
-          <w:szCs w:val="28"/>
-        </w:rPr>
-        <w:t xml:space="preserve"> перевода крана машиниста в положение </w:t>
+        <w:t xml:space="preserve">Зарядить тормозную магистраль путем перевода крана машиниста в положение </w:t>
       </w:r>
       <w:r>
         <w:rPr>
@@ -9067,7 +7977,7 @@
 </file>
 
 <file path=word/numbering.xml><?xml version="1.0" encoding="utf-8"?>
-<w:numbering xmlns:wpc="http://schemas.microsoft.com/office/word/2010/wordprocessingCanvas" xmlns:cx="http://schemas.microsoft.com/office/drawing/2014/chartex" xmlns:mc="http://schemas.openxmlformats.org/markup-compatibility/2006" xmlns:o="urn:schemas-microsoft-com:office:office" xmlns:r="http://schemas.openxmlformats.org/officeDocument/2006/relationships" xmlns:m="http://schemas.openxmlformats.org/officeDocument/2006/math" xmlns:v="urn:schemas-microsoft-com:vml" xmlns:wp14="http://schemas.microsoft.com/office/word/2010/wordprocessingDrawing" xmlns:wp="http://schemas.openxmlformats.org/drawingml/2006/wordprocessingDrawing" xmlns:w10="urn:schemas-microsoft-com:office:word" xmlns:w="http://schemas.openxmlformats.org/wordprocessingml/2006/main" xmlns:w14="http://schemas.microsoft.com/office/word/2010/wordml" xmlns:w15="http://schemas.microsoft.com/office/word/2012/wordml" xmlns:w16se="http://schemas.microsoft.com/office/word/2015/wordml/symex" xmlns:wpg="http://schemas.microsoft.com/office/word/2010/wordprocessingGroup" xmlns:wpi="http://schemas.microsoft.com/office/word/2010/wordprocessingInk" xmlns:wne="http://schemas.microsoft.com/office/word/2006/wordml" xmlns:wps="http://schemas.microsoft.com/office/word/2010/wordprocessingShape" mc:Ignorable="w14 w15 w16se wp14">
+<w:numbering xmlns:wpc="http://schemas.microsoft.com/office/word/2010/wordprocessingCanvas" xmlns:cx="http://schemas.microsoft.com/office/drawing/2014/chartex" xmlns:cx1="http://schemas.microsoft.com/office/drawing/2015/9/8/chartex" xmlns:cx2="http://schemas.microsoft.com/office/drawing/2015/10/21/chartex" xmlns:cx3="http://schemas.microsoft.com/office/drawing/2016/5/9/chartex" xmlns:cx4="http://schemas.microsoft.com/office/drawing/2016/5/10/chartex" xmlns:cx5="http://schemas.microsoft.com/office/drawing/2016/5/11/chartex" xmlns:cx6="http://schemas.microsoft.com/office/drawing/2016/5/12/chartex" xmlns:cx7="http://schemas.microsoft.com/office/drawing/2016/5/13/chartex" xmlns:cx8="http://schemas.microsoft.com/office/drawing/2016/5/14/chartex" xmlns:mc="http://schemas.openxmlformats.org/markup-compatibility/2006" xmlns:aink="http://schemas.microsoft.com/office/drawing/2016/ink" xmlns:am3d="http://schemas.microsoft.com/office/drawing/2017/model3d" xmlns:o="urn:schemas-microsoft-com:office:office" xmlns:oel="http://schemas.microsoft.com/office/2019/extlst" xmlns:r="http://schemas.openxmlformats.org/officeDocument/2006/relationships" xmlns:m="http://schemas.openxmlformats.org/officeDocument/2006/math" xmlns:v="urn:schemas-microsoft-com:vml" xmlns:wp14="http://schemas.microsoft.com/office/word/2010/wordprocessingDrawing" xmlns:wp="http://schemas.openxmlformats.org/drawingml/2006/wordprocessingDrawing" xmlns:w10="urn:schemas-microsoft-com:office:word" xmlns:w="http://schemas.openxmlformats.org/wordprocessingml/2006/main" xmlns:w14="http://schemas.microsoft.com/office/word/2010/wordml" xmlns:w15="http://schemas.microsoft.com/office/word/2012/wordml" xmlns:w16cex="http://schemas.microsoft.com/office/word/2018/wordml/cex" xmlns:w16cid="http://schemas.microsoft.com/office/word/2016/wordml/cid" xmlns:w16="http://schemas.microsoft.com/office/word/2018/wordml" xmlns:w16sdtdh="http://schemas.microsoft.com/office/word/2020/wordml/sdtdatahash" xmlns:w16se="http://schemas.microsoft.com/office/word/2015/wordml/symex" xmlns:wpg="http://schemas.microsoft.com/office/word/2010/wordprocessingGroup" xmlns:wpi="http://schemas.microsoft.com/office/word/2010/wordprocessingInk" xmlns:wne="http://schemas.microsoft.com/office/word/2006/wordml" xmlns:wps="http://schemas.microsoft.com/office/word/2010/wordprocessingShape" mc:Ignorable="w14 w15 w16se w16cid w16 w16cex w16sdtdh wp14">
   <w:abstractNum w:abstractNumId="0" w15:restartNumberingAfterBreak="0">
     <w:nsid w:val="033E0224"/>
     <w:multiLevelType w:val="hybridMultilevel"/>
@@ -9964,41 +8874,41 @@
       </w:pPr>
     </w:lvl>
   </w:abstractNum>
-  <w:num w:numId="1">
+  <w:num w:numId="1" w16cid:durableId="754280083">
     <w:abstractNumId w:val="5"/>
   </w:num>
-  <w:num w:numId="2">
+  <w:num w:numId="2" w16cid:durableId="1070470088">
     <w:abstractNumId w:val="3"/>
   </w:num>
-  <w:num w:numId="3">
+  <w:num w:numId="3" w16cid:durableId="1532181297">
     <w:abstractNumId w:val="8"/>
   </w:num>
-  <w:num w:numId="4">
+  <w:num w:numId="4" w16cid:durableId="1397432157">
     <w:abstractNumId w:val="0"/>
   </w:num>
-  <w:num w:numId="5">
+  <w:num w:numId="5" w16cid:durableId="2103378905">
     <w:abstractNumId w:val="9"/>
   </w:num>
-  <w:num w:numId="6">
+  <w:num w:numId="6" w16cid:durableId="2002587622">
     <w:abstractNumId w:val="7"/>
   </w:num>
-  <w:num w:numId="7">
+  <w:num w:numId="7" w16cid:durableId="809975792">
     <w:abstractNumId w:val="6"/>
   </w:num>
-  <w:num w:numId="8">
+  <w:num w:numId="8" w16cid:durableId="1225261360">
     <w:abstractNumId w:val="2"/>
   </w:num>
-  <w:num w:numId="9">
+  <w:num w:numId="9" w16cid:durableId="1508331272">
     <w:abstractNumId w:val="4"/>
   </w:num>
-  <w:num w:numId="10">
+  <w:num w:numId="10" w16cid:durableId="1723093856">
     <w:abstractNumId w:val="1"/>
   </w:num>
 </w:numbering>
 </file>
 
 <file path=word/styles.xml><?xml version="1.0" encoding="utf-8"?>
-<w:styles xmlns:mc="http://schemas.openxmlformats.org/markup-compatibility/2006" xmlns:r="http://schemas.openxmlformats.org/officeDocument/2006/relationships" xmlns:w="http://schemas.openxmlformats.org/wordprocessingml/2006/main" xmlns:w14="http://schemas.microsoft.com/office/word/2010/wordml" xmlns:w15="http://schemas.microsoft.com/office/word/2012/wordml" xmlns:w16se="http://schemas.microsoft.com/office/word/2015/wordml/symex" mc:Ignorable="w14 w15 w16se">
+<w:styles xmlns:mc="http://schemas.openxmlformats.org/markup-compatibility/2006" xmlns:r="http://schemas.openxmlformats.org/officeDocument/2006/relationships" xmlns:w="http://schemas.openxmlformats.org/wordprocessingml/2006/main" xmlns:w14="http://schemas.microsoft.com/office/word/2010/wordml" xmlns:w15="http://schemas.microsoft.com/office/word/2012/wordml" xmlns:w16cex="http://schemas.microsoft.com/office/word/2018/wordml/cex" xmlns:w16cid="http://schemas.microsoft.com/office/word/2016/wordml/cid" xmlns:w16="http://schemas.microsoft.com/office/word/2018/wordml" xmlns:w16sdtdh="http://schemas.microsoft.com/office/word/2020/wordml/sdtdatahash" xmlns:w16se="http://schemas.microsoft.com/office/word/2015/wordml/symex" mc:Ignorable="w14 w15 w16se w16cid w16 w16cex w16sdtdh">
   <w:docDefaults>
     <w:rPrDefault>
       <w:rPr>
@@ -10014,7 +8924,7 @@
       </w:pPr>
     </w:pPrDefault>
   </w:docDefaults>
-  <w:latentStyles w:defLockedState="0" w:defUIPriority="99" w:defSemiHidden="0" w:defUnhideWhenUsed="0" w:defQFormat="0" w:count="371">
+  <w:latentStyles w:defLockedState="0" w:defUIPriority="99" w:defSemiHidden="0" w:defUnhideWhenUsed="0" w:defQFormat="0" w:count="376">
     <w:lsdException w:name="Normal" w:uiPriority="0" w:qFormat="1"/>
     <w:lsdException w:name="heading 1" w:uiPriority="9" w:qFormat="1"/>
     <w:lsdException w:name="heading 2" w:semiHidden="1" w:uiPriority="9" w:unhideWhenUsed="1" w:qFormat="1"/>
@@ -10386,6 +9296,11 @@
     <w:lsdException w:name="List Table 5 Dark Accent 6" w:uiPriority="50"/>
     <w:lsdException w:name="List Table 6 Colorful Accent 6" w:uiPriority="51"/>
     <w:lsdException w:name="List Table 7 Colorful Accent 6" w:uiPriority="52"/>
+    <w:lsdException w:name="Mention" w:semiHidden="1" w:unhideWhenUsed="1"/>
+    <w:lsdException w:name="Smart Hyperlink" w:semiHidden="1" w:unhideWhenUsed="1"/>
+    <w:lsdException w:name="Hashtag" w:semiHidden="1" w:unhideWhenUsed="1"/>
+    <w:lsdException w:name="Unresolved Mention" w:semiHidden="1" w:unhideWhenUsed="1"/>
+    <w:lsdException w:name="Smart Link" w:semiHidden="1" w:unhideWhenUsed="1"/>
   </w:latentStyles>
   <w:style w:type="paragraph" w:default="1" w:styleId="a">
     <w:name w:val="Normal"/>
@@ -10399,6 +9314,7 @@
   <w:style w:type="character" w:default="1" w:styleId="a0">
     <w:name w:val="Default Paragraph Font"/>
     <w:uiPriority w:val="1"/>
+    <w:semiHidden/>
     <w:unhideWhenUsed/>
   </w:style>
   <w:style w:type="table" w:default="1" w:styleId="a1">

--- a/docs/EP1m-user_manual.docx
+++ b/docs/EP1m-user_manual.docx
@@ -1456,6 +1456,7 @@
               </w:rPr>
               <w:t>Тумблер “</w:t>
             </w:r>
+            <w:proofErr w:type="spellStart"/>
             <w:r>
               <w:rPr>
                 <w:rFonts w:cs="Times New Roman"/>
@@ -1463,6 +1464,7 @@
               </w:rPr>
               <w:t>Электропневм</w:t>
             </w:r>
+            <w:proofErr w:type="spellEnd"/>
             <w:r>
               <w:rPr>
                 <w:rFonts w:cs="Times New Roman"/>
@@ -2500,8 +2502,17 @@
                 <w:rFonts w:cs="Times New Roman"/>
                 <w:szCs w:val="24"/>
               </w:rPr>
-              <w:t>Тумблер “Освещ</w:t>
-            </w:r>
+              <w:t>Тумблер “</w:t>
+            </w:r>
+            <w:proofErr w:type="spellStart"/>
+            <w:r>
+              <w:rPr>
+                <w:rFonts w:cs="Times New Roman"/>
+                <w:szCs w:val="24"/>
+              </w:rPr>
+              <w:t>Освещ</w:t>
+            </w:r>
+            <w:proofErr w:type="spellEnd"/>
             <w:r>
               <w:rPr>
                 <w:rFonts w:cs="Times New Roman"/>
@@ -2619,7 +2630,23 @@
                 <w:rFonts w:cs="Times New Roman"/>
                 <w:szCs w:val="24"/>
               </w:rPr>
-              <w:t>Тумблер “Яркость освещ. приборов”</w:t>
+              <w:t xml:space="preserve">Тумблер “Яркость </w:t>
+            </w:r>
+            <w:proofErr w:type="spellStart"/>
+            <w:r>
+              <w:rPr>
+                <w:rFonts w:cs="Times New Roman"/>
+                <w:szCs w:val="24"/>
+              </w:rPr>
+              <w:t>освещ</w:t>
+            </w:r>
+            <w:proofErr w:type="spellEnd"/>
+            <w:r>
+              <w:rPr>
+                <w:rFonts w:cs="Times New Roman"/>
+                <w:szCs w:val="24"/>
+              </w:rPr>
+              <w:t>. приборов”</w:t>
             </w:r>
           </w:p>
         </w:tc>
@@ -3521,6 +3548,7 @@
               </w:rPr>
               <w:t xml:space="preserve">“ </w:t>
             </w:r>
+            <w:proofErr w:type="gramStart"/>
             <w:r>
               <w:rPr>
                 <w:b/>
@@ -3535,6 +3563,7 @@
               </w:rPr>
               <w:t xml:space="preserve"> ”</w:t>
             </w:r>
+            <w:proofErr w:type="gramEnd"/>
             <w:r>
               <w:rPr>
                 <w:szCs w:val="24"/>
@@ -3730,13 +3759,23 @@
                 <w:lang w:val="en-US"/>
               </w:rPr>
             </w:pPr>
-            <w:r>
-              <w:rPr>
-                <w:sz w:val="28"/>
-                <w:szCs w:val="28"/>
-                <w:lang w:val="en-US"/>
-              </w:rPr>
-              <w:t>W  |  S</w:t>
+            <w:proofErr w:type="gramStart"/>
+            <w:r>
+              <w:rPr>
+                <w:sz w:val="28"/>
+                <w:szCs w:val="28"/>
+                <w:lang w:val="en-US"/>
+              </w:rPr>
+              <w:t>W  |</w:t>
+            </w:r>
+            <w:proofErr w:type="gramEnd"/>
+            <w:r>
+              <w:rPr>
+                <w:sz w:val="28"/>
+                <w:szCs w:val="28"/>
+                <w:lang w:val="en-US"/>
+              </w:rPr>
+              <w:t xml:space="preserve">  S</w:t>
             </w:r>
           </w:p>
         </w:tc>
@@ -3855,6 +3894,7 @@
                 <w:lang w:val="en-US"/>
               </w:rPr>
             </w:pPr>
+            <w:proofErr w:type="gramStart"/>
             <w:r>
               <w:rPr>
                 <w:sz w:val="28"/>
@@ -3876,7 +3916,16 @@
                 <w:szCs w:val="28"/>
                 <w:lang w:val="en-US"/>
               </w:rPr>
-              <w:t>|  D</w:t>
+              <w:t>|</w:t>
+            </w:r>
+            <w:proofErr w:type="gramEnd"/>
+            <w:r>
+              <w:rPr>
+                <w:sz w:val="28"/>
+                <w:szCs w:val="28"/>
+                <w:lang w:val="en-US"/>
+              </w:rPr>
+              <w:t xml:space="preserve">  D</w:t>
             </w:r>
           </w:p>
         </w:tc>
@@ -4051,13 +4100,23 @@
                 <w:lang w:val="en-US"/>
               </w:rPr>
             </w:pPr>
-            <w:r>
-              <w:rPr>
-                <w:sz w:val="28"/>
-                <w:szCs w:val="28"/>
-                <w:lang w:val="en-US"/>
-              </w:rPr>
-              <w:t>Q  |  E</w:t>
+            <w:proofErr w:type="gramStart"/>
+            <w:r>
+              <w:rPr>
+                <w:sz w:val="28"/>
+                <w:szCs w:val="28"/>
+                <w:lang w:val="en-US"/>
+              </w:rPr>
+              <w:t>Q  |</w:t>
+            </w:r>
+            <w:proofErr w:type="gramEnd"/>
+            <w:r>
+              <w:rPr>
+                <w:sz w:val="28"/>
+                <w:szCs w:val="28"/>
+                <w:lang w:val="en-US"/>
+              </w:rPr>
+              <w:t xml:space="preserve">  E</w:t>
             </w:r>
           </w:p>
         </w:tc>
@@ -4259,7 +4318,23 @@
                 <w:rFonts w:cs="Times New Roman"/>
                 <w:szCs w:val="24"/>
               </w:rPr>
-              <w:t>Кран машиниста усл. № 395</w:t>
+              <w:t xml:space="preserve">Кран машиниста </w:t>
+            </w:r>
+            <w:proofErr w:type="spellStart"/>
+            <w:r>
+              <w:rPr>
+                <w:rFonts w:cs="Times New Roman"/>
+                <w:szCs w:val="24"/>
+              </w:rPr>
+              <w:t>усл</w:t>
+            </w:r>
+            <w:proofErr w:type="spellEnd"/>
+            <w:r>
+              <w:rPr>
+                <w:rFonts w:cs="Times New Roman"/>
+                <w:szCs w:val="24"/>
+              </w:rPr>
+              <w:t>. № 395</w:t>
             </w:r>
           </w:p>
         </w:tc>
@@ -4280,6 +4355,7 @@
                 <w:lang w:val="en-US"/>
               </w:rPr>
             </w:pPr>
+            <w:proofErr w:type="gramStart"/>
             <w:r>
               <w:rPr>
                 <w:rFonts w:cs="Times New Roman"/>
@@ -4289,6 +4365,7 @@
               </w:rPr>
               <w:t>‘ (</w:t>
             </w:r>
+            <w:proofErr w:type="gramEnd"/>
             <w:r>
               <w:rPr>
                 <w:rFonts w:cs="Times New Roman"/>
@@ -4622,12 +4699,21 @@
                 <w:szCs w:val="24"/>
               </w:rPr>
             </w:pPr>
-            <w:r>
-              <w:rPr>
-                <w:rFonts w:cs="Times New Roman"/>
-                <w:szCs w:val="24"/>
-              </w:rPr>
-              <w:t>Перекрыша без питания утечек</w:t>
+            <w:proofErr w:type="spellStart"/>
+            <w:r>
+              <w:rPr>
+                <w:rFonts w:cs="Times New Roman"/>
+                <w:szCs w:val="24"/>
+              </w:rPr>
+              <w:t>Перекрыша</w:t>
+            </w:r>
+            <w:proofErr w:type="spellEnd"/>
+            <w:r>
+              <w:rPr>
+                <w:rFonts w:cs="Times New Roman"/>
+                <w:szCs w:val="24"/>
+              </w:rPr>
+              <w:t xml:space="preserve"> без питания утечек</w:t>
             </w:r>
           </w:p>
         </w:tc>
@@ -4692,12 +4778,21 @@
                 <w:szCs w:val="24"/>
               </w:rPr>
             </w:pPr>
-            <w:r>
-              <w:rPr>
-                <w:rFonts w:cs="Times New Roman"/>
-                <w:szCs w:val="24"/>
-              </w:rPr>
-              <w:t xml:space="preserve">Перкрыша с питанием утечек </w:t>
+            <w:proofErr w:type="spellStart"/>
+            <w:r>
+              <w:rPr>
+                <w:rFonts w:cs="Times New Roman"/>
+                <w:szCs w:val="24"/>
+              </w:rPr>
+              <w:t>Перкрыша</w:t>
+            </w:r>
+            <w:proofErr w:type="spellEnd"/>
+            <w:r>
+              <w:rPr>
+                <w:rFonts w:cs="Times New Roman"/>
+                <w:szCs w:val="24"/>
+              </w:rPr>
+              <w:t xml:space="preserve"> с питанием утечек </w:t>
             </w:r>
           </w:p>
         </w:tc>
@@ -4746,8 +4841,17 @@
                 <w:rFonts w:cs="Times New Roman"/>
                 <w:szCs w:val="24"/>
               </w:rPr>
-              <w:t>Положение Va</w:t>
-            </w:r>
+              <w:t xml:space="preserve">Положение </w:t>
+            </w:r>
+            <w:proofErr w:type="spellStart"/>
+            <w:r>
+              <w:rPr>
+                <w:rFonts w:cs="Times New Roman"/>
+                <w:szCs w:val="24"/>
+              </w:rPr>
+              <w:t>Va</w:t>
+            </w:r>
+            <w:proofErr w:type="spellEnd"/>
           </w:p>
         </w:tc>
         <w:tc>
@@ -4934,7 +5038,23 @@
                 <w:rFonts w:cs="Times New Roman"/>
                 <w:szCs w:val="24"/>
               </w:rPr>
-              <w:t>Кран вспомогательного тормоза усл. №</w:t>
+              <w:t xml:space="preserve">Кран вспомогательного тормоза </w:t>
+            </w:r>
+            <w:proofErr w:type="spellStart"/>
+            <w:r>
+              <w:rPr>
+                <w:rFonts w:cs="Times New Roman"/>
+                <w:szCs w:val="24"/>
+              </w:rPr>
+              <w:t>усл</w:t>
+            </w:r>
+            <w:proofErr w:type="spellEnd"/>
+            <w:r>
+              <w:rPr>
+                <w:rFonts w:cs="Times New Roman"/>
+                <w:szCs w:val="24"/>
+              </w:rPr>
+              <w:t>. №</w:t>
             </w:r>
             <w:r>
               <w:rPr>
@@ -4985,6 +5105,7 @@
               </w:rPr>
               <w:t>] (</w:t>
             </w:r>
+            <w:proofErr w:type="gramStart"/>
             <w:r>
               <w:rPr>
                 <w:rFonts w:cs="Times New Roman"/>
@@ -5009,7 +5130,17 @@
                 <w:szCs w:val="28"/>
                 <w:lang w:val="en-US"/>
               </w:rPr>
-              <w:t xml:space="preserve">  |  </w:t>
+              <w:t xml:space="preserve">  |</w:t>
+            </w:r>
+            <w:proofErr w:type="gramEnd"/>
+            <w:r>
+              <w:rPr>
+                <w:rFonts w:cs="Times New Roman"/>
+                <w:sz w:val="28"/>
+                <w:szCs w:val="28"/>
+                <w:lang w:val="en-US"/>
+              </w:rPr>
+              <w:t xml:space="preserve">  </w:t>
             </w:r>
             <w:r>
               <w:rPr>
@@ -5556,7 +5687,23 @@
                 <w:rFonts w:cs="Times New Roman"/>
                 <w:szCs w:val="24"/>
               </w:rPr>
-              <w:t>Электропневматический клапан автостопа усл. № 150</w:t>
+              <w:t xml:space="preserve">Электропневматический клапан автостопа </w:t>
+            </w:r>
+            <w:proofErr w:type="spellStart"/>
+            <w:r>
+              <w:rPr>
+                <w:rFonts w:cs="Times New Roman"/>
+                <w:szCs w:val="24"/>
+              </w:rPr>
+              <w:t>усл</w:t>
+            </w:r>
+            <w:proofErr w:type="spellEnd"/>
+            <w:r>
+              <w:rPr>
+                <w:rFonts w:cs="Times New Roman"/>
+                <w:szCs w:val="24"/>
+              </w:rPr>
+              <w:t>. № 150</w:t>
             </w:r>
           </w:p>
         </w:tc>
@@ -5764,7 +5911,23 @@
                 <w:rFonts w:cs="Times New Roman"/>
                 <w:szCs w:val="24"/>
               </w:rPr>
-              <w:t>Устройство блокировки тормозов усл. № 367М</w:t>
+              <w:t xml:space="preserve">Устройство блокировки тормозов </w:t>
+            </w:r>
+            <w:proofErr w:type="spellStart"/>
+            <w:r>
+              <w:rPr>
+                <w:rFonts w:cs="Times New Roman"/>
+                <w:szCs w:val="24"/>
+              </w:rPr>
+              <w:t>усл</w:t>
+            </w:r>
+            <w:proofErr w:type="spellEnd"/>
+            <w:r>
+              <w:rPr>
+                <w:rFonts w:cs="Times New Roman"/>
+                <w:szCs w:val="24"/>
+              </w:rPr>
+              <w:t>. № 367М</w:t>
             </w:r>
           </w:p>
         </w:tc>
@@ -5874,6 +6037,7 @@
               </w:rPr>
               <w:t xml:space="preserve"> </w:t>
             </w:r>
+            <w:proofErr w:type="spellStart"/>
             <w:r>
               <w:rPr>
                 <w:rFonts w:cs="Times New Roman"/>
@@ -5882,6 +6046,7 @@
               </w:rPr>
               <w:t>Backspace</w:t>
             </w:r>
+            <w:proofErr w:type="spellEnd"/>
           </w:p>
         </w:tc>
         <w:tc>
@@ -6131,6 +6296,199 @@
                 <w:szCs w:val="24"/>
               </w:rPr>
               <w:t>комбинированного крана</w:t>
+            </w:r>
+          </w:p>
+        </w:tc>
+        <w:tc>
+          <w:tcPr>
+            <w:tcW w:w="3402" w:type="dxa"/>
+            <w:vAlign w:val="center"/>
+          </w:tcPr>
+          <w:p>
+            <w:pPr>
+              <w:rPr>
+                <w:rFonts w:cs="Times New Roman"/>
+                <w:sz w:val="28"/>
+                <w:szCs w:val="28"/>
+              </w:rPr>
+            </w:pPr>
+          </w:p>
+        </w:tc>
+      </w:tr>
+      <w:tr>
+        <w:tc>
+          <w:tcPr>
+            <w:tcW w:w="2438" w:type="dxa"/>
+            <w:vAlign w:val="center"/>
+          </w:tcPr>
+          <w:p>
+            <w:pPr>
+              <w:jc w:val="center"/>
+              <w:rPr>
+                <w:rFonts w:cs="Times New Roman"/>
+                <w:sz w:val="28"/>
+                <w:szCs w:val="28"/>
+                <w:lang w:val="en-US"/>
+              </w:rPr>
+            </w:pPr>
+            <w:r>
+              <w:rPr>
+                <w:rFonts w:cs="Times New Roman"/>
+                <w:sz w:val="28"/>
+                <w:szCs w:val="28"/>
+                <w:lang w:val="en-US"/>
+              </w:rPr>
+              <w:lastRenderedPageBreak/>
+              <w:t>Alt + R</w:t>
+            </w:r>
+          </w:p>
+        </w:tc>
+        <w:tc>
+          <w:tcPr>
+            <w:tcW w:w="3969" w:type="dxa"/>
+            <w:vAlign w:val="center"/>
+          </w:tcPr>
+          <w:p>
+            <w:pPr>
+              <w:rPr>
+                <w:rFonts w:cs="Times New Roman"/>
+                <w:szCs w:val="24"/>
+              </w:rPr>
+            </w:pPr>
+            <w:r>
+              <w:rPr>
+                <w:rFonts w:cs="Times New Roman"/>
+                <w:szCs w:val="24"/>
+              </w:rPr>
+              <w:t>Автоматический запуск локомотива</w:t>
+            </w:r>
+          </w:p>
+        </w:tc>
+        <w:tc>
+          <w:tcPr>
+            <w:tcW w:w="3402" w:type="dxa"/>
+            <w:vAlign w:val="center"/>
+          </w:tcPr>
+          <w:p>
+            <w:pPr>
+              <w:rPr>
+                <w:rFonts w:cs="Times New Roman"/>
+                <w:sz w:val="28"/>
+                <w:szCs w:val="28"/>
+              </w:rPr>
+            </w:pPr>
+          </w:p>
+        </w:tc>
+      </w:tr>
+      <w:tr>
+        <w:tc>
+          <w:tcPr>
+            <w:tcW w:w="2438" w:type="dxa"/>
+            <w:vAlign w:val="center"/>
+          </w:tcPr>
+          <w:p>
+            <w:pPr>
+              <w:jc w:val="center"/>
+              <w:rPr>
+                <w:rFonts w:cs="Times New Roman"/>
+                <w:sz w:val="28"/>
+                <w:szCs w:val="28"/>
+                <w:lang w:val="en-US"/>
+              </w:rPr>
+            </w:pPr>
+            <w:r>
+              <w:rPr>
+                <w:rFonts w:cs="Times New Roman"/>
+                <w:sz w:val="28"/>
+                <w:szCs w:val="28"/>
+                <w:lang w:val="en-US"/>
+              </w:rPr>
+              <w:t>Alt + F</w:t>
+            </w:r>
+          </w:p>
+        </w:tc>
+        <w:tc>
+          <w:tcPr>
+            <w:tcW w:w="3969" w:type="dxa"/>
+            <w:vAlign w:val="center"/>
+          </w:tcPr>
+          <w:p>
+            <w:pPr>
+              <w:rPr>
+                <w:rFonts w:cs="Times New Roman"/>
+                <w:szCs w:val="24"/>
+              </w:rPr>
+            </w:pPr>
+            <w:r>
+              <w:rPr>
+                <w:rFonts w:cs="Times New Roman"/>
+                <w:szCs w:val="24"/>
+              </w:rPr>
+              <w:t>Включение/выключение автоведения</w:t>
+            </w:r>
+          </w:p>
+        </w:tc>
+        <w:tc>
+          <w:tcPr>
+            <w:tcW w:w="3402" w:type="dxa"/>
+            <w:vAlign w:val="center"/>
+          </w:tcPr>
+          <w:p>
+            <w:pPr>
+              <w:rPr>
+                <w:rFonts w:cs="Times New Roman"/>
+                <w:sz w:val="28"/>
+                <w:szCs w:val="28"/>
+              </w:rPr>
+            </w:pPr>
+          </w:p>
+        </w:tc>
+      </w:tr>
+      <w:tr>
+        <w:tc>
+          <w:tcPr>
+            <w:tcW w:w="2438" w:type="dxa"/>
+            <w:vAlign w:val="center"/>
+          </w:tcPr>
+          <w:p>
+            <w:pPr>
+              <w:jc w:val="center"/>
+              <w:rPr>
+                <w:rFonts w:cs="Times New Roman"/>
+                <w:sz w:val="28"/>
+                <w:szCs w:val="28"/>
+                <w:lang w:val="en-US"/>
+              </w:rPr>
+            </w:pPr>
+            <w:r>
+              <w:rPr>
+                <w:rFonts w:cs="Times New Roman"/>
+                <w:sz w:val="28"/>
+                <w:szCs w:val="28"/>
+                <w:lang w:val="en-US"/>
+              </w:rPr>
+              <w:t>Shift + ~ | Ctrl + ~</w:t>
+            </w:r>
+          </w:p>
+        </w:tc>
+        <w:tc>
+          <w:tcPr>
+            <w:tcW w:w="3969" w:type="dxa"/>
+            <w:vAlign w:val="center"/>
+          </w:tcPr>
+          <w:p>
+            <w:pPr>
+              <w:rPr>
+                <w:rFonts w:cs="Times New Roman"/>
+                <w:szCs w:val="24"/>
+              </w:rPr>
+            </w:pPr>
+            <w:r>
+              <w:rPr>
+                <w:rFonts w:cs="Times New Roman"/>
+                <w:szCs w:val="24"/>
+              </w:rPr>
+              <w:t>Включение/выключение маневрового режима</w:t>
             </w:r>
           </w:p>
         </w:tc>
@@ -6177,7 +6535,6 @@
           <w:sz w:val="28"/>
           <w:szCs w:val="28"/>
         </w:rPr>
-        <w:lastRenderedPageBreak/>
         <w:t>Краткое руководство по запуску электровоза ЭП1М в RRS</w:t>
       </w:r>
     </w:p>
@@ -6537,7 +6894,23 @@
           <w:sz w:val="28"/>
           <w:szCs w:val="28"/>
         </w:rPr>
-        <w:t>Запустить мотор-вентиляторы, обеспечивающие охлаждение силового электрооборудования: включить тумблеры «Вентилятор 1..3»</w:t>
+        <w:t xml:space="preserve">Запустить мотор-вентиляторы, обеспечивающие охлаждение силового электрооборудования: включить тумблеры «Вентилятор </w:t>
+      </w:r>
+      <w:proofErr w:type="gramStart"/>
+      <w:r>
+        <w:rPr>
+          <w:sz w:val="28"/>
+          <w:szCs w:val="28"/>
+        </w:rPr>
+        <w:t>1..</w:t>
+      </w:r>
+      <w:proofErr w:type="gramEnd"/>
+      <w:r>
+        <w:rPr>
+          <w:sz w:val="28"/>
+          <w:szCs w:val="28"/>
+        </w:rPr>
+        <w:t>3»</w:t>
       </w:r>
       <w:r>
         <w:rPr>
@@ -6812,6 +7185,7 @@
           <w:sz w:val="28"/>
           <w:szCs w:val="28"/>
         </w:rPr>
+        <w:lastRenderedPageBreak/>
         <w:t>«П» – подготовка силовой схемы к тяговому режиму. Перед началом тяги необходимо выдержать рукоятку в этой позиции 2-3 секунды.</w:t>
       </w:r>
     </w:p>
@@ -6849,7 +7223,6 @@
           <w:sz w:val="28"/>
           <w:szCs w:val="28"/>
         </w:rPr>
-        <w:lastRenderedPageBreak/>
         <w:t xml:space="preserve">По умолчанию включён режим «авторегулирование»: вращением задатчика (клавиши </w:t>
       </w:r>
       <w:r>
@@ -7110,7 +7483,23 @@
           <w:sz w:val="28"/>
           <w:szCs w:val="28"/>
         </w:rPr>
-        <w:t>Полностью затормозить локомотив краном вспомогательного тормоза (клавиша ]).</w:t>
+        <w:t>Полностью затормозить локомотив краном вспомогательного тормоза (</w:t>
+      </w:r>
+      <w:proofErr w:type="gramStart"/>
+      <w:r>
+        <w:rPr>
+          <w:sz w:val="28"/>
+          <w:szCs w:val="28"/>
+        </w:rPr>
+        <w:t>клавиша ]</w:t>
+      </w:r>
+      <w:proofErr w:type="gramEnd"/>
+      <w:r>
+        <w:rPr>
+          <w:sz w:val="28"/>
+          <w:szCs w:val="28"/>
+        </w:rPr>
+        <w:t>).</w:t>
       </w:r>
     </w:p>
     <w:p>
@@ -7167,6 +7556,7 @@
           <w:sz w:val="28"/>
           <w:szCs w:val="28"/>
         </w:rPr>
+        <w:lastRenderedPageBreak/>
         <w:t>Выключить устройство блокировки тормозов и извлечь рукоятку (</w:t>
       </w:r>
       <w:r>
@@ -7218,7 +7608,6 @@
           <w:sz w:val="28"/>
           <w:szCs w:val="28"/>
         </w:rPr>
-        <w:lastRenderedPageBreak/>
         <w:t>Выключить вспомогательные машины, отключить главный выключатель, опустить токоприемник</w:t>
       </w:r>
       <w:r>
